--- a/downloads/student/ai-2-week-03.docx
+++ b/downloads/student/ai-2-week-03.docx
@@ -2052,6 +2052,16 @@
     <w:p>
       <w:r>
         <w:t>The example assumes whole numeric minutes; strings, missing values and fractional values need a separate declared input contract.</w:t>
+      </w:r>
+    </w:p>
+    <w:p>
+      <w:r>
+        <w:t>Read the labelled picture: Give expected labels for −1,0,10,11 and identify the equality boundary for Short.</w:t>
+      </w:r>
+    </w:p>
+    <w:p>
+      <w:r>
+        <w:t>Change one thing: Move minutes&lt;=10 to the first branch. Predict the result before checking the explanation. What remains the same?</w:t>
       </w:r>
     </w:p>
     <w:p>
@@ -4109,6 +4119,187 @@
     <w:p>
       <w:r>
         <w:t>Attempt the independent case before hints. Record whether you worked alone, used a hint or followed a model. After feedback, fix the first unsupported step and explain why it changed. A later check uses a changed case, not a copied answer.</w:t>
+      </w:r>
+    </w:p>
+    <w:p>
+      <w:pPr>
+        <w:pStyle w:val="Heading1"/>
+      </w:pPr>
+      <w:r>
+        <w:t>15. Your lesson route</w:t>
+      </w:r>
+    </w:p>
+    <w:p>
+      <w:r>
+        <w:t>Start with this question: A fictional reading-time labeler uses one Python if/elif/else chain.</w:t>
+      </w:r>
+    </w:p>
+    <w:tbl>
+      <w:tblPr>
+        <w:tblStyle w:val="LightShading-Accent1"/>
+        <w:tblW w:type="auto" w:w="0"/>
+        <w:tblLook w:firstColumn="1" w:firstRow="1" w:lastColumn="0" w:lastRow="0" w:noHBand="0" w:noVBand="1" w:val="04A0"/>
+      </w:tblPr>
+      <w:tblGrid>
+        <w:gridCol w:w="5112"/>
+        <w:gridCol w:w="5112"/>
+      </w:tblGrid>
+      <w:tr>
+        <w:trPr>
+          <w:tblHeader/>
+        </w:trPr>
+        <w:tc>
+          <w:tcPr>
+            <w:tcW w:type="dxa" w:w="5112"/>
+          </w:tcPr>
+          <w:p>
+            <w:r>
+              <w:t>By the end, I can</w:t>
+            </w:r>
+          </w:p>
+        </w:tc>
+        <w:tc>
+          <w:tcPr>
+            <w:tcW w:type="dxa" w:w="5112"/>
+          </w:tcPr>
+          <w:p>
+            <w:r>
+              <w:t>How I will show it</w:t>
+            </w:r>
+          </w:p>
+        </w:tc>
+      </w:tr>
+      <w:tr>
+        <w:tc>
+          <w:tcPr>
+            <w:tcW w:type="dxa" w:w="5112"/>
+          </w:tcPr>
+          <w:p>
+            <w:r>
+              <w:t>Trace the selected branch in an if elif else chain</w:t>
+            </w:r>
+          </w:p>
+        </w:tc>
+        <w:tc>
+          <w:tcPr>
+            <w:tcW w:type="dxa" w:w="5112"/>
+          </w:tcPr>
+          <w:p>
+            <w:r>
+              <w:t>Explain the deciding step, show a trace or test, and state one limit.</w:t>
+            </w:r>
+          </w:p>
+        </w:tc>
+      </w:tr>
+      <w:tr>
+        <w:tc>
+          <w:tcPr>
+            <w:tcW w:type="dxa" w:w="5112"/>
+          </w:tcPr>
+          <w:p>
+            <w:r>
+              <w:t>Use indentation to identify which statements belong to a branch</w:t>
+            </w:r>
+          </w:p>
+        </w:tc>
+        <w:tc>
+          <w:tcPr>
+            <w:tcW w:type="dxa" w:w="5112"/>
+          </w:tcPr>
+          <w:p>
+            <w:r>
+              <w:t>Explain the deciding step, show a trace or test, and state one limit.</w:t>
+            </w:r>
+          </w:p>
+        </w:tc>
+      </w:tr>
+      <w:tr>
+        <w:tc>
+          <w:tcPr>
+            <w:tcW w:type="dxa" w:w="5112"/>
+          </w:tcPr>
+          <w:p>
+            <w:r>
+              <w:t>Test values at and around a decision boundary</w:t>
+            </w:r>
+          </w:p>
+        </w:tc>
+        <w:tc>
+          <w:tcPr>
+            <w:tcW w:type="dxa" w:w="5112"/>
+          </w:tcPr>
+          <w:p>
+            <w:r>
+              <w:t>Explain the deciding step, show a trace or test, and state one limit.</w:t>
+            </w:r>
+          </w:p>
+        </w:tc>
+      </w:tr>
+    </w:tbl>
+    <w:p>
+      <w:r>
+        <w:t>Remember → watch and explain → try with help → investigate → try independently → keep project evidence. Your teacher may spread this lesson across several classes.</w:t>
+      </w:r>
+    </w:p>
+    <w:p>
+      <w:r>
+        <w:t>Keep your first prediction. Compare it with what the evidence shows and explain any change.</w:t>
+      </w:r>
+    </w:p>
+    <w:p>
+      <w:pPr>
+        <w:pStyle w:val="Heading1"/>
+      </w:pPr>
+      <w:r>
+        <w:t>16. Finish and return</w:t>
+      </w:r>
+    </w:p>
+    <w:p>
+      <w:r>
+        <w:t>Close your notes. Explain this goal in your own words: Trace the selected branch in an if elif else chain</w:t>
+      </w:r>
+    </w:p>
+    <w:p>
+      <w:pPr>
+        <w:pStyle w:val="Heading3"/>
+      </w:pPr>
+      <w:r>
+        <w:t>My deciding step, evidence and one remaining question</w:t>
+      </w:r>
+    </w:p>
+    <w:p>
+      <w:r>
+        <w:t>________________________________________________________________</w:t>
+      </w:r>
+    </w:p>
+    <w:p>
+      <w:r>
+        <w:t>________________________________________________________________</w:t>
+      </w:r>
+    </w:p>
+    <w:p>
+      <w:r>
+        <w:t>________________________________________________________________</w:t>
+      </w:r>
+    </w:p>
+    <w:p>
+      <w:r>
+        <w:t>________________________________________________________________</w:t>
+      </w:r>
+    </w:p>
+    <w:p>
+      <w:r>
+        <w:t>________________________________________________________________</w:t>
+      </w:r>
+    </w:p>
+    <w:p>
+      <w:r>
+        <w:t>If you are unsure, return to the worked picture and explain one arrow. If you are ready, change an input or assumption and justify your prediction.</w:t>
+      </w:r>
+    </w:p>
+    <w:p>
+      <w:r>
+        <w:t>Save your workbook evidence. At the next review, try a different case before opening your old answer.</w:t>
       </w:r>
     </w:p>
     <w:sectPr>

--- a/downloads/student/ai-2-week-03.docx
+++ b/downloads/student/ai-2-week-03.docx
@@ -4300,6 +4300,210 @@
     <w:p>
       <w:r>
         <w:t>Save your workbook evidence. At the next review, try a different case before opening your old answer.</w:t>
+      </w:r>
+    </w:p>
+    <w:p>
+      <w:pPr>
+        <w:pStyle w:val="Heading1"/>
+      </w:pPr>
+      <w:r>
+        <w:t>17. Supported practice, repair and portfolio</w:t>
+      </w:r>
+    </w:p>
+    <w:p>
+      <w:r>
+        <w:t>Use this supported practice once, in the browser or on paper. Keep the reserved independent assessment for a separate first attempt before teacher feedback.</w:t>
+      </w:r>
+    </w:p>
+    <w:p>
+      <w:r>
+        <w:t>A fictional reading-time labeler uses one Python if/elif/else chain.</w:t>
+      </w:r>
+    </w:p>
+    <w:p>
+      <w:pPr>
+        <w:pStyle w:val="Heading3"/>
+      </w:pPr>
+      <w:r>
+        <w:t>Practice 1: explain the deciding evidence</w:t>
+      </w:r>
+    </w:p>
+    <w:p>
+      <w:r>
+        <w:t>Which labelled step matches this detail? 11 takes Long; only the selected branch assigns the label.</w:t>
+      </w:r>
+    </w:p>
+    <w:p>
+      <w:r>
+        <w:t>1. Negative check</w:t>
+      </w:r>
+    </w:p>
+    <w:p>
+      <w:r>
+        <w:t>2. Zero check</w:t>
+      </w:r>
+    </w:p>
+    <w:p>
+      <w:r>
+        <w:t>3. Inclusive short range</w:t>
+      </w:r>
+    </w:p>
+    <w:p>
+      <w:r>
+        <w:t>4. Remaining inputs</w:t>
+      </w:r>
+    </w:p>
+    <w:p>
+      <w:pPr>
+        <w:pStyle w:val="Heading3"/>
+      </w:pPr>
+      <w:r>
+        <w:t>My selected conclusion, deciding fact and explanation</w:t>
+      </w:r>
+    </w:p>
+    <w:p>
+      <w:r>
+        <w:t>________________________________________________________________</w:t>
+      </w:r>
+    </w:p>
+    <w:p>
+      <w:r>
+        <w:t>________________________________________________________________</w:t>
+      </w:r>
+    </w:p>
+    <w:p>
+      <w:r>
+        <w:t>________________________________________________________________</w:t>
+      </w:r>
+    </w:p>
+    <w:p>
+      <w:r>
+        <w:t>________________________________________________________________</w:t>
+      </w:r>
+    </w:p>
+    <w:p>
+      <w:r>
+        <w:t>________________________________________________________________</w:t>
+      </w:r>
+    </w:p>
+    <w:p>
+      <w:r>
+        <w:t>Hint if needed: Read the steps in the pictorial case. Match the supplied detail to the stage that performs or records it.</w:t>
+      </w:r>
+    </w:p>
+    <w:p>
+      <w:r>
+        <w:t>After your attempt, compare with the supported explanation: Remaining inputs 11 takes Long; only the selected branch assigns the label. The third comparison alone would include negative values and zero, but earlier branches already handle them. An elif chain selects its first true branch. Multiple independent if statements would have different behavior and could overwrite an earlier label. Boundary traces show why order belongs to the specification.</w:t>
+      </w:r>
+    </w:p>
+    <w:p>
+      <w:pPr>
+        <w:pStyle w:val="Heading3"/>
+      </w:pPr>
+      <w:r>
+        <w:t>Practice 2: explain the deciding evidence</w:t>
+      </w:r>
+    </w:p>
+    <w:p>
+      <w:r>
+        <w:t>Changed-case practice: Move minutes&lt;=10 to the first branch. Which conclusion is supported by the supplied facts?</w:t>
+      </w:r>
+    </w:p>
+    <w:p>
+      <w:r>
+        <w:t>1. We can decide the result without examining the changed input or the procedure.</w:t>
+      </w:r>
+    </w:p>
+    <w:p>
+      <w:r>
+        <w:t>2. −1 and 0 wrongly receive Short.</w:t>
+      </w:r>
+    </w:p>
+    <w:p>
+      <w:r>
+        <w:t>3. This one example guarantees correct results for every future input.</w:t>
+      </w:r>
+    </w:p>
+    <w:p>
+      <w:pPr>
+        <w:pStyle w:val="Heading3"/>
+      </w:pPr>
+      <w:r>
+        <w:t>My selected conclusion, deciding fact and explanation</w:t>
+      </w:r>
+    </w:p>
+    <w:p>
+      <w:r>
+        <w:t>________________________________________________________________</w:t>
+      </w:r>
+    </w:p>
+    <w:p>
+      <w:r>
+        <w:t>________________________________________________________________</w:t>
+      </w:r>
+    </w:p>
+    <w:p>
+      <w:r>
+        <w:t>________________________________________________________________</w:t>
+      </w:r>
+    </w:p>
+    <w:p>
+      <w:r>
+        <w:t>________________________________________________________________</w:t>
+      </w:r>
+    </w:p>
+    <w:p>
+      <w:r>
+        <w:t>________________________________________________________________</w:t>
+      </w:r>
+    </w:p>
+    <w:p>
+      <w:r>
+        <w:t>Hint if needed: Use the changed condition and the deciding step in the pictorial trace. The answer must say what follows from those facts.</w:t>
+      </w:r>
+    </w:p>
+    <w:p>
+      <w:r>
+        <w:t>After your attempt, compare with the supported explanation: −1 and 0 wrongly receive Short. Both satisfy the earlier comparison before their intended checks are reached.</w:t>
+      </w:r>
+    </w:p>
+    <w:p>
+      <w:pPr>
+        <w:pStyle w:val="Heading3"/>
+      </w:pPr>
+      <w:r>
+        <w:t>Repair a missing building block</w:t>
+      </w:r>
+    </w:p>
+    <w:p>
+      <w:r>
+        <w:t>Review Decompose a Goal (ai-2/2). Goal: Distinguish a function definition from a function call. Short practice: What happens visibly if the caller stores needed but omits print(needed)?. Return to this week and explain what you changed.</w:t>
+      </w:r>
+    </w:p>
+    <w:p>
+      <w:pPr>
+        <w:pStyle w:val="Heading3"/>
+      </w:pPr>
+      <w:r>
+        <w:t>Predict, run and debug</w:t>
+      </w:r>
+    </w:p>
+    <w:p>
+      <w:r>
+        <w:t>The browser lab lets you edit the supported Python examples already included in this lesson. Predict first, run, inspect the actual output or error, change one input, then run again. Keep code, predictions, actual results and a reasoned revision together. On paper, label your result as a trace rather than an execution.</w:t>
+      </w:r>
+    </w:p>
+    <w:p>
+      <w:pPr>
+        <w:pStyle w:val="Heading3"/>
+      </w:pPr>
+      <w:r>
+        <w:t>Keep your completed work</w:t>
+      </w:r>
+    </w:p>
+    <w:p>
+      <w:r>
+        <w:t>Use Download completed work in the hosted lesson to export your answers, reflections, practice feedback and code-run evidence. Open the HTML copy to read or print it. Drafts stay in this browser when storage is available; clear drafts on a shared device.</w:t>
       </w:r>
     </w:p>
     <w:sectPr>

--- a/downloads/student/ai-2-week-03.docx
+++ b/downloads/student/ai-2-week-03.docx
@@ -42,6 +42,11 @@
       </w:r>
     </w:p>
     <w:p>
+      <w:r>
+        <w:t>Start with the target: Trace the selected branch in an if elif else chain. Try the recall before opening notes.</w:t>
+      </w:r>
+    </w:p>
+    <w:p>
       <w:pPr>
         <w:pStyle w:val="Heading3"/>
       </w:pPr>
@@ -50,18 +55,84 @@
       </w:r>
     </w:p>
     <w:p>
-      <w:r>
-        <w:t>I can trace the selected branch in an if elif else chain.</w:t>
-      </w:r>
-    </w:p>
-    <w:p>
-      <w:r>
-        <w:t>I can use indentation to identify which statements belong to a branch.</w:t>
-      </w:r>
-    </w:p>
-    <w:p>
-      <w:r>
-        <w:t>I can test values at and around a decision boundary.</w:t>
+      <w:pPr>
+        <w:spacing w:line="336" w:lineRule="auto" w:after="180"/>
+      </w:pPr>
+      <w:r>
+        <w:rPr>
+          <w:b w:val="0"/>
+        </w:rPr>
+        <w:t xml:space="preserve">I can trace the selected </w:t>
+      </w:r>
+      <w:r>
+        <w:rPr>
+          <w:b/>
+        </w:rPr>
+        <w:t>branch</w:t>
+      </w:r>
+      <w:r>
+        <w:rPr>
+          <w:b w:val="0"/>
+        </w:rPr>
+        <w:t xml:space="preserve"> in an if elif else chain.</w:t>
+      </w:r>
+    </w:p>
+    <w:p>
+      <w:pPr>
+        <w:spacing w:line="336" w:lineRule="auto" w:after="180"/>
+      </w:pPr>
+      <w:r>
+        <w:rPr>
+          <w:b w:val="0"/>
+        </w:rPr>
+        <w:t xml:space="preserve">I can use </w:t>
+      </w:r>
+      <w:r>
+        <w:rPr>
+          <w:b/>
+        </w:rPr>
+        <w:t>indentation</w:t>
+      </w:r>
+      <w:r>
+        <w:rPr>
+          <w:b w:val="0"/>
+        </w:rPr>
+        <w:t xml:space="preserve"> to identify which statements belong to a </w:t>
+      </w:r>
+      <w:r>
+        <w:rPr>
+          <w:b/>
+        </w:rPr>
+        <w:t>branch</w:t>
+      </w:r>
+      <w:r>
+        <w:rPr>
+          <w:b w:val="0"/>
+        </w:rPr>
+        <w:t>.</w:t>
+      </w:r>
+    </w:p>
+    <w:p>
+      <w:pPr>
+        <w:spacing w:line="336" w:lineRule="auto" w:after="180"/>
+      </w:pPr>
+      <w:r>
+        <w:rPr>
+          <w:b w:val="0"/>
+        </w:rPr>
+        <w:t xml:space="preserve">I can test values at and around a decision </w:t>
+      </w:r>
+      <w:r>
+        <w:rPr>
+          <w:b/>
+        </w:rPr>
+        <w:t>boundary</w:t>
+      </w:r>
+      <w:r>
+        <w:rPr>
+          <w:b w:val="0"/>
+        </w:rPr>
+        <w:t>.</w:t>
       </w:r>
     </w:p>
     <w:p>
@@ -73,28 +144,100 @@
       </w:r>
     </w:p>
     <w:p>
-      <w:r>
+      <w:pPr>
+        <w:spacing w:line="336" w:lineRule="auto" w:after="180"/>
+      </w:pPr>
+      <w:r>
+        <w:rPr>
+          <w:b w:val="0"/>
+        </w:rPr>
         <w:t>Close your notes first. A rough first answer helps us choose the right starting point; it is not a score for your ability.</w:t>
       </w:r>
     </w:p>
     <w:p>
-      <w:r>
+      <w:pPr>
+        <w:spacing w:line="336" w:lineRule="auto" w:after="180"/>
+      </w:pPr>
+      <w:r>
+        <w:rPr>
+          <w:b w:val="0"/>
+        </w:rPr>
         <w:t>Without opening the old lesson, explain one key idea from Decompose a Goal. Give an example and a mistake that the idea helps you avoid.</w:t>
       </w:r>
     </w:p>
     <w:p>
-      <w:r>
-        <w:t>After trying, check the relevant lesson or ask your teacher. Change the part of your explanation that the evidence shows was wrong.</w:t>
-      </w:r>
-    </w:p>
-    <w:p>
-      <w:r>
-        <w:t>Week 3: Branching Logic</w:t>
-      </w:r>
-    </w:p>
-    <w:p>
-      <w:r>
-        <w:t>Ordered conditions determine which path a system takes.</w:t>
+      <w:pPr>
+        <w:spacing w:line="336" w:lineRule="auto" w:after="180"/>
+      </w:pPr>
+      <w:r>
+        <w:rPr>
+          <w:b w:val="0"/>
+        </w:rPr>
+        <w:t xml:space="preserve">After trying, check the relevant lesson or ask your teacher. Change the part of your explanation that the </w:t>
+      </w:r>
+      <w:r>
+        <w:rPr>
+          <w:b/>
+        </w:rPr>
+        <w:t>evidence</w:t>
+      </w:r>
+      <w:r>
+        <w:rPr>
+          <w:b w:val="0"/>
+        </w:rPr>
+        <w:t xml:space="preserve"> shows was wrong.</w:t>
+      </w:r>
+    </w:p>
+    <w:p>
+      <w:pPr>
+        <w:spacing w:line="336" w:lineRule="auto" w:after="180"/>
+      </w:pPr>
+      <w:r>
+        <w:rPr>
+          <w:b w:val="0"/>
+        </w:rPr>
+        <w:t xml:space="preserve">Week 3: </w:t>
+      </w:r>
+      <w:r>
+        <w:rPr>
+          <w:b/>
+        </w:rPr>
+        <w:t>Branch</w:t>
+      </w:r>
+      <w:r>
+        <w:rPr>
+          <w:b w:val="0"/>
+        </w:rPr>
+        <w:t>ing Logic</w:t>
+      </w:r>
+    </w:p>
+    <w:p>
+      <w:pPr>
+        <w:spacing w:line="336" w:lineRule="auto" w:after="180"/>
+      </w:pPr>
+      <w:r>
+        <w:rPr>
+          <w:b/>
+        </w:rPr>
+        <w:t>Order</w:t>
+      </w:r>
+      <w:r>
+        <w:rPr>
+          <w:b w:val="0"/>
+        </w:rPr>
+        <w:t xml:space="preserve">ed </w:t>
+      </w:r>
+      <w:r>
+        <w:rPr>
+          <w:b/>
+        </w:rPr>
+        <w:t>condition</w:t>
+      </w:r>
+      <w:r>
+        <w:rPr>
+          <w:b w:val="0"/>
+        </w:rPr>
+        <w:t>s determine which path a system takes.</w:t>
       </w:r>
     </w:p>
     <w:p>
@@ -134,17 +277,47 @@
       </w:r>
     </w:p>
     <w:p>
-      <w:r>
+      <w:pPr>
+        <w:spacing w:line="336" w:lineRule="auto" w:after="180"/>
+      </w:pPr>
+      <w:r>
+        <w:rPr>
+          <w:b/>
+        </w:rPr>
         <w:t>THINKER MISSION</w:t>
       </w:r>
     </w:p>
     <w:p>
-      <w:r>
-        <w:t>Build and trace a three-branch pet-care algorithm.</w:t>
-      </w:r>
-    </w:p>
-    <w:p>
-      <w:r>
+      <w:pPr>
+        <w:spacing w:line="336" w:lineRule="auto" w:after="180"/>
+      </w:pPr>
+      <w:r>
+        <w:rPr>
+          <w:b w:val="0"/>
+        </w:rPr>
+        <w:t>Build and trace a three-</w:t>
+      </w:r>
+      <w:r>
+        <w:rPr>
+          <w:b/>
+        </w:rPr>
+        <w:t>branch</w:t>
+      </w:r>
+      <w:r>
+        <w:rPr>
+          <w:b w:val="0"/>
+        </w:rPr>
+        <w:t xml:space="preserve"> pet-care algorithm.</w:t>
+      </w:r>
+    </w:p>
+    <w:p>
+      <w:pPr>
+        <w:spacing w:line="336" w:lineRule="auto" w:after="180"/>
+      </w:pPr>
+      <w:r>
+        <w:rPr>
+          <w:b w:val="0"/>
+        </w:rPr>
         <w:t>Thinker name and date:</w:t>
       </w:r>
     </w:p>
@@ -190,7 +363,14 @@
       </w:r>
     </w:p>
     <w:p>
-      <w:r>
+      <w:pPr>
+        <w:spacing w:line="336" w:lineRule="auto" w:after="180"/>
+        <w:shd w:fill="F5F1FB"/>
+      </w:pPr>
+      <w:r>
+        <w:rPr>
+          <w:b w:val="0"/>
+        </w:rPr>
         <w:t>Does minutes &lt;= 12 accept exactly 12? How does &lt; differ?</w:t>
       </w:r>
     </w:p>
@@ -203,8 +383,50 @@
       </w:r>
     </w:p>
     <w:p>
-      <w:r>
-        <w:t>By the end, I can order branches so each input receives exactly its intended category.</w:t>
+      <w:pPr>
+        <w:spacing w:line="336" w:lineRule="auto" w:after="180"/>
+      </w:pPr>
+      <w:r>
+        <w:rPr>
+          <w:b w:val="0"/>
+        </w:rPr>
+        <w:t xml:space="preserve">By the end, I can </w:t>
+      </w:r>
+      <w:r>
+        <w:rPr>
+          <w:b/>
+        </w:rPr>
+        <w:t>order</w:t>
+      </w:r>
+      <w:r>
+        <w:rPr>
+          <w:b w:val="0"/>
+        </w:rPr>
+        <w:t xml:space="preserve"> </w:t>
+      </w:r>
+      <w:r>
+        <w:rPr>
+          <w:b/>
+        </w:rPr>
+        <w:t>branch</w:t>
+      </w:r>
+      <w:r>
+        <w:rPr>
+          <w:b w:val="0"/>
+        </w:rPr>
+        <w:t xml:space="preserve">es so each </w:t>
+      </w:r>
+      <w:r>
+        <w:rPr>
+          <w:b/>
+        </w:rPr>
+        <w:t>input</w:t>
+      </w:r>
+      <w:r>
+        <w:rPr>
+          <w:b w:val="0"/>
+        </w:rPr>
+        <w:t xml:space="preserve"> receives exactly its intended category.</w:t>
       </w:r>
     </w:p>
     <w:p>
@@ -217,17 +439,52 @@
     </w:p>
     <w:p>
       <w:r>
+        <w:t>Investigate the supplied Branching Logic case. Separate observations, given facts and assumptions before choosing an explanation.</w:t>
+      </w:r>
+    </w:p>
+    <w:p>
+      <w:pPr>
+        <w:spacing w:line="336" w:lineRule="auto" w:after="180"/>
+      </w:pPr>
+      <w:r>
+        <w:rPr>
+          <w:b/>
+        </w:rPr>
         <w:t>PICTURE STORY</w:t>
       </w:r>
     </w:p>
     <w:p>
-      <w:r>
+      <w:pPr>
+        <w:spacing w:line="336" w:lineRule="auto" w:after="180"/>
+      </w:pPr>
+      <w:r>
+        <w:rPr>
+          <w:b w:val="0"/>
+        </w:rPr>
         <w:t>Notice → Predict → Explain</w:t>
       </w:r>
     </w:p>
     <w:p>
-      <w:r>
-        <w:t>Begin with visible evidence. Do not explain more than the picture and information support.</w:t>
+      <w:pPr>
+        <w:spacing w:line="336" w:lineRule="auto" w:after="180"/>
+      </w:pPr>
+      <w:r>
+        <w:rPr>
+          <w:b w:val="0"/>
+        </w:rPr>
+        <w:t xml:space="preserve">Begin with visible </w:t>
+      </w:r>
+      <w:r>
+        <w:rPr>
+          <w:b/>
+        </w:rPr>
+        <w:t>evidence</w:t>
+      </w:r>
+      <w:r>
+        <w:rPr>
+          <w:b w:val="0"/>
+        </w:rPr>
+        <w:t>. Do not explain more than the picture and information support.</w:t>
       </w:r>
     </w:p>
     <w:p>
@@ -267,18 +524,82 @@
       </w:r>
     </w:p>
     <w:p>
-      <w:r>
+      <w:pPr>
+        <w:pStyle w:val="Heading3"/>
+      </w:pPr>
+      <w:r>
+        <w:t>Start with this puzzle</w:t>
+      </w:r>
+    </w:p>
+    <w:p>
+      <w:pPr>
+        <w:spacing w:line="336" w:lineRule="auto" w:after="180"/>
+        <w:shd w:fill="F1F6FC"/>
+      </w:pPr>
+      <w:r>
+        <w:rPr>
+          <w:b w:val="0"/>
+        </w:rPr>
         <w:t>MYSTERY</w:t>
       </w:r>
     </w:p>
     <w:p>
-      <w:r>
-        <w:t>The learners must use branching logic to solve a problem. What information do they have? What decision or calculation do they make? What would count as evidence that it worked?</w:t>
-      </w:r>
-    </w:p>
-    <w:p>
-      <w:r>
-        <w:t>Three observations (what you can point to):</w:t>
+      <w:pPr>
+        <w:spacing w:line="336" w:lineRule="auto" w:after="180"/>
+        <w:shd w:fill="F5F1FB"/>
+      </w:pPr>
+      <w:r>
+        <w:rPr>
+          <w:b w:val="0"/>
+        </w:rPr>
+        <w:t xml:space="preserve">The learners must use </w:t>
+      </w:r>
+      <w:r>
+        <w:rPr>
+          <w:b/>
+        </w:rPr>
+        <w:t>branch</w:t>
+      </w:r>
+      <w:r>
+        <w:rPr>
+          <w:b w:val="0"/>
+        </w:rPr>
+        <w:t xml:space="preserve">ing logic to solve a problem. What information do they have? What decision or calculation do they make? What would count as </w:t>
+      </w:r>
+      <w:r>
+        <w:rPr>
+          <w:b/>
+        </w:rPr>
+        <w:t>evidence</w:t>
+      </w:r>
+      <w:r>
+        <w:rPr>
+          <w:b w:val="0"/>
+        </w:rPr>
+        <w:t xml:space="preserve"> that it worked?</w:t>
+      </w:r>
+    </w:p>
+    <w:p>
+      <w:pPr>
+        <w:spacing w:line="336" w:lineRule="auto" w:after="180"/>
+      </w:pPr>
+      <w:r>
+        <w:rPr>
+          <w:b w:val="0"/>
+        </w:rPr>
+        <w:t xml:space="preserve">Three </w:t>
+      </w:r>
+      <w:r>
+        <w:rPr>
+          <w:b/>
+        </w:rPr>
+        <w:t>observation</w:t>
+      </w:r>
+      <w:r>
+        <w:rPr>
+          <w:b w:val="0"/>
+        </w:rPr>
+        <w:t>s (what you can point to):</w:t>
       </w:r>
     </w:p>
     <w:p>
@@ -315,8 +636,26 @@
       </w:r>
     </w:p>
     <w:p>
-      <w:r>
-        <w:t>My prediction and the clue supporting it:</w:t>
+      <w:pPr>
+        <w:spacing w:line="336" w:lineRule="auto" w:after="180"/>
+      </w:pPr>
+      <w:r>
+        <w:rPr>
+          <w:b w:val="0"/>
+        </w:rPr>
+        <w:t xml:space="preserve">My </w:t>
+      </w:r>
+      <w:r>
+        <w:rPr>
+          <w:b/>
+        </w:rPr>
+        <w:t>prediction</w:t>
+      </w:r>
+      <w:r>
+        <w:rPr>
+          <w:b w:val="0"/>
+        </w:rPr>
+        <w:t xml:space="preserve"> and the clue supporting it:</w:t>
       </w:r>
     </w:p>
     <w:p>
@@ -361,13 +700,95 @@
       </w:r>
     </w:p>
     <w:p>
-      <w:r>
-        <w:t>A fictional activity sorter labels a supplied integer duration. Negative values are Invalid; values from zero through 12 are Short; larger values are Long. The labels describe duration only. Write this requirement before the program so that a test has an expected answer independent of the code.</w:t>
-      </w:r>
-    </w:p>
-    <w:p>
-      <w:r>
-        <w:t>An if statement selects a block when its condition is true. An elif is considered only if earlier conditions in the same chain were false. An else handles the remaining cases. Colons end the condition lines. Use four spaces for the indented statements and keep related branches aligned.</w:t>
+      <w:pPr>
+        <w:spacing w:line="336" w:lineRule="auto" w:after="180"/>
+      </w:pPr>
+      <w:r>
+        <w:rPr>
+          <w:b w:val="0"/>
+        </w:rPr>
+        <w:t>A fictional activity sorter labels a supplied integer duration. Negative values are Invalid; values from zero through 12 are Short; larger values are Long. The labels describe duration only.</w:t>
+      </w:r>
+    </w:p>
+    <w:p>
+      <w:pPr>
+        <w:spacing w:line="336" w:lineRule="auto" w:after="180"/>
+      </w:pPr>
+      <w:r>
+        <w:rPr>
+          <w:b w:val="0"/>
+        </w:rPr>
+        <w:t>Write this requirement before the program so that a test has an expected answer independent of the code.</w:t>
+      </w:r>
+    </w:p>
+    <w:p>
+      <w:pPr>
+        <w:spacing w:line="336" w:lineRule="auto" w:after="180"/>
+      </w:pPr>
+      <w:r>
+        <w:rPr>
+          <w:b w:val="0"/>
+        </w:rPr>
+        <w:t xml:space="preserve">An if statement selects a block when its </w:t>
+      </w:r>
+      <w:r>
+        <w:rPr>
+          <w:b/>
+        </w:rPr>
+        <w:t>condition</w:t>
+      </w:r>
+      <w:r>
+        <w:rPr>
+          <w:b w:val="0"/>
+        </w:rPr>
+        <w:t xml:space="preserve"> is true. An elif is considered only if earlier </w:t>
+      </w:r>
+      <w:r>
+        <w:rPr>
+          <w:b/>
+        </w:rPr>
+        <w:t>condition</w:t>
+      </w:r>
+      <w:r>
+        <w:rPr>
+          <w:b w:val="0"/>
+        </w:rPr>
+        <w:t xml:space="preserve">s in the same chain were false. An else handles the remaining cases. Colons end the </w:t>
+      </w:r>
+      <w:r>
+        <w:rPr>
+          <w:b/>
+        </w:rPr>
+        <w:t>condition</w:t>
+      </w:r>
+      <w:r>
+        <w:rPr>
+          <w:b w:val="0"/>
+        </w:rPr>
+        <w:t xml:space="preserve"> lines.</w:t>
+      </w:r>
+    </w:p>
+    <w:p>
+      <w:pPr>
+        <w:spacing w:line="336" w:lineRule="auto" w:after="180"/>
+      </w:pPr>
+      <w:r>
+        <w:rPr>
+          <w:b w:val="0"/>
+        </w:rPr>
+        <w:t xml:space="preserve">Use four spaces for the indented statements and keep related </w:t>
+      </w:r>
+      <w:r>
+        <w:rPr>
+          <w:b/>
+        </w:rPr>
+        <w:t>branch</w:t>
+      </w:r>
+      <w:r>
+        <w:rPr>
+          <w:b w:val="0"/>
+        </w:rPr>
+        <w:t>es aligned.</w:t>
       </w:r>
     </w:p>
     <w:p>
@@ -380,16 +801,69 @@
     </w:p>
     <w:p>
       <w:r>
-        <w:t>VISUAL MECHANISM</w:t>
-      </w:r>
-    </w:p>
-    <w:p>
-      <w:r>
-        <w:t>Input → Process → Output</w:t>
-      </w:r>
-    </w:p>
-    <w:p>
-      <w:r>
+        <w:t>Follow the mechanism for Branching Logic. Connect each labelled input, deciding step and result.</w:t>
+      </w:r>
+    </w:p>
+    <w:p>
+      <w:pPr>
+        <w:spacing w:line="336" w:lineRule="auto" w:after="180"/>
+      </w:pPr>
+      <w:r>
+        <w:rPr>
+          <w:b/>
+        </w:rPr>
+        <w:t xml:space="preserve">VISUAL </w:t>
+      </w:r>
+      <w:r>
+        <w:rPr>
+          <w:b/>
+        </w:rPr>
+        <w:t>MECHANISM</w:t>
+      </w:r>
+    </w:p>
+    <w:p>
+      <w:pPr>
+        <w:spacing w:line="336" w:lineRule="auto" w:after="180"/>
+      </w:pPr>
+      <w:r>
+        <w:rPr>
+          <w:b/>
+        </w:rPr>
+        <w:t>Input</w:t>
+      </w:r>
+      <w:r>
+        <w:rPr>
+          <w:b w:val="0"/>
+        </w:rPr>
+        <w:t xml:space="preserve"> → </w:t>
+      </w:r>
+      <w:r>
+        <w:rPr>
+          <w:b/>
+        </w:rPr>
+        <w:t>Process</w:t>
+      </w:r>
+      <w:r>
+        <w:rPr>
+          <w:b w:val="0"/>
+        </w:rPr>
+        <w:t xml:space="preserve"> → </w:t>
+      </w:r>
+      <w:r>
+        <w:rPr>
+          <w:b/>
+        </w:rPr>
+        <w:t>Output</w:t>
+      </w:r>
+    </w:p>
+    <w:p>
+      <w:pPr>
+        <w:spacing w:line="336" w:lineRule="auto" w:after="180"/>
+      </w:pPr>
+      <w:r>
+        <w:rPr>
+          <w:b w:val="0"/>
+        </w:rPr>
         <w:t>Trace the information. At each stage, ask what changed and how you could test it.</w:t>
       </w:r>
     </w:p>
@@ -430,7 +904,13 @@
       </w:r>
     </w:p>
     <w:p>
-      <w:r>
+      <w:pPr>
+        <w:spacing w:line="336" w:lineRule="auto" w:after="180"/>
+      </w:pPr>
+      <w:r>
+        <w:rPr>
+          <w:b w:val="0"/>
+        </w:rPr>
         <w:t>↓</w:t>
       </w:r>
     </w:p>
@@ -471,7 +951,13 @@
       </w:r>
     </w:p>
     <w:p>
-      <w:r>
+      <w:pPr>
+        <w:spacing w:line="336" w:lineRule="auto" w:after="180"/>
+      </w:pPr>
+      <w:r>
+        <w:rPr>
+          <w:b w:val="0"/>
+        </w:rPr>
         <w:t>↓</w:t>
       </w:r>
     </w:p>
@@ -512,7 +998,13 @@
       </w:r>
     </w:p>
     <w:p>
-      <w:r>
+      <w:pPr>
+        <w:spacing w:line="336" w:lineRule="auto" w:after="180"/>
+      </w:pPr>
+      <w:r>
+        <w:rPr>
+          <w:b w:val="0"/>
+        </w:rPr>
         <w:t>Which stage could fail even when the other two are correct? Explain:</w:t>
       </w:r>
     </w:p>
@@ -737,8 +1229,61 @@
       </w:r>
     </w:p>
     <w:p>
-      <w:r>
-        <w:t>The output is Short. For 12, the first condition is false and the second is true. The else block is skipped. print(label) is not indented, so it runs after the selected branch. Each path assigns label before this line reads it. Change only minutes and save before each fresh run.</w:t>
+      <w:pPr>
+        <w:spacing w:line="336" w:lineRule="auto" w:after="180"/>
+      </w:pPr>
+      <w:r>
+        <w:rPr>
+          <w:b w:val="0"/>
+        </w:rPr>
+        <w:t xml:space="preserve">The </w:t>
+      </w:r>
+      <w:r>
+        <w:rPr>
+          <w:b/>
+        </w:rPr>
+        <w:t>output</w:t>
+      </w:r>
+      <w:r>
+        <w:rPr>
+          <w:b w:val="0"/>
+        </w:rPr>
+        <w:t xml:space="preserve"> is Short. For 12, the first </w:t>
+      </w:r>
+      <w:r>
+        <w:rPr>
+          <w:b/>
+        </w:rPr>
+        <w:t>condition</w:t>
+      </w:r>
+      <w:r>
+        <w:rPr>
+          <w:b w:val="0"/>
+        </w:rPr>
+        <w:t xml:space="preserve"> is false and the second is true. The else block is skipped. print(label) is not indented, so it runs after the selected </w:t>
+      </w:r>
+      <w:r>
+        <w:rPr>
+          <w:b/>
+        </w:rPr>
+        <w:t>branch</w:t>
+      </w:r>
+      <w:r>
+        <w:rPr>
+          <w:b w:val="0"/>
+        </w:rPr>
+        <w:t>.</w:t>
+      </w:r>
+    </w:p>
+    <w:p>
+      <w:pPr>
+        <w:spacing w:line="336" w:lineRule="auto" w:after="180"/>
+      </w:pPr>
+      <w:r>
+        <w:rPr>
+          <w:b w:val="0"/>
+        </w:rPr>
+        <w:t>Each path assigns label before this line reads it. Change only minutes and save before each fresh run.</w:t>
       </w:r>
     </w:p>
     <w:p>
@@ -750,8 +1295,26 @@
       </w:r>
     </w:p>
     <w:p>
-      <w:r>
-        <w:t>Point to the input, the deciding step and the result in this week’s visual. Explain the same step in ordinary words. A picture helps when you can say what each part represents.</w:t>
+      <w:pPr>
+        <w:spacing w:line="336" w:lineRule="auto" w:after="180"/>
+      </w:pPr>
+      <w:r>
+        <w:rPr>
+          <w:b w:val="0"/>
+        </w:rPr>
+        <w:t xml:space="preserve">Point to the </w:t>
+      </w:r>
+      <w:r>
+        <w:rPr>
+          <w:b/>
+        </w:rPr>
+        <w:t>input</w:t>
+      </w:r>
+      <w:r>
+        <w:rPr>
+          <w:b w:val="0"/>
+        </w:rPr>
+        <w:t>, the deciding step and the result in this week’s visual. Explain the same step in ordinary words. A picture helps when you can say what each part represents.</w:t>
       </w:r>
     </w:p>
     <w:p>
@@ -764,16 +1327,54 @@
     </w:p>
     <w:p>
       <w:r>
+        <w:t>Compare the supplied cases for Branching Logic. Identify the detail that changes the conclusion.</w:t>
+      </w:r>
+    </w:p>
+    <w:p>
+      <w:pPr>
+        <w:pStyle w:val="Heading3"/>
+      </w:pPr>
+      <w:r>
+        <w:t>The case to investigate</w:t>
+      </w:r>
+    </w:p>
+    <w:p>
+      <w:pPr>
+        <w:spacing w:line="336" w:lineRule="auto" w:after="180"/>
+        <w:shd w:fill="F1F6FC"/>
+      </w:pPr>
+      <w:r>
+        <w:rPr>
+          <w:b w:val="0"/>
+        </w:rPr>
         <w:t>CASE GALLERY</w:t>
       </w:r>
     </w:p>
     <w:p>
-      <w:r>
-        <w:t>Four Tests, Four Kinds of Evidence</w:t>
-      </w:r>
-    </w:p>
-    <w:p>
-      <w:r>
+      <w:pPr>
+        <w:spacing w:line="336" w:lineRule="auto" w:after="180"/>
+      </w:pPr>
+      <w:r>
+        <w:rPr>
+          <w:b w:val="0"/>
+        </w:rPr>
+        <w:t xml:space="preserve">Four Tests, Four Kinds of </w:t>
+      </w:r>
+      <w:r>
+        <w:rPr>
+          <w:b/>
+        </w:rPr>
+        <w:t>Evidence</w:t>
+      </w:r>
+    </w:p>
+    <w:p>
+      <w:pPr>
+        <w:spacing w:line="336" w:lineRule="auto" w:after="180"/>
+      </w:pPr>
+      <w:r>
+        <w:rPr>
+          <w:b w:val="0"/>
+        </w:rPr>
         <w:t>A system is not understood until it survives more than one comfortable example.</w:t>
       </w:r>
     </w:p>
@@ -850,8 +1451,59 @@
       </w:r>
     </w:p>
     <w:p>
-      <w:r>
-        <w:t>NORMAL CASE: predict and name evidence.     BOUNDARY CASE: predict and name evidence.</w:t>
+      <w:pPr>
+        <w:pStyle w:val="Heading3"/>
+      </w:pPr>
+      <w:r>
+        <w:t>The normal case</w:t>
+      </w:r>
+    </w:p>
+    <w:p>
+      <w:pPr>
+        <w:spacing w:line="336" w:lineRule="auto" w:after="180"/>
+        <w:shd w:fill="F1F6FC"/>
+      </w:pPr>
+      <w:r>
+        <w:rPr>
+          <w:b w:val="0"/>
+        </w:rPr>
+        <w:t xml:space="preserve">NORMAL CASE: predict and name </w:t>
+      </w:r>
+      <w:r>
+        <w:rPr>
+          <w:b/>
+        </w:rPr>
+        <w:t>evidence</w:t>
+      </w:r>
+      <w:r>
+        <w:rPr>
+          <w:b w:val="0"/>
+        </w:rPr>
+        <w:t xml:space="preserve">.     </w:t>
+      </w:r>
+      <w:r>
+        <w:rPr>
+          <w:b/>
+        </w:rPr>
+        <w:t>BOUNDARY</w:t>
+      </w:r>
+      <w:r>
+        <w:rPr>
+          <w:b w:val="0"/>
+        </w:rPr>
+        <w:t xml:space="preserve"> CASE: predict and name </w:t>
+      </w:r>
+      <w:r>
+        <w:rPr>
+          <w:b/>
+        </w:rPr>
+        <w:t>evidence</w:t>
+      </w:r>
+      <w:r>
+        <w:rPr>
+          <w:b w:val="0"/>
+        </w:rPr>
+        <w:t>.</w:t>
       </w:r>
     </w:p>
     <w:p>
@@ -927,12 +1579,58 @@
       </w:r>
     </w:p>
     <w:p>
-      <w:r>
-        <w:t>MISSING INFORMATION: predict and name evidence.     TRANSFER CASE: predict and name evidence.</w:t>
-      </w:r>
-    </w:p>
-    <w:p>
-      <w:r>
+      <w:pPr>
+        <w:pStyle w:val="Heading3"/>
+      </w:pPr>
+      <w:r>
+        <w:t>Check missing information</w:t>
+      </w:r>
+    </w:p>
+    <w:p>
+      <w:pPr>
+        <w:spacing w:line="336" w:lineRule="auto" w:after="180"/>
+        <w:shd w:fill="FFF5E6"/>
+      </w:pPr>
+      <w:r>
+        <w:rPr>
+          <w:b w:val="0"/>
+        </w:rPr>
+        <w:t xml:space="preserve">MISSING INFORMATION: predict and name </w:t>
+      </w:r>
+      <w:r>
+        <w:rPr>
+          <w:b/>
+        </w:rPr>
+        <w:t>evidence</w:t>
+      </w:r>
+      <w:r>
+        <w:rPr>
+          <w:b w:val="0"/>
+        </w:rPr>
+        <w:t xml:space="preserve">.     TRANSFER CASE: predict and name </w:t>
+      </w:r>
+      <w:r>
+        <w:rPr>
+          <w:b/>
+        </w:rPr>
+        <w:t>evidence</w:t>
+      </w:r>
+      <w:r>
+        <w:rPr>
+          <w:b w:val="0"/>
+        </w:rPr>
+        <w:t>.</w:t>
+      </w:r>
+    </w:p>
+    <w:p>
+      <w:pPr>
+        <w:spacing w:line="336" w:lineRule="auto" w:after="180"/>
+        <w:shd w:fill="F5F1FB"/>
+      </w:pPr>
+      <w:r>
+        <w:rPr>
+          <w:b w:val="0"/>
+        </w:rPr>
         <w:t>Which case is most likely to reveal a hidden assumption? Why?</w:t>
       </w:r>
     </w:p>
@@ -978,17 +1676,80 @@
       </w:r>
     </w:p>
     <w:p>
-      <w:r>
-        <w:t>Change: Move minutes&lt;=10 to the first branch.</w:t>
-      </w:r>
-    </w:p>
-    <w:p>
-      <w:r>
-        <w:t>Prediction: −1 and 0 wrongly receive Short.</w:t>
-      </w:r>
-    </w:p>
-    <w:p>
-      <w:r>
+      <w:pPr>
+        <w:pStyle w:val="Heading3"/>
+      </w:pPr>
+      <w:r>
+        <w:t>Change one thing</w:t>
+      </w:r>
+    </w:p>
+    <w:p>
+      <w:pPr>
+        <w:spacing w:line="336" w:lineRule="auto" w:after="180"/>
+        <w:shd w:fill="F5F1FB"/>
+      </w:pPr>
+      <w:r>
+        <w:rPr>
+          <w:b w:val="0"/>
+        </w:rPr>
+        <w:t xml:space="preserve">Change: Move minutes&lt;=10 to the first </w:t>
+      </w:r>
+      <w:r>
+        <w:rPr>
+          <w:b/>
+        </w:rPr>
+        <w:t>branch</w:t>
+      </w:r>
+      <w:r>
+        <w:rPr>
+          <w:b w:val="0"/>
+        </w:rPr>
+        <w:t>.</w:t>
+      </w:r>
+    </w:p>
+    <w:p>
+      <w:pPr>
+        <w:pStyle w:val="Heading3"/>
+      </w:pPr>
+      <w:r>
+        <w:t>Predicted result</w:t>
+      </w:r>
+    </w:p>
+    <w:p>
+      <w:pPr>
+        <w:spacing w:line="336" w:lineRule="auto" w:after="180"/>
+        <w:shd w:fill="F1F6FC"/>
+      </w:pPr>
+      <w:r>
+        <w:rPr>
+          <w:b/>
+        </w:rPr>
+        <w:t>Prediction</w:t>
+      </w:r>
+      <w:r>
+        <w:rPr>
+          <w:b w:val="0"/>
+        </w:rPr>
+        <w:t>: −1 and 0 wrongly receive Short.</w:t>
+      </w:r>
+    </w:p>
+    <w:p>
+      <w:pPr>
+        <w:pStyle w:val="Heading3"/>
+      </w:pPr>
+      <w:r>
+        <w:t>Why the result follows</w:t>
+      </w:r>
+    </w:p>
+    <w:p>
+      <w:pPr>
+        <w:spacing w:line="336" w:lineRule="auto" w:after="180"/>
+        <w:shd w:fill="F1F6FC"/>
+      </w:pPr>
+      <w:r>
+        <w:rPr>
+          <w:b w:val="0"/>
+        </w:rPr>
         <w:t>Reason: Both satisfy the earlier comparison before their intended checks are reached.</w:t>
       </w:r>
     </w:p>
@@ -1002,16 +1763,39 @@
     </w:p>
     <w:p>
       <w:r>
+        <w:t>Use the vocabulary of Branching Logic to explain a concrete decision, rather than only memorising definitions.</w:t>
+      </w:r>
+    </w:p>
+    <w:p>
+      <w:pPr>
+        <w:spacing w:line="336" w:lineRule="auto" w:after="180"/>
+      </w:pPr>
+      <w:r>
+        <w:rPr>
+          <w:b/>
+        </w:rPr>
         <w:t>VOCABULARY LAB</w:t>
       </w:r>
     </w:p>
     <w:p>
-      <w:r>
+      <w:pPr>
+        <w:spacing w:line="336" w:lineRule="auto" w:after="180"/>
+      </w:pPr>
+      <w:r>
+        <w:rPr>
+          <w:b w:val="0"/>
+        </w:rPr>
         <w:t>Words You Can Use to Reason</w:t>
       </w:r>
     </w:p>
     <w:p>
-      <w:r>
+      <w:pPr>
+        <w:spacing w:line="336" w:lineRule="auto" w:after="180"/>
+      </w:pPr>
+      <w:r>
+        <w:rPr>
+          <w:b w:val="0"/>
+        </w:rPr>
         <w:t>A definition matters when you can recognize the idea, use it, and contrast it with a near-miss.</w:t>
       </w:r>
     </w:p>
@@ -1446,17 +2230,58 @@
     </w:p>
     <w:p>
       <w:r>
-        <w:t>WORKED EVIDENCE</w:t>
-      </w:r>
-    </w:p>
-    <w:p>
-      <w:r>
+        <w:t>Follow the worked trace for Branching Logic, predict a step, then compare with its explanation.</w:t>
+      </w:r>
+    </w:p>
+    <w:p>
+      <w:pPr>
+        <w:spacing w:line="336" w:lineRule="auto" w:after="180"/>
+      </w:pPr>
+      <w:r>
+        <w:rPr>
+          <w:b/>
+        </w:rPr>
+        <w:t xml:space="preserve">WORKED </w:t>
+      </w:r>
+      <w:r>
+        <w:rPr>
+          <w:b/>
+        </w:rPr>
+        <w:t>EVIDENCE</w:t>
+      </w:r>
+    </w:p>
+    <w:p>
+      <w:pPr>
+        <w:spacing w:line="336" w:lineRule="auto" w:after="180"/>
+      </w:pPr>
+      <w:r>
+        <w:rPr>
+          <w:b w:val="0"/>
+        </w:rPr>
         <w:t>Reason Step by Step</w:t>
       </w:r>
     </w:p>
     <w:p>
-      <w:r>
-        <w:t>Predict first. Then check each step. A correct answer without visible reasoning is incomplete evidence.</w:t>
+      <w:pPr>
+        <w:spacing w:line="336" w:lineRule="auto" w:after="180"/>
+      </w:pPr>
+      <w:r>
+        <w:rPr>
+          <w:b w:val="0"/>
+        </w:rPr>
+        <w:t xml:space="preserve">Predict first. Then check each step. A correct answer without visible reasoning is incomplete </w:t>
+      </w:r>
+      <w:r>
+        <w:rPr>
+          <w:b/>
+        </w:rPr>
+        <w:t>evidence</w:t>
+      </w:r>
+      <w:r>
+        <w:rPr>
+          <w:b w:val="0"/>
+        </w:rPr>
+        <w:t>.</w:t>
       </w:r>
     </w:p>
     <w:p>
@@ -1496,27 +2321,85 @@
       </w:r>
     </w:p>
     <w:p>
-      <w:r>
+      <w:pPr>
+        <w:spacing w:line="336" w:lineRule="auto" w:after="180"/>
+        <w:shd w:fill="F4F9FC"/>
+      </w:pPr>
+      <w:r>
+        <w:rPr>
+          <w:b w:val="0"/>
+        </w:rPr>
         <w:t>1. IF pet is hungry → feed.</w:t>
       </w:r>
     </w:p>
     <w:p>
-      <w:r>
+      <w:pPr>
+        <w:spacing w:line="336" w:lineRule="auto" w:after="180"/>
+        <w:shd w:fill="F4F9FC"/>
+      </w:pPr>
+      <w:r>
+        <w:rPr>
+          <w:b w:val="0"/>
+        </w:rPr>
         <w:t>2. ELSE IF pet needs exercise → walk or play.</w:t>
       </w:r>
     </w:p>
     <w:p>
-      <w:r>
+      <w:pPr>
+        <w:spacing w:line="336" w:lineRule="auto" w:after="180"/>
+        <w:shd w:fill="F4F9FC"/>
+      </w:pPr>
+      <w:r>
+        <w:rPr>
+          <w:b w:val="0"/>
+        </w:rPr>
         <w:t>3. ELSE → provide a quiet rest space.</w:t>
       </w:r>
     </w:p>
     <w:p>
-      <w:r>
-        <w:t>4. Boundary test: what if hungry and needs exercise? The first true branch wins.</w:t>
-      </w:r>
-    </w:p>
-    <w:p>
-      <w:r>
+      <w:pPr>
+        <w:spacing w:line="336" w:lineRule="auto" w:after="180"/>
+        <w:shd w:fill="F4F9FC"/>
+      </w:pPr>
+      <w:r>
+        <w:rPr>
+          <w:b w:val="0"/>
+        </w:rPr>
+        <w:t xml:space="preserve">4. </w:t>
+      </w:r>
+      <w:r>
+        <w:rPr>
+          <w:b/>
+        </w:rPr>
+        <w:t>Boundary</w:t>
+      </w:r>
+      <w:r>
+        <w:rPr>
+          <w:b w:val="0"/>
+        </w:rPr>
+        <w:t xml:space="preserve"> test: what if hungry and needs exercise? The first true </w:t>
+      </w:r>
+      <w:r>
+        <w:rPr>
+          <w:b/>
+        </w:rPr>
+        <w:t>branch</w:t>
+      </w:r>
+      <w:r>
+        <w:rPr>
+          <w:b w:val="0"/>
+        </w:rPr>
+        <w:t xml:space="preserve"> wins.</w:t>
+      </w:r>
+    </w:p>
+    <w:p>
+      <w:pPr>
+        <w:spacing w:line="336" w:lineRule="auto" w:after="180"/>
+      </w:pPr>
+      <w:r>
+        <w:rPr>
+          <w:b w:val="0"/>
+        </w:rPr>
         <w:t>Recalculate, retrace, or restate the reasoning in your own representation:</w:t>
       </w:r>
     </w:p>
@@ -1554,8 +2437,27 @@
       </w:r>
     </w:p>
     <w:p>
-      <w:r>
-        <w:t>CHECK  Did the evidence answer the exact question? Did the total, path, or source record stay consistent?</w:t>
+      <w:pPr>
+        <w:spacing w:line="336" w:lineRule="auto" w:after="180"/>
+        <w:shd w:fill="F5F1FB"/>
+      </w:pPr>
+      <w:r>
+        <w:rPr>
+          <w:b w:val="0"/>
+        </w:rPr>
+        <w:t xml:space="preserve">CHECK  Did the </w:t>
+      </w:r>
+      <w:r>
+        <w:rPr>
+          <w:b/>
+        </w:rPr>
+        <w:t>evidence</w:t>
+      </w:r>
+      <w:r>
+        <w:rPr>
+          <w:b w:val="0"/>
+        </w:rPr>
+        <w:t xml:space="preserve"> answer the exact question? Did the total, path, or source record stay consistent?</w:t>
       </w:r>
     </w:p>
     <w:p>
@@ -1774,8 +2676,67 @@
       </w:tr>
     </w:tbl>
     <w:p>
-      <w:r>
-        <w:t>These tests exercise every branch and the equality case. A change from &lt;= 12 to &lt; 12 is exposed by 12; testing 11 alone misses it. Branch coverage means every branch was exercised, but it does not prove every condition is correct.</w:t>
+      <w:pPr>
+        <w:spacing w:line="336" w:lineRule="auto" w:after="180"/>
+      </w:pPr>
+      <w:r>
+        <w:rPr>
+          <w:b w:val="0"/>
+        </w:rPr>
+        <w:t xml:space="preserve">These tests exercise every </w:t>
+      </w:r>
+      <w:r>
+        <w:rPr>
+          <w:b/>
+        </w:rPr>
+        <w:t>branch</w:t>
+      </w:r>
+      <w:r>
+        <w:rPr>
+          <w:b w:val="0"/>
+        </w:rPr>
+        <w:t xml:space="preserve"> and the equality case. A change from &lt;= 12 to &lt; 12 is exposed by 12; testing 11 alone misses it.</w:t>
+      </w:r>
+    </w:p>
+    <w:p>
+      <w:pPr>
+        <w:spacing w:line="336" w:lineRule="auto" w:after="180"/>
+      </w:pPr>
+      <w:r>
+        <w:rPr>
+          <w:b/>
+        </w:rPr>
+        <w:t>Branch</w:t>
+      </w:r>
+      <w:r>
+        <w:rPr>
+          <w:b w:val="0"/>
+        </w:rPr>
+        <w:t xml:space="preserve"> coverage means every </w:t>
+      </w:r>
+      <w:r>
+        <w:rPr>
+          <w:b/>
+        </w:rPr>
+        <w:t>branch</w:t>
+      </w:r>
+      <w:r>
+        <w:rPr>
+          <w:b w:val="0"/>
+        </w:rPr>
+        <w:t xml:space="preserve"> was exercised, but it does not prove every </w:t>
+      </w:r>
+      <w:r>
+        <w:rPr>
+          <w:b/>
+        </w:rPr>
+        <w:t>condition</w:t>
+      </w:r>
+      <w:r>
+        <w:rPr>
+          <w:b w:val="0"/>
+        </w:rPr>
+        <w:t xml:space="preserve"> is correct.</w:t>
       </w:r>
     </w:p>
     <w:p>
@@ -1820,7 +2781,13 @@
       </w:r>
     </w:p>
     <w:p>
-      <w:r>
+      <w:pPr>
+        <w:spacing w:line="336" w:lineRule="auto" w:after="180"/>
+      </w:pPr>
+      <w:r>
+        <w:rPr>
+          <w:b w:val="0"/>
+        </w:rPr>
         <w:t>Cover the result before checking it. Say what is given, choose the procedure, and follow one step at a time. Then uncover the result and explain your first mismatch. Ask why a step is allowed, not only what number it produces.</w:t>
       </w:r>
     </w:p>
@@ -1833,8 +2800,26 @@
       </w:r>
     </w:p>
     <w:p>
-      <w:r>
-        <w:t>A fictional reading-time labeler uses one Python if/elif/else chain.</w:t>
+      <w:pPr>
+        <w:spacing w:line="336" w:lineRule="auto" w:after="180"/>
+      </w:pPr>
+      <w:r>
+        <w:rPr>
+          <w:b w:val="0"/>
+        </w:rPr>
+        <w:t>A fictional reading-time labeler uses one Python if/el</w:t>
+      </w:r>
+      <w:r>
+        <w:rPr>
+          <w:b/>
+        </w:rPr>
+        <w:t>if/else</w:t>
+      </w:r>
+      <w:r>
+        <w:rPr>
+          <w:b w:val="0"/>
+        </w:rPr>
+        <w:t xml:space="preserve"> chain.</w:t>
       </w:r>
     </w:p>
     <w:p>
@@ -1846,13 +2831,49 @@
       </w:r>
     </w:p>
     <w:p>
-      <w:r>
+      <w:pPr>
+        <w:pStyle w:val="Heading3"/>
+      </w:pPr>
+      <w:r>
+        <w:t>Supplied facts</w:t>
+      </w:r>
+    </w:p>
+    <w:p>
+      <w:pPr>
+        <w:spacing w:line="336" w:lineRule="auto" w:after="180"/>
+        <w:shd w:fill="F1F6FC"/>
+      </w:pPr>
+      <w:r>
+        <w:rPr>
+          <w:b w:val="0"/>
+        </w:rPr>
         <w:t>Whole minutes below 0: Invalid; 0: Empty; 1–10: Short; above 10: Long.</w:t>
       </w:r>
     </w:p>
     <w:p>
-      <w:r>
-        <w:t>Order checks as minutes&lt;0, minutes==0, minutes&lt;=10, otherwise. Print the assigned label once.</w:t>
+      <w:pPr>
+        <w:pStyle w:val="Heading3"/>
+      </w:pPr>
+      <w:r>
+        <w:t>Supplied facts</w:t>
+      </w:r>
+    </w:p>
+    <w:p>
+      <w:pPr>
+        <w:spacing w:line="336" w:lineRule="auto" w:after="180"/>
+        <w:shd w:fill="F1F6FC"/>
+      </w:pPr>
+      <w:r>
+        <w:rPr>
+          <w:b/>
+        </w:rPr>
+        <w:t>Order</w:t>
+      </w:r>
+      <w:r>
+        <w:rPr>
+          <w:b w:val="0"/>
+        </w:rPr>
+        <w:t xml:space="preserve"> checks as minutes&lt;0, minutes==0, minutes&lt;=10, otherwise. Print the assigned label once.</w:t>
       </w:r>
     </w:p>
     <w:p>
@@ -2037,31 +3058,187 @@
       </w:r>
     </w:p>
     <w:p>
-      <w:r>
-        <w:t>The third comparison alone would include negative values and zero, but earlier branches already handle them. An elif chain selects its first true branch. Multiple independent if statements would have different behavior and could overwrite an earlier label. Boundary traces show why order belongs to the specification.</w:t>
-      </w:r>
-    </w:p>
-    <w:p>
       <w:pPr>
         <w:pStyle w:val="Heading3"/>
       </w:pPr>
       <w:r>
+        <w:t>Why the result follows</w:t>
+      </w:r>
+    </w:p>
+    <w:p>
+      <w:pPr>
+        <w:spacing w:line="336" w:lineRule="auto" w:after="180"/>
+        <w:shd w:fill="F1F6FC"/>
+      </w:pPr>
+      <w:r>
+        <w:rPr>
+          <w:b w:val="0"/>
+        </w:rPr>
+        <w:t xml:space="preserve">The third comparison alone would include negative values and zero, but earlier </w:t>
+      </w:r>
+      <w:r>
+        <w:rPr>
+          <w:b/>
+        </w:rPr>
+        <w:t>branch</w:t>
+      </w:r>
+      <w:r>
+        <w:rPr>
+          <w:b w:val="0"/>
+        </w:rPr>
+        <w:t xml:space="preserve">es already handle them. An elif chain selects its first true </w:t>
+      </w:r>
+      <w:r>
+        <w:rPr>
+          <w:b/>
+        </w:rPr>
+        <w:t>branch</w:t>
+      </w:r>
+      <w:r>
+        <w:rPr>
+          <w:b w:val="0"/>
+        </w:rPr>
+        <w:t>.</w:t>
+      </w:r>
+    </w:p>
+    <w:p>
+      <w:pPr>
+        <w:spacing w:line="336" w:lineRule="auto" w:after="180"/>
+        <w:shd w:fill="F1F6FC"/>
+      </w:pPr>
+      <w:r>
+        <w:rPr>
+          <w:b w:val="0"/>
+        </w:rPr>
+        <w:t xml:space="preserve">Multiple independent if statements would have different behavior and could overwrite an earlier label. </w:t>
+      </w:r>
+      <w:r>
+        <w:rPr>
+          <w:b/>
+        </w:rPr>
+        <w:t>Boundary</w:t>
+      </w:r>
+      <w:r>
+        <w:rPr>
+          <w:b w:val="0"/>
+        </w:rPr>
+        <w:t xml:space="preserve"> traces show why </w:t>
+      </w:r>
+      <w:r>
+        <w:rPr>
+          <w:b/>
+        </w:rPr>
+        <w:t>order</w:t>
+      </w:r>
+      <w:r>
+        <w:rPr>
+          <w:b w:val="0"/>
+        </w:rPr>
+        <w:t xml:space="preserve"> belongs to the specification.</w:t>
+      </w:r>
+    </w:p>
+    <w:p>
+      <w:pPr>
+        <w:pStyle w:val="Heading3"/>
+      </w:pPr>
+      <w:r>
         <w:t>What this example does not establish</w:t>
       </w:r>
     </w:p>
     <w:p>
-      <w:r>
-        <w:t>The example assumes whole numeric minutes; strings, missing values and fractional values need a separate declared input contract.</w:t>
-      </w:r>
-    </w:p>
-    <w:p>
-      <w:r>
-        <w:t>Read the labelled picture: Give expected labels for −1,0,10,11 and identify the equality boundary for Short.</w:t>
-      </w:r>
-    </w:p>
-    <w:p>
-      <w:r>
-        <w:t>Change one thing: Move minutes&lt;=10 to the first branch. Predict the result before checking the explanation. What remains the same?</w:t>
+      <w:pPr>
+        <w:pStyle w:val="Heading3"/>
+      </w:pPr>
+      <w:r>
+        <w:t>Keep the stated limit</w:t>
+      </w:r>
+    </w:p>
+    <w:p>
+      <w:pPr>
+        <w:spacing w:line="336" w:lineRule="auto" w:after="180"/>
+        <w:shd w:fill="FFF5E6"/>
+      </w:pPr>
+      <w:r>
+        <w:rPr>
+          <w:b w:val="0"/>
+        </w:rPr>
+        <w:t xml:space="preserve">The example assumes whole numeric minutes; strings, missing values and fractional values need a separate declared </w:t>
+      </w:r>
+      <w:r>
+        <w:rPr>
+          <w:b/>
+        </w:rPr>
+        <w:t>input</w:t>
+      </w:r>
+      <w:r>
+        <w:rPr>
+          <w:b w:val="0"/>
+        </w:rPr>
+        <w:t xml:space="preserve"> contract.</w:t>
+      </w:r>
+    </w:p>
+    <w:p>
+      <w:pPr>
+        <w:pStyle w:val="Heading3"/>
+      </w:pPr>
+      <w:r>
+        <w:t>Keep the stated limit</w:t>
+      </w:r>
+    </w:p>
+    <w:p>
+      <w:pPr>
+        <w:spacing w:line="336" w:lineRule="auto" w:after="180"/>
+        <w:shd w:fill="FFF5E6"/>
+      </w:pPr>
+      <w:r>
+        <w:rPr>
+          <w:b w:val="0"/>
+        </w:rPr>
+        <w:t xml:space="preserve">Read the labelled picture: Give expected labels for −1,0,10,11 and identify the equality </w:t>
+      </w:r>
+      <w:r>
+        <w:rPr>
+          <w:b/>
+        </w:rPr>
+        <w:t>boundary</w:t>
+      </w:r>
+      <w:r>
+        <w:rPr>
+          <w:b w:val="0"/>
+        </w:rPr>
+        <w:t xml:space="preserve"> for Short.</w:t>
+      </w:r>
+    </w:p>
+    <w:p>
+      <w:pPr>
+        <w:pStyle w:val="Heading3"/>
+      </w:pPr>
+      <w:r>
+        <w:t>Keep the stated limit</w:t>
+      </w:r>
+    </w:p>
+    <w:p>
+      <w:pPr>
+        <w:spacing w:line="336" w:lineRule="auto" w:after="180"/>
+        <w:shd w:fill="FFF5E6"/>
+      </w:pPr>
+      <w:r>
+        <w:rPr>
+          <w:b w:val="0"/>
+        </w:rPr>
+        <w:t xml:space="preserve">Change one thing: Move minutes&lt;=10 to the first </w:t>
+      </w:r>
+      <w:r>
+        <w:rPr>
+          <w:b/>
+        </w:rPr>
+        <w:t>branch</w:t>
+      </w:r>
+      <w:r>
+        <w:rPr>
+          <w:b w:val="0"/>
+        </w:rPr>
+        <w:t>. Predict the result before checking the explanation. What remains the same?</w:t>
       </w:r>
     </w:p>
     <w:p>
@@ -2074,17 +3251,61 @@
     </w:p>
     <w:p>
       <w:r>
+        <w:t>Find the unsupported step in the Branching Logic claim and explain a repair using the supplied evidence.</w:t>
+      </w:r>
+    </w:p>
+    <w:p>
+      <w:pPr>
+        <w:pStyle w:val="Heading3"/>
+      </w:pPr>
+      <w:r>
+        <w:t>Find the first error</w:t>
+      </w:r>
+    </w:p>
+    <w:p>
+      <w:pPr>
+        <w:spacing w:line="336" w:lineRule="auto" w:after="180"/>
+        <w:shd w:fill="FFF5E6"/>
+      </w:pPr>
+      <w:r>
+        <w:rPr>
+          <w:b w:val="0"/>
+        </w:rPr>
         <w:t>ERROR DETECTIVE</w:t>
       </w:r>
     </w:p>
     <w:p>
-      <w:r>
+      <w:pPr>
+        <w:spacing w:line="336" w:lineRule="auto" w:after="180"/>
+      </w:pPr>
+      <w:r>
+        <w:rPr>
+          <w:b w:val="0"/>
+        </w:rPr>
         <w:t>Compare → Diagnose → Repair</w:t>
       </w:r>
     </w:p>
     <w:p>
-      <w:r>
-        <w:t>Do not patch the answer. Find the earliest unsupported assumption, wrong step, or weak evidence.</w:t>
+      <w:pPr>
+        <w:spacing w:line="336" w:lineRule="auto" w:after="180"/>
+      </w:pPr>
+      <w:r>
+        <w:rPr>
+          <w:b w:val="0"/>
+        </w:rPr>
+        <w:t xml:space="preserve">Do not patch the answer. Find the earliest unsupported assumption, wrong step, or weak </w:t>
+      </w:r>
+      <w:r>
+        <w:rPr>
+          <w:b/>
+        </w:rPr>
+        <w:t>evidence</w:t>
+      </w:r>
+      <w:r>
+        <w:rPr>
+          <w:b w:val="0"/>
+        </w:rPr>
+        <w:t>.</w:t>
       </w:r>
     </w:p>
     <w:p>
@@ -2334,7 +3555,14 @@
       </w:tr>
     </w:tbl>
     <w:p>
-      <w:r>
+      <w:pPr>
+        <w:spacing w:line="336" w:lineRule="auto" w:after="180"/>
+        <w:shd w:fill="F5F1FB"/>
+      </w:pPr>
+      <w:r>
+        <w:rPr>
+          <w:b w:val="0"/>
+        </w:rPr>
         <w:t>Repair one cause. Why is this repair better than changing several things?</w:t>
       </w:r>
     </w:p>
@@ -2380,15 +3608,78 @@
       </w:r>
     </w:p>
     <w:p>
-      <w:r>
-        <w:t>For each run, record input, expected label, conditions actually checked and observed label. Mark skipped conditions as skipped rather than pretending the program evaluated them. After a repair, rerun earlier cases as well as the failing one. Week 6 will repeat a block and track changes across iterations.</w:t>
-      </w:r>
-    </w:p>
-    <w:p>
       <w:pPr>
         <w:pStyle w:val="Heading3"/>
       </w:pPr>
       <w:r>
+        <w:t>Check the claim against the facts</w:t>
+      </w:r>
+    </w:p>
+    <w:p>
+      <w:pPr>
+        <w:spacing w:line="336" w:lineRule="auto" w:after="180"/>
+        <w:shd w:fill="FFF5E6"/>
+      </w:pPr>
+      <w:r>
+        <w:rPr>
+          <w:b w:val="0"/>
+        </w:rPr>
+        <w:t xml:space="preserve">For each run, record </w:t>
+      </w:r>
+      <w:r>
+        <w:rPr>
+          <w:b/>
+        </w:rPr>
+        <w:t>input</w:t>
+      </w:r>
+      <w:r>
+        <w:rPr>
+          <w:b w:val="0"/>
+        </w:rPr>
+        <w:t xml:space="preserve">, expected label, </w:t>
+      </w:r>
+      <w:r>
+        <w:rPr>
+          <w:b/>
+        </w:rPr>
+        <w:t>condition</w:t>
+      </w:r>
+      <w:r>
+        <w:rPr>
+          <w:b w:val="0"/>
+        </w:rPr>
+        <w:t xml:space="preserve">s actually checked and observed label. Mark skipped </w:t>
+      </w:r>
+      <w:r>
+        <w:rPr>
+          <w:b/>
+        </w:rPr>
+        <w:t>condition</w:t>
+      </w:r>
+      <w:r>
+        <w:rPr>
+          <w:b w:val="0"/>
+        </w:rPr>
+        <w:t>s as skipped rather than pretending the program evaluated them.</w:t>
+      </w:r>
+    </w:p>
+    <w:p>
+      <w:pPr>
+        <w:spacing w:line="336" w:lineRule="auto" w:after="180"/>
+        <w:shd w:fill="FFF5E6"/>
+      </w:pPr>
+      <w:r>
+        <w:rPr>
+          <w:b w:val="0"/>
+        </w:rPr>
+        <w:t>After a repair, rerun earlier cases as well as the failing one. Week 6 will repeat a block and track changes across iterations.</w:t>
+      </w:r>
+    </w:p>
+    <w:p>
+      <w:pPr>
+        <w:pStyle w:val="Heading3"/>
+      </w:pPr>
+      <w:r>
         <w:t>A learner tests -1, 2 and 20 and concludes the sorter is completely correct because all three branches ran. Explain what important case is missing and why branch coverage alone is insufficient.</w:t>
       </w:r>
     </w:p>
@@ -2427,16 +3718,39 @@
     </w:p>
     <w:p>
       <w:r>
+        <w:t>Practise Branching Logic with support, then explain the deciding step in your own words.</w:t>
+      </w:r>
+    </w:p>
+    <w:p>
+      <w:pPr>
+        <w:spacing w:line="336" w:lineRule="auto" w:after="180"/>
+      </w:pPr>
+      <w:r>
+        <w:rPr>
+          <w:b/>
+        </w:rPr>
         <w:t>LOGIC STUDIO</w:t>
       </w:r>
     </w:p>
     <w:p>
-      <w:r>
+      <w:pPr>
+        <w:spacing w:line="336" w:lineRule="auto" w:after="180"/>
+      </w:pPr>
+      <w:r>
+        <w:rPr>
+          <w:b w:val="0"/>
+        </w:rPr>
         <w:t>Trace Before You Run</w:t>
       </w:r>
     </w:p>
     <w:p>
-      <w:r>
+      <w:pPr>
+        <w:spacing w:line="336" w:lineRule="auto" w:after="180"/>
+      </w:pPr>
+      <w:r>
+        <w:rPr>
+          <w:b w:val="0"/>
+        </w:rPr>
         <w:t>Block code, pseudocode, tables, and diagrams are different ways to expose the same reasoning.</w:t>
       </w:r>
     </w:p>
@@ -2477,12 +3791,42 @@
       </w:r>
     </w:p>
     <w:p>
-      <w:r>
-        <w:t>SET evidence_record</w:t>
+      <w:pPr>
+        <w:spacing w:line="336" w:lineRule="auto" w:after="180"/>
+      </w:pPr>
+      <w:r>
+        <w:rPr>
+          <w:b w:val="0"/>
+        </w:rPr>
+        <w:t xml:space="preserve">SET </w:t>
+      </w:r>
+      <w:r>
+        <w:rPr>
+          <w:b/>
+        </w:rPr>
+        <w:t>evidence</w:t>
+      </w:r>
+      <w:r>
+        <w:rPr>
+          <w:b w:val="0"/>
+        </w:rPr>
+        <w:t>_record</w:t>
         <w:br/>
         <w:t>PREDICT expected_result</w:t>
         <w:br/>
-        <w:t>RUN one normal case and one boundary case</w:t>
+        <w:t xml:space="preserve">RUN one normal case and one </w:t>
+      </w:r>
+      <w:r>
+        <w:rPr>
+          <w:b/>
+        </w:rPr>
+        <w:t>boundary</w:t>
+      </w:r>
+      <w:r>
+        <w:rPr>
+          <w:b w:val="0"/>
+        </w:rPr>
+        <w:t xml:space="preserve"> case</w:t>
         <w:br/>
         <w:t>COMPARE actual_result with expected_result</w:t>
         <w:br/>
@@ -2492,8 +3836,27 @@
       </w:r>
     </w:p>
     <w:p>
-      <w:r>
-        <w:t>Trace one input. Which line changes the state or chooses a path?</w:t>
+      <w:pPr>
+        <w:spacing w:line="336" w:lineRule="auto" w:after="180"/>
+        <w:shd w:fill="F5F1FB"/>
+      </w:pPr>
+      <w:r>
+        <w:rPr>
+          <w:b w:val="0"/>
+        </w:rPr>
+        <w:t xml:space="preserve">Trace one </w:t>
+      </w:r>
+      <w:r>
+        <w:rPr>
+          <w:b/>
+        </w:rPr>
+        <w:t>input</w:t>
+      </w:r>
+      <w:r>
+        <w:rPr>
+          <w:b w:val="0"/>
+        </w:rPr>
+        <w:t>. Which line changes the state or chooses a path?</w:t>
       </w:r>
     </w:p>
     <w:p>
@@ -2561,13 +3924,95 @@
       </w:r>
     </w:p>
     <w:p>
-      <w:r>
-        <w:t>This faulty version prints Short. The second if starts a separate decision and overwrites Invalid. Its else belongs to that second if. Restoring elif makes the second test depend on the first test failing. Moving print inside one branch can also hide output on other paths; indentation affects behavior, not just appearance.</w:t>
-      </w:r>
-    </w:p>
-    <w:p>
-      <w:r>
-        <w:t>The script rejects negative integers, but it does not validate arbitrary types or check a measured duration. A supplied text value can raise an error during comparison. Keep the stated integer input contract and report the limitation honestly.</w:t>
+      <w:pPr>
+        <w:spacing w:line="336" w:lineRule="auto" w:after="180"/>
+      </w:pPr>
+      <w:r>
+        <w:rPr>
+          <w:b w:val="0"/>
+        </w:rPr>
+        <w:t>This faulty version prints Short. The second if starts a separate decision and overwrites Invalid. Its else belongs to that second if. Restoring elif makes the second test depend on the first test failing.</w:t>
+      </w:r>
+    </w:p>
+    <w:p>
+      <w:pPr>
+        <w:spacing w:line="336" w:lineRule="auto" w:after="180"/>
+      </w:pPr>
+      <w:r>
+        <w:rPr>
+          <w:b w:val="0"/>
+        </w:rPr>
+        <w:t xml:space="preserve">Moving print inside one </w:t>
+      </w:r>
+      <w:r>
+        <w:rPr>
+          <w:b/>
+        </w:rPr>
+        <w:t>branch</w:t>
+      </w:r>
+      <w:r>
+        <w:rPr>
+          <w:b w:val="0"/>
+        </w:rPr>
+        <w:t xml:space="preserve"> can also hide </w:t>
+      </w:r>
+      <w:r>
+        <w:rPr>
+          <w:b/>
+        </w:rPr>
+        <w:t>output</w:t>
+      </w:r>
+      <w:r>
+        <w:rPr>
+          <w:b w:val="0"/>
+        </w:rPr>
+        <w:t xml:space="preserve"> on other paths; </w:t>
+      </w:r>
+      <w:r>
+        <w:rPr>
+          <w:b/>
+        </w:rPr>
+        <w:t>indentation</w:t>
+      </w:r>
+      <w:r>
+        <w:rPr>
+          <w:b w:val="0"/>
+        </w:rPr>
+        <w:t xml:space="preserve"> affects behavior, not just appearance.</w:t>
+      </w:r>
+    </w:p>
+    <w:p>
+      <w:pPr>
+        <w:spacing w:line="336" w:lineRule="auto" w:after="180"/>
+      </w:pPr>
+      <w:r>
+        <w:rPr>
+          <w:b w:val="0"/>
+        </w:rPr>
+        <w:t>The script rejects negative integers, but it does not validate arbitrary types or check a measured duration. A supplied text value can raise an error during comparison.</w:t>
+      </w:r>
+    </w:p>
+    <w:p>
+      <w:pPr>
+        <w:spacing w:line="336" w:lineRule="auto" w:after="180"/>
+      </w:pPr>
+      <w:r>
+        <w:rPr>
+          <w:b w:val="0"/>
+        </w:rPr>
+        <w:t xml:space="preserve">Keep the stated integer </w:t>
+      </w:r>
+      <w:r>
+        <w:rPr>
+          <w:b/>
+        </w:rPr>
+        <w:t>input</w:t>
+      </w:r>
+      <w:r>
+        <w:rPr>
+          <w:b w:val="0"/>
+        </w:rPr>
+        <w:t xml:space="preserve"> contract and report the limitation honestly.</w:t>
       </w:r>
     </w:p>
     <w:p>
@@ -2579,8 +4024,50 @@
       </w:r>
     </w:p>
     <w:p>
-      <w:r>
-        <w:t>Use workbook W2 for the connected example “Branching and boundary tests”. First fill the input and rule boxes. Try the middle steps before asking for a hint. After a hint, try the next step yourself.</w:t>
+      <w:pPr>
+        <w:spacing w:line="336" w:lineRule="auto" w:after="180"/>
+      </w:pPr>
+      <w:r>
+        <w:rPr>
+          <w:b w:val="0"/>
+        </w:rPr>
+        <w:t>Use workbook W2 for the connected example “</w:t>
+      </w:r>
+      <w:r>
+        <w:rPr>
+          <w:b/>
+        </w:rPr>
+        <w:t>Branch</w:t>
+      </w:r>
+      <w:r>
+        <w:rPr>
+          <w:b w:val="0"/>
+        </w:rPr>
+        <w:t xml:space="preserve">ing and </w:t>
+      </w:r>
+      <w:r>
+        <w:rPr>
+          <w:b/>
+        </w:rPr>
+        <w:t>boundary</w:t>
+      </w:r>
+      <w:r>
+        <w:rPr>
+          <w:b w:val="0"/>
+        </w:rPr>
+        <w:t xml:space="preserve"> tests”. First fill the </w:t>
+      </w:r>
+      <w:r>
+        <w:rPr>
+          <w:b/>
+        </w:rPr>
+        <w:t>input</w:t>
+      </w:r>
+      <w:r>
+        <w:rPr>
+          <w:b w:val="0"/>
+        </w:rPr>
+        <w:t xml:space="preserve"> and rule boxes. Try the middle steps before asking for a hint. After a hint, try the next step yourself.</w:t>
       </w:r>
     </w:p>
     <w:tbl>
@@ -2663,7 +4150,13 @@
       </w:tr>
     </w:tbl>
     <w:p>
-      <w:r>
+      <w:pPr>
+        <w:spacing w:line="336" w:lineRule="auto" w:after="180"/>
+      </w:pPr>
+      <w:r>
+        <w:rPr>
+          <w:b w:val="0"/>
+        </w:rPr>
         <w:t>Explain your trace to a partner. Your partner points to one step to check. Swap roles on the next case. Each person writes their own explanation.</w:t>
       </w:r>
     </w:p>
@@ -2676,12 +4169,71 @@
       </w:r>
     </w:p>
     <w:p>
-      <w:r>
-        <w:t>Use the worked case for Branching and boundary tests. Proposed explanation: “Every condition in the chain always runs”. Decide whether this explanation is supported. Point to the step or supplied fact that decides; explain your repair if needed.</w:t>
-      </w:r>
-    </w:p>
-    <w:p>
-      <w:r>
+      <w:pPr>
+        <w:spacing w:line="336" w:lineRule="auto" w:after="180"/>
+      </w:pPr>
+      <w:r>
+        <w:rPr>
+          <w:b w:val="0"/>
+        </w:rPr>
+        <w:t xml:space="preserve">Use the worked case for </w:t>
+      </w:r>
+      <w:r>
+        <w:rPr>
+          <w:b/>
+        </w:rPr>
+        <w:t>Branch</w:t>
+      </w:r>
+      <w:r>
+        <w:rPr>
+          <w:b w:val="0"/>
+        </w:rPr>
+        <w:t xml:space="preserve">ing and </w:t>
+      </w:r>
+      <w:r>
+        <w:rPr>
+          <w:b/>
+        </w:rPr>
+        <w:t>boundary</w:t>
+      </w:r>
+      <w:r>
+        <w:rPr>
+          <w:b w:val="0"/>
+        </w:rPr>
+        <w:t xml:space="preserve"> tests. Proposed explanation: “Every </w:t>
+      </w:r>
+      <w:r>
+        <w:rPr>
+          <w:b/>
+        </w:rPr>
+        <w:t>condition</w:t>
+      </w:r>
+      <w:r>
+        <w:rPr>
+          <w:b w:val="0"/>
+        </w:rPr>
+        <w:t xml:space="preserve"> in the chain always runs”. Decide whether this explanation is supported.</w:t>
+      </w:r>
+    </w:p>
+    <w:p>
+      <w:pPr>
+        <w:spacing w:line="336" w:lineRule="auto" w:after="180"/>
+      </w:pPr>
+      <w:r>
+        <w:rPr>
+          <w:b w:val="0"/>
+        </w:rPr>
+        <w:t>Point to the step or supplied fact that decides; explain your repair if needed.</w:t>
+      </w:r>
+    </w:p>
+    <w:p>
+      <w:pPr>
+        <w:spacing w:line="336" w:lineRule="auto" w:after="180"/>
+      </w:pPr>
+      <w:r>
+        <w:rPr>
+          <w:b w:val="0"/>
+        </w:rPr>
         <w:t>Answer on your own before discussion. If you are unsure, say which step you need help with.</w:t>
       </w:r>
     </w:p>
@@ -2694,8 +4246,26 @@
       </w:r>
     </w:p>
     <w:p>
-      <w:r>
-        <w:t>Give expected labels for −1,0,10,11 and identify the equality boundary for Short.</w:t>
+      <w:pPr>
+        <w:spacing w:line="336" w:lineRule="auto" w:after="180"/>
+      </w:pPr>
+      <w:r>
+        <w:rPr>
+          <w:b w:val="0"/>
+        </w:rPr>
+        <w:t xml:space="preserve">Give expected labels for −1,0,10,11 and identify the equality </w:t>
+      </w:r>
+      <w:r>
+        <w:rPr>
+          <w:b/>
+        </w:rPr>
+        <w:t>boundary</w:t>
+      </w:r>
+      <w:r>
+        <w:rPr>
+          <w:b w:val="0"/>
+        </w:rPr>
+        <w:t xml:space="preserve"> for Short.</w:t>
       </w:r>
     </w:p>
     <w:p>
@@ -2727,7 +4297,13 @@
       </w:r>
     </w:p>
     <w:p>
-      <w:r>
+      <w:pPr>
+        <w:spacing w:line="336" w:lineRule="auto" w:after="180"/>
+      </w:pPr>
+      <w:r>
+        <w:rPr>
+          <w:b w:val="0"/>
+        </w:rPr>
         <w:t>This is supported practice. Keep the separately named independent case for an attempt before feedback.</w:t>
       </w:r>
     </w:p>
@@ -2741,16 +4317,45 @@
     </w:p>
     <w:p>
       <w:r>
-        <w:t>EVIDENCE LAB</w:t>
-      </w:r>
-    </w:p>
-    <w:p>
-      <w:r>
+        <w:t>Investigate Branching Logic. Record the prediction, actual observation or labelled paper trace, explanation and next test separately.</w:t>
+      </w:r>
+    </w:p>
+    <w:p>
+      <w:pPr>
+        <w:spacing w:line="336" w:lineRule="auto" w:after="180"/>
+      </w:pPr>
+      <w:r>
+        <w:rPr>
+          <w:b/>
+        </w:rPr>
+        <w:t>EVIDENCE</w:t>
+      </w:r>
+      <w:r>
+        <w:rPr>
+          <w:b/>
+        </w:rPr>
+        <w:t xml:space="preserve"> LAB</w:t>
+      </w:r>
+    </w:p>
+    <w:p>
+      <w:pPr>
+        <w:spacing w:line="336" w:lineRule="auto" w:after="180"/>
+      </w:pPr>
+      <w:r>
+        <w:rPr>
+          <w:b w:val="0"/>
+        </w:rPr>
         <w:t>Predict → Test → Record → Explain</w:t>
       </w:r>
     </w:p>
     <w:p>
-      <w:r>
+      <w:pPr>
+        <w:spacing w:line="336" w:lineRule="auto" w:after="180"/>
+      </w:pPr>
+      <w:r>
+        <w:rPr>
+          <w:b w:val="0"/>
+        </w:rPr>
         <w:t>Keep expected and actual results separate. Surprises are useful data when recorded honestly.</w:t>
       </w:r>
     </w:p>
@@ -2791,8 +4396,50 @@
       </w:r>
     </w:p>
     <w:p>
-      <w:r>
-        <w:t>Trace six pet cards through the same ordered rules. Change only the rule order and compare outputs.</w:t>
+      <w:pPr>
+        <w:spacing w:line="336" w:lineRule="auto" w:after="180"/>
+      </w:pPr>
+      <w:r>
+        <w:rPr>
+          <w:b w:val="0"/>
+        </w:rPr>
+        <w:t xml:space="preserve">Trace six pet cards through the same </w:t>
+      </w:r>
+      <w:r>
+        <w:rPr>
+          <w:b/>
+        </w:rPr>
+        <w:t>order</w:t>
+      </w:r>
+      <w:r>
+        <w:rPr>
+          <w:b w:val="0"/>
+        </w:rPr>
+        <w:t xml:space="preserve">ed rules. Change only the rule </w:t>
+      </w:r>
+      <w:r>
+        <w:rPr>
+          <w:b/>
+        </w:rPr>
+        <w:t>order</w:t>
+      </w:r>
+      <w:r>
+        <w:rPr>
+          <w:b w:val="0"/>
+        </w:rPr>
+        <w:t xml:space="preserve"> and compare </w:t>
+      </w:r>
+      <w:r>
+        <w:rPr>
+          <w:b/>
+        </w:rPr>
+        <w:t>output</w:t>
+      </w:r>
+      <w:r>
+        <w:rPr>
+          <w:b w:val="0"/>
+        </w:rPr>
+        <w:t>s.</w:t>
       </w:r>
     </w:p>
     <w:tbl>
@@ -3041,7 +4688,14 @@
       </w:tr>
     </w:tbl>
     <w:p>
-      <w:r>
+      <w:pPr>
+        <w:spacing w:line="336" w:lineRule="auto" w:after="180"/>
+        <w:shd w:fill="F5F1FB"/>
+      </w:pPr>
+      <w:r>
+        <w:rPr>
+          <w:b w:val="0"/>
+        </w:rPr>
         <w:t>What did the hardest test teach you that the normal test did not?</w:t>
       </w:r>
     </w:p>
@@ -3087,7 +4741,13 @@
       </w:r>
     </w:p>
     <w:p>
-      <w:r>
+      <w:pPr>
+        <w:spacing w:line="336" w:lineRule="auto" w:after="180"/>
+      </w:pPr>
+      <w:r>
+        <w:rPr>
+          <w:b w:val="0"/>
+        </w:rPr>
         <w:t>Before trying: what do I expect, and why? While trying: which step could first go wrong? Afterwards: what did I actually observe, and what should change? Keep “not run” if you only traced the procedure.</w:t>
       </w:r>
     </w:p>
@@ -3101,17 +4761,52 @@
     </w:p>
     <w:p>
       <w:r>
+        <w:t>Move from recall to tracing, diagnosis and transfer in Branching Logic. Explain why each step is justified.</w:t>
+      </w:r>
+    </w:p>
+    <w:p>
+      <w:pPr>
+        <w:spacing w:line="336" w:lineRule="auto" w:after="180"/>
+      </w:pPr>
+      <w:r>
+        <w:rPr>
+          <w:b/>
+        </w:rPr>
         <w:t>MASTERY</w:t>
       </w:r>
     </w:p>
     <w:p>
-      <w:r>
+      <w:pPr>
+        <w:spacing w:line="336" w:lineRule="auto" w:after="180"/>
+      </w:pPr>
+      <w:r>
+        <w:rPr>
+          <w:b w:val="0"/>
+        </w:rPr>
         <w:t>From Knowing the Word to Owning the Idea</w:t>
       </w:r>
     </w:p>
     <w:p>
-      <w:r>
-        <w:t>Move upward only when you can produce evidence without copying the worked example.</w:t>
+      <w:pPr>
+        <w:spacing w:line="336" w:lineRule="auto" w:after="180"/>
+      </w:pPr>
+      <w:r>
+        <w:rPr>
+          <w:b w:val="0"/>
+        </w:rPr>
+        <w:t xml:space="preserve">Move upward only when you can produce </w:t>
+      </w:r>
+      <w:r>
+        <w:rPr>
+          <w:b/>
+        </w:rPr>
+        <w:t>evidence</w:t>
+      </w:r>
+      <w:r>
+        <w:rPr>
+          <w:b w:val="0"/>
+        </w:rPr>
+        <w:t xml:space="preserve"> without copying the worked example.</w:t>
       </w:r>
     </w:p>
     <w:p>
@@ -3151,33 +4846,117 @@
       </w:r>
     </w:p>
     <w:p>
-      <w:r>
+      <w:pPr>
+        <w:spacing w:line="336" w:lineRule="auto" w:after="180"/>
+      </w:pPr>
+      <w:r>
+        <w:rPr>
+          <w:b w:val="0"/>
+        </w:rPr>
         <w:t>1 • NAME: Define the concept without repeating the textbook.</w:t>
       </w:r>
     </w:p>
     <w:p>
-      <w:r>
-        <w:t>2 • TRACE: Show the information, state, branch, calculation, or evidence path.</w:t>
-      </w:r>
-    </w:p>
-    <w:p>
-      <w:r>
+      <w:pPr>
+        <w:spacing w:line="336" w:lineRule="auto" w:after="180"/>
+      </w:pPr>
+      <w:r>
+        <w:rPr>
+          <w:b w:val="0"/>
+        </w:rPr>
+        <w:t xml:space="preserve">2 • TRACE: Show the information, state, </w:t>
+      </w:r>
+      <w:r>
+        <w:rPr>
+          <w:b/>
+        </w:rPr>
+        <w:t>branch</w:t>
+      </w:r>
+      <w:r>
+        <w:rPr>
+          <w:b w:val="0"/>
+        </w:rPr>
+        <w:t xml:space="preserve">, calculation, or </w:t>
+      </w:r>
+      <w:r>
+        <w:rPr>
+          <w:b/>
+        </w:rPr>
+        <w:t>evidence</w:t>
+      </w:r>
+      <w:r>
+        <w:rPr>
+          <w:b w:val="0"/>
+        </w:rPr>
+        <w:t xml:space="preserve"> path.</w:t>
+      </w:r>
+    </w:p>
+    <w:p>
+      <w:pPr>
+        <w:spacing w:line="336" w:lineRule="auto" w:after="180"/>
+      </w:pPr>
+      <w:r>
+        <w:rPr>
+          <w:b w:val="0"/>
+        </w:rPr>
         <w:t>3 • APPLY: Solve a different example independently.</w:t>
       </w:r>
     </w:p>
     <w:p>
-      <w:r>
-        <w:t>4 • CHALLENGE: Find a boundary case, counterexample, or unfair outcome.</w:t>
-      </w:r>
-    </w:p>
-    <w:p>
-      <w:r>
+      <w:pPr>
+        <w:spacing w:line="336" w:lineRule="auto" w:after="180"/>
+      </w:pPr>
+      <w:r>
+        <w:rPr>
+          <w:b w:val="0"/>
+        </w:rPr>
+        <w:t xml:space="preserve">4 • CHALLENGE: Find a </w:t>
+      </w:r>
+      <w:r>
+        <w:rPr>
+          <w:b/>
+        </w:rPr>
+        <w:t>boundary</w:t>
+      </w:r>
+      <w:r>
+        <w:rPr>
+          <w:b w:val="0"/>
+        </w:rPr>
+        <w:t xml:space="preserve"> case, counterexample, or unfair outcome.</w:t>
+      </w:r>
+    </w:p>
+    <w:p>
+      <w:pPr>
+        <w:spacing w:line="336" w:lineRule="auto" w:after="180"/>
+      </w:pPr>
+      <w:r>
+        <w:rPr>
+          <w:b w:val="0"/>
+        </w:rPr>
         <w:t>5 • EXPLAIN LIMITS: Say when the result should not be trusted or used alone.</w:t>
       </w:r>
     </w:p>
     <w:p>
-      <w:r>
-        <w:t>My strongest evidence of independent understanding:</w:t>
+      <w:pPr>
+        <w:spacing w:line="336" w:lineRule="auto" w:after="180"/>
+      </w:pPr>
+      <w:r>
+        <w:rPr>
+          <w:b w:val="0"/>
+        </w:rPr>
+        <w:t xml:space="preserve">My strongest </w:t>
+      </w:r>
+      <w:r>
+        <w:rPr>
+          <w:b/>
+        </w:rPr>
+        <w:t>evidence</w:t>
+      </w:r>
+      <w:r>
+        <w:rPr>
+          <w:b w:val="0"/>
+        </w:rPr>
+        <w:t xml:space="preserve"> of independent understanding:</w:t>
       </w:r>
     </w:p>
     <w:p>
@@ -3223,16 +5002,39 @@
     </w:p>
     <w:p>
       <w:r>
+        <w:t>Apply this week’s idea to Transparent Book Recommender. Keep an annotated decision and the evidence supporting it.</w:t>
+      </w:r>
+    </w:p>
+    <w:p>
+      <w:pPr>
+        <w:spacing w:line="336" w:lineRule="auto" w:after="180"/>
+      </w:pPr>
+      <w:r>
+        <w:rPr>
+          <w:b/>
+        </w:rPr>
         <w:t>CUMULATIVE PROJECT</w:t>
       </w:r>
     </w:p>
     <w:p>
-      <w:r>
+      <w:pPr>
+        <w:spacing w:line="336" w:lineRule="auto" w:after="180"/>
+      </w:pPr>
+      <w:r>
+        <w:rPr>
+          <w:b w:val="0"/>
+        </w:rPr>
         <w:t>Transparent Book Recommender</w:t>
       </w:r>
     </w:p>
     <w:p>
-      <w:r>
+      <w:pPr>
+        <w:spacing w:line="336" w:lineRule="auto" w:after="180"/>
+      </w:pPr>
+      <w:r>
+        <w:rPr>
+          <w:b w:val="0"/>
+        </w:rPr>
         <w:t>Every week adds one inspectable piece. The system must show how it reached a result.</w:t>
       </w:r>
     </w:p>
@@ -3273,17 +5075,75 @@
       </w:r>
     </w:p>
     <w:p>
-      <w:r>
-        <w:t>THIS WEEK’S CHECKPOINT  Branch when a reader has a hard constraint such as language, format, or maximum length.</w:t>
-      </w:r>
-    </w:p>
-    <w:p>
-      <w:r>
-        <w:t>SYSTEM MAP  Reader need → allowed inputs → transparent rule or score → ranked candidates → explanation → test record → human decision</w:t>
-      </w:r>
-    </w:p>
-    <w:p>
-      <w:r>
+      <w:pPr>
+        <w:spacing w:line="336" w:lineRule="auto" w:after="180"/>
+      </w:pPr>
+      <w:r>
+        <w:rPr>
+          <w:b w:val="0"/>
+        </w:rPr>
+        <w:t xml:space="preserve">THIS WEEK’S CHECKPOINT  </w:t>
+      </w:r>
+      <w:r>
+        <w:rPr>
+          <w:b/>
+        </w:rPr>
+        <w:t>Branch</w:t>
+      </w:r>
+      <w:r>
+        <w:rPr>
+          <w:b w:val="0"/>
+        </w:rPr>
+        <w:t xml:space="preserve"> when a reader has a hard constraint such as language, format, or maximum length.</w:t>
+      </w:r>
+    </w:p>
+    <w:p>
+      <w:pPr>
+        <w:pStyle w:val="Heading3"/>
+      </w:pPr>
+      <w:r>
+        <w:t>Trace the system</w:t>
+      </w:r>
+    </w:p>
+    <w:p>
+      <w:pPr>
+        <w:spacing w:line="336" w:lineRule="auto" w:after="180"/>
+        <w:shd w:fill="EDF7F3"/>
+      </w:pPr>
+      <w:r>
+        <w:rPr>
+          <w:b w:val="0"/>
+        </w:rPr>
+        <w:t xml:space="preserve">SYSTEM MAP  Reader need → allowed </w:t>
+      </w:r>
+      <w:r>
+        <w:rPr>
+          <w:b/>
+        </w:rPr>
+        <w:t>input</w:t>
+      </w:r>
+      <w:r>
+        <w:rPr>
+          <w:b w:val="0"/>
+        </w:rPr>
+        <w:t xml:space="preserve">s → transparent rule or score → ranked candidates → explanation → test record → </w:t>
+      </w:r>
+      <w:r>
+        <w:rPr>
+          <w:b/>
+        </w:rPr>
+        <w:t>human decision</w:t>
+      </w:r>
+    </w:p>
+    <w:p>
+      <w:pPr>
+        <w:spacing w:line="336" w:lineRule="auto" w:after="180"/>
+        <w:shd w:fill="F5F1FB"/>
+      </w:pPr>
+      <w:r>
+        <w:rPr>
+          <w:b w:val="0"/>
+        </w:rPr>
         <w:t>What will you add, change, or verify in the project this week?</w:t>
       </w:r>
     </w:p>
@@ -3321,8 +5181,27 @@
       </w:r>
     </w:p>
     <w:p>
-      <w:r>
-        <w:t>What should remain under human control?</w:t>
+      <w:pPr>
+        <w:spacing w:line="336" w:lineRule="auto" w:after="180"/>
+        <w:shd w:fill="F5F1FB"/>
+      </w:pPr>
+      <w:r>
+        <w:rPr>
+          <w:b w:val="0"/>
+        </w:rPr>
+        <w:t xml:space="preserve">What should remain under </w:t>
+      </w:r>
+      <w:r>
+        <w:rPr>
+          <w:b/>
+        </w:rPr>
+        <w:t>human control</w:t>
+      </w:r>
+      <w:r>
+        <w:rPr>
+          <w:b w:val="0"/>
+        </w:rPr>
+        <w:t>?</w:t>
       </w:r>
     </w:p>
     <w:p>
@@ -3359,7 +5238,22 @@
       </w:r>
     </w:p>
     <w:p>
-      <w:r>
+      <w:pPr>
+        <w:pStyle w:val="Heading3"/>
+      </w:pPr>
+      <w:r>
+        <w:t>Responsible design</w:t>
+      </w:r>
+    </w:p>
+    <w:p>
+      <w:pPr>
+        <w:spacing w:line="336" w:lineRule="auto" w:after="180"/>
+        <w:shd w:fill="FFF5E6"/>
+      </w:pPr>
+      <w:r>
+        <w:rPr>
+          <w:b w:val="0"/>
+        </w:rPr>
         <w:t>RESPONSIBLE DESIGN  Collect only necessary information. Show uncertainty and limits. Never confuse a ranking with a fact about a person.</w:t>
       </w:r>
     </w:p>
@@ -3372,7 +5266,13 @@
       </w:r>
     </w:p>
     <w:p>
-      <w:r>
+      <w:pPr>
+        <w:spacing w:line="336" w:lineRule="auto" w:after="180"/>
+      </w:pPr>
+      <w:r>
+        <w:rPr>
+          <w:b w:val="0"/>
+        </w:rPr>
         <w:t>Validate recommender requests before ranking items, retaining explicit labels for missing or invalid cases.</w:t>
       </w:r>
     </w:p>
@@ -3386,16 +5286,48 @@
     </w:p>
     <w:p>
       <w:r>
+        <w:t>Use a genuinely new case for independent evidence. Previously discussed examples remain practice; use the separately named independent case before feedback.</w:t>
+      </w:r>
+    </w:p>
+    <w:p>
+      <w:pPr>
+        <w:pStyle w:val="Heading3"/>
+      </w:pPr>
+      <w:r>
+        <w:t>Independent evidence</w:t>
+      </w:r>
+    </w:p>
+    <w:p>
+      <w:pPr>
+        <w:spacing w:line="336" w:lineRule="auto" w:after="180"/>
+        <w:shd w:fill="FFF5E6"/>
+      </w:pPr>
+      <w:r>
+        <w:rPr>
+          <w:b w:val="0"/>
+        </w:rPr>
         <w:t>INDEPENDENT MASTERY PROOF</w:t>
       </w:r>
     </w:p>
     <w:p>
-      <w:r>
+      <w:pPr>
+        <w:spacing w:line="336" w:lineRule="auto" w:after="180"/>
+      </w:pPr>
+      <w:r>
+        <w:rPr>
+          <w:b w:val="0"/>
+        </w:rPr>
         <w:t>Explain • Transfer • Test • Defend</w:t>
       </w:r>
     </w:p>
     <w:p>
-      <w:r>
+      <w:pPr>
+        <w:spacing w:line="336" w:lineRule="auto" w:after="180"/>
+      </w:pPr>
+      <w:r>
+        <w:rPr>
+          <w:b w:val="0"/>
+        </w:rPr>
         <w:t>Complete this page without copying the worked example. Your reasoning matters more than decoration.</w:t>
       </w:r>
     </w:p>
@@ -3436,12 +5368,46 @@
       </w:r>
     </w:p>
     <w:p>
-      <w:r>
-        <w:t>CHALLENGE  Build and trace a three-branch pet-care algorithm.</w:t>
-      </w:r>
-    </w:p>
-    <w:p>
-      <w:r>
+      <w:pPr>
+        <w:pStyle w:val="Heading3"/>
+      </w:pPr>
+      <w:r>
+        <w:t>Try a more demanding case</w:t>
+      </w:r>
+    </w:p>
+    <w:p>
+      <w:pPr>
+        <w:spacing w:line="336" w:lineRule="auto" w:after="180"/>
+        <w:shd w:fill="F5F1FB"/>
+      </w:pPr>
+      <w:r>
+        <w:rPr>
+          <w:b w:val="0"/>
+        </w:rPr>
+        <w:t>CHALLENGE  Build and trace a three-</w:t>
+      </w:r>
+      <w:r>
+        <w:rPr>
+          <w:b/>
+        </w:rPr>
+        <w:t>branch</w:t>
+      </w:r>
+      <w:r>
+        <w:rPr>
+          <w:b w:val="0"/>
+        </w:rPr>
+        <w:t xml:space="preserve"> pet-care algorithm.</w:t>
+      </w:r>
+    </w:p>
+    <w:p>
+      <w:pPr>
+        <w:spacing w:line="336" w:lineRule="auto" w:after="180"/>
+        <w:shd w:fill="F4F9FC"/>
+      </w:pPr>
+      <w:r>
+        <w:rPr>
+          <w:b w:val="0"/>
+        </w:rPr>
         <w:t>1. My fresh example, trace, calculation, or design:</w:t>
       </w:r>
     </w:p>
@@ -3479,8 +5445,39 @@
       </w:r>
     </w:p>
     <w:p>
-      <w:r>
-        <w:t>2. My evidence that it works (include a boundary or missing-data case):</w:t>
+      <w:pPr>
+        <w:spacing w:line="336" w:lineRule="auto" w:after="180"/>
+        <w:shd w:fill="F4F9FC"/>
+      </w:pPr>
+      <w:r>
+        <w:rPr>
+          <w:b w:val="0"/>
+        </w:rPr>
+        <w:t xml:space="preserve">2. My </w:t>
+      </w:r>
+      <w:r>
+        <w:rPr>
+          <w:b/>
+        </w:rPr>
+        <w:t>evidence</w:t>
+      </w:r>
+      <w:r>
+        <w:rPr>
+          <w:b w:val="0"/>
+        </w:rPr>
+        <w:t xml:space="preserve"> that it works (include a </w:t>
+      </w:r>
+      <w:r>
+        <w:rPr>
+          <w:b/>
+        </w:rPr>
+        <w:t>boundary</w:t>
+      </w:r>
+      <w:r>
+        <w:rPr>
+          <w:b w:val="0"/>
+        </w:rPr>
+        <w:t xml:space="preserve"> or missing-data case):</w:t>
       </w:r>
     </w:p>
     <w:p>
@@ -3517,7 +5514,14 @@
       </w:r>
     </w:p>
     <w:p>
-      <w:r>
+      <w:pPr>
+        <w:spacing w:line="336" w:lineRule="auto" w:after="180"/>
+        <w:shd w:fill="F4F9FC"/>
+      </w:pPr>
+      <w:r>
+        <w:rPr>
+          <w:b w:val="0"/>
+        </w:rPr>
         <w:t>3. One limitation, fairness concern, or situation needing human review:</w:t>
       </w:r>
     </w:p>
@@ -3555,8 +5559,47 @@
       </w:r>
     </w:p>
     <w:p>
-      <w:r>
-        <w:t>SELF-CHECK  □ I explained the mechanism  □ I used evidence  □ I tested a fresh case  □ I named a limitation  □ I can answer ‘why?’</w:t>
+      <w:pPr>
+        <w:pStyle w:val="Heading3"/>
+      </w:pPr>
+      <w:r>
+        <w:t>Check your explanation</w:t>
+      </w:r>
+    </w:p>
+    <w:p>
+      <w:pPr>
+        <w:spacing w:line="336" w:lineRule="auto" w:after="180"/>
+        <w:shd w:fill="F5F1FB"/>
+      </w:pPr>
+      <w:r>
+        <w:rPr>
+          <w:b w:val="0"/>
+        </w:rPr>
+        <w:t xml:space="preserve">SELF-CHECK  □ I explained the </w:t>
+      </w:r>
+      <w:r>
+        <w:rPr>
+          <w:b/>
+        </w:rPr>
+        <w:t>mechanism</w:t>
+      </w:r>
+      <w:r>
+        <w:rPr>
+          <w:b w:val="0"/>
+        </w:rPr>
+        <w:t xml:space="preserve">  □ I used </w:t>
+      </w:r>
+      <w:r>
+        <w:rPr>
+          <w:b/>
+        </w:rPr>
+        <w:t>evidence</w:t>
+      </w:r>
+      <w:r>
+        <w:rPr>
+          <w:b w:val="0"/>
+        </w:rPr>
+        <w:t xml:space="preserve">  □ I tested a fresh case  □ I named a limitation  □ I can answer ‘why?’</w:t>
       </w:r>
     </w:p>
     <w:p>
@@ -3568,6 +5611,11 @@
       </w:r>
     </w:p>
     <w:p>
+      <w:r>
+        <w:t>Revisit the complete Branching Logic case for supported practice. Repeated examples do not become fresh assessments.</w:t>
+      </w:r>
+    </w:p>
+    <w:p>
       <w:pPr>
         <w:pStyle w:val="Heading3"/>
       </w:pPr>
@@ -3576,7 +5624,13 @@
       </w:r>
     </w:p>
     <w:p>
-      <w:r>
+      <w:pPr>
+        <w:spacing w:line="336" w:lineRule="auto" w:after="180"/>
+      </w:pPr>
+      <w:r>
+        <w:rPr>
+          <w:b w:val="0"/>
+        </w:rPr>
         <w:t>Use the supplied details to practise the weekly concept before attempting the independent question. This case extends the illustrated lesson.</w:t>
       </w:r>
     </w:p>
@@ -3589,7 +5643,13 @@
       </w:r>
     </w:p>
     <w:p>
-      <w:r>
+      <w:pPr>
+        <w:spacing w:line="336" w:lineRule="auto" w:after="180"/>
+      </w:pPr>
+      <w:r>
+        <w:rPr>
+          <w:b w:val="0"/>
+        </w:rPr>
         <w:t>If pages&lt;100 choose Short; otherwise if pages&lt;=200 choose Medium; otherwise Long.</w:t>
       </w:r>
     </w:p>
@@ -3602,7 +5662,13 @@
       </w:r>
     </w:p>
     <w:p>
-      <w:r>
+      <w:pPr>
+        <w:spacing w:line="336" w:lineRule="auto" w:after="180"/>
+      </w:pPr>
+      <w:r>
+        <w:rPr>
+          <w:b w:val="0"/>
+        </w:rPr>
         <w:t>Classify 99,100,200,201 pages.</w:t>
       </w:r>
     </w:p>
@@ -3615,8 +5681,38 @@
       </w:r>
     </w:p>
     <w:p>
-      <w:r>
-        <w:t>Short, Medium, Medium, Long. Strict and inclusive boundaries and branch order matter.</w:t>
+      <w:pPr>
+        <w:spacing w:line="336" w:lineRule="auto" w:after="180"/>
+      </w:pPr>
+      <w:r>
+        <w:rPr>
+          <w:b w:val="0"/>
+        </w:rPr>
+        <w:t xml:space="preserve">Short, Medium, Medium, Long. Strict and inclusive boundaries and </w:t>
+      </w:r>
+      <w:r>
+        <w:rPr>
+          <w:b/>
+        </w:rPr>
+        <w:t>branch</w:t>
+      </w:r>
+      <w:r>
+        <w:rPr>
+          <w:b w:val="0"/>
+        </w:rPr>
+        <w:t xml:space="preserve"> </w:t>
+      </w:r>
+      <w:r>
+        <w:rPr>
+          <w:b/>
+        </w:rPr>
+        <w:t>order</w:t>
+      </w:r>
+      <w:r>
+        <w:rPr>
+          <w:b w:val="0"/>
+        </w:rPr>
+        <w:t xml:space="preserve"> matter.</w:t>
       </w:r>
     </w:p>
     <w:p>
@@ -3628,7 +5724,14 @@
       </w:r>
     </w:p>
     <w:p>
-      <w:r>
+      <w:pPr>
+        <w:spacing w:line="336" w:lineRule="auto" w:after="180"/>
+        <w:shd w:fill="F5F1FB"/>
+      </w:pPr>
+      <w:r>
+        <w:rPr>
+          <w:b w:val="0"/>
+        </w:rPr>
         <w:t>Which detail supports the answer, and why does it matter?</w:t>
       </w:r>
     </w:p>
@@ -3806,18 +5909,60 @@
       </w:tr>
     </w:tbl>
     <w:p>
-      <w:r>
+      <w:pPr>
+        <w:spacing w:line="336" w:lineRule="auto" w:after="180"/>
+      </w:pPr>
+      <w:r>
+        <w:rPr>
+          <w:b w:val="0"/>
+        </w:rPr>
         <w:t>If pages&lt;100 choose Short; otherwise if pages&lt;=200 choose Medium; otherwise Long.</w:t>
       </w:r>
     </w:p>
     <w:p>
-      <w:r>
+      <w:pPr>
+        <w:spacing w:line="336" w:lineRule="auto" w:after="180"/>
+      </w:pPr>
+      <w:r>
+        <w:rPr>
+          <w:b w:val="0"/>
+        </w:rPr>
         <w:t>Classify 99,100,200,201 pages.</w:t>
       </w:r>
     </w:p>
     <w:p>
-      <w:r>
-        <w:t>Short, Medium, Medium, Long. Strict and inclusive boundaries and branch order matter.</w:t>
+      <w:pPr>
+        <w:spacing w:line="336" w:lineRule="auto" w:after="180"/>
+      </w:pPr>
+      <w:r>
+        <w:rPr>
+          <w:b w:val="0"/>
+        </w:rPr>
+        <w:t xml:space="preserve">Short, Medium, Medium, Long. Strict and inclusive boundaries and </w:t>
+      </w:r>
+      <w:r>
+        <w:rPr>
+          <w:b/>
+        </w:rPr>
+        <w:t>branch</w:t>
+      </w:r>
+      <w:r>
+        <w:rPr>
+          <w:b w:val="0"/>
+        </w:rPr>
+        <w:t xml:space="preserve"> </w:t>
+      </w:r>
+      <w:r>
+        <w:rPr>
+          <w:b/>
+        </w:rPr>
+        <w:t>order</w:t>
+      </w:r>
+      <w:r>
+        <w:rPr>
+          <w:b w:val="0"/>
+        </w:rPr>
+        <w:t xml:space="preserve"> matter.</w:t>
       </w:r>
     </w:p>
     <w:p>
@@ -3829,6 +5974,11 @@
       </w:r>
     </w:p>
     <w:p>
+      <w:r>
+        <w:t>Attempt the reserved new case before feedback. Record support; the earlier examples below remain additional practice.</w:t>
+      </w:r>
+    </w:p>
+    <w:p>
       <w:pPr>
         <w:pStyle w:val="Heading3"/>
       </w:pPr>
@@ -3837,8 +5987,26 @@
       </w:r>
     </w:p>
     <w:p>
-      <w:r>
-        <w:t>Use an integer tiles count. Label a negative value Invalid, zero Empty, 1 through 6 Small and values above 6 Large. Write an ordered if elif else script and predict -1, 0, 1, 6 and 7. Include one print after the chain.</w:t>
+      <w:pPr>
+        <w:spacing w:line="336" w:lineRule="auto" w:after="180"/>
+      </w:pPr>
+      <w:r>
+        <w:rPr>
+          <w:b w:val="0"/>
+        </w:rPr>
+        <w:t xml:space="preserve">Use an integer tiles count. Label a negative value Invalid, zero Empty, 1 through 6 Small and values above 6 Large. Write an </w:t>
+      </w:r>
+      <w:r>
+        <w:rPr>
+          <w:b/>
+        </w:rPr>
+        <w:t>order</w:t>
+      </w:r>
+      <w:r>
+        <w:rPr>
+          <w:b w:val="0"/>
+        </w:rPr>
+        <w:t>ed if elif else script and predict -1, 0, 1, 6 and 7. Include one print after the chain.</w:t>
       </w:r>
     </w:p>
     <w:p>
@@ -3885,7 +6053,13 @@
       </w:r>
     </w:p>
     <w:p>
-      <w:r>
+      <w:pPr>
+        <w:spacing w:line="336" w:lineRule="auto" w:after="180"/>
+      </w:pPr>
+      <w:r>
+        <w:rPr>
+          <w:b w:val="0"/>
+        </w:rPr>
         <w:t>Attempt this case before feedback. Record any help. Earlier examples below are further practice; a case already practised with feedback cannot establish fresh transfer.</w:t>
       </w:r>
     </w:p>
@@ -3898,18 +6072,54 @@
       </w:r>
     </w:p>
     <w:p>
-      <w:r>
+      <w:pPr>
+        <w:spacing w:line="336" w:lineRule="auto" w:after="180"/>
+      </w:pPr>
+      <w:r>
+        <w:rPr>
+          <w:b w:val="0"/>
+        </w:rPr>
         <w:t>Close the worked explanation. Apply the idea to this different question without copying.</w:t>
       </w:r>
     </w:p>
     <w:p>
-      <w:r>
-        <w:t>If pages are at most 80, choose short; otherwise choose long. Classify books with 79, 80 and 81 pages and explain the boundary.</w:t>
-      </w:r>
-    </w:p>
-    <w:p>
-      <w:r>
-        <w:t>My answer, with a trace, calculation or supporting evidence</w:t>
+      <w:pPr>
+        <w:spacing w:line="336" w:lineRule="auto" w:after="180"/>
+      </w:pPr>
+      <w:r>
+        <w:rPr>
+          <w:b w:val="0"/>
+        </w:rPr>
+        <w:t xml:space="preserve">If pages are at most 80, choose short; otherwise choose long. Classify books with 79, 80 and 81 pages and explain the </w:t>
+      </w:r>
+      <w:r>
+        <w:rPr>
+          <w:b/>
+        </w:rPr>
+        <w:t>boundary</w:t>
+      </w:r>
+      <w:r>
+        <w:rPr>
+          <w:b w:val="0"/>
+        </w:rPr>
+        <w:t>.</w:t>
+      </w:r>
+    </w:p>
+    <w:p>
+      <w:pPr>
+        <w:spacing w:line="336" w:lineRule="auto" w:after="180"/>
+      </w:pPr>
+      <w:r>
+        <w:rPr>
+          <w:b w:val="0"/>
+        </w:rPr>
+        <w:t xml:space="preserve">My answer, with a trace, calculation or supporting </w:t>
+      </w:r>
+      <w:r>
+        <w:rPr>
+          <w:b/>
+        </w:rPr>
+        <w:t>evidence</w:t>
       </w:r>
     </w:p>
     <w:p>
@@ -3954,13 +6164,49 @@
       </w:r>
     </w:p>
     <w:p>
-      <w:r>
-        <w:t>Change one relevant detail. Predict the result before testing. Include a boundary or missing-information case when it helps reveal a limit.</w:t>
-      </w:r>
-    </w:p>
-    <w:p>
-      <w:r>
-        <w:t>My changed input and expected result</w:t>
+      <w:pPr>
+        <w:spacing w:line="336" w:lineRule="auto" w:after="180"/>
+      </w:pPr>
+      <w:r>
+        <w:rPr>
+          <w:b w:val="0"/>
+        </w:rPr>
+        <w:t xml:space="preserve">Change one relevant detail. Predict the result before testing. Include a </w:t>
+      </w:r>
+      <w:r>
+        <w:rPr>
+          <w:b/>
+        </w:rPr>
+        <w:t>boundary</w:t>
+      </w:r>
+      <w:r>
+        <w:rPr>
+          <w:b w:val="0"/>
+        </w:rPr>
+        <w:t xml:space="preserve"> or missing-information case when it helps reveal a limit.</w:t>
+      </w:r>
+    </w:p>
+    <w:p>
+      <w:pPr>
+        <w:spacing w:line="336" w:lineRule="auto" w:after="180"/>
+      </w:pPr>
+      <w:r>
+        <w:rPr>
+          <w:b w:val="0"/>
+        </w:rPr>
+        <w:t xml:space="preserve">My changed </w:t>
+      </w:r>
+      <w:r>
+        <w:rPr>
+          <w:b/>
+        </w:rPr>
+        <w:t>input</w:t>
+      </w:r>
+      <w:r>
+        <w:rPr>
+          <w:b w:val="0"/>
+        </w:rPr>
+        <w:t xml:space="preserve"> and expected result</w:t>
       </w:r>
     </w:p>
     <w:p>
@@ -4005,13 +6251,43 @@
       </w:r>
     </w:p>
     <w:p>
-      <w:r>
-        <w:t>Branch when a reader has a hard constraint such as language, format, or maximum length.</w:t>
-      </w:r>
-    </w:p>
-    <w:p>
-      <w:r>
-        <w:t>The evidence I will keep</w:t>
+      <w:pPr>
+        <w:spacing w:line="336" w:lineRule="auto" w:after="180"/>
+      </w:pPr>
+      <w:r>
+        <w:rPr>
+          <w:b/>
+        </w:rPr>
+        <w:t>Branch</w:t>
+      </w:r>
+      <w:r>
+        <w:rPr>
+          <w:b w:val="0"/>
+        </w:rPr>
+        <w:t xml:space="preserve"> when a reader has a hard constraint such as language, format, or maximum length.</w:t>
+      </w:r>
+    </w:p>
+    <w:p>
+      <w:pPr>
+        <w:spacing w:line="336" w:lineRule="auto" w:after="180"/>
+      </w:pPr>
+      <w:r>
+        <w:rPr>
+          <w:b w:val="0"/>
+        </w:rPr>
+        <w:t xml:space="preserve">The </w:t>
+      </w:r>
+      <w:r>
+        <w:rPr>
+          <w:b/>
+        </w:rPr>
+        <w:t>evidence</w:t>
+      </w:r>
+      <w:r>
+        <w:rPr>
+          <w:b w:val="0"/>
+        </w:rPr>
+        <w:t xml:space="preserve"> I will keep</w:t>
       </w:r>
     </w:p>
     <w:p>
@@ -4048,8 +6324,26 @@
       </w:r>
     </w:p>
     <w:p>
-      <w:r>
-        <w:t>Your teacher has the independent answer and scoring criteria. Complete the matching workbook week to keep your practice evidence together.</w:t>
+      <w:pPr>
+        <w:spacing w:line="336" w:lineRule="auto" w:after="180"/>
+      </w:pPr>
+      <w:r>
+        <w:rPr>
+          <w:b w:val="0"/>
+        </w:rPr>
+        <w:t xml:space="preserve">Your teacher has the independent answer and scoring criteria. Complete the matching workbook week to keep your practice </w:t>
+      </w:r>
+      <w:r>
+        <w:rPr>
+          <w:b/>
+        </w:rPr>
+        <w:t>evidence</w:t>
+      </w:r>
+      <w:r>
+        <w:rPr>
+          <w:b w:val="0"/>
+        </w:rPr>
+        <w:t xml:space="preserve"> together.</w:t>
       </w:r>
     </w:p>
     <w:p>
@@ -4061,8 +6355,27 @@
       </w:r>
     </w:p>
     <w:p>
-      <w:r>
-        <w:t>Classify lengths with if pages&lt;80 then Short; else if pages&lt;=160 then Medium; else Long. Trace 79,80,160,161. What happens if the &lt;=160 branch is placed first?</w:t>
+      <w:pPr>
+        <w:spacing w:line="336" w:lineRule="auto" w:after="180"/>
+        <w:shd w:fill="F5F1FB"/>
+      </w:pPr>
+      <w:r>
+        <w:rPr>
+          <w:b w:val="0"/>
+        </w:rPr>
+        <w:t xml:space="preserve">Classify lengths with if pages&lt;80 then Short; else if pages&lt;=160 then Medium; else Long. Trace 79,80,160,161. What happens if the &lt;=160 </w:t>
+      </w:r>
+      <w:r>
+        <w:rPr>
+          <w:b/>
+        </w:rPr>
+        <w:t>branch</w:t>
+      </w:r>
+      <w:r>
+        <w:rPr>
+          <w:b w:val="0"/>
+        </w:rPr>
+        <w:t xml:space="preserve"> is placed first?</w:t>
       </w:r>
     </w:p>
     <w:p>
@@ -4117,8 +6430,25 @@
       </w:r>
     </w:p>
     <w:p>
-      <w:r>
-        <w:t>Attempt the independent case before hints. Record whether you worked alone, used a hint or followed a model. After feedback, fix the first unsupported step and explain why it changed. A later check uses a changed case, not a copied answer.</w:t>
+      <w:pPr>
+        <w:spacing w:line="336" w:lineRule="auto" w:after="180"/>
+      </w:pPr>
+      <w:r>
+        <w:rPr>
+          <w:b w:val="0"/>
+        </w:rPr>
+        <w:t>Attempt the independent case before hints. Record whether you worked alone, used a hint or followed a model. After feedback, fix the first unsupported step and explain why it changed.</w:t>
+      </w:r>
+    </w:p>
+    <w:p>
+      <w:pPr>
+        <w:spacing w:line="336" w:lineRule="auto" w:after="180"/>
+      </w:pPr>
+      <w:r>
+        <w:rPr>
+          <w:b w:val="0"/>
+        </w:rPr>
+        <w:t>A later check uses a changed case, not a copied answer.</w:t>
       </w:r>
     </w:p>
     <w:p>
@@ -4131,7 +6461,30 @@
     </w:p>
     <w:p>
       <w:r>
-        <w:t>Start with this question: A fictional reading-time labeler uses one Python if/elif/else chain.</w:t>
+        <w:t>Use this map to navigate Branching Logic, connect the goals to tasks and keep one evidence record for each attempt.</w:t>
+      </w:r>
+    </w:p>
+    <w:p>
+      <w:pPr>
+        <w:spacing w:line="336" w:lineRule="auto" w:after="180"/>
+      </w:pPr>
+      <w:r>
+        <w:rPr>
+          <w:b w:val="0"/>
+        </w:rPr>
+        <w:t>Start with this question: A fictional reading-time labeler uses one Python if/el</w:t>
+      </w:r>
+      <w:r>
+        <w:rPr>
+          <w:b/>
+        </w:rPr>
+        <w:t>if/else</w:t>
+      </w:r>
+      <w:r>
+        <w:rPr>
+          <w:b w:val="0"/>
+        </w:rPr>
+        <w:t xml:space="preserve"> chain.</w:t>
       </w:r>
     </w:p>
     <w:tbl>
@@ -4237,13 +6590,61 @@
       </w:tr>
     </w:tbl>
     <w:p>
-      <w:r>
-        <w:t>Remember → watch and explain → try with help → investigate → try independently → keep project evidence. Your teacher may spread this lesson across several classes.</w:t>
-      </w:r>
-    </w:p>
-    <w:p>
-      <w:r>
-        <w:t>Keep your first prediction. Compare it with what the evidence shows and explain any change.</w:t>
+      <w:pPr>
+        <w:spacing w:line="336" w:lineRule="auto" w:after="180"/>
+      </w:pPr>
+      <w:r>
+        <w:rPr>
+          <w:b w:val="0"/>
+        </w:rPr>
+        <w:t xml:space="preserve">Remember → watch and explain → try with help → investigate → try independently → keep project </w:t>
+      </w:r>
+      <w:r>
+        <w:rPr>
+          <w:b/>
+        </w:rPr>
+        <w:t>evidence</w:t>
+      </w:r>
+      <w:r>
+        <w:rPr>
+          <w:b w:val="0"/>
+        </w:rPr>
+        <w:t>. Your teacher may spread this lesson across several classes.</w:t>
+      </w:r>
+    </w:p>
+    <w:p>
+      <w:pPr>
+        <w:spacing w:line="336" w:lineRule="auto" w:after="180"/>
+      </w:pPr>
+      <w:r>
+        <w:rPr>
+          <w:b w:val="0"/>
+        </w:rPr>
+        <w:t xml:space="preserve">Keep your first </w:t>
+      </w:r>
+      <w:r>
+        <w:rPr>
+          <w:b/>
+        </w:rPr>
+        <w:t>prediction</w:t>
+      </w:r>
+      <w:r>
+        <w:rPr>
+          <w:b w:val="0"/>
+        </w:rPr>
+        <w:t xml:space="preserve">. Compare it with what the </w:t>
+      </w:r>
+      <w:r>
+        <w:rPr>
+          <w:b/>
+        </w:rPr>
+        <w:t>evidence</w:t>
+      </w:r>
+      <w:r>
+        <w:rPr>
+          <w:b w:val="0"/>
+        </w:rPr>
+        <w:t xml:space="preserve"> shows and explain any change.</w:t>
       </w:r>
     </w:p>
     <w:p>
@@ -4256,7 +6657,30 @@
     </w:p>
     <w:p>
       <w:r>
-        <w:t>Close your notes. Explain this goal in your own words: Trace the selected branch in an if elif else chain</w:t>
+        <w:t>Explain Branching Logic without notes, identify a remaining question and plan a later check with a changed case.</w:t>
+      </w:r>
+    </w:p>
+    <w:p>
+      <w:pPr>
+        <w:spacing w:line="336" w:lineRule="auto" w:after="180"/>
+      </w:pPr>
+      <w:r>
+        <w:rPr>
+          <w:b w:val="0"/>
+        </w:rPr>
+        <w:t xml:space="preserve">Close your notes. Explain this goal in your own words: Trace the selected </w:t>
+      </w:r>
+      <w:r>
+        <w:rPr>
+          <w:b/>
+        </w:rPr>
+        <w:t>branch</w:t>
+      </w:r>
+      <w:r>
+        <w:rPr>
+          <w:b w:val="0"/>
+        </w:rPr>
+        <w:t xml:space="preserve"> in an if elif else chain</w:t>
       </w:r>
     </w:p>
     <w:p>
@@ -4293,13 +6717,61 @@
       </w:r>
     </w:p>
     <w:p>
-      <w:r>
-        <w:t>If you are unsure, return to the worked picture and explain one arrow. If you are ready, change an input or assumption and justify your prediction.</w:t>
-      </w:r>
-    </w:p>
-    <w:p>
-      <w:r>
-        <w:t>Save your workbook evidence. At the next review, try a different case before opening your old answer.</w:t>
+      <w:pPr>
+        <w:spacing w:line="336" w:lineRule="auto" w:after="180"/>
+      </w:pPr>
+      <w:r>
+        <w:rPr>
+          <w:b w:val="0"/>
+        </w:rPr>
+        <w:t xml:space="preserve">If you are unsure, return to the worked picture and explain one arrow. If you are ready, change an </w:t>
+      </w:r>
+      <w:r>
+        <w:rPr>
+          <w:b/>
+        </w:rPr>
+        <w:t>input</w:t>
+      </w:r>
+      <w:r>
+        <w:rPr>
+          <w:b w:val="0"/>
+        </w:rPr>
+        <w:t xml:space="preserve"> or assumption and justify your </w:t>
+      </w:r>
+      <w:r>
+        <w:rPr>
+          <w:b/>
+        </w:rPr>
+        <w:t>prediction</w:t>
+      </w:r>
+      <w:r>
+        <w:rPr>
+          <w:b w:val="0"/>
+        </w:rPr>
+        <w:t>.</w:t>
+      </w:r>
+    </w:p>
+    <w:p>
+      <w:pPr>
+        <w:spacing w:line="336" w:lineRule="auto" w:after="180"/>
+      </w:pPr>
+      <w:r>
+        <w:rPr>
+          <w:b w:val="0"/>
+        </w:rPr>
+        <w:t xml:space="preserve">Save your workbook </w:t>
+      </w:r>
+      <w:r>
+        <w:rPr>
+          <w:b/>
+        </w:rPr>
+        <w:t>evidence</w:t>
+      </w:r>
+      <w:r>
+        <w:rPr>
+          <w:b w:val="0"/>
+        </w:rPr>
+        <w:t>. At the next review, try a different case before opening your old answer.</w:t>
       </w:r>
     </w:p>
     <w:p>
@@ -4312,12 +6784,41 @@
     </w:p>
     <w:p>
       <w:r>
+        <w:t>Attempt supported questions before using hints or feedback. Review a missing building block, then keep the completed work.</w:t>
+      </w:r>
+    </w:p>
+    <w:p>
+      <w:pPr>
+        <w:spacing w:line="336" w:lineRule="auto" w:after="180"/>
+      </w:pPr>
+      <w:r>
+        <w:rPr>
+          <w:b w:val="0"/>
+        </w:rPr>
         <w:t>Use this supported practice once, in the browser or on paper. Keep the reserved independent assessment for a separate first attempt before teacher feedback.</w:t>
       </w:r>
     </w:p>
     <w:p>
-      <w:r>
-        <w:t>A fictional reading-time labeler uses one Python if/elif/else chain.</w:t>
+      <w:pPr>
+        <w:spacing w:line="336" w:lineRule="auto" w:after="180"/>
+      </w:pPr>
+      <w:r>
+        <w:rPr>
+          <w:b w:val="0"/>
+        </w:rPr>
+        <w:t>A fictional reading-time labeler uses one Python if/el</w:t>
+      </w:r>
+      <w:r>
+        <w:rPr>
+          <w:b/>
+        </w:rPr>
+        <w:t>if/else</w:t>
+      </w:r>
+      <w:r>
+        <w:rPr>
+          <w:b w:val="0"/>
+        </w:rPr>
+        <w:t xml:space="preserve"> chain.</w:t>
       </w:r>
     </w:p>
     <w:p>
@@ -4329,28 +6830,86 @@
       </w:r>
     </w:p>
     <w:p>
-      <w:r>
-        <w:t>Which labelled step matches this detail? 11 takes Long; only the selected branch assigns the label.</w:t>
-      </w:r>
-    </w:p>
-    <w:p>
-      <w:r>
+      <w:pPr>
+        <w:spacing w:line="336" w:lineRule="auto" w:after="180"/>
+      </w:pPr>
+      <w:r>
+        <w:rPr>
+          <w:b w:val="0"/>
+        </w:rPr>
+        <w:t xml:space="preserve">Which labelled step matches this detail? 11 takes Long; only the selected </w:t>
+      </w:r>
+      <w:r>
+        <w:rPr>
+          <w:b/>
+        </w:rPr>
+        <w:t>branch</w:t>
+      </w:r>
+      <w:r>
+        <w:rPr>
+          <w:b w:val="0"/>
+        </w:rPr>
+        <w:t xml:space="preserve"> assigns the label.</w:t>
+      </w:r>
+    </w:p>
+    <w:p>
+      <w:pPr>
+        <w:spacing w:line="336" w:lineRule="auto" w:after="180"/>
+        <w:shd w:fill="F4F9FC"/>
+      </w:pPr>
+      <w:r>
+        <w:rPr>
+          <w:b w:val="0"/>
+        </w:rPr>
         <w:t>1. Negative check</w:t>
       </w:r>
     </w:p>
     <w:p>
-      <w:r>
+      <w:pPr>
+        <w:spacing w:line="336" w:lineRule="auto" w:after="180"/>
+        <w:shd w:fill="F4F9FC"/>
+      </w:pPr>
+      <w:r>
+        <w:rPr>
+          <w:b w:val="0"/>
+        </w:rPr>
         <w:t>2. Zero check</w:t>
       </w:r>
     </w:p>
     <w:p>
-      <w:r>
+      <w:pPr>
+        <w:spacing w:line="336" w:lineRule="auto" w:after="180"/>
+        <w:shd w:fill="F4F9FC"/>
+      </w:pPr>
+      <w:r>
+        <w:rPr>
+          <w:b w:val="0"/>
+        </w:rPr>
         <w:t>3. Inclusive short range</w:t>
       </w:r>
     </w:p>
     <w:p>
-      <w:r>
-        <w:t>4. Remaining inputs</w:t>
+      <w:pPr>
+        <w:spacing w:line="336" w:lineRule="auto" w:after="180"/>
+        <w:shd w:fill="F4F9FC"/>
+      </w:pPr>
+      <w:r>
+        <w:rPr>
+          <w:b w:val="0"/>
+        </w:rPr>
+        <w:t xml:space="preserve">4. Remaining </w:t>
+      </w:r>
+      <w:r>
+        <w:rPr>
+          <w:b/>
+        </w:rPr>
+        <w:t>input</w:t>
+      </w:r>
+      <w:r>
+        <w:rPr>
+          <w:b w:val="0"/>
+        </w:rPr>
+        <w:t>s</w:t>
       </w:r>
     </w:p>
     <w:p>
@@ -4387,41 +6946,239 @@
       </w:r>
     </w:p>
     <w:p>
-      <w:r>
+      <w:pPr>
+        <w:pStyle w:val="Heading3"/>
+      </w:pPr>
+      <w:r>
+        <w:t>Hint · try first</w:t>
+      </w:r>
+    </w:p>
+    <w:p>
+      <w:pPr>
+        <w:spacing w:line="336" w:lineRule="auto" w:after="180"/>
+        <w:shd w:fill="F1F6F8"/>
+      </w:pPr>
+      <w:r>
+        <w:rPr>
+          <w:b w:val="0"/>
+        </w:rPr>
         <w:t>Hint if needed: Read the steps in the pictorial case. Match the supplied detail to the stage that performs or records it.</w:t>
       </w:r>
     </w:p>
     <w:p>
-      <w:r>
-        <w:t>After your attempt, compare with the supported explanation: Remaining inputs 11 takes Long; only the selected branch assigns the label. The third comparison alone would include negative values and zero, but earlier branches already handle them. An elif chain selects its first true branch. Multiple independent if statements would have different behavior and could overwrite an earlier label. Boundary traces show why order belongs to the specification.</w:t>
-      </w:r>
-    </w:p>
-    <w:p>
       <w:pPr>
         <w:pStyle w:val="Heading3"/>
       </w:pPr>
       <w:r>
+        <w:t>Feedback · compare after trying</w:t>
+      </w:r>
+    </w:p>
+    <w:p>
+      <w:pPr>
+        <w:spacing w:line="336" w:lineRule="auto" w:after="180"/>
+        <w:shd w:fill="F1F6FC"/>
+      </w:pPr>
+      <w:r>
+        <w:rPr>
+          <w:b w:val="0"/>
+        </w:rPr>
+        <w:t xml:space="preserve">After your attempt, compare with the supported explanation: Remaining </w:t>
+      </w:r>
+      <w:r>
+        <w:rPr>
+          <w:b/>
+        </w:rPr>
+        <w:t>input</w:t>
+      </w:r>
+      <w:r>
+        <w:rPr>
+          <w:b w:val="0"/>
+        </w:rPr>
+        <w:t xml:space="preserve">s 11 takes Long; only the selected </w:t>
+      </w:r>
+      <w:r>
+        <w:rPr>
+          <w:b/>
+        </w:rPr>
+        <w:t>branch</w:t>
+      </w:r>
+      <w:r>
+        <w:rPr>
+          <w:b w:val="0"/>
+        </w:rPr>
+        <w:t xml:space="preserve"> assigns the label.</w:t>
+      </w:r>
+    </w:p>
+    <w:p>
+      <w:pPr>
+        <w:spacing w:line="336" w:lineRule="auto" w:after="180"/>
+        <w:shd w:fill="F1F6FC"/>
+      </w:pPr>
+      <w:r>
+        <w:rPr>
+          <w:b w:val="0"/>
+        </w:rPr>
+        <w:t xml:space="preserve">The third comparison alone would include negative values and zero, but earlier </w:t>
+      </w:r>
+      <w:r>
+        <w:rPr>
+          <w:b/>
+        </w:rPr>
+        <w:t>branch</w:t>
+      </w:r>
+      <w:r>
+        <w:rPr>
+          <w:b w:val="0"/>
+        </w:rPr>
+        <w:t xml:space="preserve">es already handle them. An elif chain selects its first true </w:t>
+      </w:r>
+      <w:r>
+        <w:rPr>
+          <w:b/>
+        </w:rPr>
+        <w:t>branch</w:t>
+      </w:r>
+      <w:r>
+        <w:rPr>
+          <w:b w:val="0"/>
+        </w:rPr>
+        <w:t>.</w:t>
+      </w:r>
+    </w:p>
+    <w:p>
+      <w:pPr>
+        <w:spacing w:line="336" w:lineRule="auto" w:after="180"/>
+        <w:shd w:fill="F1F6FC"/>
+      </w:pPr>
+      <w:r>
+        <w:rPr>
+          <w:b w:val="0"/>
+        </w:rPr>
+        <w:t xml:space="preserve">Multiple independent if statements would have different behavior and could overwrite an earlier label. </w:t>
+      </w:r>
+      <w:r>
+        <w:rPr>
+          <w:b/>
+        </w:rPr>
+        <w:t>Boundary</w:t>
+      </w:r>
+      <w:r>
+        <w:rPr>
+          <w:b w:val="0"/>
+        </w:rPr>
+        <w:t xml:space="preserve"> traces show why </w:t>
+      </w:r>
+      <w:r>
+        <w:rPr>
+          <w:b/>
+        </w:rPr>
+        <w:t>order</w:t>
+      </w:r>
+      <w:r>
+        <w:rPr>
+          <w:b w:val="0"/>
+        </w:rPr>
+        <w:t xml:space="preserve"> belongs to the specification.</w:t>
+      </w:r>
+    </w:p>
+    <w:p>
+      <w:pPr>
+        <w:pStyle w:val="Heading3"/>
+      </w:pPr>
+      <w:r>
         <w:t>Practice 2: explain the deciding evidence</w:t>
       </w:r>
     </w:p>
     <w:p>
-      <w:r>
-        <w:t>Changed-case practice: Move minutes&lt;=10 to the first branch. Which conclusion is supported by the supplied facts?</w:t>
-      </w:r>
-    </w:p>
-    <w:p>
-      <w:r>
-        <w:t>1. We can decide the result without examining the changed input or the procedure.</w:t>
-      </w:r>
-    </w:p>
-    <w:p>
-      <w:r>
+      <w:pPr>
+        <w:pStyle w:val="Heading3"/>
+      </w:pPr>
+      <w:r>
+        <w:t>Changed case · predict first</w:t>
+      </w:r>
+    </w:p>
+    <w:p>
+      <w:pPr>
+        <w:spacing w:line="336" w:lineRule="auto" w:after="180"/>
+        <w:shd w:fill="F5F1FB"/>
+      </w:pPr>
+      <w:r>
+        <w:rPr>
+          <w:b w:val="0"/>
+        </w:rPr>
+        <w:t xml:space="preserve">Changed-case practice: Move minutes&lt;=10 to the first </w:t>
+      </w:r>
+      <w:r>
+        <w:rPr>
+          <w:b/>
+        </w:rPr>
+        <w:t>branch</w:t>
+      </w:r>
+      <w:r>
+        <w:rPr>
+          <w:b w:val="0"/>
+        </w:rPr>
+        <w:t>. Which conclusion is supported by the supplied facts?</w:t>
+      </w:r>
+    </w:p>
+    <w:p>
+      <w:pPr>
+        <w:spacing w:line="336" w:lineRule="auto" w:after="180"/>
+        <w:shd w:fill="F4F9FC"/>
+      </w:pPr>
+      <w:r>
+        <w:rPr>
+          <w:b w:val="0"/>
+        </w:rPr>
+        <w:t xml:space="preserve">1. We can decide the result without examining the changed </w:t>
+      </w:r>
+      <w:r>
+        <w:rPr>
+          <w:b/>
+        </w:rPr>
+        <w:t>input</w:t>
+      </w:r>
+      <w:r>
+        <w:rPr>
+          <w:b w:val="0"/>
+        </w:rPr>
+        <w:t xml:space="preserve"> or the procedure.</w:t>
+      </w:r>
+    </w:p>
+    <w:p>
+      <w:pPr>
+        <w:spacing w:line="336" w:lineRule="auto" w:after="180"/>
+        <w:shd w:fill="F4F9FC"/>
+      </w:pPr>
+      <w:r>
+        <w:rPr>
+          <w:b w:val="0"/>
+        </w:rPr>
         <w:t>2. −1 and 0 wrongly receive Short.</w:t>
       </w:r>
     </w:p>
     <w:p>
-      <w:r>
-        <w:t>3. This one example guarantees correct results for every future input.</w:t>
+      <w:pPr>
+        <w:spacing w:line="336" w:lineRule="auto" w:after="180"/>
+        <w:shd w:fill="F4F9FC"/>
+      </w:pPr>
+      <w:r>
+        <w:rPr>
+          <w:b w:val="0"/>
+        </w:rPr>
+        <w:t xml:space="preserve">3. This one example guarantees correct results for every future </w:t>
+      </w:r>
+      <w:r>
+        <w:rPr>
+          <w:b/>
+        </w:rPr>
+        <w:t>input</w:t>
+      </w:r>
+      <w:r>
+        <w:rPr>
+          <w:b w:val="0"/>
+        </w:rPr>
+        <w:t>.</w:t>
       </w:r>
     </w:p>
     <w:p>
@@ -4458,12 +7215,54 @@
       </w:r>
     </w:p>
     <w:p>
-      <w:r>
-        <w:t>Hint if needed: Use the changed condition and the deciding step in the pictorial trace. The answer must say what follows from those facts.</w:t>
-      </w:r>
-    </w:p>
-    <w:p>
-      <w:r>
+      <w:pPr>
+        <w:pStyle w:val="Heading3"/>
+      </w:pPr>
+      <w:r>
+        <w:t>Hint · try first</w:t>
+      </w:r>
+    </w:p>
+    <w:p>
+      <w:pPr>
+        <w:spacing w:line="336" w:lineRule="auto" w:after="180"/>
+        <w:shd w:fill="F1F6F8"/>
+      </w:pPr>
+      <w:r>
+        <w:rPr>
+          <w:b w:val="0"/>
+        </w:rPr>
+        <w:t xml:space="preserve">Hint if needed: Use the changed </w:t>
+      </w:r>
+      <w:r>
+        <w:rPr>
+          <w:b/>
+        </w:rPr>
+        <w:t>condition</w:t>
+      </w:r>
+      <w:r>
+        <w:rPr>
+          <w:b w:val="0"/>
+        </w:rPr>
+        <w:t xml:space="preserve"> and the deciding step in the pictorial trace. The answer must say what follows from those facts.</w:t>
+      </w:r>
+    </w:p>
+    <w:p>
+      <w:pPr>
+        <w:pStyle w:val="Heading3"/>
+      </w:pPr>
+      <w:r>
+        <w:t>Feedback · compare after trying</w:t>
+      </w:r>
+    </w:p>
+    <w:p>
+      <w:pPr>
+        <w:spacing w:line="336" w:lineRule="auto" w:after="180"/>
+        <w:shd w:fill="F1F6FC"/>
+      </w:pPr>
+      <w:r>
+        <w:rPr>
+          <w:b w:val="0"/>
+        </w:rPr>
         <w:t>After your attempt, compare with the supported explanation: −1 and 0 wrongly receive Short. Both satisfy the earlier comparison before their intended checks are reached.</w:t>
       </w:r>
     </w:p>
@@ -4476,8 +7275,25 @@
       </w:r>
     </w:p>
     <w:p>
-      <w:r>
-        <w:t>Review Decompose a Goal (ai-2/2). Goal: Distinguish a function definition from a function call. Short practice: What happens visibly if the caller stores needed but omits print(needed)?. Return to this week and explain what you changed.</w:t>
+      <w:pPr>
+        <w:spacing w:line="336" w:lineRule="auto" w:after="180"/>
+      </w:pPr>
+      <w:r>
+        <w:rPr>
+          <w:b w:val="0"/>
+        </w:rPr>
+        <w:t>Review Decompose a Goal (ai-2/2). Goal: Distinguish a function definition from a function call. Short practice: What happens visibly if the caller stores needed but omits print(needed)?.</w:t>
+      </w:r>
+    </w:p>
+    <w:p>
+      <w:pPr>
+        <w:spacing w:line="336" w:lineRule="auto" w:after="180"/>
+      </w:pPr>
+      <w:r>
+        <w:rPr>
+          <w:b w:val="0"/>
+        </w:rPr>
+        <w:t>Return to this week and explain what you changed.</w:t>
       </w:r>
     </w:p>
     <w:p>
@@ -4489,8 +7305,61 @@
       </w:r>
     </w:p>
     <w:p>
-      <w:r>
-        <w:t>The browser lab lets you edit the supported Python examples already included in this lesson. Predict first, run, inspect the actual output or error, change one input, then run again. Keep code, predictions, actual results and a reasoned revision together. On paper, label your result as a trace rather than an execution.</w:t>
+      <w:pPr>
+        <w:spacing w:line="336" w:lineRule="auto" w:after="180"/>
+      </w:pPr>
+      <w:r>
+        <w:rPr>
+          <w:b w:val="0"/>
+        </w:rPr>
+        <w:t xml:space="preserve">The browser lab lets you edit the supported Python examples already included in this lesson. Predict first, run, inspect the actual </w:t>
+      </w:r>
+      <w:r>
+        <w:rPr>
+          <w:b/>
+        </w:rPr>
+        <w:t>output</w:t>
+      </w:r>
+      <w:r>
+        <w:rPr>
+          <w:b w:val="0"/>
+        </w:rPr>
+        <w:t xml:space="preserve"> or error, change one </w:t>
+      </w:r>
+      <w:r>
+        <w:rPr>
+          <w:b/>
+        </w:rPr>
+        <w:t>input</w:t>
+      </w:r>
+      <w:r>
+        <w:rPr>
+          <w:b w:val="0"/>
+        </w:rPr>
+        <w:t>, then run again.</w:t>
+      </w:r>
+    </w:p>
+    <w:p>
+      <w:pPr>
+        <w:spacing w:line="336" w:lineRule="auto" w:after="180"/>
+      </w:pPr>
+      <w:r>
+        <w:rPr>
+          <w:b w:val="0"/>
+        </w:rPr>
+        <w:t xml:space="preserve">Keep code, </w:t>
+      </w:r>
+      <w:r>
+        <w:rPr>
+          <w:b/>
+        </w:rPr>
+        <w:t>prediction</w:t>
+      </w:r>
+      <w:r>
+        <w:rPr>
+          <w:b w:val="0"/>
+        </w:rPr>
+        <w:t>s, actual results and a reasoned revision together. On paper, label your result as a trace rather than an execution.</w:t>
       </w:r>
     </w:p>
     <w:p>
@@ -4502,8 +7371,711 @@
       </w:r>
     </w:p>
     <w:p>
-      <w:r>
-        <w:t>Use Download completed work in the hosted lesson to export your answers, reflections, practice feedback and code-run evidence. Open the HTML copy to read or print it. Drafts stay in this browser when storage is available; clear drafts on a shared device.</w:t>
+      <w:pPr>
+        <w:spacing w:line="336" w:lineRule="auto" w:after="180"/>
+      </w:pPr>
+      <w:r>
+        <w:rPr>
+          <w:b w:val="0"/>
+        </w:rPr>
+        <w:t xml:space="preserve">Use Download completed work in the hosted lesson to export your answers, reflections, practice feedback and code-run </w:t>
+      </w:r>
+      <w:r>
+        <w:rPr>
+          <w:b/>
+        </w:rPr>
+        <w:t>evidence</w:t>
+      </w:r>
+      <w:r>
+        <w:rPr>
+          <w:b w:val="0"/>
+        </w:rPr>
+        <w:t>. Open the HTML copy to read or print it.</w:t>
+      </w:r>
+    </w:p>
+    <w:p>
+      <w:pPr>
+        <w:spacing w:line="336" w:lineRule="auto" w:after="180"/>
+      </w:pPr>
+      <w:r>
+        <w:rPr>
+          <w:b w:val="0"/>
+        </w:rPr>
+        <w:t>Drafts stay in this browser when storage is available; clear drafts on a shared device.</w:t>
+      </w:r>
+    </w:p>
+    <w:p>
+      <w:pPr>
+        <w:pStyle w:val="Heading1"/>
+      </w:pPr>
+      <w:r>
+        <w:t>18. Visual concept journey</w:t>
+      </w:r>
+    </w:p>
+    <w:p>
+      <w:r>
+        <w:t>Explain each Branching Logic graphic using its labels, deciding evidence and relevant limitation.</w:t>
+      </w:r>
+    </w:p>
+    <w:p>
+      <w:pPr>
+        <w:pStyle w:val="Heading3"/>
+      </w:pPr>
+      <w:r>
+        <w:t>01. Branching Logic: the case</w:t>
+      </w:r>
+    </w:p>
+    <w:p>
+      <w:r>
+        <w:drawing>
+          <wp:inline xmlns:a="http://schemas.openxmlformats.org/drawingml/2006/main" xmlns:pic="http://schemas.openxmlformats.org/drawingml/2006/picture">
+            <wp:extent cx="5486400" cy="2840736"/>
+            <wp:docPr id="22" name="Picture 22" descr="A fictional reading-time labeler uses one Python if/elif/else chain. Supplied facts: Whole minutes below 0: Invalid; 0: Empty; 1–10: Short; above 10: Long. Order checks as minutes&lt;0, minutes==0, minutes&lt;=10, otherwise. Print the assigned label once."/>
+            <wp:cNvGraphicFramePr>
+              <a:graphicFrameLocks noChangeAspect="1"/>
+            </wp:cNvGraphicFramePr>
+            <a:graphic>
+              <a:graphicData uri="http://schemas.openxmlformats.org/drawingml/2006/picture">
+                <pic:pic>
+                  <pic:nvPicPr>
+                    <pic:cNvPr id="0" name="academy-story-ai-2-3-01.png"/>
+                    <pic:cNvPicPr/>
+                  </pic:nvPicPr>
+                  <pic:blipFill>
+                    <a:blip r:embed="rId29"/>
+                    <a:stretch>
+                      <a:fillRect/>
+                    </a:stretch>
+                  </pic:blipFill>
+                  <pic:spPr>
+                    <a:xfrm>
+                      <a:off x="0" y="0"/>
+                      <a:ext cx="5486400" cy="2840736"/>
+                    </a:xfrm>
+                    <a:prstGeom prst="rect"/>
+                  </pic:spPr>
+                </pic:pic>
+              </a:graphicData>
+            </a:graphic>
+          </wp:inline>
+        </w:drawing>
+      </w:r>
+    </w:p>
+    <w:p>
+      <w:pPr>
+        <w:spacing w:line="336" w:lineRule="auto" w:after="180"/>
+      </w:pPr>
+      <w:r>
+        <w:rPr>
+          <w:b w:val="0"/>
+        </w:rPr>
+        <w:t>A fictional reading-time labeler uses one Python if/el</w:t>
+      </w:r>
+      <w:r>
+        <w:rPr>
+          <w:b/>
+        </w:rPr>
+        <w:t>if/else</w:t>
+      </w:r>
+      <w:r>
+        <w:rPr>
+          <w:b w:val="0"/>
+        </w:rPr>
+        <w:t xml:space="preserve"> chain. Supplied facts: Whole minutes below 0: Invalid; 0: Empty; 1–10: Short; above 10: Long. </w:t>
+      </w:r>
+      <w:r>
+        <w:rPr>
+          <w:b/>
+        </w:rPr>
+        <w:t>Order</w:t>
+      </w:r>
+      <w:r>
+        <w:rPr>
+          <w:b w:val="0"/>
+        </w:rPr>
+        <w:t xml:space="preserve"> checks as minutes&lt;0, minutes==0, minutes&lt;=10, otherwise.</w:t>
+      </w:r>
+    </w:p>
+    <w:p>
+      <w:pPr>
+        <w:spacing w:line="336" w:lineRule="auto" w:after="180"/>
+      </w:pPr>
+      <w:r>
+        <w:rPr>
+          <w:b w:val="0"/>
+        </w:rPr>
+        <w:t>Print the assigned label once.</w:t>
+      </w:r>
+    </w:p>
+    <w:p>
+      <w:pPr>
+        <w:spacing w:line="336" w:lineRule="auto" w:after="180"/>
+        <w:shd w:fill="F5F1FB"/>
+      </w:pPr>
+      <w:r>
+        <w:rPr>
+          <w:b w:val="0"/>
+        </w:rPr>
+        <w:t>Point to the given fact that matters most. Explain why it matters.</w:t>
+      </w:r>
+    </w:p>
+    <w:p>
+      <w:pPr>
+        <w:pStyle w:val="Heading3"/>
+      </w:pPr>
+      <w:r>
+        <w:t>02. Follow the deciding steps</w:t>
+      </w:r>
+    </w:p>
+    <w:p>
+      <w:r>
+        <w:drawing>
+          <wp:inline xmlns:a="http://schemas.openxmlformats.org/drawingml/2006/main" xmlns:pic="http://schemas.openxmlformats.org/drawingml/2006/picture">
+            <wp:extent cx="5486400" cy="4005072"/>
+            <wp:docPr id="23" name="Picture 23" descr="Negative check: −1 takes Invalid and skips later branches. → Zero check: 0 takes Empty, not Short. → Inclusive short range: 1 and 10 take Short. → Remaining inputs: 11 takes Long; only the selected branch assigns the label."/>
+            <wp:cNvGraphicFramePr>
+              <a:graphicFrameLocks noChangeAspect="1"/>
+            </wp:cNvGraphicFramePr>
+            <a:graphic>
+              <a:graphicData uri="http://schemas.openxmlformats.org/drawingml/2006/picture">
+                <pic:pic>
+                  <pic:nvPicPr>
+                    <pic:cNvPr id="0" name="academy-story-ai-2-3-02.png"/>
+                    <pic:cNvPicPr/>
+                  </pic:nvPicPr>
+                  <pic:blipFill>
+                    <a:blip r:embed="rId30"/>
+                    <a:stretch>
+                      <a:fillRect/>
+                    </a:stretch>
+                  </pic:blipFill>
+                  <pic:spPr>
+                    <a:xfrm>
+                      <a:off x="0" y="0"/>
+                      <a:ext cx="5486400" cy="4005072"/>
+                    </a:xfrm>
+                    <a:prstGeom prst="rect"/>
+                  </pic:spPr>
+                </pic:pic>
+              </a:graphicData>
+            </a:graphic>
+          </wp:inline>
+        </w:drawing>
+      </w:r>
+    </w:p>
+    <w:p>
+      <w:pPr>
+        <w:spacing w:line="336" w:lineRule="auto" w:after="180"/>
+      </w:pPr>
+      <w:r>
+        <w:rPr>
+          <w:b w:val="0"/>
+        </w:rPr>
+        <w:t xml:space="preserve">Negative check: −1 takes Invalid and skips later </w:t>
+      </w:r>
+      <w:r>
+        <w:rPr>
+          <w:b/>
+        </w:rPr>
+        <w:t>branch</w:t>
+      </w:r>
+      <w:r>
+        <w:rPr>
+          <w:b w:val="0"/>
+        </w:rPr>
+        <w:t xml:space="preserve">es. → Zero check: 0 takes Empty, not Short. → Inclusive short range: 1 and 10 take Short. → Remaining </w:t>
+      </w:r>
+      <w:r>
+        <w:rPr>
+          <w:b/>
+        </w:rPr>
+        <w:t>input</w:t>
+      </w:r>
+      <w:r>
+        <w:rPr>
+          <w:b w:val="0"/>
+        </w:rPr>
+        <w:t xml:space="preserve">s: 11 takes Long; only the selected </w:t>
+      </w:r>
+      <w:r>
+        <w:rPr>
+          <w:b/>
+        </w:rPr>
+        <w:t>branch</w:t>
+      </w:r>
+      <w:r>
+        <w:rPr>
+          <w:b w:val="0"/>
+        </w:rPr>
+        <w:t xml:space="preserve"> assigns the label.</w:t>
+      </w:r>
+    </w:p>
+    <w:p>
+      <w:pPr>
+        <w:spacing w:line="336" w:lineRule="auto" w:after="180"/>
+        <w:shd w:fill="F5F1FB"/>
+      </w:pPr>
+      <w:r>
+        <w:rPr>
+          <w:b w:val="0"/>
+        </w:rPr>
+        <w:t xml:space="preserve">Point to each numbered stage and explain which recorded </w:t>
+      </w:r>
+      <w:r>
+        <w:rPr>
+          <w:b/>
+        </w:rPr>
+        <w:t>input</w:t>
+      </w:r>
+      <w:r>
+        <w:rPr>
+          <w:b w:val="0"/>
+        </w:rPr>
+        <w:t xml:space="preserve"> it uses.</w:t>
+      </w:r>
+    </w:p>
+    <w:p>
+      <w:pPr>
+        <w:pStyle w:val="Heading3"/>
+      </w:pPr>
+      <w:r>
+        <w:t>03. One chain chooses one label</w:t>
+      </w:r>
+    </w:p>
+    <w:p>
+      <w:r>
+        <w:drawing>
+          <wp:inline xmlns:a="http://schemas.openxmlformats.org/drawingml/2006/main" xmlns:pic="http://schemas.openxmlformats.org/drawingml/2006/picture">
+            <wp:extent cx="5486400" cy="2834640"/>
+            <wp:docPr id="24" name="Picture 24" descr="One chain chooses one label. -1 | Below zero is True | Invalid. 12 | Below zero False; &lt;= 12 True | Short. 13 | Both checks False | Long"/>
+            <wp:cNvGraphicFramePr>
+              <a:graphicFrameLocks noChangeAspect="1"/>
+            </wp:cNvGraphicFramePr>
+            <a:graphic>
+              <a:graphicData uri="http://schemas.openxmlformats.org/drawingml/2006/picture">
+                <pic:pic>
+                  <pic:nvPicPr>
+                    <pic:cNvPr id="0" name="academy-story-ai-2-3-03.png"/>
+                    <pic:cNvPicPr/>
+                  </pic:nvPicPr>
+                  <pic:blipFill>
+                    <a:blip r:embed="rId31"/>
+                    <a:stretch>
+                      <a:fillRect/>
+                    </a:stretch>
+                  </pic:blipFill>
+                  <pic:spPr>
+                    <a:xfrm>
+                      <a:off x="0" y="0"/>
+                      <a:ext cx="5486400" cy="2834640"/>
+                    </a:xfrm>
+                    <a:prstGeom prst="rect"/>
+                  </pic:spPr>
+                </pic:pic>
+              </a:graphicData>
+            </a:graphic>
+          </wp:inline>
+        </w:drawing>
+      </w:r>
+    </w:p>
+    <w:p>
+      <w:pPr>
+        <w:spacing w:line="336" w:lineRule="auto" w:after="180"/>
+      </w:pPr>
+      <w:r>
+        <w:rPr>
+          <w:b w:val="0"/>
+        </w:rPr>
+        <w:t>One chain chooses one label. -1 | Below zero is True | Invalid. 12 | Below zero False; &lt;= 12 True | Short. 13 | Both checks False | Long</w:t>
+      </w:r>
+    </w:p>
+    <w:p>
+      <w:pPr>
+        <w:spacing w:line="336" w:lineRule="auto" w:after="180"/>
+        <w:shd w:fill="F5F1FB"/>
+      </w:pPr>
+      <w:r>
+        <w:rPr>
+          <w:b w:val="0"/>
+        </w:rPr>
+        <w:t>Read the labels and values. Explain the relationship the model shows.</w:t>
+      </w:r>
+    </w:p>
+    <w:p>
+      <w:pPr>
+        <w:pStyle w:val="Heading3"/>
+      </w:pPr>
+      <w:r>
+        <w:t>04. Change one thing. Trace what follows.</w:t>
+      </w:r>
+    </w:p>
+    <w:p>
+      <w:r>
+        <w:drawing>
+          <wp:inline xmlns:a="http://schemas.openxmlformats.org/drawingml/2006/main" xmlns:pic="http://schemas.openxmlformats.org/drawingml/2006/picture">
+            <wp:extent cx="5486400" cy="3026664"/>
+            <wp:docPr id="25" name="Picture 25" descr="Original case: 11 takes Long; only the selected branch assigns the label. Changed condition: Move minutes&lt;=10 to the first branch. Expected result: −1 and 0 wrongly receive Short. Reason: Both satisfy the earlier comparison before their intended checks are reached."/>
+            <wp:cNvGraphicFramePr>
+              <a:graphicFrameLocks noChangeAspect="1"/>
+            </wp:cNvGraphicFramePr>
+            <a:graphic>
+              <a:graphicData uri="http://schemas.openxmlformats.org/drawingml/2006/picture">
+                <pic:pic>
+                  <pic:nvPicPr>
+                    <pic:cNvPr id="0" name="academy-story-ai-2-3-04.png"/>
+                    <pic:cNvPicPr/>
+                  </pic:nvPicPr>
+                  <pic:blipFill>
+                    <a:blip r:embed="rId32"/>
+                    <a:stretch>
+                      <a:fillRect/>
+                    </a:stretch>
+                  </pic:blipFill>
+                  <pic:spPr>
+                    <a:xfrm>
+                      <a:off x="0" y="0"/>
+                      <a:ext cx="5486400" cy="3026664"/>
+                    </a:xfrm>
+                    <a:prstGeom prst="rect"/>
+                  </pic:spPr>
+                </pic:pic>
+              </a:graphicData>
+            </a:graphic>
+          </wp:inline>
+        </w:drawing>
+      </w:r>
+    </w:p>
+    <w:p>
+      <w:pPr>
+        <w:spacing w:line="336" w:lineRule="auto" w:after="180"/>
+      </w:pPr>
+      <w:r>
+        <w:rPr>
+          <w:b w:val="0"/>
+        </w:rPr>
+        <w:t xml:space="preserve">Original case: 11 takes Long; only the selected </w:t>
+      </w:r>
+      <w:r>
+        <w:rPr>
+          <w:b/>
+        </w:rPr>
+        <w:t>branch</w:t>
+      </w:r>
+      <w:r>
+        <w:rPr>
+          <w:b w:val="0"/>
+        </w:rPr>
+        <w:t xml:space="preserve"> assigns the label. Changed </w:t>
+      </w:r>
+      <w:r>
+        <w:rPr>
+          <w:b/>
+        </w:rPr>
+        <w:t>condition</w:t>
+      </w:r>
+      <w:r>
+        <w:rPr>
+          <w:b w:val="0"/>
+        </w:rPr>
+        <w:t xml:space="preserve">: Move minutes&lt;=10 to the first </w:t>
+      </w:r>
+      <w:r>
+        <w:rPr>
+          <w:b/>
+        </w:rPr>
+        <w:t>branch</w:t>
+      </w:r>
+      <w:r>
+        <w:rPr>
+          <w:b w:val="0"/>
+        </w:rPr>
+        <w:t>. Expected result: −1 and 0 wrongly receive Short.</w:t>
+      </w:r>
+    </w:p>
+    <w:p>
+      <w:pPr>
+        <w:spacing w:line="336" w:lineRule="auto" w:after="180"/>
+      </w:pPr>
+      <w:r>
+        <w:rPr>
+          <w:b w:val="0"/>
+        </w:rPr>
+        <w:t>Reason: Both satisfy the earlier comparison before their intended checks are reached.</w:t>
+      </w:r>
+    </w:p>
+    <w:p>
+      <w:pPr>
+        <w:spacing w:line="336" w:lineRule="auto" w:after="180"/>
+        <w:shd w:fill="F5F1FB"/>
+      </w:pPr>
+      <w:r>
+        <w:rPr>
+          <w:b w:val="0"/>
+        </w:rPr>
+        <w:t>Predict before checking the worked changed-case result. Name what changed and what the supplied facts allow you to conclude.</w:t>
+      </w:r>
+    </w:p>
+    <w:p>
+      <w:pPr>
+        <w:pStyle w:val="Heading3"/>
+      </w:pPr>
+      <w:r>
+        <w:t>05. Connect the explanation to its limit</w:t>
+      </w:r>
+    </w:p>
+    <w:p>
+      <w:r>
+        <w:drawing>
+          <wp:inline xmlns:a="http://schemas.openxmlformats.org/drawingml/2006/main" xmlns:pic="http://schemas.openxmlformats.org/drawingml/2006/picture">
+            <wp:extent cx="5486400" cy="2834640"/>
+            <wp:docPr id="26" name="Picture 26" descr="The third comparison alone would include negative values and zero, but earlier branches already handle them. An elif chain selects its first true branch. Multiple independent if statements would have different behavior and could overwrite an earlier label. Boundary traces show why order belongs to the specification. Limit: The example assumes whole numeric minutes; strings, missing values and fractional values need a separate declared input contract."/>
+            <wp:cNvGraphicFramePr>
+              <a:graphicFrameLocks noChangeAspect="1"/>
+            </wp:cNvGraphicFramePr>
+            <a:graphic>
+              <a:graphicData uri="http://schemas.openxmlformats.org/drawingml/2006/picture">
+                <pic:pic>
+                  <pic:nvPicPr>
+                    <pic:cNvPr id="0" name="academy-story-ai-2-3-05.png"/>
+                    <pic:cNvPicPr/>
+                  </pic:nvPicPr>
+                  <pic:blipFill>
+                    <a:blip r:embed="rId33"/>
+                    <a:stretch>
+                      <a:fillRect/>
+                    </a:stretch>
+                  </pic:blipFill>
+                  <pic:spPr>
+                    <a:xfrm>
+                      <a:off x="0" y="0"/>
+                      <a:ext cx="5486400" cy="2834640"/>
+                    </a:xfrm>
+                    <a:prstGeom prst="rect"/>
+                  </pic:spPr>
+                </pic:pic>
+              </a:graphicData>
+            </a:graphic>
+          </wp:inline>
+        </w:drawing>
+      </w:r>
+    </w:p>
+    <w:p>
+      <w:pPr>
+        <w:spacing w:line="336" w:lineRule="auto" w:after="180"/>
+      </w:pPr>
+      <w:r>
+        <w:rPr>
+          <w:b w:val="0"/>
+        </w:rPr>
+        <w:t xml:space="preserve">The third comparison alone would include negative values and zero, but earlier </w:t>
+      </w:r>
+      <w:r>
+        <w:rPr>
+          <w:b/>
+        </w:rPr>
+        <w:t>branch</w:t>
+      </w:r>
+      <w:r>
+        <w:rPr>
+          <w:b w:val="0"/>
+        </w:rPr>
+        <w:t xml:space="preserve">es already handle them. An elif chain selects its first true </w:t>
+      </w:r>
+      <w:r>
+        <w:rPr>
+          <w:b/>
+        </w:rPr>
+        <w:t>branch</w:t>
+      </w:r>
+      <w:r>
+        <w:rPr>
+          <w:b w:val="0"/>
+        </w:rPr>
+        <w:t>.</w:t>
+      </w:r>
+    </w:p>
+    <w:p>
+      <w:pPr>
+        <w:spacing w:line="336" w:lineRule="auto" w:after="180"/>
+      </w:pPr>
+      <w:r>
+        <w:rPr>
+          <w:b w:val="0"/>
+        </w:rPr>
+        <w:t xml:space="preserve">Multiple independent if statements would have different behavior and could overwrite an earlier label. </w:t>
+      </w:r>
+      <w:r>
+        <w:rPr>
+          <w:b/>
+        </w:rPr>
+        <w:t>Boundary</w:t>
+      </w:r>
+      <w:r>
+        <w:rPr>
+          <w:b w:val="0"/>
+        </w:rPr>
+        <w:t xml:space="preserve"> traces show why </w:t>
+      </w:r>
+      <w:r>
+        <w:rPr>
+          <w:b/>
+        </w:rPr>
+        <w:t>order</w:t>
+      </w:r>
+      <w:r>
+        <w:rPr>
+          <w:b w:val="0"/>
+        </w:rPr>
+        <w:t xml:space="preserve"> belongs to the specification.</w:t>
+      </w:r>
+    </w:p>
+    <w:p>
+      <w:pPr>
+        <w:spacing w:line="336" w:lineRule="auto" w:after="180"/>
+      </w:pPr>
+      <w:r>
+        <w:rPr>
+          <w:b w:val="0"/>
+        </w:rPr>
+        <w:t xml:space="preserve">Limit: The example assumes whole numeric minutes; strings, missing values and fractional values need a separate declared </w:t>
+      </w:r>
+      <w:r>
+        <w:rPr>
+          <w:b/>
+        </w:rPr>
+        <w:t>input</w:t>
+      </w:r>
+      <w:r>
+        <w:rPr>
+          <w:b w:val="0"/>
+        </w:rPr>
+        <w:t xml:space="preserve"> contract.</w:t>
+      </w:r>
+    </w:p>
+    <w:p>
+      <w:pPr>
+        <w:spacing w:line="336" w:lineRule="auto" w:after="180"/>
+        <w:shd w:fill="F5F1FB"/>
+      </w:pPr>
+      <w:r>
+        <w:rPr>
+          <w:b w:val="0"/>
+        </w:rPr>
+        <w:t>Explain the case, then point to a limit on the claim.</w:t>
+      </w:r>
+    </w:p>
+    <w:p>
+      <w:pPr>
+        <w:pStyle w:val="Heading3"/>
+      </w:pPr>
+      <w:r>
+        <w:t>06. Make the idea visible in your project</w:t>
+      </w:r>
+    </w:p>
+    <w:p>
+      <w:r>
+        <w:drawing>
+          <wp:inline xmlns:a="http://schemas.openxmlformats.org/drawingml/2006/main" xmlns:pic="http://schemas.openxmlformats.org/drawingml/2006/picture">
+            <wp:extent cx="5486400" cy="3380232"/>
+            <wp:docPr id="27" name="Picture 27" descr="Validate recommender requests before ranking items, retaining explicit labels for missing or invalid cases. Draw your input, deciding step, result and limit. Supported question: Give expected labels for −1,0,10,11 and identify the equality boundary for Short."/>
+            <wp:cNvGraphicFramePr>
+              <a:graphicFrameLocks noChangeAspect="1"/>
+            </wp:cNvGraphicFramePr>
+            <a:graphic>
+              <a:graphicData uri="http://schemas.openxmlformats.org/drawingml/2006/picture">
+                <pic:pic>
+                  <pic:nvPicPr>
+                    <pic:cNvPr id="0" name="academy-story-ai-2-3-06.png"/>
+                    <pic:cNvPicPr/>
+                  </pic:nvPicPr>
+                  <pic:blipFill>
+                    <a:blip r:embed="rId34"/>
+                    <a:stretch>
+                      <a:fillRect/>
+                    </a:stretch>
+                  </pic:blipFill>
+                  <pic:spPr>
+                    <a:xfrm>
+                      <a:off x="0" y="0"/>
+                      <a:ext cx="5486400" cy="3380232"/>
+                    </a:xfrm>
+                    <a:prstGeom prst="rect"/>
+                  </pic:spPr>
+                </pic:pic>
+              </a:graphicData>
+            </a:graphic>
+          </wp:inline>
+        </w:drawing>
+      </w:r>
+    </w:p>
+    <w:p>
+      <w:pPr>
+        <w:spacing w:line="336" w:lineRule="auto" w:after="180"/>
+      </w:pPr>
+      <w:r>
+        <w:rPr>
+          <w:b w:val="0"/>
+        </w:rPr>
+        <w:t xml:space="preserve">Validate recommender requests before ranking items, retaining explicit labels for missing or invalid cases. Draw your </w:t>
+      </w:r>
+      <w:r>
+        <w:rPr>
+          <w:b/>
+        </w:rPr>
+        <w:t>input</w:t>
+      </w:r>
+      <w:r>
+        <w:rPr>
+          <w:b w:val="0"/>
+        </w:rPr>
+        <w:t>, deciding step, result and limit.</w:t>
+      </w:r>
+    </w:p>
+    <w:p>
+      <w:pPr>
+        <w:spacing w:line="336" w:lineRule="auto" w:after="180"/>
+      </w:pPr>
+      <w:r>
+        <w:rPr>
+          <w:b w:val="0"/>
+        </w:rPr>
+        <w:t xml:space="preserve">Supported question: Give expected labels for −1,0,10,11 and identify the equality </w:t>
+      </w:r>
+      <w:r>
+        <w:rPr>
+          <w:b/>
+        </w:rPr>
+        <w:t>boundary</w:t>
+      </w:r>
+      <w:r>
+        <w:rPr>
+          <w:b w:val="0"/>
+        </w:rPr>
+        <w:t xml:space="preserve"> for Short.</w:t>
+      </w:r>
+    </w:p>
+    <w:p>
+      <w:pPr>
+        <w:spacing w:line="336" w:lineRule="auto" w:after="180"/>
+        <w:shd w:fill="F5F1FB"/>
+      </w:pPr>
+      <w:r>
+        <w:rPr>
+          <w:b w:val="0"/>
+        </w:rPr>
+        <w:t xml:space="preserve">Draw your project trace and justify the deciding step using </w:t>
+      </w:r>
+      <w:r>
+        <w:rPr>
+          <w:b/>
+        </w:rPr>
+        <w:t>evidence</w:t>
+      </w:r>
+      <w:r>
+        <w:rPr>
+          <w:b w:val="0"/>
+        </w:rPr>
+        <w:t>.</w:t>
       </w:r>
     </w:p>
     <w:sectPr>

--- a/downloads/student/ai-2-week-03.docx
+++ b/downloads/student/ai-2-week-03.docx
@@ -25,12 +25,17 @@
         <w:pStyle w:val="Heading1"/>
       </w:pPr>
       <w:r>
-        <w:t>Before you start</w:t>
-      </w:r>
-    </w:p>
-    <w:p>
-      <w:r>
-        <w:t>AI-1 Week 10: distinguish strict and inclusive conditions.</w:t>
+        <w:t>Read the rule. Trace the first true branch. Test equality.</w:t>
+      </w:r>
+    </w:p>
+    <w:p>
+      <w:r>
+        <w:t>Write an ordered duration sorter, expose overwritten labels and compare clearly labelled category contracts.</w:t>
+      </w:r>
+    </w:p>
+    <w:p>
+      <w:r>
+        <w:t>Specify categories → trace checked conditions → test the exact boundary and retain failures.</w:t>
       </w:r>
     </w:p>
     <w:p>
@@ -38,12 +43,124 @@
         <w:pStyle w:val="Heading1"/>
       </w:pPr>
       <w:r>
-        <w:t>01. Your mission</w:t>
-      </w:r>
-    </w:p>
-    <w:p>
-      <w:r>
-        <w:t>Start with the target: Trace the selected branch in an if elif else chain. Try the recall before opening notes.</w:t>
+        <w:t>01. Which condition is checked next—and which is skipped?</w:t>
+      </w:r>
+    </w:p>
+    <w:p>
+      <w:r>
+        <w:t>Trace ordered branches and test the equality that changes a category.</w:t>
+      </w:r>
+    </w:p>
+    <w:p>
+      <w:pPr>
+        <w:pStyle w:val="Heading2"/>
+      </w:pPr>
+      <w:r>
+        <w:t>Start with the first true branch</w:t>
+      </w:r>
+    </w:p>
+    <w:p>
+      <w:pPr>
+        <w:spacing w:line="336" w:lineRule="auto" w:after="180"/>
+      </w:pPr>
+      <w:r>
+        <w:rPr>
+          <w:b w:val="0"/>
+        </w:rPr>
+        <w:t>The first true branch decides the path in an if/elif/else chain. Write the intended categories first, then test an exact boundary and inspect which later conditions were skipped.</w:t>
+      </w:r>
+    </w:p>
+    <w:p>
+      <w:pPr>
+        <w:pStyle w:val="Heading2"/>
+      </w:pPr>
+      <w:r>
+        <w:t>Recall inclusive versus strict comparison</w:t>
+      </w:r>
+    </w:p>
+    <w:p>
+      <w:pPr>
+        <w:spacing w:line="336" w:lineRule="auto" w:after="180"/>
+      </w:pPr>
+      <w:r>
+        <w:rPr>
+          <w:b w:val="0"/>
+        </w:rPr>
+        <w:t>Close your notes first. A rough first answer helps us choose the right starting point; it is not a score for your ability.</w:t>
+      </w:r>
+    </w:p>
+    <w:p>
+      <w:pPr>
+        <w:spacing w:line="336" w:lineRule="auto" w:after="180"/>
+      </w:pPr>
+      <w:r>
+        <w:rPr>
+          <w:b w:val="0"/>
+        </w:rPr>
+        <w:t xml:space="preserve">After trying, check the relevant lesson or ask your teacher. Change the part of your explanation that the </w:t>
+      </w:r>
+      <w:r>
+        <w:rPr>
+          <w:b/>
+        </w:rPr>
+        <w:t>evidence</w:t>
+      </w:r>
+      <w:r>
+        <w:rPr>
+          <w:b w:val="0"/>
+        </w:rPr>
+        <w:t xml:space="preserve"> shows was wrong.</w:t>
+      </w:r>
+    </w:p>
+    <w:p>
+      <w:pPr>
+        <w:spacing w:line="336" w:lineRule="auto" w:after="180"/>
+      </w:pPr>
+      <w:r>
+        <w:rPr>
+          <w:b w:val="0"/>
+        </w:rPr>
+        <w:t>Does minutes &lt;= 12 accept exactly 12? How does &lt; differ?</w:t>
+      </w:r>
+    </w:p>
+    <w:p>
+      <w:pPr>
+        <w:pStyle w:val="Heading2"/>
+      </w:pPr>
+      <w:r>
+        <w:t>Your learning goals</w:t>
+      </w:r>
+    </w:p>
+    <w:p>
+      <w:pPr>
+        <w:pStyle w:val="ListBullet"/>
+      </w:pPr>
+      <w:r>
+        <w:t>I can trace the selected branch in an if elif else chain.</w:t>
+      </w:r>
+    </w:p>
+    <w:p>
+      <w:pPr>
+        <w:pStyle w:val="ListBullet"/>
+      </w:pPr>
+      <w:r>
+        <w:t>I can use indentation to identify which statements belong to a branch.</w:t>
+      </w:r>
+    </w:p>
+    <w:p>
+      <w:pPr>
+        <w:pStyle w:val="ListBullet"/>
+      </w:pPr>
+      <w:r>
+        <w:t>I can test values at and around a decision boundary.</w:t>
+      </w:r>
+    </w:p>
+    <w:p>
+      <w:pPr>
+        <w:pStyle w:val="Heading2"/>
+      </w:pPr>
+      <w:r>
+        <w:t>Earlier wording, alternatives and picture transcripts · reference / check after trying</w:t>
       </w:r>
     </w:p>
     <w:p>
@@ -56,136 +173,21 @@
     </w:p>
     <w:p>
       <w:pPr>
+        <w:pStyle w:val="Heading3"/>
+      </w:pPr>
+      <w:r>
+        <w:t>Remember before reading</w:t>
+      </w:r>
+    </w:p>
+    <w:p>
+      <w:pPr>
         <w:spacing w:line="336" w:lineRule="auto" w:after="180"/>
       </w:pPr>
       <w:r>
         <w:rPr>
           <w:b w:val="0"/>
         </w:rPr>
-        <w:t xml:space="preserve">I can trace the selected </w:t>
-      </w:r>
-      <w:r>
-        <w:rPr>
-          <w:b/>
-        </w:rPr>
-        <w:t>branch</w:t>
-      </w:r>
-      <w:r>
-        <w:rPr>
-          <w:b w:val="0"/>
-        </w:rPr>
-        <w:t xml:space="preserve"> in an if elif else chain.</w:t>
-      </w:r>
-    </w:p>
-    <w:p>
-      <w:pPr>
-        <w:spacing w:line="336" w:lineRule="auto" w:after="180"/>
-      </w:pPr>
-      <w:r>
-        <w:rPr>
-          <w:b w:val="0"/>
-        </w:rPr>
-        <w:t xml:space="preserve">I can use </w:t>
-      </w:r>
-      <w:r>
-        <w:rPr>
-          <w:b/>
-        </w:rPr>
-        <w:t>indentation</w:t>
-      </w:r>
-      <w:r>
-        <w:rPr>
-          <w:b w:val="0"/>
-        </w:rPr>
-        <w:t xml:space="preserve"> to identify which statements belong to a </w:t>
-      </w:r>
-      <w:r>
-        <w:rPr>
-          <w:b/>
-        </w:rPr>
-        <w:t>branch</w:t>
-      </w:r>
-      <w:r>
-        <w:rPr>
-          <w:b w:val="0"/>
-        </w:rPr>
-        <w:t>.</w:t>
-      </w:r>
-    </w:p>
-    <w:p>
-      <w:pPr>
-        <w:spacing w:line="336" w:lineRule="auto" w:after="180"/>
-      </w:pPr>
-      <w:r>
-        <w:rPr>
-          <w:b w:val="0"/>
-        </w:rPr>
-        <w:t xml:space="preserve">I can test values at and around a decision </w:t>
-      </w:r>
-      <w:r>
-        <w:rPr>
-          <w:b/>
-        </w:rPr>
-        <w:t>boundary</w:t>
-      </w:r>
-      <w:r>
-        <w:rPr>
-          <w:b w:val="0"/>
-        </w:rPr>
-        <w:t>.</w:t>
-      </w:r>
-    </w:p>
-    <w:p>
-      <w:pPr>
-        <w:pStyle w:val="Heading3"/>
-      </w:pPr>
-      <w:r>
-        <w:t>Remember before reading</w:t>
-      </w:r>
-    </w:p>
-    <w:p>
-      <w:pPr>
-        <w:spacing w:line="336" w:lineRule="auto" w:after="180"/>
-      </w:pPr>
-      <w:r>
-        <w:rPr>
-          <w:b w:val="0"/>
-        </w:rPr>
-        <w:t>Close your notes first. A rough first answer helps us choose the right starting point; it is not a score for your ability.</w:t>
-      </w:r>
-    </w:p>
-    <w:p>
-      <w:pPr>
-        <w:spacing w:line="336" w:lineRule="auto" w:after="180"/>
-      </w:pPr>
-      <w:r>
-        <w:rPr>
-          <w:b w:val="0"/>
-        </w:rPr>
         <w:t>Without opening the old lesson, explain one key idea from Decompose a Goal. Give an example and a mistake that the idea helps you avoid.</w:t>
-      </w:r>
-    </w:p>
-    <w:p>
-      <w:pPr>
-        <w:spacing w:line="336" w:lineRule="auto" w:after="180"/>
-      </w:pPr>
-      <w:r>
-        <w:rPr>
-          <w:b w:val="0"/>
-        </w:rPr>
-        <w:t xml:space="preserve">After trying, check the relevant lesson or ask your teacher. Change the part of your explanation that the </w:t>
-      </w:r>
-      <w:r>
-        <w:rPr>
-          <w:b/>
-        </w:rPr>
-        <w:t>evidence</w:t>
-      </w:r>
-      <w:r>
-        <w:rPr>
-          <w:b w:val="0"/>
-        </w:rPr>
-        <w:t xml:space="preserve"> shows was wrong.</w:t>
       </w:r>
     </w:p>
     <w:p>
@@ -282,9 +284,32 @@
       </w:pPr>
       <w:r>
         <w:rPr>
+          <w:b w:val="0"/>
+        </w:rPr>
+        <w:t>THINKER MISSION</w:t>
+      </w:r>
+    </w:p>
+    <w:p>
+      <w:pPr>
+        <w:spacing w:line="336" w:lineRule="auto" w:after="180"/>
+      </w:pPr>
+      <w:r>
+        <w:rPr>
+          <w:b w:val="0"/>
+        </w:rPr>
+        <w:t>Build and trace a three-</w:t>
+      </w:r>
+      <w:r>
+        <w:rPr>
           <w:b/>
         </w:rPr>
-        <w:t>THINKER MISSION</w:t>
+        <w:t>branch</w:t>
+      </w:r>
+      <w:r>
+        <w:rPr>
+          <w:b w:val="0"/>
+        </w:rPr>
+        <w:t xml:space="preserve"> pet-care algorithm.</w:t>
       </w:r>
     </w:p>
     <w:p>
@@ -295,19 +320,124 @@
         <w:rPr>
           <w:b w:val="0"/>
         </w:rPr>
-        <w:t>Build and trace a three-</w:t>
+        <w:t>Thinker name and date:</w:t>
+      </w:r>
+    </w:p>
+    <w:p>
+      <w:pPr>
+        <w:pStyle w:val="Heading3"/>
+      </w:pPr>
+      <w:r>
+        <w:t>Write or draw your reasoning and evidence.</w:t>
+      </w:r>
+    </w:p>
+    <w:p>
+      <w:r>
+        <w:t>________________________________________________________________</w:t>
+      </w:r>
+    </w:p>
+    <w:p>
+      <w:r>
+        <w:t>________________________________________________________________</w:t>
+      </w:r>
+    </w:p>
+    <w:p>
+      <w:r>
+        <w:t>________________________________________________________________</w:t>
+      </w:r>
+    </w:p>
+    <w:p>
+      <w:r>
+        <w:t>________________________________________________________________</w:t>
+      </w:r>
+    </w:p>
+    <w:p>
+      <w:r>
+        <w:t>________________________________________________________________</w:t>
+      </w:r>
+    </w:p>
+    <w:p>
+      <w:pPr>
+        <w:pStyle w:val="Heading3"/>
+      </w:pPr>
+      <w:r>
+        <w:t>Readiness for the connected explanation</w:t>
+      </w:r>
+    </w:p>
+    <w:p>
+      <w:pPr>
+        <w:pStyle w:val="Heading3"/>
+      </w:pPr>
+      <w:r>
+        <w:t>This week’s end goal</w:t>
+      </w:r>
+    </w:p>
+    <w:p>
+      <w:pPr>
+        <w:spacing w:line="336" w:lineRule="auto" w:after="180"/>
+      </w:pPr>
+      <w:r>
+        <w:rPr>
+          <w:b w:val="0"/>
+        </w:rPr>
+        <w:t xml:space="preserve">By the end, I can </w:t>
       </w:r>
       <w:r>
         <w:rPr>
           <w:b/>
         </w:rPr>
+        <w:t>order</w:t>
+      </w:r>
+      <w:r>
+        <w:rPr>
+          <w:b w:val="0"/>
+        </w:rPr>
+        <w:t xml:space="preserve"> </w:t>
+      </w:r>
+      <w:r>
+        <w:rPr>
+          <w:b/>
+        </w:rPr>
         <w:t>branch</w:t>
       </w:r>
       <w:r>
         <w:rPr>
           <w:b w:val="0"/>
         </w:rPr>
-        <w:t xml:space="preserve"> pet-care algorithm.</w:t>
+        <w:t xml:space="preserve">es so each </w:t>
+      </w:r>
+      <w:r>
+        <w:rPr>
+          <w:b/>
+        </w:rPr>
+        <w:t>input</w:t>
+      </w:r>
+      <w:r>
+        <w:rPr>
+          <w:b w:val="0"/>
+        </w:rPr>
+        <w:t xml:space="preserve"> receives exactly its intended category.</w:t>
+      </w:r>
+    </w:p>
+    <w:p>
+      <w:pPr>
+        <w:pStyle w:val="Heading1"/>
+      </w:pPr>
+      <w:r>
+        <w:t>02. Specify the integer-duration sorter before coding</w:t>
+      </w:r>
+    </w:p>
+    <w:p>
+      <w:r>
+        <w:t>The main example calls zero Short and uses a twelve-minute boundary.</w:t>
+      </w:r>
+    </w:p>
+    <w:p>
+      <w:pPr>
+        <w:pStyle w:val="Heading2"/>
+      </w:pPr>
+      <w:r>
+        <w:t>The complete main classification rule</w:t>
       </w:r>
     </w:p>
     <w:p>
@@ -318,68 +448,26 @@
         <w:rPr>
           <w:b w:val="0"/>
         </w:rPr>
-        <w:t>Thinker name and date:</w:t>
-      </w:r>
-    </w:p>
-    <w:p>
-      <w:pPr>
-        <w:pStyle w:val="Heading3"/>
-      </w:pPr>
-      <w:r>
-        <w:t>Write or draw your reasoning and evidence.</w:t>
-      </w:r>
-    </w:p>
-    <w:p>
-      <w:r>
-        <w:t>________________________________________________________________</w:t>
-      </w:r>
-    </w:p>
-    <w:p>
-      <w:r>
-        <w:t>________________________________________________________________</w:t>
-      </w:r>
-    </w:p>
-    <w:p>
-      <w:r>
-        <w:t>________________________________________________________________</w:t>
-      </w:r>
-    </w:p>
-    <w:p>
-      <w:r>
-        <w:t>________________________________________________________________</w:t>
-      </w:r>
-    </w:p>
-    <w:p>
-      <w:r>
-        <w:t>________________________________________________________________</w:t>
-      </w:r>
-    </w:p>
-    <w:p>
-      <w:pPr>
-        <w:pStyle w:val="Heading3"/>
-      </w:pPr>
-      <w:r>
-        <w:t>Readiness for the connected explanation</w:t>
+        <w:t>A fictional activity sorter labels a supplied integer duration. Negative values are Invalid; values from zero through 12 are Short; larger values are Long. The labels describe duration only.</w:t>
       </w:r>
     </w:p>
     <w:p>
       <w:pPr>
         <w:spacing w:line="336" w:lineRule="auto" w:after="180"/>
-        <w:shd w:fill="F5F1FB"/>
       </w:pPr>
       <w:r>
         <w:rPr>
           <w:b w:val="0"/>
         </w:rPr>
-        <w:t>Does minutes &lt;= 12 accept exactly 12? How does &lt; differ?</w:t>
-      </w:r>
-    </w:p>
-    <w:p>
-      <w:pPr>
-        <w:pStyle w:val="Heading3"/>
-      </w:pPr>
-      <w:r>
-        <w:t>This week’s end goal</w:t>
+        <w:t>Write this requirement before the program so that a test has an expected answer independent of the code.</w:t>
+      </w:r>
+    </w:p>
+    <w:p>
+      <w:pPr>
+        <w:pStyle w:val="Heading2"/>
+      </w:pPr>
+      <w:r>
+        <w:t>Read if, elif, else, colons and indentation</w:t>
       </w:r>
     </w:p>
     <w:p>
@@ -390,65 +478,83 @@
         <w:rPr>
           <w:b w:val="0"/>
         </w:rPr>
-        <w:t xml:space="preserve">By the end, I can </w:t>
+        <w:t xml:space="preserve">An if statement selects a block when its </w:t>
       </w:r>
       <w:r>
         <w:rPr>
           <w:b/>
         </w:rPr>
-        <w:t>order</w:t>
+        <w:t>condition</w:t>
       </w:r>
       <w:r>
         <w:rPr>
           <w:b w:val="0"/>
         </w:rPr>
-        <w:t xml:space="preserve"> </w:t>
+        <w:t xml:space="preserve"> is true. An elif is considered only if earlier </w:t>
       </w:r>
       <w:r>
         <w:rPr>
           <w:b/>
         </w:rPr>
+        <w:t>condition</w:t>
+      </w:r>
+      <w:r>
+        <w:rPr>
+          <w:b w:val="0"/>
+        </w:rPr>
+        <w:t xml:space="preserve">s in the same chain were false. An else handles the remaining cases. Colons end the </w:t>
+      </w:r>
+      <w:r>
+        <w:rPr>
+          <w:b/>
+        </w:rPr>
+        <w:t>condition</w:t>
+      </w:r>
+      <w:r>
+        <w:rPr>
+          <w:b w:val="0"/>
+        </w:rPr>
+        <w:t xml:space="preserve"> lines.</w:t>
+      </w:r>
+    </w:p>
+    <w:p>
+      <w:pPr>
+        <w:spacing w:line="336" w:lineRule="auto" w:after="180"/>
+      </w:pPr>
+      <w:r>
+        <w:rPr>
+          <w:b w:val="0"/>
+        </w:rPr>
+        <w:t xml:space="preserve">Use four spaces for the indented statements and keep related </w:t>
+      </w:r>
+      <w:r>
+        <w:rPr>
+          <w:b/>
+        </w:rPr>
         <w:t>branch</w:t>
       </w:r>
       <w:r>
         <w:rPr>
           <w:b w:val="0"/>
         </w:rPr>
-        <w:t xml:space="preserve">es so each </w:t>
-      </w:r>
-      <w:r>
-        <w:rPr>
-          <w:b/>
-        </w:rPr>
-        <w:t>input</w:t>
-      </w:r>
+        <w:t>es aligned.</w:t>
+      </w:r>
+    </w:p>
+    <w:p>
+      <w:pPr>
+        <w:pStyle w:val="Heading2"/>
+      </w:pPr>
+      <w:r>
+        <w:t>Earlier wording, alternatives and picture transcripts · reference / check after trying</w:t>
+      </w:r>
+    </w:p>
+    <w:p>
+      <w:pPr>
+        <w:spacing w:line="336" w:lineRule="auto" w:after="180"/>
+      </w:pPr>
       <w:r>
         <w:rPr>
           <w:b w:val="0"/>
-        </w:rPr>
-        <w:t xml:space="preserve"> receives exactly its intended category.</w:t>
-      </w:r>
-    </w:p>
-    <w:p>
-      <w:pPr>
-        <w:pStyle w:val="Heading1"/>
-      </w:pPr>
-      <w:r>
-        <w:t>02. Notice the evidence</w:t>
-      </w:r>
-    </w:p>
-    <w:p>
-      <w:r>
-        <w:t>Investigate the supplied Branching Logic case. Separate observations, given facts and assumptions before choosing an explanation.</w:t>
-      </w:r>
-    </w:p>
-    <w:p>
-      <w:pPr>
-        <w:spacing w:line="336" w:lineRule="auto" w:after="180"/>
-      </w:pPr>
-      <w:r>
-        <w:rPr>
-          <w:b/>
         </w:rPr>
         <w:t>PICTURE STORY</w:t>
       </w:r>
@@ -525,81 +631,127 @@
     </w:p>
     <w:p>
       <w:pPr>
+        <w:spacing w:line="336" w:lineRule="auto" w:after="180"/>
+      </w:pPr>
+      <w:r>
+        <w:rPr>
+          <w:b w:val="0"/>
+        </w:rPr>
+        <w:t>MYSTERY</w:t>
+      </w:r>
+    </w:p>
+    <w:p>
+      <w:pPr>
+        <w:spacing w:line="336" w:lineRule="auto" w:after="180"/>
+      </w:pPr>
+      <w:r>
+        <w:rPr>
+          <w:b w:val="0"/>
+        </w:rPr>
+        <w:t xml:space="preserve">The learners must use </w:t>
+      </w:r>
+      <w:r>
+        <w:rPr>
+          <w:b/>
+        </w:rPr>
+        <w:t>branch</w:t>
+      </w:r>
+      <w:r>
+        <w:rPr>
+          <w:b w:val="0"/>
+        </w:rPr>
+        <w:t xml:space="preserve">ing logic to solve a problem. What information do they have? What decision or calculation do they make? What would count as </w:t>
+      </w:r>
+      <w:r>
+        <w:rPr>
+          <w:b/>
+        </w:rPr>
+        <w:t>evidence</w:t>
+      </w:r>
+      <w:r>
+        <w:rPr>
+          <w:b w:val="0"/>
+        </w:rPr>
+        <w:t xml:space="preserve"> that it worked?</w:t>
+      </w:r>
+    </w:p>
+    <w:p>
+      <w:pPr>
+        <w:spacing w:line="336" w:lineRule="auto" w:after="180"/>
+      </w:pPr>
+      <w:r>
+        <w:rPr>
+          <w:b w:val="0"/>
+        </w:rPr>
+        <w:t xml:space="preserve">Three </w:t>
+      </w:r>
+      <w:r>
+        <w:rPr>
+          <w:b/>
+        </w:rPr>
+        <w:t>observation</w:t>
+      </w:r>
+      <w:r>
+        <w:rPr>
+          <w:b w:val="0"/>
+        </w:rPr>
+        <w:t>s (what you can point to):</w:t>
+      </w:r>
+    </w:p>
+    <w:p>
+      <w:pPr>
         <w:pStyle w:val="Heading3"/>
       </w:pPr>
       <w:r>
-        <w:t>Start with this puzzle</w:t>
+        <w:t>Write or draw your reasoning and evidence.</w:t>
+      </w:r>
+    </w:p>
+    <w:p>
+      <w:r>
+        <w:t>________________________________________________________________</w:t>
+      </w:r>
+    </w:p>
+    <w:p>
+      <w:r>
+        <w:t>________________________________________________________________</w:t>
+      </w:r>
+    </w:p>
+    <w:p>
+      <w:r>
+        <w:t>________________________________________________________________</w:t>
+      </w:r>
+    </w:p>
+    <w:p>
+      <w:r>
+        <w:t>________________________________________________________________</w:t>
+      </w:r>
+    </w:p>
+    <w:p>
+      <w:r>
+        <w:t>________________________________________________________________</w:t>
       </w:r>
     </w:p>
     <w:p>
       <w:pPr>
         <w:spacing w:line="336" w:lineRule="auto" w:after="180"/>
-        <w:shd w:fill="F1F6FC"/>
       </w:pPr>
       <w:r>
         <w:rPr>
           <w:b w:val="0"/>
         </w:rPr>
-        <w:t>MYSTERY</w:t>
-      </w:r>
-    </w:p>
-    <w:p>
-      <w:pPr>
-        <w:spacing w:line="336" w:lineRule="auto" w:after="180"/>
-        <w:shd w:fill="F5F1FB"/>
-      </w:pPr>
+        <w:t xml:space="preserve">My </w:t>
+      </w:r>
+      <w:r>
+        <w:rPr>
+          <w:b/>
+        </w:rPr>
+        <w:t>prediction</w:t>
+      </w:r>
       <w:r>
         <w:rPr>
           <w:b w:val="0"/>
         </w:rPr>
-        <w:t xml:space="preserve">The learners must use </w:t>
-      </w:r>
-      <w:r>
-        <w:rPr>
-          <w:b/>
-        </w:rPr>
-        <w:t>branch</w:t>
-      </w:r>
-      <w:r>
-        <w:rPr>
-          <w:b w:val="0"/>
-        </w:rPr>
-        <w:t xml:space="preserve">ing logic to solve a problem. What information do they have? What decision or calculation do they make? What would count as </w:t>
-      </w:r>
-      <w:r>
-        <w:rPr>
-          <w:b/>
-        </w:rPr>
-        <w:t>evidence</w:t>
-      </w:r>
-      <w:r>
-        <w:rPr>
-          <w:b w:val="0"/>
-        </w:rPr>
-        <w:t xml:space="preserve"> that it worked?</w:t>
-      </w:r>
-    </w:p>
-    <w:p>
-      <w:pPr>
-        <w:spacing w:line="336" w:lineRule="auto" w:after="180"/>
-      </w:pPr>
-      <w:r>
-        <w:rPr>
-          <w:b w:val="0"/>
-        </w:rPr>
-        <w:t xml:space="preserve">Three </w:t>
-      </w:r>
-      <w:r>
-        <w:rPr>
-          <w:b/>
-        </w:rPr>
-        <w:t>observation</w:t>
-      </w:r>
-      <w:r>
-        <w:rPr>
-          <w:b w:val="0"/>
-        </w:rPr>
-        <w:t>s (what you can point to):</w:t>
+        <w:t xml:space="preserve"> and the clue supporting it:</w:t>
       </w:r>
     </w:p>
     <w:p>
@@ -637,416 +789,31 @@
     </w:p>
     <w:p>
       <w:pPr>
-        <w:spacing w:line="336" w:lineRule="auto" w:after="180"/>
-      </w:pPr>
-      <w:r>
-        <w:rPr>
-          <w:b w:val="0"/>
-        </w:rPr>
-        <w:t xml:space="preserve">My </w:t>
-      </w:r>
-      <w:r>
-        <w:rPr>
-          <w:b/>
-        </w:rPr>
-        <w:t>prediction</w:t>
-      </w:r>
-      <w:r>
-        <w:rPr>
-          <w:b w:val="0"/>
-        </w:rPr>
-        <w:t xml:space="preserve"> and the clue supporting it:</w:t>
-      </w:r>
-    </w:p>
-    <w:p>
-      <w:pPr>
         <w:pStyle w:val="Heading3"/>
       </w:pPr>
       <w:r>
-        <w:t>Write or draw your reasoning and evidence.</w:t>
-      </w:r>
-    </w:p>
-    <w:p>
-      <w:r>
-        <w:t>________________________________________________________________</w:t>
-      </w:r>
-    </w:p>
-    <w:p>
-      <w:r>
-        <w:t>________________________________________________________________</w:t>
-      </w:r>
-    </w:p>
-    <w:p>
-      <w:r>
-        <w:t>________________________________________________________________</w:t>
-      </w:r>
-    </w:p>
-    <w:p>
-      <w:r>
-        <w:t>________________________________________________________________</w:t>
-      </w:r>
-    </w:p>
-    <w:p>
-      <w:r>
-        <w:t>________________________________________________________________</w:t>
-      </w:r>
-    </w:p>
-    <w:p>
-      <w:pPr>
-        <w:pStyle w:val="Heading3"/>
-      </w:pPr>
-      <w:r>
         <w:t>A closer explanation</w:t>
       </w:r>
     </w:p>
     <w:p>
       <w:pPr>
-        <w:spacing w:line="336" w:lineRule="auto" w:after="180"/>
-      </w:pPr>
-      <w:r>
-        <w:rPr>
-          <w:b w:val="0"/>
-        </w:rPr>
-        <w:t>A fictional activity sorter labels a supplied integer duration. Negative values are Invalid; values from zero through 12 are Short; larger values are Long. The labels describe duration only.</w:t>
-      </w:r>
-    </w:p>
-    <w:p>
-      <w:pPr>
-        <w:spacing w:line="336" w:lineRule="auto" w:after="180"/>
-      </w:pPr>
-      <w:r>
-        <w:rPr>
-          <w:b w:val="0"/>
-        </w:rPr>
-        <w:t>Write this requirement before the program so that a test has an expected answer independent of the code.</w:t>
-      </w:r>
-    </w:p>
-    <w:p>
-      <w:pPr>
-        <w:spacing w:line="336" w:lineRule="auto" w:after="180"/>
-      </w:pPr>
-      <w:r>
-        <w:rPr>
-          <w:b w:val="0"/>
-        </w:rPr>
-        <w:t xml:space="preserve">An if statement selects a block when its </w:t>
-      </w:r>
-      <w:r>
-        <w:rPr>
-          <w:b/>
-        </w:rPr>
-        <w:t>condition</w:t>
-      </w:r>
-      <w:r>
-        <w:rPr>
-          <w:b w:val="0"/>
-        </w:rPr>
-        <w:t xml:space="preserve"> is true. An elif is considered only if earlier </w:t>
-      </w:r>
-      <w:r>
-        <w:rPr>
-          <w:b/>
-        </w:rPr>
-        <w:t>condition</w:t>
-      </w:r>
-      <w:r>
-        <w:rPr>
-          <w:b w:val="0"/>
-        </w:rPr>
-        <w:t xml:space="preserve">s in the same chain were false. An else handles the remaining cases. Colons end the </w:t>
-      </w:r>
-      <w:r>
-        <w:rPr>
-          <w:b/>
-        </w:rPr>
-        <w:t>condition</w:t>
-      </w:r>
-      <w:r>
-        <w:rPr>
-          <w:b w:val="0"/>
-        </w:rPr>
-        <w:t xml:space="preserve"> lines.</w:t>
-      </w:r>
-    </w:p>
-    <w:p>
-      <w:pPr>
-        <w:spacing w:line="336" w:lineRule="auto" w:after="180"/>
-      </w:pPr>
-      <w:r>
-        <w:rPr>
-          <w:b w:val="0"/>
-        </w:rPr>
-        <w:t xml:space="preserve">Use four spaces for the indented statements and keep related </w:t>
-      </w:r>
-      <w:r>
-        <w:rPr>
-          <w:b/>
-        </w:rPr>
-        <w:t>branch</w:t>
-      </w:r>
-      <w:r>
-        <w:rPr>
-          <w:b w:val="0"/>
-        </w:rPr>
-        <w:t>es aligned.</w:t>
-      </w:r>
-    </w:p>
-    <w:p>
-      <w:pPr>
         <w:pStyle w:val="Heading1"/>
       </w:pPr>
       <w:r>
-        <w:t>03. See how it works</w:t>
-      </w:r>
-    </w:p>
-    <w:p>
-      <w:r>
-        <w:t>Follow the mechanism for Branching Logic. Connect each labelled input, deciding step and result.</w:t>
-      </w:r>
-    </w:p>
-    <w:p>
-      <w:pPr>
-        <w:spacing w:line="336" w:lineRule="auto" w:after="180"/>
-      </w:pPr>
-      <w:r>
-        <w:rPr>
-          <w:b/>
-        </w:rPr>
-        <w:t xml:space="preserve">VISUAL </w:t>
-      </w:r>
-      <w:r>
-        <w:rPr>
-          <w:b/>
-        </w:rPr>
-        <w:t>MECHANISM</w:t>
-      </w:r>
-    </w:p>
-    <w:p>
-      <w:pPr>
-        <w:spacing w:line="336" w:lineRule="auto" w:after="180"/>
-      </w:pPr>
-      <w:r>
-        <w:rPr>
-          <w:b/>
-        </w:rPr>
-        <w:t>Input</w:t>
-      </w:r>
-      <w:r>
-        <w:rPr>
-          <w:b w:val="0"/>
-        </w:rPr>
-        <w:t xml:space="preserve"> → </w:t>
-      </w:r>
-      <w:r>
-        <w:rPr>
-          <w:b/>
-        </w:rPr>
-        <w:t>Process</w:t>
-      </w:r>
-      <w:r>
-        <w:rPr>
-          <w:b w:val="0"/>
-        </w:rPr>
-        <w:t xml:space="preserve"> → </w:t>
-      </w:r>
-      <w:r>
-        <w:rPr>
-          <w:b/>
-        </w:rPr>
-        <w:t>Output</w:t>
-      </w:r>
-    </w:p>
-    <w:p>
-      <w:pPr>
-        <w:spacing w:line="336" w:lineRule="auto" w:after="180"/>
-      </w:pPr>
-      <w:r>
-        <w:rPr>
-          <w:b w:val="0"/>
-        </w:rPr>
-        <w:t>Trace the information. At each stage, ask what changed and how you could test it.</w:t>
-      </w:r>
-    </w:p>
-    <w:p>
-      <w:r>
-        <w:drawing>
-          <wp:inline xmlns:a="http://schemas.openxmlformats.org/drawingml/2006/main" xmlns:pic="http://schemas.openxmlformats.org/drawingml/2006/picture">
-            <wp:extent cx="5486400" cy="3145536"/>
-            <wp:docPr id="3" name="Picture 3" descr="INPUT stage for Branching Logic"/>
-            <wp:cNvGraphicFramePr>
-              <a:graphicFrameLocks noChangeAspect="1"/>
-            </wp:cNvGraphicFramePr>
-            <a:graphic>
-              <a:graphicData uri="http://schemas.openxmlformats.org/drawingml/2006/picture">
-                <pic:pic>
-                  <pic:nvPicPr>
-                    <pic:cNvPr id="0" name="96281db957c2fc7f7582c78ba7627c65fdb4a807236ce5ecf743748f808e9b41.png"/>
-                    <pic:cNvPicPr/>
-                  </pic:nvPicPr>
-                  <pic:blipFill>
-                    <a:blip r:embed="rId10"/>
-                    <a:stretch>
-                      <a:fillRect/>
-                    </a:stretch>
-                  </pic:blipFill>
-                  <pic:spPr>
-                    <a:xfrm>
-                      <a:off x="0" y="0"/>
-                      <a:ext cx="5486400" cy="3145536"/>
-                    </a:xfrm>
-                    <a:prstGeom prst="rect"/>
-                  </pic:spPr>
-                </pic:pic>
-              </a:graphicData>
-            </a:graphic>
-          </wp:inline>
-        </w:drawing>
-      </w:r>
-    </w:p>
-    <w:p>
-      <w:pPr>
-        <w:spacing w:line="336" w:lineRule="auto" w:after="180"/>
-      </w:pPr>
-      <w:r>
-        <w:rPr>
-          <w:b w:val="0"/>
-        </w:rPr>
-        <w:t>↓</w:t>
-      </w:r>
-    </w:p>
-    <w:p>
-      <w:r>
-        <w:drawing>
-          <wp:inline xmlns:a="http://schemas.openxmlformats.org/drawingml/2006/main" xmlns:pic="http://schemas.openxmlformats.org/drawingml/2006/picture">
-            <wp:extent cx="5486400" cy="3145536"/>
-            <wp:docPr id="4" name="Picture 4" descr="PROCESS stage for Branching Logic"/>
-            <wp:cNvGraphicFramePr>
-              <a:graphicFrameLocks noChangeAspect="1"/>
-            </wp:cNvGraphicFramePr>
-            <a:graphic>
-              <a:graphicData uri="http://schemas.openxmlformats.org/drawingml/2006/picture">
-                <pic:pic>
-                  <pic:nvPicPr>
-                    <pic:cNvPr id="0" name="e88ea103cd3ff518434282c3d671a5baf9acfbead3e4e070e7cd05a6ed237841.png"/>
-                    <pic:cNvPicPr/>
-                  </pic:nvPicPr>
-                  <pic:blipFill>
-                    <a:blip r:embed="rId11"/>
-                    <a:stretch>
-                      <a:fillRect/>
-                    </a:stretch>
-                  </pic:blipFill>
-                  <pic:spPr>
-                    <a:xfrm>
-                      <a:off x="0" y="0"/>
-                      <a:ext cx="5486400" cy="3145536"/>
-                    </a:xfrm>
-                    <a:prstGeom prst="rect"/>
-                  </pic:spPr>
-                </pic:pic>
-              </a:graphicData>
-            </a:graphic>
-          </wp:inline>
-        </w:drawing>
-      </w:r>
-    </w:p>
-    <w:p>
-      <w:pPr>
-        <w:spacing w:line="336" w:lineRule="auto" w:after="180"/>
-      </w:pPr>
-      <w:r>
-        <w:rPr>
-          <w:b w:val="0"/>
-        </w:rPr>
-        <w:t>↓</w:t>
-      </w:r>
-    </w:p>
-    <w:p>
-      <w:r>
-        <w:drawing>
-          <wp:inline xmlns:a="http://schemas.openxmlformats.org/drawingml/2006/main" xmlns:pic="http://schemas.openxmlformats.org/drawingml/2006/picture">
-            <wp:extent cx="5486400" cy="3145536"/>
-            <wp:docPr id="5" name="Picture 5" descr="OUTPUT stage for Branching Logic"/>
-            <wp:cNvGraphicFramePr>
-              <a:graphicFrameLocks noChangeAspect="1"/>
-            </wp:cNvGraphicFramePr>
-            <a:graphic>
-              <a:graphicData uri="http://schemas.openxmlformats.org/drawingml/2006/picture">
-                <pic:pic>
-                  <pic:nvPicPr>
-                    <pic:cNvPr id="0" name="677078f80d3d4726f38eee77b6b009353680ff322133a0803c742ea580631d9b.png"/>
-                    <pic:cNvPicPr/>
-                  </pic:nvPicPr>
-                  <pic:blipFill>
-                    <a:blip r:embed="rId12"/>
-                    <a:stretch>
-                      <a:fillRect/>
-                    </a:stretch>
-                  </pic:blipFill>
-                  <pic:spPr>
-                    <a:xfrm>
-                      <a:off x="0" y="0"/>
-                      <a:ext cx="5486400" cy="3145536"/>
-                    </a:xfrm>
-                    <a:prstGeom prst="rect"/>
-                  </pic:spPr>
-                </pic:pic>
-              </a:graphicData>
-            </a:graphic>
-          </wp:inline>
-        </w:drawing>
-      </w:r>
-    </w:p>
-    <w:p>
-      <w:pPr>
-        <w:spacing w:line="336" w:lineRule="auto" w:after="180"/>
-      </w:pPr>
-      <w:r>
-        <w:rPr>
-          <w:b w:val="0"/>
-        </w:rPr>
-        <w:t>Which stage could fail even when the other two are correct? Explain:</w:t>
-      </w:r>
-    </w:p>
-    <w:p>
-      <w:pPr>
-        <w:pStyle w:val="Heading3"/>
-      </w:pPr>
-      <w:r>
-        <w:t>Write or draw your reasoning and evidence.</w:t>
-      </w:r>
-    </w:p>
-    <w:p>
-      <w:r>
-        <w:t>________________________________________________________________</w:t>
-      </w:r>
-    </w:p>
-    <w:p>
-      <w:r>
-        <w:t>________________________________________________________________</w:t>
-      </w:r>
-    </w:p>
-    <w:p>
-      <w:r>
-        <w:t>________________________________________________________________</w:t>
-      </w:r>
-    </w:p>
-    <w:p>
-      <w:r>
-        <w:t>________________________________________________________________</w:t>
-      </w:r>
-    </w:p>
-    <w:p>
-      <w:r>
-        <w:t>________________________________________________________________</w:t>
-      </w:r>
-    </w:p>
-    <w:p>
-      <w:pPr>
-        <w:pStyle w:val="Heading3"/>
-      </w:pPr>
-      <w:r>
-        <w:t>A closer explanation</w:t>
+        <w:t>03. Trace the complete main Python chain</w:t>
+      </w:r>
+    </w:p>
+    <w:p>
+      <w:r>
+        <w:t>Each path assigns label before the single unindented print.</w:t>
+      </w:r>
+    </w:p>
+    <w:p>
+      <w:pPr>
+        <w:pStyle w:val="Heading2"/>
+      </w:pPr>
+      <w:r>
+        <w:t>Inspect three representative paths</w:t>
       </w:r>
     </w:p>
     <w:p>
@@ -1206,6 +973,14 @@
       </w:r>
     </w:p>
     <w:p>
+      <w:pPr>
+        <w:pStyle w:val="Heading2"/>
+      </w:pPr>
+      <w:r>
+        <w:t>Run the complete main script</w:t>
+      </w:r>
+    </w:p>
+    <w:p>
       <w:r>
         <w:rPr>
           <w:rFonts w:ascii="Courier New" w:hAnsi="Courier New"/>
@@ -1230,49 +1005,133 @@
     </w:p>
     <w:p>
       <w:pPr>
+        <w:pStyle w:val="Heading2"/>
+      </w:pPr>
+      <w:r>
+        <w:t>Explain why exactly one branch is selected</w:t>
+      </w:r>
+    </w:p>
+    <w:p>
+      <w:pPr>
+        <w:pStyle w:val="ListBullet"/>
+      </w:pPr>
+      <w:r>
+        <w:t>The output is Short. For 12, the first condition is false and the second is true. The else block is skipped. print(label) is not indented, so it runs after the selected branch. Each path assigns label before this line reads it. Change only minutes and save before each fresh run.</w:t>
+      </w:r>
+    </w:p>
+    <w:p>
+      <w:pPr>
+        <w:pStyle w:val="ListBullet"/>
+      </w:pPr>
+      <w:r>
+        <w:t>Point to the input, the deciding step and the result in this week’s visual. Explain the same step in ordinary words. A picture helps when you can say what each part represents.</w:t>
+      </w:r>
+    </w:p>
+    <w:p>
+      <w:pPr>
+        <w:pStyle w:val="Heading2"/>
+      </w:pPr>
+      <w:r>
+        <w:t>Earlier wording, alternatives and picture transcripts · reference / check after trying</w:t>
+      </w:r>
+    </w:p>
+    <w:p>
+      <w:pPr>
         <w:spacing w:line="336" w:lineRule="auto" w:after="180"/>
       </w:pPr>
       <w:r>
         <w:rPr>
           <w:b w:val="0"/>
         </w:rPr>
-        <w:t xml:space="preserve">The </w:t>
+        <w:t xml:space="preserve">VISUAL </w:t>
       </w:r>
       <w:r>
         <w:rPr>
           <w:b/>
         </w:rPr>
-        <w:t>output</w:t>
+        <w:t>MECHANISM</w:t>
+      </w:r>
+    </w:p>
+    <w:p>
+      <w:pPr>
+        <w:spacing w:line="336" w:lineRule="auto" w:after="180"/>
+      </w:pPr>
+      <w:r>
+        <w:rPr>
+          <w:b/>
+        </w:rPr>
+        <w:t>Input</w:t>
       </w:r>
       <w:r>
         <w:rPr>
           <w:b w:val="0"/>
         </w:rPr>
-        <w:t xml:space="preserve"> is Short. For 12, the first </w:t>
+        <w:t xml:space="preserve"> → </w:t>
       </w:r>
       <w:r>
         <w:rPr>
           <w:b/>
         </w:rPr>
-        <w:t>condition</w:t>
+        <w:t>Process</w:t>
       </w:r>
       <w:r>
         <w:rPr>
           <w:b w:val="0"/>
         </w:rPr>
-        <w:t xml:space="preserve"> is false and the second is true. The else block is skipped. print(label) is not indented, so it runs after the selected </w:t>
+        <w:t xml:space="preserve"> → </w:t>
       </w:r>
       <w:r>
         <w:rPr>
           <w:b/>
         </w:rPr>
-        <w:t>branch</w:t>
-      </w:r>
+        <w:t>Output</w:t>
+      </w:r>
+    </w:p>
+    <w:p>
+      <w:pPr>
+        <w:spacing w:line="336" w:lineRule="auto" w:after="180"/>
+      </w:pPr>
       <w:r>
         <w:rPr>
           <w:b w:val="0"/>
         </w:rPr>
-        <w:t>.</w:t>
+        <w:t>Trace the information. At each stage, ask what changed and how you could test it.</w:t>
+      </w:r>
+    </w:p>
+    <w:p>
+      <w:r>
+        <w:drawing>
+          <wp:inline xmlns:a="http://schemas.openxmlformats.org/drawingml/2006/main" xmlns:pic="http://schemas.openxmlformats.org/drawingml/2006/picture">
+            <wp:extent cx="5486400" cy="3145536"/>
+            <wp:docPr id="3" name="Picture 3" descr="INPUT stage for Branching Logic"/>
+            <wp:cNvGraphicFramePr>
+              <a:graphicFrameLocks noChangeAspect="1"/>
+            </wp:cNvGraphicFramePr>
+            <a:graphic>
+              <a:graphicData uri="http://schemas.openxmlformats.org/drawingml/2006/picture">
+                <pic:pic>
+                  <pic:nvPicPr>
+                    <pic:cNvPr id="0" name="96281db957c2fc7f7582c78ba7627c65fdb4a807236ce5ecf743748f808e9b41.png"/>
+                    <pic:cNvPicPr/>
+                  </pic:nvPicPr>
+                  <pic:blipFill>
+                    <a:blip r:embed="rId10"/>
+                    <a:stretch>
+                      <a:fillRect/>
+                    </a:stretch>
+                  </pic:blipFill>
+                  <pic:spPr>
+                    <a:xfrm>
+                      <a:off x="0" y="0"/>
+                      <a:ext cx="5486400" cy="3145536"/>
+                    </a:xfrm>
+                    <a:prstGeom prst="rect"/>
+                  </pic:spPr>
+                </pic:pic>
+              </a:graphicData>
+            </a:graphic>
+          </wp:inline>
+        </w:drawing>
       </w:r>
     </w:p>
     <w:p>
@@ -1283,7 +1142,101 @@
         <w:rPr>
           <w:b w:val="0"/>
         </w:rPr>
-        <w:t>Each path assigns label before this line reads it. Change only minutes and save before each fresh run.</w:t>
+        <w:t>↓</w:t>
+      </w:r>
+    </w:p>
+    <w:p>
+      <w:r>
+        <w:drawing>
+          <wp:inline xmlns:a="http://schemas.openxmlformats.org/drawingml/2006/main" xmlns:pic="http://schemas.openxmlformats.org/drawingml/2006/picture">
+            <wp:extent cx="5486400" cy="3145536"/>
+            <wp:docPr id="4" name="Picture 4" descr="PROCESS stage for Branching Logic"/>
+            <wp:cNvGraphicFramePr>
+              <a:graphicFrameLocks noChangeAspect="1"/>
+            </wp:cNvGraphicFramePr>
+            <a:graphic>
+              <a:graphicData uri="http://schemas.openxmlformats.org/drawingml/2006/picture">
+                <pic:pic>
+                  <pic:nvPicPr>
+                    <pic:cNvPr id="0" name="e88ea103cd3ff518434282c3d671a5baf9acfbead3e4e070e7cd05a6ed237841.png"/>
+                    <pic:cNvPicPr/>
+                  </pic:nvPicPr>
+                  <pic:blipFill>
+                    <a:blip r:embed="rId11"/>
+                    <a:stretch>
+                      <a:fillRect/>
+                    </a:stretch>
+                  </pic:blipFill>
+                  <pic:spPr>
+                    <a:xfrm>
+                      <a:off x="0" y="0"/>
+                      <a:ext cx="5486400" cy="3145536"/>
+                    </a:xfrm>
+                    <a:prstGeom prst="rect"/>
+                  </pic:spPr>
+                </pic:pic>
+              </a:graphicData>
+            </a:graphic>
+          </wp:inline>
+        </w:drawing>
+      </w:r>
+    </w:p>
+    <w:p>
+      <w:pPr>
+        <w:spacing w:line="336" w:lineRule="auto" w:after="180"/>
+      </w:pPr>
+      <w:r>
+        <w:rPr>
+          <w:b w:val="0"/>
+        </w:rPr>
+        <w:t>↓</w:t>
+      </w:r>
+    </w:p>
+    <w:p>
+      <w:r>
+        <w:drawing>
+          <wp:inline xmlns:a="http://schemas.openxmlformats.org/drawingml/2006/main" xmlns:pic="http://schemas.openxmlformats.org/drawingml/2006/picture">
+            <wp:extent cx="5486400" cy="3145536"/>
+            <wp:docPr id="5" name="Picture 5" descr="OUTPUT stage for Branching Logic"/>
+            <wp:cNvGraphicFramePr>
+              <a:graphicFrameLocks noChangeAspect="1"/>
+            </wp:cNvGraphicFramePr>
+            <a:graphic>
+              <a:graphicData uri="http://schemas.openxmlformats.org/drawingml/2006/picture">
+                <pic:pic>
+                  <pic:nvPicPr>
+                    <pic:cNvPr id="0" name="677078f80d3d4726f38eee77b6b009353680ff322133a0803c742ea580631d9b.png"/>
+                    <pic:cNvPicPr/>
+                  </pic:nvPicPr>
+                  <pic:blipFill>
+                    <a:blip r:embed="rId12"/>
+                    <a:stretch>
+                      <a:fillRect/>
+                    </a:stretch>
+                  </pic:blipFill>
+                  <pic:spPr>
+                    <a:xfrm>
+                      <a:off x="0" y="0"/>
+                      <a:ext cx="5486400" cy="3145536"/>
+                    </a:xfrm>
+                    <a:prstGeom prst="rect"/>
+                  </pic:spPr>
+                </pic:pic>
+              </a:graphicData>
+            </a:graphic>
+          </wp:inline>
+        </w:drawing>
+      </w:r>
+    </w:p>
+    <w:p>
+      <w:pPr>
+        <w:spacing w:line="336" w:lineRule="auto" w:after="180"/>
+      </w:pPr>
+      <w:r>
+        <w:rPr>
+          <w:b w:val="0"/>
+        </w:rPr>
+        <w:t>Which stage could fail even when the other two are correct? Explain:</w:t>
       </w:r>
     </w:p>
     <w:p>
@@ -1291,91 +1244,69 @@
         <w:pStyle w:val="Heading3"/>
       </w:pPr>
       <w:r>
+        <w:t>Write or draw your reasoning and evidence.</w:t>
+      </w:r>
+    </w:p>
+    <w:p>
+      <w:r>
+        <w:t>________________________________________________________________</w:t>
+      </w:r>
+    </w:p>
+    <w:p>
+      <w:r>
+        <w:t>________________________________________________________________</w:t>
+      </w:r>
+    </w:p>
+    <w:p>
+      <w:r>
+        <w:t>________________________________________________________________</w:t>
+      </w:r>
+    </w:p>
+    <w:p>
+      <w:r>
+        <w:t>________________________________________________________________</w:t>
+      </w:r>
+    </w:p>
+    <w:p>
+      <w:r>
+        <w:t>________________________________________________________________</w:t>
+      </w:r>
+    </w:p>
+    <w:p>
+      <w:pPr>
+        <w:pStyle w:val="Heading3"/>
+      </w:pPr>
+      <w:r>
+        <w:t>A closer explanation</w:t>
+      </w:r>
+    </w:p>
+    <w:p>
+      <w:pPr>
+        <w:pStyle w:val="Heading3"/>
+      </w:pPr>
+      <w:r>
         <w:t>Connect the picture and the explanation</w:t>
       </w:r>
     </w:p>
     <w:p>
       <w:pPr>
-        <w:spacing w:line="336" w:lineRule="auto" w:after="180"/>
-      </w:pPr>
-      <w:r>
-        <w:rPr>
-          <w:b w:val="0"/>
-        </w:rPr>
-        <w:t xml:space="preserve">Point to the </w:t>
-      </w:r>
-      <w:r>
-        <w:rPr>
-          <w:b/>
-        </w:rPr>
-        <w:t>input</w:t>
-      </w:r>
-      <w:r>
-        <w:rPr>
-          <w:b w:val="0"/>
-        </w:rPr>
-        <w:t>, the deciding step and the result in this week’s visual. Explain the same step in ordinary words. A picture helps when you can say what each part represents.</w:t>
-      </w:r>
-    </w:p>
-    <w:p>
-      <w:pPr>
         <w:pStyle w:val="Heading1"/>
       </w:pPr>
       <w:r>
-        <w:t>04. Compare the cases</w:t>
-      </w:r>
-    </w:p>
-    <w:p>
-      <w:r>
-        <w:t>Compare the supplied cases for Branching Logic. Identify the detail that changes the conclusion.</w:t>
-      </w:r>
-    </w:p>
-    <w:p>
-      <w:pPr>
-        <w:pStyle w:val="Heading3"/>
-      </w:pPr>
-      <w:r>
-        <w:t>The case to investigate</w:t>
-      </w:r>
-    </w:p>
-    <w:p>
-      <w:pPr>
-        <w:spacing w:line="336" w:lineRule="auto" w:after="180"/>
-        <w:shd w:fill="F1F6FC"/>
-      </w:pPr>
-      <w:r>
-        <w:rPr>
-          <w:b w:val="0"/>
-        </w:rPr>
-        <w:t>CASE GALLERY</w:t>
-      </w:r>
-    </w:p>
-    <w:p>
-      <w:pPr>
-        <w:spacing w:line="336" w:lineRule="auto" w:after="180"/>
-      </w:pPr>
-      <w:r>
-        <w:rPr>
-          <w:b w:val="0"/>
-        </w:rPr>
-        <w:t xml:space="preserve">Four Tests, Four Kinds of </w:t>
-      </w:r>
-      <w:r>
-        <w:rPr>
-          <w:b/>
-        </w:rPr>
-        <w:t>Evidence</w:t>
-      </w:r>
-    </w:p>
-    <w:p>
-      <w:pPr>
-        <w:spacing w:line="336" w:lineRule="auto" w:after="180"/>
-      </w:pPr>
-      <w:r>
-        <w:rPr>
-          <w:b w:val="0"/>
-        </w:rPr>
-        <w:t>A system is not understood until it survives more than one comfortable example.</w:t>
+        <w:t>04. Compare routine, equality, missing and transfer cases</w:t>
+      </w:r>
+    </w:p>
+    <w:p>
+      <w:r>
+        <w:t>Branch coverage alone does not establish correct category boundaries.</w:t>
+      </w:r>
+    </w:p>
+    <w:p>
+      <w:pPr>
+        <w:pStyle w:val="Heading2"/>
+      </w:pPr>
+      <w:r>
+        <w:t>Four pictures with a purpose</w:t>
       </w:r>
     </w:p>
     <w:p>
@@ -1416,6 +1347,11 @@
     </w:p>
     <w:p>
       <w:r>
+        <w:t>Normal case: predict the result and deciding evidence.</w:t>
+      </w:r>
+    </w:p>
+    <w:p>
+      <w:r>
         <w:drawing>
           <wp:inline xmlns:a="http://schemas.openxmlformats.org/drawingml/2006/main" xmlns:pic="http://schemas.openxmlformats.org/drawingml/2006/picture">
             <wp:extent cx="5486400" cy="3200400"/>
@@ -1451,59 +1387,8 @@
       </w:r>
     </w:p>
     <w:p>
-      <w:pPr>
-        <w:pStyle w:val="Heading3"/>
-      </w:pPr>
-      <w:r>
-        <w:t>The normal case</w:t>
-      </w:r>
-    </w:p>
-    <w:p>
-      <w:pPr>
-        <w:spacing w:line="336" w:lineRule="auto" w:after="180"/>
-        <w:shd w:fill="F1F6FC"/>
-      </w:pPr>
-      <w:r>
-        <w:rPr>
-          <w:b w:val="0"/>
-        </w:rPr>
-        <w:t xml:space="preserve">NORMAL CASE: predict and name </w:t>
-      </w:r>
-      <w:r>
-        <w:rPr>
-          <w:b/>
-        </w:rPr>
-        <w:t>evidence</w:t>
-      </w:r>
-      <w:r>
-        <w:rPr>
-          <w:b w:val="0"/>
-        </w:rPr>
-        <w:t xml:space="preserve">.     </w:t>
-      </w:r>
-      <w:r>
-        <w:rPr>
-          <w:b/>
-        </w:rPr>
-        <w:t>BOUNDARY</w:t>
-      </w:r>
-      <w:r>
-        <w:rPr>
-          <w:b w:val="0"/>
-        </w:rPr>
-        <w:t xml:space="preserve"> CASE: predict and name </w:t>
-      </w:r>
-      <w:r>
-        <w:rPr>
-          <w:b/>
-        </w:rPr>
-        <w:t>evidence</w:t>
-      </w:r>
-      <w:r>
-        <w:rPr>
-          <w:b w:val="0"/>
-        </w:rPr>
-        <w:t>.</w:t>
+      <w:r>
+        <w:t>Boundary case: identify the exact limit.</w:t>
       </w:r>
     </w:p>
     <w:p>
@@ -1544,6 +1429,11 @@
     </w:p>
     <w:p>
       <w:r>
+        <w:t>Missing information: name what must be clarified.</w:t>
+      </w:r>
+    </w:p>
+    <w:p>
+      <w:r>
         <w:drawing>
           <wp:inline xmlns:a="http://schemas.openxmlformats.org/drawingml/2006/main" xmlns:pic="http://schemas.openxmlformats.org/drawingml/2006/picture">
             <wp:extent cx="5486400" cy="3200400"/>
@@ -1579,224 +1469,156 @@
       </w:r>
     </w:p>
     <w:p>
+      <w:r>
+        <w:t>Transfer case: explain which procedure still applies.</w:t>
+      </w:r>
+    </w:p>
+    <w:p>
+      <w:pPr>
+        <w:pStyle w:val="Heading2"/>
+      </w:pPr>
+      <w:r>
+        <w:t>Choose a revealing case</w:t>
+      </w:r>
+    </w:p>
+    <w:p>
+      <w:pPr>
+        <w:pStyle w:val="ListBullet"/>
+      </w:pPr>
+      <w:r>
+        <w:t>Which case is most likely to reveal a hidden assumption? Why?</w:t>
+      </w:r>
+    </w:p>
+    <w:p>
       <w:pPr>
         <w:pStyle w:val="Heading3"/>
       </w:pPr>
       <w:r>
-        <w:t>Check missing information</w:t>
+        <w:t>Write or draw your reasoning and evidence.</w:t>
+      </w:r>
+    </w:p>
+    <w:p>
+      <w:r>
+        <w:t>________________________________________________________________</w:t>
+      </w:r>
+    </w:p>
+    <w:p>
+      <w:r>
+        <w:t>________________________________________________________________</w:t>
+      </w:r>
+    </w:p>
+    <w:p>
+      <w:r>
+        <w:t>________________________________________________________________</w:t>
+      </w:r>
+    </w:p>
+    <w:p>
+      <w:r>
+        <w:t>________________________________________________________________</w:t>
+      </w:r>
+    </w:p>
+    <w:p>
+      <w:r>
+        <w:t>________________________________________________________________</w:t>
+      </w:r>
+    </w:p>
+    <w:p>
+      <w:pPr>
+        <w:pStyle w:val="Heading2"/>
+      </w:pPr>
+      <w:r>
+        <w:t>Predict the supplied changed case</w:t>
+      </w:r>
+    </w:p>
+    <w:p>
+      <w:pPr>
+        <w:pStyle w:val="ListBullet"/>
+      </w:pPr>
+      <w:r>
+        <w:t>Change: Move minutes&lt;=10 to the first branch.</w:t>
+      </w:r>
+    </w:p>
+    <w:p>
+      <w:pPr>
+        <w:pStyle w:val="Heading2"/>
+      </w:pPr>
+      <w:r>
+        <w:t>Check after predicting · reference / check after trying</w:t>
       </w:r>
     </w:p>
     <w:p>
       <w:pPr>
         <w:spacing w:line="336" w:lineRule="auto" w:after="180"/>
-        <w:shd w:fill="FFF5E6"/>
-      </w:pPr>
+      </w:pPr>
+      <w:r>
+        <w:rPr>
+          <w:b/>
+        </w:rPr>
+        <w:t>Prediction</w:t>
+      </w:r>
       <w:r>
         <w:rPr>
           <w:b w:val="0"/>
         </w:rPr>
-        <w:t xml:space="preserve">MISSING INFORMATION: predict and name </w:t>
+        <w:t>: −1 and 0 wrongly receive Short.</w:t>
+      </w:r>
+    </w:p>
+    <w:p>
+      <w:pPr>
+        <w:spacing w:line="336" w:lineRule="auto" w:after="180"/>
+      </w:pPr>
+      <w:r>
+        <w:rPr>
+          <w:b w:val="0"/>
+        </w:rPr>
+        <w:t>Reason: Both satisfy the earlier comparison before their intended checks are reached.</w:t>
+      </w:r>
+    </w:p>
+    <w:p>
+      <w:pPr>
+        <w:pStyle w:val="Heading2"/>
+      </w:pPr>
+      <w:r>
+        <w:t>Earlier wording, alternatives and picture transcripts · reference / check after trying</w:t>
+      </w:r>
+    </w:p>
+    <w:p>
+      <w:pPr>
+        <w:spacing w:line="336" w:lineRule="auto" w:after="180"/>
+      </w:pPr>
+      <w:r>
+        <w:rPr>
+          <w:b w:val="0"/>
+        </w:rPr>
+        <w:t>CASE GALLERY</w:t>
+      </w:r>
+    </w:p>
+    <w:p>
+      <w:pPr>
+        <w:spacing w:line="336" w:lineRule="auto" w:after="180"/>
+      </w:pPr>
+      <w:r>
+        <w:rPr>
+          <w:b w:val="0"/>
+        </w:rPr>
+        <w:t xml:space="preserve">Four Tests, Four Kinds of </w:t>
       </w:r>
       <w:r>
         <w:rPr>
           <w:b/>
         </w:rPr>
-        <w:t>evidence</w:t>
-      </w:r>
+        <w:t>Evidence</w:t>
+      </w:r>
+    </w:p>
+    <w:p>
+      <w:pPr>
+        <w:spacing w:line="336" w:lineRule="auto" w:after="180"/>
+      </w:pPr>
       <w:r>
         <w:rPr>
           <w:b w:val="0"/>
         </w:rPr>
-        <w:t xml:space="preserve">.     TRANSFER CASE: predict and name </w:t>
-      </w:r>
-      <w:r>
-        <w:rPr>
-          <w:b/>
-        </w:rPr>
-        <w:t>evidence</w:t>
-      </w:r>
-      <w:r>
-        <w:rPr>
-          <w:b w:val="0"/>
-        </w:rPr>
-        <w:t>.</w:t>
-      </w:r>
-    </w:p>
-    <w:p>
-      <w:pPr>
-        <w:spacing w:line="336" w:lineRule="auto" w:after="180"/>
-        <w:shd w:fill="F5F1FB"/>
-      </w:pPr>
-      <w:r>
-        <w:rPr>
-          <w:b w:val="0"/>
-        </w:rPr>
-        <w:t>Which case is most likely to reveal a hidden assumption? Why?</w:t>
-      </w:r>
-    </w:p>
-    <w:p>
-      <w:pPr>
-        <w:pStyle w:val="Heading3"/>
-      </w:pPr>
-      <w:r>
-        <w:t>Write or draw your reasoning and evidence.</w:t>
-      </w:r>
-    </w:p>
-    <w:p>
-      <w:r>
-        <w:t>________________________________________________________________</w:t>
-      </w:r>
-    </w:p>
-    <w:p>
-      <w:r>
-        <w:t>________________________________________________________________</w:t>
-      </w:r>
-    </w:p>
-    <w:p>
-      <w:r>
-        <w:t>________________________________________________________________</w:t>
-      </w:r>
-    </w:p>
-    <w:p>
-      <w:r>
-        <w:t>________________________________________________________________</w:t>
-      </w:r>
-    </w:p>
-    <w:p>
-      <w:r>
-        <w:t>________________________________________________________________</w:t>
-      </w:r>
-    </w:p>
-    <w:p>
-      <w:pPr>
-        <w:pStyle w:val="Heading3"/>
-      </w:pPr>
-      <w:r>
-        <w:t>Change one thing in the pictured case</w:t>
-      </w:r>
-    </w:p>
-    <w:p>
-      <w:pPr>
-        <w:pStyle w:val="Heading3"/>
-      </w:pPr>
-      <w:r>
-        <w:t>Change one thing</w:t>
-      </w:r>
-    </w:p>
-    <w:p>
-      <w:pPr>
-        <w:spacing w:line="336" w:lineRule="auto" w:after="180"/>
-        <w:shd w:fill="F5F1FB"/>
-      </w:pPr>
-      <w:r>
-        <w:rPr>
-          <w:b w:val="0"/>
-        </w:rPr>
-        <w:t xml:space="preserve">Change: Move minutes&lt;=10 to the first </w:t>
-      </w:r>
-      <w:r>
-        <w:rPr>
-          <w:b/>
-        </w:rPr>
-        <w:t>branch</w:t>
-      </w:r>
-      <w:r>
-        <w:rPr>
-          <w:b w:val="0"/>
-        </w:rPr>
-        <w:t>.</w:t>
-      </w:r>
-    </w:p>
-    <w:p>
-      <w:pPr>
-        <w:pStyle w:val="Heading3"/>
-      </w:pPr>
-      <w:r>
-        <w:t>Predicted result</w:t>
-      </w:r>
-    </w:p>
-    <w:p>
-      <w:pPr>
-        <w:spacing w:line="336" w:lineRule="auto" w:after="180"/>
-        <w:shd w:fill="F1F6FC"/>
-      </w:pPr>
-      <w:r>
-        <w:rPr>
-          <w:b/>
-        </w:rPr>
-        <w:t>Prediction</w:t>
-      </w:r>
-      <w:r>
-        <w:rPr>
-          <w:b w:val="0"/>
-        </w:rPr>
-        <w:t>: −1 and 0 wrongly receive Short.</w:t>
-      </w:r>
-    </w:p>
-    <w:p>
-      <w:pPr>
-        <w:pStyle w:val="Heading3"/>
-      </w:pPr>
-      <w:r>
-        <w:t>Why the result follows</w:t>
-      </w:r>
-    </w:p>
-    <w:p>
-      <w:pPr>
-        <w:spacing w:line="336" w:lineRule="auto" w:after="180"/>
-        <w:shd w:fill="F1F6FC"/>
-      </w:pPr>
-      <w:r>
-        <w:rPr>
-          <w:b w:val="0"/>
-        </w:rPr>
-        <w:t>Reason: Both satisfy the earlier comparison before their intended checks are reached.</w:t>
-      </w:r>
-    </w:p>
-    <w:p>
-      <w:pPr>
-        <w:pStyle w:val="Heading1"/>
-      </w:pPr>
-      <w:r>
-        <w:t>05. Words that unlock the idea</w:t>
-      </w:r>
-    </w:p>
-    <w:p>
-      <w:r>
-        <w:t>Use the vocabulary of Branching Logic to explain a concrete decision, rather than only memorising definitions.</w:t>
-      </w:r>
-    </w:p>
-    <w:p>
-      <w:pPr>
-        <w:spacing w:line="336" w:lineRule="auto" w:after="180"/>
-      </w:pPr>
-      <w:r>
-        <w:rPr>
-          <w:b/>
-        </w:rPr>
-        <w:t>VOCABULARY LAB</w:t>
-      </w:r>
-    </w:p>
-    <w:p>
-      <w:pPr>
-        <w:spacing w:line="336" w:lineRule="auto" w:after="180"/>
-      </w:pPr>
-      <w:r>
-        <w:rPr>
-          <w:b w:val="0"/>
-        </w:rPr>
-        <w:t>Words You Can Use to Reason</w:t>
-      </w:r>
-    </w:p>
-    <w:p>
-      <w:pPr>
-        <w:spacing w:line="336" w:lineRule="auto" w:after="180"/>
-      </w:pPr>
-      <w:r>
-        <w:rPr>
-          <w:b w:val="0"/>
-        </w:rPr>
-        <w:t>A definition matters when you can recognize the idea, use it, and contrast it with a near-miss.</w:t>
+        <w:t>A system is not understood until it survives more than one comfortable example.</w:t>
       </w:r>
     </w:p>
     <w:p>
@@ -1804,7 +1626,7 @@
         <w:drawing>
           <wp:inline xmlns:a="http://schemas.openxmlformats.org/drawingml/2006/main" xmlns:pic="http://schemas.openxmlformats.org/drawingml/2006/picture">
             <wp:extent cx="5486400" cy="3200400"/>
-            <wp:docPr id="10" name="Picture 10" descr="Vocabulary badge: condition"/>
+            <wp:docPr id="10" name="Picture 10" descr="NORMAL CASE illustration"/>
             <wp:cNvGraphicFramePr>
               <a:graphicFrameLocks noChangeAspect="1"/>
             </wp:cNvGraphicFramePr>
@@ -1812,11 +1634,11 @@
               <a:graphicData uri="http://schemas.openxmlformats.org/drawingml/2006/picture">
                 <pic:pic>
                   <pic:nvPicPr>
-                    <pic:cNvPr id="0" name="7255db8910663a97ac22566031c0f20d0fe31e1d43fd9b4b0bc8883a07ec4b47.png"/>
+                    <pic:cNvPr id="0" name="1f18213ba3d74c99072fa04ad7520b53eee0b2e9e845b0d8a61ccdda1b41f3f1.png"/>
                     <pic:cNvPicPr/>
                   </pic:nvPicPr>
                   <pic:blipFill>
-                    <a:blip r:embed="rId17"/>
+                    <a:blip r:embed="rId13"/>
                     <a:stretch>
                       <a:fillRect/>
                     </a:stretch>
@@ -1840,7 +1662,7 @@
         <w:drawing>
           <wp:inline xmlns:a="http://schemas.openxmlformats.org/drawingml/2006/main" xmlns:pic="http://schemas.openxmlformats.org/drawingml/2006/picture">
             <wp:extent cx="5486400" cy="3200400"/>
-            <wp:docPr id="11" name="Picture 11" descr="Vocabulary badge: branch"/>
+            <wp:docPr id="11" name="Picture 11" descr="BOUNDARY CASE illustration"/>
             <wp:cNvGraphicFramePr>
               <a:graphicFrameLocks noChangeAspect="1"/>
             </wp:cNvGraphicFramePr>
@@ -1848,11 +1670,11 @@
               <a:graphicData uri="http://schemas.openxmlformats.org/drawingml/2006/picture">
                 <pic:pic>
                   <pic:nvPicPr>
-                    <pic:cNvPr id="0" name="0e2a88760dc9a1f09fd49dd08502ea1dda1c7af454cd4acd8db69c89ad57f2b1.png"/>
+                    <pic:cNvPr id="0" name="fed8318cf337134a2c31a8d2c90831db67a27a43d3c6f85b25079c53ec37ff9a.png"/>
                     <pic:cNvPicPr/>
                   </pic:nvPicPr>
                   <pic:blipFill>
-                    <a:blip r:embed="rId18"/>
+                    <a:blip r:embed="rId14"/>
                     <a:stretch>
                       <a:fillRect/>
                     </a:stretch>
@@ -1872,11 +1694,58 @@
       </w:r>
     </w:p>
     <w:p>
+      <w:pPr>
+        <w:spacing w:line="336" w:lineRule="auto" w:after="180"/>
+      </w:pPr>
+      <w:r>
+        <w:rPr>
+          <w:b w:val="0"/>
+        </w:rPr>
+        <w:t xml:space="preserve">NORMAL CASE: predict and name </w:t>
+      </w:r>
+      <w:r>
+        <w:rPr>
+          <w:b/>
+        </w:rPr>
+        <w:t>evidence</w:t>
+      </w:r>
+      <w:r>
+        <w:rPr>
+          <w:b w:val="0"/>
+        </w:rPr>
+        <w:t xml:space="preserve">.     </w:t>
+      </w:r>
+      <w:r>
+        <w:rPr>
+          <w:b/>
+        </w:rPr>
+        <w:t>BOUNDARY</w:t>
+      </w:r>
+      <w:r>
+        <w:rPr>
+          <w:b w:val="0"/>
+        </w:rPr>
+        <w:t xml:space="preserve"> CASE: predict and name </w:t>
+      </w:r>
+      <w:r>
+        <w:rPr>
+          <w:b/>
+        </w:rPr>
+        <w:t>evidence</w:t>
+      </w:r>
+      <w:r>
+        <w:rPr>
+          <w:b w:val="0"/>
+        </w:rPr>
+        <w:t>.</w:t>
+      </w:r>
+    </w:p>
+    <w:p>
       <w:r>
         <w:drawing>
           <wp:inline xmlns:a="http://schemas.openxmlformats.org/drawingml/2006/main" xmlns:pic="http://schemas.openxmlformats.org/drawingml/2006/picture">
             <wp:extent cx="5486400" cy="3200400"/>
-            <wp:docPr id="12" name="Picture 12" descr="Vocabulary badge: if/else"/>
+            <wp:docPr id="12" name="Picture 12" descr="MISSING INFORMATION illustration"/>
             <wp:cNvGraphicFramePr>
               <a:graphicFrameLocks noChangeAspect="1"/>
             </wp:cNvGraphicFramePr>
@@ -1884,11 +1753,11 @@
               <a:graphicData uri="http://schemas.openxmlformats.org/drawingml/2006/picture">
                 <pic:pic>
                   <pic:nvPicPr>
-                    <pic:cNvPr id="0" name="e54a09c869df056b7367540f6871d45faf0922cddb3a98f1b2a5151b84948369.png"/>
+                    <pic:cNvPr id="0" name="75f964dbe29000347e518a59e2717387d7109bd1f947abdafa07e931a61cf754.png"/>
                     <pic:cNvPicPr/>
                   </pic:nvPicPr>
                   <pic:blipFill>
-                    <a:blip r:embed="rId19"/>
+                    <a:blip r:embed="rId15"/>
                     <a:stretch>
                       <a:fillRect/>
                     </a:stretch>
@@ -1912,7 +1781,7 @@
         <w:drawing>
           <wp:inline xmlns:a="http://schemas.openxmlformats.org/drawingml/2006/main" xmlns:pic="http://schemas.openxmlformats.org/drawingml/2006/picture">
             <wp:extent cx="5486400" cy="3200400"/>
-            <wp:docPr id="13" name="Picture 13" descr="Vocabulary badge: order"/>
+            <wp:docPr id="13" name="Picture 13" descr="TRANSFER CASE illustration"/>
             <wp:cNvGraphicFramePr>
               <a:graphicFrameLocks noChangeAspect="1"/>
             </wp:cNvGraphicFramePr>
@@ -1920,11 +1789,11 @@
               <a:graphicData uri="http://schemas.openxmlformats.org/drawingml/2006/picture">
                 <pic:pic>
                   <pic:nvPicPr>
-                    <pic:cNvPr id="0" name="2f418a2c33d2377de1f3a8e5957515f3564590483710fe3624f22d5d6e8a4966.png"/>
+                    <pic:cNvPr id="0" name="4d936b6648b81ac897fc99370c2788f8e0b135d8fc31cfd77afceee66a92128c.png"/>
                     <pic:cNvPicPr/>
                   </pic:nvPicPr>
                   <pic:blipFill>
-                    <a:blip r:embed="rId20"/>
+                    <a:blip r:embed="rId16"/>
                     <a:stretch>
                       <a:fillRect/>
                     </a:stretch>
@@ -1943,529 +1812,68 @@
         </w:drawing>
       </w:r>
     </w:p>
-    <w:tbl>
-      <w:tblPr>
-        <w:tblStyle w:val="LightShading-Accent1"/>
-        <w:tblW w:type="auto" w:w="0"/>
-        <w:tblLook w:firstColumn="1" w:firstRow="1" w:lastColumn="0" w:lastRow="0" w:noHBand="0" w:noVBand="1" w:val="04A0"/>
-      </w:tblPr>
-      <w:tblGrid>
-        <w:gridCol w:w="3408"/>
-        <w:gridCol w:w="3408"/>
-        <w:gridCol w:w="3408"/>
-      </w:tblGrid>
-      <w:tr>
-        <w:trPr>
-          <w:tblHeader/>
-        </w:trPr>
-        <w:tc>
-          <w:tcPr>
-            <w:tcW w:type="dxa" w:w="3408"/>
-          </w:tcPr>
-          <w:p>
-            <w:r>
-              <w:t>Word</w:t>
-            </w:r>
-          </w:p>
-        </w:tc>
-        <w:tc>
-          <w:tcPr>
-            <w:tcW w:type="dxa" w:w="3408"/>
-          </w:tcPr>
-          <w:p>
-            <w:r>
-              <w:t>My own example</w:t>
-            </w:r>
-          </w:p>
-        </w:tc>
-        <w:tc>
-          <w:tcPr>
-            <w:tcW w:type="dxa" w:w="3408"/>
-          </w:tcPr>
-          <w:p>
-            <w:r>
-              <w:t>Not this / boundary</w:t>
-            </w:r>
-          </w:p>
-        </w:tc>
-      </w:tr>
-      <w:tr>
-        <w:tc>
-          <w:tcPr>
-            <w:tcW w:type="dxa" w:w="3408"/>
-          </w:tcPr>
-          <w:p>
-            <w:r>
-              <w:t>condition</w:t>
-            </w:r>
-          </w:p>
-        </w:tc>
-        <w:tc>
-          <w:tcPr>
-            <w:tcW w:type="dxa" w:w="3408"/>
-          </w:tcPr>
-          <w:p>
-            <w:r>
-              <w:t>A statement evaluated as true or false to help select an action.</w:t>
-            </w:r>
-          </w:p>
-        </w:tc>
-        <w:tc>
-          <w:tcPr>
-            <w:tcW w:type="dxa" w:w="3408"/>
-          </w:tcPr>
-          <w:p>
-            <w:r/>
-          </w:p>
-        </w:tc>
-      </w:tr>
-      <w:tr>
-        <w:tc>
-          <w:tcPr>
-            <w:tcW w:type="dxa" w:w="3408"/>
-          </w:tcPr>
-          <w:p>
-            <w:r>
-              <w:t>branch</w:t>
-            </w:r>
-          </w:p>
-        </w:tc>
-        <w:tc>
-          <w:tcPr>
-            <w:tcW w:type="dxa" w:w="3408"/>
-          </w:tcPr>
-          <w:p>
-            <w:r>
-              <w:t>One path taken when a condition selects among alternatives.</w:t>
-            </w:r>
-          </w:p>
-        </w:tc>
-        <w:tc>
-          <w:tcPr>
-            <w:tcW w:type="dxa" w:w="3408"/>
-          </w:tcPr>
-          <w:p>
-            <w:r/>
-          </w:p>
-        </w:tc>
-      </w:tr>
-      <w:tr>
-        <w:tc>
-          <w:tcPr>
-            <w:tcW w:type="dxa" w:w="3408"/>
-          </w:tcPr>
-          <w:p>
-            <w:r>
-              <w:t>if/else</w:t>
-            </w:r>
-          </w:p>
-        </w:tc>
-        <w:tc>
-          <w:tcPr>
-            <w:tcW w:type="dxa" w:w="3408"/>
-          </w:tcPr>
-          <w:p>
-            <w:r>
-              <w:t>A programming structure that chooses a path according to whether a condition is true or false.</w:t>
-            </w:r>
-          </w:p>
-        </w:tc>
-        <w:tc>
-          <w:tcPr>
-            <w:tcW w:type="dxa" w:w="3408"/>
-          </w:tcPr>
-          <w:p>
-            <w:r/>
-          </w:p>
-        </w:tc>
-      </w:tr>
-      <w:tr>
-        <w:tc>
-          <w:tcPr>
-            <w:tcW w:type="dxa" w:w="3408"/>
-          </w:tcPr>
-          <w:p>
-            <w:r>
-              <w:t>order</w:t>
-            </w:r>
-          </w:p>
-        </w:tc>
-        <w:tc>
-          <w:tcPr>
-            <w:tcW w:type="dxa" w:w="3408"/>
-          </w:tcPr>
-          <w:p>
-            <w:r>
-              <w:t>The sequence in which steps are performed or items are read.</w:t>
-            </w:r>
-          </w:p>
-        </w:tc>
-        <w:tc>
-          <w:tcPr>
-            <w:tcW w:type="dxa" w:w="3408"/>
-          </w:tcPr>
-          <w:p>
-            <w:r/>
-          </w:p>
-        </w:tc>
-      </w:tr>
-    </w:tbl>
+    <w:p>
+      <w:pPr>
+        <w:spacing w:line="336" w:lineRule="auto" w:after="180"/>
+      </w:pPr>
+      <w:r>
+        <w:rPr>
+          <w:b w:val="0"/>
+        </w:rPr>
+        <w:t xml:space="preserve">MISSING INFORMATION: predict and name </w:t>
+      </w:r>
+      <w:r>
+        <w:rPr>
+          <w:b/>
+        </w:rPr>
+        <w:t>evidence</w:t>
+      </w:r>
+      <w:r>
+        <w:rPr>
+          <w:b w:val="0"/>
+        </w:rPr>
+        <w:t xml:space="preserve">.     TRANSFER CASE: predict and name </w:t>
+      </w:r>
+      <w:r>
+        <w:rPr>
+          <w:b/>
+        </w:rPr>
+        <w:t>evidence</w:t>
+      </w:r>
+      <w:r>
+        <w:rPr>
+          <w:b w:val="0"/>
+        </w:rPr>
+        <w:t>.</w:t>
+      </w:r>
+    </w:p>
     <w:p>
       <w:pPr>
         <w:pStyle w:val="Heading3"/>
       </w:pPr>
       <w:r>
-        <w:t>Words used in the closer explanation</w:t>
-      </w:r>
-    </w:p>
-    <w:tbl>
-      <w:tblPr>
-        <w:tblStyle w:val="LightShading-Accent1"/>
-        <w:tblW w:type="auto" w:w="0"/>
-        <w:tblLook w:firstColumn="1" w:firstRow="1" w:lastColumn="0" w:lastRow="0" w:noHBand="0" w:noVBand="1" w:val="04A0"/>
-      </w:tblPr>
-      <w:tblGrid>
-        <w:gridCol w:w="5112"/>
-        <w:gridCol w:w="5112"/>
-      </w:tblGrid>
-      <w:tr>
-        <w:trPr>
-          <w:tblHeader/>
-        </w:trPr>
-        <w:tc>
-          <w:tcPr>
-            <w:tcW w:type="dxa" w:w="5112"/>
-          </w:tcPr>
-          <w:p>
-            <w:r>
-              <w:t>Word</w:t>
-            </w:r>
-          </w:p>
-        </w:tc>
-        <w:tc>
-          <w:tcPr>
-            <w:tcW w:type="dxa" w:w="5112"/>
-          </w:tcPr>
-          <w:p>
-            <w:r>
-              <w:t>Meaning</w:t>
-            </w:r>
-          </w:p>
-        </w:tc>
-      </w:tr>
-      <w:tr>
-        <w:tc>
-          <w:tcPr>
-            <w:tcW w:type="dxa" w:w="5112"/>
-          </w:tcPr>
-          <w:p>
-            <w:r>
-              <w:t>Indentation</w:t>
-            </w:r>
-          </w:p>
-        </w:tc>
-        <w:tc>
-          <w:tcPr>
-            <w:tcW w:type="dxa" w:w="5112"/>
-          </w:tcPr>
-          <w:p>
-            <w:r>
-              <w:t>Leading spaces that identify a Python code block</w:t>
-            </w:r>
-          </w:p>
-        </w:tc>
-      </w:tr>
-      <w:tr>
-        <w:tc>
-          <w:tcPr>
-            <w:tcW w:type="dxa" w:w="5112"/>
-          </w:tcPr>
-          <w:p>
-            <w:r>
-              <w:t>Boundary</w:t>
-            </w:r>
-          </w:p>
-        </w:tc>
-        <w:tc>
-          <w:tcPr>
-            <w:tcW w:type="dxa" w:w="5112"/>
-          </w:tcPr>
-          <w:p>
-            <w:r>
-              <w:t>A value where a classification may change</w:t>
-            </w:r>
-          </w:p>
-        </w:tc>
-      </w:tr>
-      <w:tr>
-        <w:tc>
-          <w:tcPr>
-            <w:tcW w:type="dxa" w:w="5112"/>
-          </w:tcPr>
-          <w:p>
-            <w:r>
-              <w:t>Regression check</w:t>
-            </w:r>
-          </w:p>
-        </w:tc>
-        <w:tc>
-          <w:tcPr>
-            <w:tcW w:type="dxa" w:w="5112"/>
-          </w:tcPr>
-          <w:p>
-            <w:r>
-              <w:t>A previous test rerun after an edit to detect a new failure</w:t>
-            </w:r>
-          </w:p>
-        </w:tc>
-      </w:tr>
-    </w:tbl>
+        <w:t>Change one thing in the pictured case</w:t>
+      </w:r>
+    </w:p>
     <w:p>
       <w:pPr>
         <w:pStyle w:val="Heading1"/>
       </w:pPr>
       <w:r>
-        <w:t>06. Follow a worked example</w:t>
-      </w:r>
-    </w:p>
-    <w:p>
-      <w:r>
-        <w:t>Follow the worked trace for Branching Logic, predict a step, then compare with its explanation.</w:t>
-      </w:r>
-    </w:p>
-    <w:p>
-      <w:pPr>
-        <w:spacing w:line="336" w:lineRule="auto" w:after="180"/>
-      </w:pPr>
-      <w:r>
-        <w:rPr>
-          <w:b/>
-        </w:rPr>
-        <w:t xml:space="preserve">WORKED </w:t>
-      </w:r>
-      <w:r>
-        <w:rPr>
-          <w:b/>
-        </w:rPr>
-        <w:t>EVIDENCE</w:t>
-      </w:r>
-    </w:p>
-    <w:p>
-      <w:pPr>
-        <w:spacing w:line="336" w:lineRule="auto" w:after="180"/>
-      </w:pPr>
-      <w:r>
-        <w:rPr>
-          <w:b w:val="0"/>
-        </w:rPr>
-        <w:t>Reason Step by Step</w:t>
-      </w:r>
-    </w:p>
-    <w:p>
-      <w:pPr>
-        <w:spacing w:line="336" w:lineRule="auto" w:after="180"/>
-      </w:pPr>
-      <w:r>
-        <w:rPr>
-          <w:b w:val="0"/>
-        </w:rPr>
-        <w:t xml:space="preserve">Predict first. Then check each step. A correct answer without visible reasoning is incomplete </w:t>
-      </w:r>
-      <w:r>
-        <w:rPr>
-          <w:b/>
-        </w:rPr>
-        <w:t>evidence</w:t>
-      </w:r>
-      <w:r>
-        <w:rPr>
-          <w:b w:val="0"/>
-        </w:rPr>
-        <w:t>.</w:t>
-      </w:r>
-    </w:p>
-    <w:p>
-      <w:r>
-        <w:drawing>
-          <wp:inline xmlns:a="http://schemas.openxmlformats.org/drawingml/2006/main" xmlns:pic="http://schemas.openxmlformats.org/drawingml/2006/picture">
-            <wp:extent cx="5486400" cy="2377440"/>
-            <wp:docPr id="14" name="Picture 14" descr="Worked evidence for Branching Logic"/>
-            <wp:cNvGraphicFramePr>
-              <a:graphicFrameLocks noChangeAspect="1"/>
-            </wp:cNvGraphicFramePr>
-            <a:graphic>
-              <a:graphicData uri="http://schemas.openxmlformats.org/drawingml/2006/picture">
-                <pic:pic>
-                  <pic:nvPicPr>
-                    <pic:cNvPr id="0" name="2ec143a65f0aca6c3203ee40757c1cb5e5d4a8b77c3d785518afda50dd6b554b.png"/>
-                    <pic:cNvPicPr/>
-                  </pic:nvPicPr>
-                  <pic:blipFill>
-                    <a:blip r:embed="rId21"/>
-                    <a:stretch>
-                      <a:fillRect/>
-                    </a:stretch>
-                  </pic:blipFill>
-                  <pic:spPr>
-                    <a:xfrm>
-                      <a:off x="0" y="0"/>
-                      <a:ext cx="5486400" cy="2377440"/>
-                    </a:xfrm>
-                    <a:prstGeom prst="rect"/>
-                  </pic:spPr>
-                </pic:pic>
-              </a:graphicData>
-            </a:graphic>
-          </wp:inline>
-        </w:drawing>
-      </w:r>
-    </w:p>
-    <w:p>
-      <w:pPr>
-        <w:spacing w:line="336" w:lineRule="auto" w:after="180"/>
-        <w:shd w:fill="F4F9FC"/>
-      </w:pPr>
-      <w:r>
-        <w:rPr>
-          <w:b w:val="0"/>
-        </w:rPr>
-        <w:t>1. IF pet is hungry → feed.</w:t>
-      </w:r>
-    </w:p>
-    <w:p>
-      <w:pPr>
-        <w:spacing w:line="336" w:lineRule="auto" w:after="180"/>
-        <w:shd w:fill="F4F9FC"/>
-      </w:pPr>
-      <w:r>
-        <w:rPr>
-          <w:b w:val="0"/>
-        </w:rPr>
-        <w:t>2. ELSE IF pet needs exercise → walk or play.</w:t>
-      </w:r>
-    </w:p>
-    <w:p>
-      <w:pPr>
-        <w:spacing w:line="336" w:lineRule="auto" w:after="180"/>
-        <w:shd w:fill="F4F9FC"/>
-      </w:pPr>
-      <w:r>
-        <w:rPr>
-          <w:b w:val="0"/>
-        </w:rPr>
-        <w:t>3. ELSE → provide a quiet rest space.</w:t>
-      </w:r>
-    </w:p>
-    <w:p>
-      <w:pPr>
-        <w:spacing w:line="336" w:lineRule="auto" w:after="180"/>
-        <w:shd w:fill="F4F9FC"/>
-      </w:pPr>
-      <w:r>
-        <w:rPr>
-          <w:b w:val="0"/>
-        </w:rPr>
-        <w:t xml:space="preserve">4. </w:t>
-      </w:r>
-      <w:r>
-        <w:rPr>
-          <w:b/>
-        </w:rPr>
-        <w:t>Boundary</w:t>
-      </w:r>
-      <w:r>
-        <w:rPr>
-          <w:b w:val="0"/>
-        </w:rPr>
-        <w:t xml:space="preserve"> test: what if hungry and needs exercise? The first true </w:t>
-      </w:r>
-      <w:r>
-        <w:rPr>
-          <w:b/>
-        </w:rPr>
-        <w:t>branch</w:t>
-      </w:r>
-      <w:r>
-        <w:rPr>
-          <w:b w:val="0"/>
-        </w:rPr>
-        <w:t xml:space="preserve"> wins.</w:t>
-      </w:r>
-    </w:p>
-    <w:p>
-      <w:pPr>
-        <w:spacing w:line="336" w:lineRule="auto" w:after="180"/>
-      </w:pPr>
-      <w:r>
-        <w:rPr>
-          <w:b w:val="0"/>
-        </w:rPr>
-        <w:t>Recalculate, retrace, or restate the reasoning in your own representation:</w:t>
-      </w:r>
-    </w:p>
-    <w:p>
-      <w:pPr>
-        <w:pStyle w:val="Heading3"/>
-      </w:pPr>
-      <w:r>
-        <w:t>Write or draw your reasoning and evidence.</w:t>
-      </w:r>
-    </w:p>
-    <w:p>
-      <w:r>
-        <w:t>________________________________________________________________</w:t>
-      </w:r>
-    </w:p>
-    <w:p>
-      <w:r>
-        <w:t>________________________________________________________________</w:t>
-      </w:r>
-    </w:p>
-    <w:p>
-      <w:r>
-        <w:t>________________________________________________________________</w:t>
-      </w:r>
-    </w:p>
-    <w:p>
-      <w:r>
-        <w:t>________________________________________________________________</w:t>
-      </w:r>
-    </w:p>
-    <w:p>
-      <w:r>
-        <w:t>________________________________________________________________</w:t>
-      </w:r>
-    </w:p>
-    <w:p>
-      <w:pPr>
-        <w:spacing w:line="336" w:lineRule="auto" w:after="180"/>
-        <w:shd w:fill="F5F1FB"/>
-      </w:pPr>
-      <w:r>
-        <w:rPr>
-          <w:b w:val="0"/>
-        </w:rPr>
-        <w:t xml:space="preserve">CHECK  Did the </w:t>
-      </w:r>
-      <w:r>
-        <w:rPr>
-          <w:b/>
-        </w:rPr>
-        <w:t>evidence</w:t>
-      </w:r>
-      <w:r>
-        <w:rPr>
-          <w:b w:val="0"/>
-        </w:rPr>
-        <w:t xml:space="preserve"> answer the exact question? Did the total, path, or source record stay consistent?</w:t>
-      </w:r>
-    </w:p>
-    <w:p>
-      <w:pPr>
-        <w:pStyle w:val="Heading3"/>
-      </w:pPr>
-      <w:r>
-        <w:t>A closer explanation</w:t>
+        <w:t>06. Test the main boundary, then the separate reading-time chain</w:t>
+      </w:r>
+    </w:p>
+    <w:p>
+      <w:r>
+        <w:t>The second example has Empty at zero and a ten-minute boundary; do not reuse the main rule’s labels.</w:t>
+      </w:r>
+    </w:p>
+    <w:p>
+      <w:pPr>
+        <w:pStyle w:val="Heading2"/>
+      </w:pPr>
+      <w:r>
+        <w:t>Plan main tests below, at and above twelve</w:t>
       </w:r>
     </w:p>
     <w:tbl>
@@ -2741,6 +2149,14 @@
     </w:p>
     <w:p>
       <w:pPr>
+        <w:pStyle w:val="Heading2"/>
+      </w:pPr>
+      <w:r>
+        <w:t>Predict the strict-comparison defect</w:t>
+      </w:r>
+    </w:p>
+    <w:p>
+      <w:pPr>
         <w:pStyle w:val="Heading3"/>
       </w:pPr>
       <w:r>
@@ -2774,114 +2190,18 @@
     </w:p>
     <w:p>
       <w:pPr>
-        <w:pStyle w:val="Heading3"/>
-      </w:pPr>
-      <w:r>
-        <w:t>Learn from the worked case</w:t>
-      </w:r>
-    </w:p>
-    <w:p>
-      <w:pPr>
-        <w:spacing w:line="336" w:lineRule="auto" w:after="180"/>
-      </w:pPr>
-      <w:r>
-        <w:rPr>
-          <w:b w:val="0"/>
-        </w:rPr>
-        <w:t>Cover the result before checking it. Say what is given, choose the procedure, and follow one step at a time. Then uncover the result and explain your first mismatch. Ask why a step is allowed, not only what number it produces.</w:t>
-      </w:r>
-    </w:p>
-    <w:p>
-      <w:pPr>
-        <w:pStyle w:val="Heading3"/>
-      </w:pPr>
-      <w:r>
-        <w:t>A pictorial worked case: Branching Logic</w:t>
-      </w:r>
-    </w:p>
-    <w:p>
-      <w:pPr>
-        <w:spacing w:line="336" w:lineRule="auto" w:after="180"/>
-      </w:pPr>
-      <w:r>
-        <w:rPr>
-          <w:b w:val="0"/>
-        </w:rPr>
-        <w:t>A fictional reading-time labeler uses one Python if/el</w:t>
-      </w:r>
-      <w:r>
-        <w:rPr>
-          <w:b/>
-        </w:rPr>
-        <w:t>if/else</w:t>
-      </w:r>
-      <w:r>
-        <w:rPr>
-          <w:b w:val="0"/>
-        </w:rPr>
-        <w:t xml:space="preserve"> chain.</w:t>
-      </w:r>
-    </w:p>
-    <w:p>
-      <w:pPr>
-        <w:pStyle w:val="Heading3"/>
-      </w:pPr>
-      <w:r>
-        <w:t>The facts we will use</w:t>
-      </w:r>
-    </w:p>
-    <w:p>
-      <w:pPr>
-        <w:pStyle w:val="Heading3"/>
-      </w:pPr>
-      <w:r>
-        <w:t>Supplied facts</w:t>
-      </w:r>
-    </w:p>
-    <w:p>
-      <w:pPr>
-        <w:spacing w:line="336" w:lineRule="auto" w:after="180"/>
-        <w:shd w:fill="F1F6FC"/>
-      </w:pPr>
-      <w:r>
-        <w:rPr>
-          <w:b w:val="0"/>
-        </w:rPr>
-        <w:t>Whole minutes below 0: Invalid; 0: Empty; 1–10: Short; above 10: Long.</w:t>
-      </w:r>
-    </w:p>
-    <w:p>
-      <w:pPr>
-        <w:pStyle w:val="Heading3"/>
-      </w:pPr>
-      <w:r>
-        <w:t>Supplied facts</w:t>
-      </w:r>
-    </w:p>
-    <w:p>
-      <w:pPr>
-        <w:spacing w:line="336" w:lineRule="auto" w:after="180"/>
-        <w:shd w:fill="F1F6FC"/>
-      </w:pPr>
-      <w:r>
-        <w:rPr>
-          <w:b/>
-        </w:rPr>
-        <w:t>Order</w:t>
-      </w:r>
-      <w:r>
-        <w:rPr>
-          <w:b w:val="0"/>
-        </w:rPr>
-        <w:t xml:space="preserve"> checks as minutes&lt;0, minutes==0, minutes&lt;=10, otherwise. Print the assigned label once.</w:t>
+        <w:pStyle w:val="Heading2"/>
+      </w:pPr>
+      <w:r>
+        <w:t>Inspect the main twelve-minute diagram</w:t>
       </w:r>
     </w:p>
     <w:p>
       <w:r>
         <w:drawing>
           <wp:inline xmlns:a="http://schemas.openxmlformats.org/drawingml/2006/main" xmlns:pic="http://schemas.openxmlformats.org/drawingml/2006/picture">
-            <wp:extent cx="5381271" cy="5943599"/>
-            <wp:docPr id="15" name="Picture 15" descr="Branching Logic. Negative check: −1 takes Invalid and skips later branches.. Zero check: 0 takes Empty, not Short.. Inclusive short range: 1 and 10 take Short.. Remaining inputs: 11 takes Long; only the selected branch assigns the label."/>
+            <wp:extent cx="5486400" cy="2834640"/>
+            <wp:docPr id="14" name="Picture 14" descr="One chain chooses one label. -1 | Below zero is True | Invalid. 12 | Below zero False; &lt;= 12 True | Short. 13 | Both checks False | Long"/>
             <wp:cNvGraphicFramePr>
               <a:graphicFrameLocks noChangeAspect="1"/>
             </wp:cNvGraphicFramePr>
@@ -2889,11 +2209,11 @@
               <a:graphicData uri="http://schemas.openxmlformats.org/drawingml/2006/picture">
                 <pic:pic>
                   <pic:nvPicPr>
-                    <pic:cNvPr id="0" name="academy-visual-ai-2-3.png"/>
+                    <pic:cNvPr id="0" name="academy-story-ai-2-3-03.png"/>
                     <pic:cNvPicPr/>
                   </pic:nvPicPr>
                   <pic:blipFill>
-                    <a:blip r:embed="rId22"/>
+                    <a:blip r:embed="rId17"/>
                     <a:stretch>
                       <a:fillRect/>
                     </a:stretch>
@@ -2901,7 +2221,137 @@
                   <pic:spPr>
                     <a:xfrm>
                       <a:off x="0" y="0"/>
-                      <a:ext cx="5381271" cy="5943599"/>
+                      <a:ext cx="5486400" cy="2834640"/>
+                    </a:xfrm>
+                    <a:prstGeom prst="rect"/>
+                  </pic:spPr>
+                </pic:pic>
+              </a:graphicData>
+            </a:graphic>
+          </wp:inline>
+        </w:drawing>
+      </w:r>
+    </w:p>
+    <w:p>
+      <w:pPr>
+        <w:pStyle w:val="Heading2"/>
+      </w:pPr>
+      <w:r>
+        <w:t>Read the separate reading-time categories</w:t>
+      </w:r>
+    </w:p>
+    <w:p>
+      <w:pPr>
+        <w:spacing w:line="336" w:lineRule="auto" w:after="180"/>
+      </w:pPr>
+      <w:r>
+        <w:rPr>
+          <w:b w:val="0"/>
+        </w:rPr>
+        <w:t>A fictional reading-time labeler uses one Python if/el</w:t>
+      </w:r>
+      <w:r>
+        <w:rPr>
+          <w:b/>
+        </w:rPr>
+        <w:t>if/else</w:t>
+      </w:r>
+      <w:r>
+        <w:rPr>
+          <w:b w:val="0"/>
+        </w:rPr>
+        <w:t xml:space="preserve"> chain.</w:t>
+      </w:r>
+    </w:p>
+    <w:p>
+      <w:pPr>
+        <w:spacing w:line="336" w:lineRule="auto" w:after="180"/>
+      </w:pPr>
+      <w:r>
+        <w:rPr>
+          <w:b w:val="0"/>
+        </w:rPr>
+        <w:t>Whole minutes below 0: Invalid; 0: Empty; 1–10: Short; above 10: Long.</w:t>
+      </w:r>
+    </w:p>
+    <w:p>
+      <w:pPr>
+        <w:spacing w:line="336" w:lineRule="auto" w:after="180"/>
+      </w:pPr>
+      <w:r>
+        <w:rPr>
+          <w:b/>
+        </w:rPr>
+        <w:t>Order</w:t>
+      </w:r>
+      <w:r>
+        <w:rPr>
+          <w:b w:val="0"/>
+        </w:rPr>
+        <w:t xml:space="preserve"> checks as minutes&lt;0, minutes==0, minutes&lt;=10, otherwise. Print the assigned label once.</w:t>
+      </w:r>
+    </w:p>
+    <w:p>
+      <w:r>
+        <w:rPr>
+          <w:rFonts w:ascii="Courier New" w:hAnsi="Courier New"/>
+          <w:sz w:val="18"/>
+        </w:rPr>
+        <w:t>minutes = 0</w:t>
+        <w:br/>
+        <w:t>if minutes &lt; 0:</w:t>
+        <w:br/>
+        <w:t xml:space="preserve">    label = "Invalid"</w:t>
+        <w:br/>
+        <w:t>elif minutes == 0:</w:t>
+        <w:br/>
+        <w:t xml:space="preserve">    label = "Empty"</w:t>
+        <w:br/>
+        <w:t>elif minutes &lt;= 10:</w:t>
+        <w:br/>
+        <w:t xml:space="preserve">    label = "Short"</w:t>
+        <w:br/>
+        <w:t>else:</w:t>
+        <w:br/>
+        <w:t xml:space="preserve">    label = "Long"</w:t>
+        <w:br/>
+        <w:t>print(label)</w:t>
+      </w:r>
+    </w:p>
+    <w:p>
+      <w:pPr>
+        <w:pStyle w:val="Heading2"/>
+      </w:pPr>
+      <w:r>
+        <w:t>Trace order, equality and skipped branches</w:t>
+      </w:r>
+    </w:p>
+    <w:p>
+      <w:r>
+        <w:drawing>
+          <wp:inline xmlns:a="http://schemas.openxmlformats.org/drawingml/2006/main" xmlns:pic="http://schemas.openxmlformats.org/drawingml/2006/picture">
+            <wp:extent cx="5486400" cy="4005072"/>
+            <wp:docPr id="15" name="Picture 15" descr="Negative check: −1 takes Invalid and skips later branches. → Zero check: 0 takes Empty, not Short. → Inclusive short range: 1 and 10 take Short. → Remaining inputs: 11 takes Long; only the selected branch assigns the label."/>
+            <wp:cNvGraphicFramePr>
+              <a:graphicFrameLocks noChangeAspect="1"/>
+            </wp:cNvGraphicFramePr>
+            <a:graphic>
+              <a:graphicData uri="http://schemas.openxmlformats.org/drawingml/2006/picture">
+                <pic:pic>
+                  <pic:nvPicPr>
+                    <pic:cNvPr id="0" name="academy-story-ai-2-3-02.png"/>
+                    <pic:cNvPicPr/>
+                  </pic:nvPicPr>
+                  <pic:blipFill>
+                    <a:blip r:embed="rId18"/>
+                    <a:stretch>
+                      <a:fillRect/>
+                    </a:stretch>
+                  </pic:blipFill>
+                  <pic:spPr>
+                    <a:xfrm>
+                      <a:off x="0" y="0"/>
+                      <a:ext cx="5486400" cy="4005072"/>
                     </a:xfrm>
                     <a:prstGeom prst="rect"/>
                   </pic:spPr>
@@ -3051,9 +2501,472 @@
     </w:p>
     <w:p>
       <w:pPr>
+        <w:spacing w:line="336" w:lineRule="auto" w:after="180"/>
+      </w:pPr>
+      <w:r>
+        <w:rPr>
+          <w:b w:val="0"/>
+        </w:rPr>
+        <w:t xml:space="preserve">The third comparison alone would include negative values and zero, but earlier </w:t>
+      </w:r>
+      <w:r>
+        <w:rPr>
+          <w:b/>
+        </w:rPr>
+        <w:t>branch</w:t>
+      </w:r>
+      <w:r>
+        <w:rPr>
+          <w:b w:val="0"/>
+        </w:rPr>
+        <w:t xml:space="preserve">es already handle them. An elif chain selects its first true </w:t>
+      </w:r>
+      <w:r>
+        <w:rPr>
+          <w:b/>
+        </w:rPr>
+        <w:t>branch</w:t>
+      </w:r>
+      <w:r>
+        <w:rPr>
+          <w:b w:val="0"/>
+        </w:rPr>
+        <w:t>.</w:t>
+      </w:r>
+    </w:p>
+    <w:p>
+      <w:pPr>
+        <w:spacing w:line="336" w:lineRule="auto" w:after="180"/>
+      </w:pPr>
+      <w:r>
+        <w:rPr>
+          <w:b w:val="0"/>
+        </w:rPr>
+        <w:t xml:space="preserve">Multiple independent if statements would have different behavior and could overwrite an earlier label. </w:t>
+      </w:r>
+      <w:r>
+        <w:rPr>
+          <w:b/>
+        </w:rPr>
+        <w:t>Boundary</w:t>
+      </w:r>
+      <w:r>
+        <w:rPr>
+          <w:b w:val="0"/>
+        </w:rPr>
+        <w:t xml:space="preserve"> traces show why </w:t>
+      </w:r>
+      <w:r>
+        <w:rPr>
+          <w:b/>
+        </w:rPr>
+        <w:t>order</w:t>
+      </w:r>
+      <w:r>
+        <w:rPr>
+          <w:b w:val="0"/>
+        </w:rPr>
+        <w:t xml:space="preserve"> belongs to the specification.</w:t>
+      </w:r>
+    </w:p>
+    <w:p>
+      <w:pPr>
+        <w:pStyle w:val="Heading2"/>
+      </w:pPr>
+      <w:r>
+        <w:t>Predict the reordered chain</w:t>
+      </w:r>
+    </w:p>
+    <w:p>
+      <w:pPr>
+        <w:pStyle w:val="ListBullet"/>
+      </w:pPr>
+      <w:r>
+        <w:t>Before opening the reordered-branch picture, move the reading-time check minutes&lt;=10 before the negative and zero checks in the same chain. Predict the labels for -1 and 0, and identify the intended categories that become unreachable for those inputs.</w:t>
+      </w:r>
+    </w:p>
+    <w:p>
+      <w:pPr>
+        <w:pStyle w:val="Heading2"/>
+      </w:pPr>
+      <w:r>
+        <w:t>Check the branch-order failure · reference / check after trying</w:t>
+      </w:r>
+    </w:p>
+    <w:p>
+      <w:r>
+        <w:drawing>
+          <wp:inline xmlns:a="http://schemas.openxmlformats.org/drawingml/2006/main" xmlns:pic="http://schemas.openxmlformats.org/drawingml/2006/picture">
+            <wp:extent cx="5486400" cy="3026664"/>
+            <wp:docPr id="16" name="Picture 16" descr="Original case: 11 takes Long; only the selected branch assigns the label. Changed condition: Move minutes&lt;=10 to the first branch. Expected result: −1 and 0 wrongly receive Short. Reason: Both satisfy the earlier comparison before their intended checks are reached."/>
+            <wp:cNvGraphicFramePr>
+              <a:graphicFrameLocks noChangeAspect="1"/>
+            </wp:cNvGraphicFramePr>
+            <a:graphic>
+              <a:graphicData uri="http://schemas.openxmlformats.org/drawingml/2006/picture">
+                <pic:pic>
+                  <pic:nvPicPr>
+                    <pic:cNvPr id="0" name="academy-story-ai-2-3-04.png"/>
+                    <pic:cNvPicPr/>
+                  </pic:nvPicPr>
+                  <pic:blipFill>
+                    <a:blip r:embed="rId19"/>
+                    <a:stretch>
+                      <a:fillRect/>
+                    </a:stretch>
+                  </pic:blipFill>
+                  <pic:spPr>
+                    <a:xfrm>
+                      <a:off x="0" y="0"/>
+                      <a:ext cx="5486400" cy="3026664"/>
+                    </a:xfrm>
+                    <a:prstGeom prst="rect"/>
+                  </pic:spPr>
+                </pic:pic>
+              </a:graphicData>
+            </a:graphic>
+          </wp:inline>
+        </w:drawing>
+      </w:r>
+    </w:p>
+    <w:p>
+      <w:pPr>
+        <w:pStyle w:val="Heading2"/>
+      </w:pPr>
+      <w:r>
+        <w:t>State the new rule’s expectations and type limit</w:t>
+      </w:r>
+    </w:p>
+    <w:p>
+      <w:pPr>
+        <w:pStyle w:val="ListBullet"/>
+      </w:pPr>
+      <w:r>
+        <w:t>Read the labelled picture: Give expected labels for −1,0,10,11 and identify the equality boundary for Short.</w:t>
+      </w:r>
+    </w:p>
+    <w:p>
+      <w:pPr>
+        <w:pStyle w:val="ListBullet"/>
+      </w:pPr>
+      <w:r>
+        <w:t>The example assumes whole numeric minutes; strings, missing values and fractional values need a separate declared input contract.</w:t>
+      </w:r>
+    </w:p>
+    <w:p>
+      <w:pPr>
+        <w:pStyle w:val="Heading2"/>
+      </w:pPr>
+      <w:r>
+        <w:t>Earlier wording, alternatives and picture transcripts · reference / check after trying</w:t>
+      </w:r>
+    </w:p>
+    <w:p>
+      <w:pPr>
+        <w:spacing w:line="336" w:lineRule="auto" w:after="180"/>
+      </w:pPr>
+      <w:r>
+        <w:rPr>
+          <w:b w:val="0"/>
+        </w:rPr>
+        <w:t xml:space="preserve">WORKED </w:t>
+      </w:r>
+      <w:r>
+        <w:rPr>
+          <w:b/>
+        </w:rPr>
+        <w:t>EVIDENCE</w:t>
+      </w:r>
+    </w:p>
+    <w:p>
+      <w:pPr>
+        <w:spacing w:line="336" w:lineRule="auto" w:after="180"/>
+      </w:pPr>
+      <w:r>
+        <w:rPr>
+          <w:b w:val="0"/>
+        </w:rPr>
+        <w:t>Reason Step by Step</w:t>
+      </w:r>
+    </w:p>
+    <w:p>
+      <w:pPr>
+        <w:spacing w:line="336" w:lineRule="auto" w:after="180"/>
+      </w:pPr>
+      <w:r>
+        <w:rPr>
+          <w:b w:val="0"/>
+        </w:rPr>
+        <w:t xml:space="preserve">Predict first. Then check each step. A correct answer without visible reasoning is incomplete </w:t>
+      </w:r>
+      <w:r>
+        <w:rPr>
+          <w:b/>
+        </w:rPr>
+        <w:t>evidence</w:t>
+      </w:r>
+      <w:r>
+        <w:rPr>
+          <w:b w:val="0"/>
+        </w:rPr>
+        <w:t>.</w:t>
+      </w:r>
+    </w:p>
+    <w:p>
+      <w:r>
+        <w:drawing>
+          <wp:inline xmlns:a="http://schemas.openxmlformats.org/drawingml/2006/main" xmlns:pic="http://schemas.openxmlformats.org/drawingml/2006/picture">
+            <wp:extent cx="5486400" cy="2377440"/>
+            <wp:docPr id="17" name="Picture 17" descr="Worked evidence for Branching Logic"/>
+            <wp:cNvGraphicFramePr>
+              <a:graphicFrameLocks noChangeAspect="1"/>
+            </wp:cNvGraphicFramePr>
+            <a:graphic>
+              <a:graphicData uri="http://schemas.openxmlformats.org/drawingml/2006/picture">
+                <pic:pic>
+                  <pic:nvPicPr>
+                    <pic:cNvPr id="0" name="2ec143a65f0aca6c3203ee40757c1cb5e5d4a8b77c3d785518afda50dd6b554b.png"/>
+                    <pic:cNvPicPr/>
+                  </pic:nvPicPr>
+                  <pic:blipFill>
+                    <a:blip r:embed="rId20"/>
+                    <a:stretch>
+                      <a:fillRect/>
+                    </a:stretch>
+                  </pic:blipFill>
+                  <pic:spPr>
+                    <a:xfrm>
+                      <a:off x="0" y="0"/>
+                      <a:ext cx="5486400" cy="2377440"/>
+                    </a:xfrm>
+                    <a:prstGeom prst="rect"/>
+                  </pic:spPr>
+                </pic:pic>
+              </a:graphicData>
+            </a:graphic>
+          </wp:inline>
+        </w:drawing>
+      </w:r>
+    </w:p>
+    <w:p>
+      <w:pPr>
+        <w:spacing w:line="336" w:lineRule="auto" w:after="180"/>
+      </w:pPr>
+      <w:r>
+        <w:rPr>
+          <w:b w:val="0"/>
+        </w:rPr>
+        <w:t>1. IF pet is hungry → feed.</w:t>
+      </w:r>
+    </w:p>
+    <w:p>
+      <w:pPr>
+        <w:spacing w:line="336" w:lineRule="auto" w:after="180"/>
+      </w:pPr>
+      <w:r>
+        <w:rPr>
+          <w:b w:val="0"/>
+        </w:rPr>
+        <w:t>2. ELSE IF pet needs exercise → walk or play.</w:t>
+      </w:r>
+    </w:p>
+    <w:p>
+      <w:pPr>
+        <w:spacing w:line="336" w:lineRule="auto" w:after="180"/>
+      </w:pPr>
+      <w:r>
+        <w:rPr>
+          <w:b w:val="0"/>
+        </w:rPr>
+        <w:t>3. ELSE → provide a quiet rest space.</w:t>
+      </w:r>
+    </w:p>
+    <w:p>
+      <w:pPr>
+        <w:spacing w:line="336" w:lineRule="auto" w:after="180"/>
+      </w:pPr>
+      <w:r>
+        <w:rPr>
+          <w:b w:val="0"/>
+        </w:rPr>
+        <w:t xml:space="preserve">4. </w:t>
+      </w:r>
+      <w:r>
+        <w:rPr>
+          <w:b/>
+        </w:rPr>
+        <w:t>Boundary</w:t>
+      </w:r>
+      <w:r>
+        <w:rPr>
+          <w:b w:val="0"/>
+        </w:rPr>
+        <w:t xml:space="preserve"> test: what if hungry and needs exercise? The first true </w:t>
+      </w:r>
+      <w:r>
+        <w:rPr>
+          <w:b/>
+        </w:rPr>
+        <w:t>branch</w:t>
+      </w:r>
+      <w:r>
+        <w:rPr>
+          <w:b w:val="0"/>
+        </w:rPr>
+        <w:t xml:space="preserve"> wins.</w:t>
+      </w:r>
+    </w:p>
+    <w:p>
+      <w:pPr>
+        <w:spacing w:line="336" w:lineRule="auto" w:after="180"/>
+      </w:pPr>
+      <w:r>
+        <w:rPr>
+          <w:b w:val="0"/>
+        </w:rPr>
+        <w:t>Recalculate, retrace, or restate the reasoning in your own representation:</w:t>
+      </w:r>
+    </w:p>
+    <w:p>
+      <w:pPr>
         <w:pStyle w:val="Heading3"/>
       </w:pPr>
       <w:r>
+        <w:t>Write or draw your reasoning and evidence.</w:t>
+      </w:r>
+    </w:p>
+    <w:p>
+      <w:r>
+        <w:t>________________________________________________________________</w:t>
+      </w:r>
+    </w:p>
+    <w:p>
+      <w:r>
+        <w:t>________________________________________________________________</w:t>
+      </w:r>
+    </w:p>
+    <w:p>
+      <w:r>
+        <w:t>________________________________________________________________</w:t>
+      </w:r>
+    </w:p>
+    <w:p>
+      <w:r>
+        <w:t>________________________________________________________________</w:t>
+      </w:r>
+    </w:p>
+    <w:p>
+      <w:r>
+        <w:t>________________________________________________________________</w:t>
+      </w:r>
+    </w:p>
+    <w:p>
+      <w:pPr>
+        <w:spacing w:line="336" w:lineRule="auto" w:after="180"/>
+      </w:pPr>
+      <w:r>
+        <w:rPr>
+          <w:b w:val="0"/>
+        </w:rPr>
+        <w:t xml:space="preserve">CHECK  Did the </w:t>
+      </w:r>
+      <w:r>
+        <w:rPr>
+          <w:b/>
+        </w:rPr>
+        <w:t>evidence</w:t>
+      </w:r>
+      <w:r>
+        <w:rPr>
+          <w:b w:val="0"/>
+        </w:rPr>
+        <w:t xml:space="preserve"> answer the exact question? Did the total, path, or source record stay consistent?</w:t>
+      </w:r>
+    </w:p>
+    <w:p>
+      <w:pPr>
+        <w:pStyle w:val="Heading3"/>
+      </w:pPr>
+      <w:r>
+        <w:t>A closer explanation</w:t>
+      </w:r>
+    </w:p>
+    <w:p>
+      <w:pPr>
+        <w:pStyle w:val="Heading3"/>
+      </w:pPr>
+      <w:r>
+        <w:t>Learn from the worked case</w:t>
+      </w:r>
+    </w:p>
+    <w:p>
+      <w:pPr>
+        <w:spacing w:line="336" w:lineRule="auto" w:after="180"/>
+      </w:pPr>
+      <w:r>
+        <w:rPr>
+          <w:b w:val="0"/>
+        </w:rPr>
+        <w:t>Cover the result before checking it. Say what is given, choose the procedure, and follow one step at a time. Then uncover the result and explain your first mismatch. Ask why a step is allowed, not only what number it produces.</w:t>
+      </w:r>
+    </w:p>
+    <w:p>
+      <w:pPr>
+        <w:pStyle w:val="Heading3"/>
+      </w:pPr>
+      <w:r>
+        <w:t>A pictorial worked case: Branching Logic</w:t>
+      </w:r>
+    </w:p>
+    <w:p>
+      <w:pPr>
+        <w:pStyle w:val="Heading3"/>
+      </w:pPr>
+      <w:r>
+        <w:t>The facts we will use</w:t>
+      </w:r>
+    </w:p>
+    <w:p>
+      <w:r>
+        <w:drawing>
+          <wp:inline xmlns:a="http://schemas.openxmlformats.org/drawingml/2006/main" xmlns:pic="http://schemas.openxmlformats.org/drawingml/2006/picture">
+            <wp:extent cx="5381271" cy="5943599"/>
+            <wp:docPr id="18" name="Picture 18" descr="Branching Logic. Negative check: −1 takes Invalid and skips later branches.. Zero check: 0 takes Empty, not Short.. Inclusive short range: 1 and 10 take Short.. Remaining inputs: 11 takes Long; only the selected branch assigns the label."/>
+            <wp:cNvGraphicFramePr>
+              <a:graphicFrameLocks noChangeAspect="1"/>
+            </wp:cNvGraphicFramePr>
+            <a:graphic>
+              <a:graphicData uri="http://schemas.openxmlformats.org/drawingml/2006/picture">
+                <pic:pic>
+                  <pic:nvPicPr>
+                    <pic:cNvPr id="0" name="academy-visual-ai-2-3.png"/>
+                    <pic:cNvPicPr/>
+                  </pic:nvPicPr>
+                  <pic:blipFill>
+                    <a:blip r:embed="rId21"/>
+                    <a:stretch>
+                      <a:fillRect/>
+                    </a:stretch>
+                  </pic:blipFill>
+                  <pic:spPr>
+                    <a:xfrm>
+                      <a:off x="0" y="0"/>
+                      <a:ext cx="5381271" cy="5943599"/>
+                    </a:xfrm>
+                    <a:prstGeom prst="rect"/>
+                  </pic:spPr>
+                </pic:pic>
+              </a:graphicData>
+            </a:graphic>
+          </wp:inline>
+        </w:drawing>
+      </w:r>
+    </w:p>
+    <w:p>
+      <w:pPr>
+        <w:pStyle w:val="Heading3"/>
+      </w:pPr>
+      <w:r>
         <w:t>Why this result follows</w:t>
       </w:r>
     </w:p>
@@ -3062,19 +2975,18 @@
         <w:pStyle w:val="Heading3"/>
       </w:pPr>
       <w:r>
-        <w:t>Why the result follows</w:t>
+        <w:t>What this example does not establish</w:t>
       </w:r>
     </w:p>
     <w:p>
       <w:pPr>
         <w:spacing w:line="336" w:lineRule="auto" w:after="180"/>
-        <w:shd w:fill="F1F6FC"/>
       </w:pPr>
       <w:r>
         <w:rPr>
           <w:b w:val="0"/>
         </w:rPr>
-        <w:t xml:space="preserve">The third comparison alone would include negative values and zero, but earlier </w:t>
+        <w:t xml:space="preserve">Change one thing: Move minutes&lt;=10 to the first </w:t>
       </w:r>
       <w:r>
         <w:rPr>
@@ -3086,186 +2998,129 @@
         <w:rPr>
           <w:b w:val="0"/>
         </w:rPr>
-        <w:t xml:space="preserve">es already handle them. An elif chain selects its first true </w:t>
+        <w:t>. Predict the result before checking the explanation. What remains the same?</w:t>
+      </w:r>
+    </w:p>
+    <w:p>
+      <w:pPr>
+        <w:pStyle w:val="Heading1"/>
+      </w:pPr>
+      <w:r>
+        <w:t>07. Record checked and skipped conditions honestly</w:t>
+      </w:r>
+    </w:p>
+    <w:p>
+      <w:r>
+        <w:t>Coverage needs both paths and revealing boundary values.</w:t>
+      </w:r>
+    </w:p>
+    <w:p>
+      <w:pPr>
+        <w:pStyle w:val="Heading2"/>
+      </w:pPr>
+      <w:r>
+        <w:t>Keep a per-run trace and regression tests</w:t>
+      </w:r>
+    </w:p>
+    <w:p>
+      <w:pPr>
+        <w:spacing w:line="336" w:lineRule="auto" w:after="180"/>
+      </w:pPr>
+      <w:r>
+        <w:rPr>
+          <w:b w:val="0"/>
+        </w:rPr>
+        <w:t xml:space="preserve">For each run, record </w:t>
       </w:r>
       <w:r>
         <w:rPr>
           <w:b/>
         </w:rPr>
-        <w:t>branch</w:t>
+        <w:t>input</w:t>
       </w:r>
       <w:r>
         <w:rPr>
           <w:b w:val="0"/>
         </w:rPr>
-        <w:t>.</w:t>
+        <w:t xml:space="preserve">, expected label, </w:t>
+      </w:r>
+      <w:r>
+        <w:rPr>
+          <w:b/>
+        </w:rPr>
+        <w:t>condition</w:t>
+      </w:r>
+      <w:r>
+        <w:rPr>
+          <w:b w:val="0"/>
+        </w:rPr>
+        <w:t xml:space="preserve">s actually checked and observed label. Mark skipped </w:t>
+      </w:r>
+      <w:r>
+        <w:rPr>
+          <w:b/>
+        </w:rPr>
+        <w:t>condition</w:t>
+      </w:r>
+      <w:r>
+        <w:rPr>
+          <w:b w:val="0"/>
+        </w:rPr>
+        <w:t>s as skipped rather than pretending the program evaluated them. After a repair, rerun earlier cases as well as the failing one. Weeks 4 and 5 trace repeated blocks and examine loop progress and stopping.</w:t>
+      </w:r>
+    </w:p>
+    <w:p>
+      <w:pPr>
+        <w:pStyle w:val="Heading2"/>
+      </w:pPr>
+      <w:r>
+        <w:t>Challenge three-branch coverage as proof</w:t>
+      </w:r>
+    </w:p>
+    <w:p>
+      <w:pPr>
+        <w:pStyle w:val="Heading3"/>
+      </w:pPr>
+      <w:r>
+        <w:t>A learner tests -1, 2 and 20 and concludes the sorter is completely correct because all three branches ran. Explain what important case is missing and why branch coverage alone is insufficient.</w:t>
+      </w:r>
+    </w:p>
+    <w:p>
+      <w:r>
+        <w:t>________________________________________________________________</w:t>
+      </w:r>
+    </w:p>
+    <w:p>
+      <w:r>
+        <w:t>________________________________________________________________</w:t>
+      </w:r>
+    </w:p>
+    <w:p>
+      <w:r>
+        <w:t>________________________________________________________________</w:t>
+      </w:r>
+    </w:p>
+    <w:p>
+      <w:r>
+        <w:t>________________________________________________________________</w:t>
+      </w:r>
+    </w:p>
+    <w:p>
+      <w:r>
+        <w:t>________________________________________________________________</w:t>
+      </w:r>
+    </w:p>
+    <w:p>
+      <w:pPr>
+        <w:pStyle w:val="Heading2"/>
+      </w:pPr>
+      <w:r>
+        <w:t>Earlier wording, alternatives and picture transcripts · reference / check after trying</w:t>
       </w:r>
     </w:p>
     <w:p>
       <w:pPr>
         <w:spacing w:line="336" w:lineRule="auto" w:after="180"/>
-        <w:shd w:fill="F1F6FC"/>
-      </w:pPr>
-      <w:r>
-        <w:rPr>
-          <w:b w:val="0"/>
-        </w:rPr>
-        <w:t xml:space="preserve">Multiple independent if statements would have different behavior and could overwrite an earlier label. </w:t>
-      </w:r>
-      <w:r>
-        <w:rPr>
-          <w:b/>
-        </w:rPr>
-        <w:t>Boundary</w:t>
-      </w:r>
-      <w:r>
-        <w:rPr>
-          <w:b w:val="0"/>
-        </w:rPr>
-        <w:t xml:space="preserve"> traces show why </w:t>
-      </w:r>
-      <w:r>
-        <w:rPr>
-          <w:b/>
-        </w:rPr>
-        <w:t>order</w:t>
-      </w:r>
-      <w:r>
-        <w:rPr>
-          <w:b w:val="0"/>
-        </w:rPr>
-        <w:t xml:space="preserve"> belongs to the specification.</w:t>
-      </w:r>
-    </w:p>
-    <w:p>
-      <w:pPr>
-        <w:pStyle w:val="Heading3"/>
-      </w:pPr>
-      <w:r>
-        <w:t>What this example does not establish</w:t>
-      </w:r>
-    </w:p>
-    <w:p>
-      <w:pPr>
-        <w:pStyle w:val="Heading3"/>
-      </w:pPr>
-      <w:r>
-        <w:t>Keep the stated limit</w:t>
-      </w:r>
-    </w:p>
-    <w:p>
-      <w:pPr>
-        <w:spacing w:line="336" w:lineRule="auto" w:after="180"/>
-        <w:shd w:fill="FFF5E6"/>
-      </w:pPr>
-      <w:r>
-        <w:rPr>
-          <w:b w:val="0"/>
-        </w:rPr>
-        <w:t xml:space="preserve">The example assumes whole numeric minutes; strings, missing values and fractional values need a separate declared </w:t>
-      </w:r>
-      <w:r>
-        <w:rPr>
-          <w:b/>
-        </w:rPr>
-        <w:t>input</w:t>
-      </w:r>
-      <w:r>
-        <w:rPr>
-          <w:b w:val="0"/>
-        </w:rPr>
-        <w:t xml:space="preserve"> contract.</w:t>
-      </w:r>
-    </w:p>
-    <w:p>
-      <w:pPr>
-        <w:pStyle w:val="Heading3"/>
-      </w:pPr>
-      <w:r>
-        <w:t>Keep the stated limit</w:t>
-      </w:r>
-    </w:p>
-    <w:p>
-      <w:pPr>
-        <w:spacing w:line="336" w:lineRule="auto" w:after="180"/>
-        <w:shd w:fill="FFF5E6"/>
-      </w:pPr>
-      <w:r>
-        <w:rPr>
-          <w:b w:val="0"/>
-        </w:rPr>
-        <w:t xml:space="preserve">Read the labelled picture: Give expected labels for −1,0,10,11 and identify the equality </w:t>
-      </w:r>
-      <w:r>
-        <w:rPr>
-          <w:b/>
-        </w:rPr>
-        <w:t>boundary</w:t>
-      </w:r>
-      <w:r>
-        <w:rPr>
-          <w:b w:val="0"/>
-        </w:rPr>
-        <w:t xml:space="preserve"> for Short.</w:t>
-      </w:r>
-    </w:p>
-    <w:p>
-      <w:pPr>
-        <w:pStyle w:val="Heading3"/>
-      </w:pPr>
-      <w:r>
-        <w:t>Keep the stated limit</w:t>
-      </w:r>
-    </w:p>
-    <w:p>
-      <w:pPr>
-        <w:spacing w:line="336" w:lineRule="auto" w:after="180"/>
-        <w:shd w:fill="FFF5E6"/>
-      </w:pPr>
-      <w:r>
-        <w:rPr>
-          <w:b w:val="0"/>
-        </w:rPr>
-        <w:t xml:space="preserve">Change one thing: Move minutes&lt;=10 to the first </w:t>
-      </w:r>
-      <w:r>
-        <w:rPr>
-          <w:b/>
-        </w:rPr>
-        <w:t>branch</w:t>
-      </w:r>
-      <w:r>
-        <w:rPr>
-          <w:b w:val="0"/>
-        </w:rPr>
-        <w:t>. Predict the result before checking the explanation. What remains the same?</w:t>
-      </w:r>
-    </w:p>
-    <w:p>
-      <w:pPr>
-        <w:pStyle w:val="Heading1"/>
-      </w:pPr>
-      <w:r>
-        <w:t>07. Find and repair a mistake</w:t>
-      </w:r>
-    </w:p>
-    <w:p>
-      <w:r>
-        <w:t>Find the unsupported step in the Branching Logic claim and explain a repair using the supplied evidence.</w:t>
-      </w:r>
-    </w:p>
-    <w:p>
-      <w:pPr>
-        <w:pStyle w:val="Heading3"/>
-      </w:pPr>
-      <w:r>
-        <w:t>Find the first error</w:t>
-      </w:r>
-    </w:p>
-    <w:p>
-      <w:pPr>
-        <w:spacing w:line="336" w:lineRule="auto" w:after="180"/>
-        <w:shd w:fill="FFF5E6"/>
       </w:pPr>
       <w:r>
         <w:rPr>
@@ -3313,7 +3168,7 @@
         <w:drawing>
           <wp:inline xmlns:a="http://schemas.openxmlformats.org/drawingml/2006/main" xmlns:pic="http://schemas.openxmlformats.org/drawingml/2006/picture">
             <wp:extent cx="5486400" cy="1901952"/>
-            <wp:docPr id="16" name="Picture 16" descr="Misconception diagnosis for Branching Logic"/>
+            <wp:docPr id="19" name="Picture 19" descr="Misconception diagnosis for Branching Logic"/>
             <wp:cNvGraphicFramePr>
               <a:graphicFrameLocks noChangeAspect="1"/>
             </wp:cNvGraphicFramePr>
@@ -3325,7 +3180,7 @@
                     <pic:cNvPicPr/>
                   </pic:nvPicPr>
                   <pic:blipFill>
-                    <a:blip r:embed="rId23"/>
+                    <a:blip r:embed="rId22"/>
                     <a:stretch>
                       <a:fillRect/>
                     </a:stretch>
@@ -3557,7 +3412,6 @@
     <w:p>
       <w:pPr>
         <w:spacing w:line="336" w:lineRule="auto" w:after="180"/>
-        <w:shd w:fill="F5F1FB"/>
       </w:pPr>
       <w:r>
         <w:rPr>
@@ -3609,295 +3463,23 @@
     </w:p>
     <w:p>
       <w:pPr>
-        <w:pStyle w:val="Heading3"/>
-      </w:pPr>
-      <w:r>
-        <w:t>Check the claim against the facts</w:t>
-      </w:r>
-    </w:p>
-    <w:p>
-      <w:pPr>
-        <w:spacing w:line="336" w:lineRule="auto" w:after="180"/>
-        <w:shd w:fill="FFF5E6"/>
-      </w:pPr>
-      <w:r>
-        <w:rPr>
-          <w:b w:val="0"/>
-        </w:rPr>
-        <w:t xml:space="preserve">For each run, record </w:t>
-      </w:r>
-      <w:r>
-        <w:rPr>
-          <w:b/>
-        </w:rPr>
-        <w:t>input</w:t>
-      </w:r>
-      <w:r>
-        <w:rPr>
-          <w:b w:val="0"/>
-        </w:rPr>
-        <w:t xml:space="preserve">, expected label, </w:t>
-      </w:r>
-      <w:r>
-        <w:rPr>
-          <w:b/>
-        </w:rPr>
-        <w:t>condition</w:t>
-      </w:r>
-      <w:r>
-        <w:rPr>
-          <w:b w:val="0"/>
-        </w:rPr>
-        <w:t xml:space="preserve">s actually checked and observed label. Mark skipped </w:t>
-      </w:r>
-      <w:r>
-        <w:rPr>
-          <w:b/>
-        </w:rPr>
-        <w:t>condition</w:t>
-      </w:r>
-      <w:r>
-        <w:rPr>
-          <w:b w:val="0"/>
-        </w:rPr>
-        <w:t>s as skipped rather than pretending the program evaluated them.</w:t>
-      </w:r>
-    </w:p>
-    <w:p>
-      <w:pPr>
-        <w:spacing w:line="336" w:lineRule="auto" w:after="180"/>
-        <w:shd w:fill="FFF5E6"/>
-      </w:pPr>
-      <w:r>
-        <w:rPr>
-          <w:b w:val="0"/>
-        </w:rPr>
-        <w:t>After a repair, rerun earlier cases as well as the failing one. Week 6 will repeat a block and track changes across iterations.</w:t>
-      </w:r>
-    </w:p>
-    <w:p>
-      <w:pPr>
-        <w:pStyle w:val="Heading3"/>
-      </w:pPr>
-      <w:r>
-        <w:t>A learner tests -1, 2 and 20 and concludes the sorter is completely correct because all three branches ran. Explain what important case is missing and why branch coverage alone is insufficient.</w:t>
-      </w:r>
-    </w:p>
-    <w:p>
-      <w:r>
-        <w:t>________________________________________________________________</w:t>
-      </w:r>
-    </w:p>
-    <w:p>
-      <w:r>
-        <w:t>________________________________________________________________</w:t>
-      </w:r>
-    </w:p>
-    <w:p>
-      <w:r>
-        <w:t>________________________________________________________________</w:t>
-      </w:r>
-    </w:p>
-    <w:p>
-      <w:r>
-        <w:t>________________________________________________________________</w:t>
-      </w:r>
-    </w:p>
-    <w:p>
-      <w:r>
-        <w:t>________________________________________________________________</w:t>
-      </w:r>
-    </w:p>
-    <w:p>
-      <w:pPr>
         <w:pStyle w:val="Heading1"/>
       </w:pPr>
       <w:r>
-        <w:t>08. Practise together</w:t>
-      </w:r>
-    </w:p>
-    <w:p>
-      <w:r>
-        <w:t>Practise Branching Logic with support, then explain the deciding step in your own words.</w:t>
-      </w:r>
-    </w:p>
-    <w:p>
-      <w:pPr>
-        <w:spacing w:line="336" w:lineRule="auto" w:after="180"/>
-      </w:pPr>
-      <w:r>
-        <w:rPr>
-          <w:b/>
-        </w:rPr>
-        <w:t>LOGIC STUDIO</w:t>
-      </w:r>
-    </w:p>
-    <w:p>
-      <w:pPr>
-        <w:spacing w:line="336" w:lineRule="auto" w:after="180"/>
-      </w:pPr>
-      <w:r>
-        <w:rPr>
-          <w:b w:val="0"/>
-        </w:rPr>
-        <w:t>Trace Before You Run</w:t>
-      </w:r>
-    </w:p>
-    <w:p>
-      <w:pPr>
-        <w:spacing w:line="336" w:lineRule="auto" w:after="180"/>
-      </w:pPr>
-      <w:r>
-        <w:rPr>
-          <w:b w:val="0"/>
-        </w:rPr>
-        <w:t>Block code, pseudocode, tables, and diagrams are different ways to expose the same reasoning.</w:t>
-      </w:r>
-    </w:p>
-    <w:p>
-      <w:r>
-        <w:drawing>
-          <wp:inline xmlns:a="http://schemas.openxmlformats.org/drawingml/2006/main" xmlns:pic="http://schemas.openxmlformats.org/drawingml/2006/picture">
-            <wp:extent cx="5486400" cy="1901952"/>
-            <wp:docPr id="17" name="Picture 17" descr="Logic tracing graphic for Branching Logic"/>
-            <wp:cNvGraphicFramePr>
-              <a:graphicFrameLocks noChangeAspect="1"/>
-            </wp:cNvGraphicFramePr>
-            <a:graphic>
-              <a:graphicData uri="http://schemas.openxmlformats.org/drawingml/2006/picture">
-                <pic:pic>
-                  <pic:nvPicPr>
-                    <pic:cNvPr id="0" name="eea505167ffbbb10362ff86f5f17a806cbfff2dadf444f92883587fa6eb375a7.png"/>
-                    <pic:cNvPicPr/>
-                  </pic:nvPicPr>
-                  <pic:blipFill>
-                    <a:blip r:embed="rId24"/>
-                    <a:stretch>
-                      <a:fillRect/>
-                    </a:stretch>
-                  </pic:blipFill>
-                  <pic:spPr>
-                    <a:xfrm>
-                      <a:off x="0" y="0"/>
-                      <a:ext cx="5486400" cy="1901952"/>
-                    </a:xfrm>
-                    <a:prstGeom prst="rect"/>
-                  </pic:spPr>
-                </pic:pic>
-              </a:graphicData>
-            </a:graphic>
-          </wp:inline>
-        </w:drawing>
-      </w:r>
-    </w:p>
-    <w:p>
-      <w:pPr>
-        <w:spacing w:line="336" w:lineRule="auto" w:after="180"/>
-      </w:pPr>
-      <w:r>
-        <w:rPr>
-          <w:b w:val="0"/>
-        </w:rPr>
-        <w:t xml:space="preserve">SET </w:t>
-      </w:r>
-      <w:r>
-        <w:rPr>
-          <w:b/>
-        </w:rPr>
-        <w:t>evidence</w:t>
-      </w:r>
-      <w:r>
-        <w:rPr>
-          <w:b w:val="0"/>
-        </w:rPr>
-        <w:t>_record</w:t>
-        <w:br/>
-        <w:t>PREDICT expected_result</w:t>
-        <w:br/>
-        <w:t xml:space="preserve">RUN one normal case and one </w:t>
-      </w:r>
-      <w:r>
-        <w:rPr>
-          <w:b/>
-        </w:rPr>
-        <w:t>boundary</w:t>
-      </w:r>
-      <w:r>
-        <w:rPr>
-          <w:b w:val="0"/>
-        </w:rPr>
-        <w:t xml:space="preserve"> case</w:t>
-        <w:br/>
-        <w:t>COMPARE actual_result with expected_result</w:t>
-        <w:br/>
-        <w:t>IF different: locate first cause; change one factor; RETEST</w:t>
-        <w:br/>
-        <w:t>EXPLAIN result, limitation, and next safe step</w:t>
-      </w:r>
-    </w:p>
-    <w:p>
-      <w:pPr>
-        <w:spacing w:line="336" w:lineRule="auto" w:after="180"/>
-        <w:shd w:fill="F5F1FB"/>
-      </w:pPr>
-      <w:r>
-        <w:rPr>
-          <w:b w:val="0"/>
-        </w:rPr>
-        <w:t xml:space="preserve">Trace one </w:t>
-      </w:r>
-      <w:r>
-        <w:rPr>
-          <w:b/>
-        </w:rPr>
-        <w:t>input</w:t>
-      </w:r>
-      <w:r>
-        <w:rPr>
-          <w:b w:val="0"/>
-        </w:rPr>
-        <w:t>. Which line changes the state or chooses a path?</w:t>
-      </w:r>
-    </w:p>
-    <w:p>
-      <w:pPr>
-        <w:pStyle w:val="Heading3"/>
-      </w:pPr>
-      <w:r>
-        <w:t>Write or draw your reasoning and evidence.</w:t>
-      </w:r>
-    </w:p>
-    <w:p>
-      <w:r>
-        <w:t>________________________________________________________________</w:t>
-      </w:r>
-    </w:p>
-    <w:p>
-      <w:r>
-        <w:t>________________________________________________________________</w:t>
-      </w:r>
-    </w:p>
-    <w:p>
-      <w:r>
-        <w:t>________________________________________________________________</w:t>
-      </w:r>
-    </w:p>
-    <w:p>
-      <w:r>
-        <w:t>________________________________________________________________</w:t>
-      </w:r>
-    </w:p>
-    <w:p>
-      <w:r>
-        <w:t>________________________________________________________________</w:t>
-      </w:r>
-    </w:p>
-    <w:p>
-      <w:pPr>
-        <w:pStyle w:val="Heading3"/>
-      </w:pPr>
-      <w:r>
-        <w:t>A closer explanation</w:t>
+        <w:t>08. Practise: find the assignment that overwrites the label</w:t>
+      </w:r>
+    </w:p>
+    <w:p>
+      <w:r>
+        <w:t>Separate if statements are not an elif chain.</w:t>
+      </w:r>
+    </w:p>
+    <w:p>
+      <w:pPr>
+        <w:pStyle w:val="Heading2"/>
+      </w:pPr>
+      <w:r>
+        <w:t>Run the faulty two-if script</w:t>
       </w:r>
     </w:p>
     <w:p>
@@ -3925,6 +3507,14 @@
     </w:p>
     <w:p>
       <w:pPr>
+        <w:pStyle w:val="Heading2"/>
+      </w:pPr>
+      <w:r>
+        <w:t>Locate the overwrite and attached else</w:t>
+      </w:r>
+    </w:p>
+    <w:p>
+      <w:pPr>
         <w:spacing w:line="336" w:lineRule="auto" w:after="180"/>
       </w:pPr>
       <w:r>
@@ -3983,6 +3573,14 @@
     </w:p>
     <w:p>
       <w:pPr>
+        <w:pStyle w:val="Heading2"/>
+      </w:pPr>
+      <w:r>
+        <w:t>Keep the integer-only scope explicit</w:t>
+      </w:r>
+    </w:p>
+    <w:p>
+      <w:pPr>
         <w:spacing w:line="336" w:lineRule="auto" w:after="180"/>
       </w:pPr>
       <w:r>
@@ -4017,10 +3615,10 @@
     </w:p>
     <w:p>
       <w:pPr>
-        <w:pStyle w:val="Heading3"/>
-      </w:pPr>
-      <w:r>
-        <w:t>Practise with less help: Trace the tested path</w:t>
+        <w:pStyle w:val="Heading2"/>
+      </w:pPr>
+      <w:r>
+        <w:t>Trace main paths in W2</w:t>
       </w:r>
     </w:p>
     <w:p>
@@ -4162,10 +3760,34 @@
     </w:p>
     <w:p>
       <w:pPr>
-        <w:pStyle w:val="Heading3"/>
-      </w:pPr>
-      <w:r>
-        <w:t>Check your reasoning</w:t>
+        <w:pStyle w:val="Heading2"/>
+      </w:pPr>
+      <w:r>
+        <w:t>Repair the every-condition-runs claim</w:t>
+      </w:r>
+    </w:p>
+    <w:p>
+      <w:pPr>
+        <w:pStyle w:val="ListBullet"/>
+      </w:pPr>
+      <w:r>
+        <w:t>Use the worked case for Branching and boundary tests. Proposed explanation: “Every condition in the chain always runs”. Decide whether this explanation is supported. Point to the step or supplied fact that decides; explain your repair if needed.</w:t>
+      </w:r>
+    </w:p>
+    <w:p>
+      <w:pPr>
+        <w:pStyle w:val="ListBullet"/>
+      </w:pPr>
+      <w:r>
+        <w:t>Answer on your own before discussion. If you are unsure, say which step you need help with.</w:t>
+      </w:r>
+    </w:p>
+    <w:p>
+      <w:pPr>
+        <w:pStyle w:val="Heading2"/>
+      </w:pPr>
+      <w:r>
+        <w:t>Return to the reading-time boundary</w:t>
       </w:r>
     </w:p>
     <w:p>
@@ -4176,43 +3798,49 @@
         <w:rPr>
           <w:b w:val="0"/>
         </w:rPr>
-        <w:t xml:space="preserve">Use the worked case for </w:t>
+        <w:t xml:space="preserve">Give expected labels for −1,0,10,11 and identify the equality </w:t>
       </w:r>
       <w:r>
         <w:rPr>
           <w:b/>
         </w:rPr>
-        <w:t>Branch</w:t>
+        <w:t>boundary</w:t>
       </w:r>
       <w:r>
         <w:rPr>
           <w:b w:val="0"/>
         </w:rPr>
-        <w:t xml:space="preserve">ing and </w:t>
-      </w:r>
-      <w:r>
-        <w:rPr>
-          <w:b/>
-        </w:rPr>
-        <w:t>boundary</w:t>
-      </w:r>
+        <w:t xml:space="preserve"> for Short.</w:t>
+      </w:r>
+    </w:p>
+    <w:p>
+      <w:pPr>
+        <w:spacing w:line="336" w:lineRule="auto" w:after="180"/>
+      </w:pPr>
       <w:r>
         <w:rPr>
           <w:b w:val="0"/>
         </w:rPr>
-        <w:t xml:space="preserve"> tests. Proposed explanation: “Every </w:t>
-      </w:r>
-      <w:r>
-        <w:rPr>
-          <w:b/>
-        </w:rPr>
-        <w:t>condition</w:t>
-      </w:r>
+        <w:t>This is supported practice. Keep the separately named independent case for an attempt before feedback.</w:t>
+      </w:r>
+    </w:p>
+    <w:p>
+      <w:pPr>
+        <w:pStyle w:val="Heading2"/>
+      </w:pPr>
+      <w:r>
+        <w:t>Earlier wording, alternatives and picture transcripts · reference / check after trying</w:t>
+      </w:r>
+    </w:p>
+    <w:p>
+      <w:pPr>
+        <w:spacing w:line="336" w:lineRule="auto" w:after="180"/>
+      </w:pPr>
       <w:r>
         <w:rPr>
           <w:b w:val="0"/>
         </w:rPr>
-        <w:t xml:space="preserve"> in the chain always runs”. Decide whether this explanation is supported.</w:t>
+        <w:t>LOGIC STUDIO</w:t>
       </w:r>
     </w:p>
     <w:p>
@@ -4223,7 +3851,7 @@
         <w:rPr>
           <w:b w:val="0"/>
         </w:rPr>
-        <w:t>Point to the step or supplied fact that decides; explain your repair if needed.</w:t>
+        <w:t>Trace Before You Run</w:t>
       </w:r>
     </w:p>
     <w:p>
@@ -4234,129 +3862,7 @@
         <w:rPr>
           <w:b w:val="0"/>
         </w:rPr>
-        <w:t>Answer on your own before discussion. If you are unsure, say which step you need help with.</w:t>
-      </w:r>
-    </w:p>
-    <w:p>
-      <w:pPr>
-        <w:pStyle w:val="Heading3"/>
-      </w:pPr>
-      <w:r>
-        <w:t>Explain the picture</w:t>
-      </w:r>
-    </w:p>
-    <w:p>
-      <w:pPr>
-        <w:spacing w:line="336" w:lineRule="auto" w:after="180"/>
-      </w:pPr>
-      <w:r>
-        <w:rPr>
-          <w:b w:val="0"/>
-        </w:rPr>
-        <w:t xml:space="preserve">Give expected labels for −1,0,10,11 and identify the equality </w:t>
-      </w:r>
-      <w:r>
-        <w:rPr>
-          <w:b/>
-        </w:rPr>
-        <w:t>boundary</w:t>
-      </w:r>
-      <w:r>
-        <w:rPr>
-          <w:b w:val="0"/>
-        </w:rPr>
-        <w:t xml:space="preserve"> for Short.</w:t>
-      </w:r>
-    </w:p>
-    <w:p>
-      <w:pPr>
-        <w:pStyle w:val="Heading3"/>
-      </w:pPr>
-      <w:r>
-        <w:t>My explanation using a pictured step and the given facts</w:t>
-      </w:r>
-    </w:p>
-    <w:p>
-      <w:r>
-        <w:t>________________________________________________________________</w:t>
-      </w:r>
-    </w:p>
-    <w:p>
-      <w:r>
-        <w:t>________________________________________________________________</w:t>
-      </w:r>
-    </w:p>
-    <w:p>
-      <w:r>
-        <w:t>________________________________________________________________</w:t>
-      </w:r>
-    </w:p>
-    <w:p>
-      <w:r>
-        <w:t>________________________________________________________________</w:t>
-      </w:r>
-    </w:p>
-    <w:p>
-      <w:pPr>
-        <w:spacing w:line="336" w:lineRule="auto" w:after="180"/>
-      </w:pPr>
-      <w:r>
-        <w:rPr>
-          <w:b w:val="0"/>
-        </w:rPr>
-        <w:t>This is supported practice. Keep the separately named independent case for an attempt before feedback.</w:t>
-      </w:r>
-    </w:p>
-    <w:p>
-      <w:pPr>
-        <w:pStyle w:val="Heading1"/>
-      </w:pPr>
-      <w:r>
-        <w:t>09. Run the investigation</w:t>
-      </w:r>
-    </w:p>
-    <w:p>
-      <w:r>
-        <w:t>Investigate Branching Logic. Record the prediction, actual observation or labelled paper trace, explanation and next test separately.</w:t>
-      </w:r>
-    </w:p>
-    <w:p>
-      <w:pPr>
-        <w:spacing w:line="336" w:lineRule="auto" w:after="180"/>
-      </w:pPr>
-      <w:r>
-        <w:rPr>
-          <w:b/>
-        </w:rPr>
-        <w:t>EVIDENCE</w:t>
-      </w:r>
-      <w:r>
-        <w:rPr>
-          <w:b/>
-        </w:rPr>
-        <w:t xml:space="preserve"> LAB</w:t>
-      </w:r>
-    </w:p>
-    <w:p>
-      <w:pPr>
-        <w:spacing w:line="336" w:lineRule="auto" w:after="180"/>
-      </w:pPr>
-      <w:r>
-        <w:rPr>
-          <w:b w:val="0"/>
-        </w:rPr>
-        <w:t>Predict → Test → Record → Explain</w:t>
-      </w:r>
-    </w:p>
-    <w:p>
-      <w:pPr>
-        <w:spacing w:line="336" w:lineRule="auto" w:after="180"/>
-      </w:pPr>
-      <w:r>
-        <w:rPr>
-          <w:b w:val="0"/>
-        </w:rPr>
-        <w:t>Keep expected and actual results separate. Surprises are useful data when recorded honestly.</w:t>
+        <w:t>Block code, pseudocode, tables, and diagrams are different ways to expose the same reasoning.</w:t>
       </w:r>
     </w:p>
     <w:p>
@@ -4364,7 +3870,7 @@
         <w:drawing>
           <wp:inline xmlns:a="http://schemas.openxmlformats.org/drawingml/2006/main" xmlns:pic="http://schemas.openxmlformats.org/drawingml/2006/picture">
             <wp:extent cx="5486400" cy="1901952"/>
-            <wp:docPr id="18" name="Picture 18" descr="Evidence lab graphic for Branching Logic"/>
+            <wp:docPr id="20" name="Picture 20" descr="Logic tracing graphic for Branching Logic"/>
             <wp:cNvGraphicFramePr>
               <a:graphicFrameLocks noChangeAspect="1"/>
             </wp:cNvGraphicFramePr>
@@ -4372,11 +3878,11 @@
               <a:graphicData uri="http://schemas.openxmlformats.org/drawingml/2006/picture">
                 <pic:pic>
                   <pic:nvPicPr>
-                    <pic:cNvPr id="0" name="9b205fabbfe0cae71b8b7bb00a4fc58a2e61c2a8dece50a6491ab335e5a64a5b.png"/>
+                    <pic:cNvPr id="0" name="eea505167ffbbb10362ff86f5f17a806cbfff2dadf444f92883587fa6eb375a7.png"/>
                     <pic:cNvPicPr/>
                   </pic:nvPicPr>
                   <pic:blipFill>
-                    <a:blip r:embed="rId25"/>
+                    <a:blip r:embed="rId23"/>
                     <a:stretch>
                       <a:fillRect/>
                     </a:stretch>
@@ -4403,43 +3909,213 @@
         <w:rPr>
           <w:b w:val="0"/>
         </w:rPr>
-        <w:t xml:space="preserve">Trace six pet cards through the same </w:t>
+        <w:t xml:space="preserve">SET </w:t>
       </w:r>
       <w:r>
         <w:rPr>
           <w:b/>
         </w:rPr>
-        <w:t>order</w:t>
+        <w:t>evidence</w:t>
       </w:r>
       <w:r>
         <w:rPr>
           <w:b w:val="0"/>
         </w:rPr>
-        <w:t xml:space="preserve">ed rules. Change only the rule </w:t>
+        <w:t>_record</w:t>
+        <w:br/>
+        <w:t>PREDICT expected_result</w:t>
+        <w:br/>
+        <w:t xml:space="preserve">RUN one normal case and one </w:t>
       </w:r>
       <w:r>
         <w:rPr>
           <w:b/>
         </w:rPr>
-        <w:t>order</w:t>
+        <w:t>boundary</w:t>
       </w:r>
       <w:r>
         <w:rPr>
           <w:b w:val="0"/>
         </w:rPr>
-        <w:t xml:space="preserve"> and compare </w:t>
+        <w:t xml:space="preserve"> case</w:t>
+        <w:br/>
+        <w:t>COMPARE actual_result with expected_result</w:t>
+        <w:br/>
+        <w:t>IF different: locate first cause; change one factor; RETEST</w:t>
+        <w:br/>
+        <w:t>EXPLAIN result, limitation, and next safe step</w:t>
+      </w:r>
+    </w:p>
+    <w:p>
+      <w:pPr>
+        <w:spacing w:line="336" w:lineRule="auto" w:after="180"/>
+      </w:pPr>
+      <w:r>
+        <w:rPr>
+          <w:b w:val="0"/>
+        </w:rPr>
+        <w:t xml:space="preserve">Trace one </w:t>
       </w:r>
       <w:r>
         <w:rPr>
           <w:b/>
         </w:rPr>
-        <w:t>output</w:t>
+        <w:t>input</w:t>
       </w:r>
       <w:r>
         <w:rPr>
           <w:b w:val="0"/>
         </w:rPr>
-        <w:t>s.</w:t>
+        <w:t>. Which line changes the state or chooses a path?</w:t>
+      </w:r>
+    </w:p>
+    <w:p>
+      <w:pPr>
+        <w:pStyle w:val="Heading3"/>
+      </w:pPr>
+      <w:r>
+        <w:t>Write or draw your reasoning and evidence.</w:t>
+      </w:r>
+    </w:p>
+    <w:p>
+      <w:r>
+        <w:t>________________________________________________________________</w:t>
+      </w:r>
+    </w:p>
+    <w:p>
+      <w:r>
+        <w:t>________________________________________________________________</w:t>
+      </w:r>
+    </w:p>
+    <w:p>
+      <w:r>
+        <w:t>________________________________________________________________</w:t>
+      </w:r>
+    </w:p>
+    <w:p>
+      <w:r>
+        <w:t>________________________________________________________________</w:t>
+      </w:r>
+    </w:p>
+    <w:p>
+      <w:r>
+        <w:t>________________________________________________________________</w:t>
+      </w:r>
+    </w:p>
+    <w:p>
+      <w:pPr>
+        <w:pStyle w:val="Heading3"/>
+      </w:pPr>
+      <w:r>
+        <w:t>A closer explanation</w:t>
+      </w:r>
+    </w:p>
+    <w:p>
+      <w:pPr>
+        <w:pStyle w:val="Heading3"/>
+      </w:pPr>
+      <w:r>
+        <w:t>Practise with less help: Trace the tested path</w:t>
+      </w:r>
+    </w:p>
+    <w:p>
+      <w:pPr>
+        <w:pStyle w:val="Heading3"/>
+      </w:pPr>
+      <w:r>
+        <w:t>Check your reasoning</w:t>
+      </w:r>
+    </w:p>
+    <w:p>
+      <w:pPr>
+        <w:pStyle w:val="Heading3"/>
+      </w:pPr>
+      <w:r>
+        <w:t>Explain the picture</w:t>
+      </w:r>
+    </w:p>
+    <w:p>
+      <w:pPr>
+        <w:pStyle w:val="Heading3"/>
+      </w:pPr>
+      <w:r>
+        <w:t>My explanation using a pictured step and the given facts</w:t>
+      </w:r>
+    </w:p>
+    <w:p>
+      <w:r>
+        <w:t>________________________________________________________________</w:t>
+      </w:r>
+    </w:p>
+    <w:p>
+      <w:r>
+        <w:t>________________________________________________________________</w:t>
+      </w:r>
+    </w:p>
+    <w:p>
+      <w:r>
+        <w:t>________________________________________________________________</w:t>
+      </w:r>
+    </w:p>
+    <w:p>
+      <w:r>
+        <w:t>________________________________________________________________</w:t>
+      </w:r>
+    </w:p>
+    <w:p>
+      <w:pPr>
+        <w:pStyle w:val="Heading1"/>
+      </w:pPr>
+      <w:r>
+        <w:t>09. Investigate order and exact boundaries with supplied cases</w:t>
+      </w:r>
+    </w:p>
+    <w:p>
+      <w:r>
+        <w:t>Keep the paper token rule distinct from the integer-duration code.</w:t>
+      </w:r>
+    </w:p>
+    <w:p>
+      <w:pPr>
+        <w:pStyle w:val="Heading2"/>
+      </w:pPr>
+      <w:r>
+        <w:t>Prepare and compare the six fictional token cards</w:t>
+      </w:r>
+    </w:p>
+    <w:p>
+      <w:pPr>
+        <w:spacing w:line="336" w:lineRule="auto" w:after="180"/>
+      </w:pPr>
+      <w:r>
+        <w:rPr>
+          <w:b w:val="0"/>
+        </w:rPr>
+        <w:t>Paper branch station: use fictional pet cards, not real animal-care decisions. The supplied rule is Hungry Yes→Feed token; otherwise Needs play Yes→Play token; otherwise Rest token. Cards A=(Yes,Yes), B=(Yes,No), C=(No,Yes), D=(No,No), E=(Yes,Yes), F=(No,Yes). Predict each token under this ordered chain, then swap the first two checks and predict which cards change. Explain the first true condition; these tokens are an algorithm exercise, not care instructions.</w:t>
+      </w:r>
+    </w:p>
+    <w:p>
+      <w:pPr>
+        <w:pStyle w:val="Heading2"/>
+      </w:pPr>
+      <w:r>
+        <w:t>Predict, run and repair the supplied scripts</w:t>
+      </w:r>
+    </w:p>
+    <w:p>
+      <w:pPr>
+        <w:pStyle w:val="ListNumber"/>
+      </w:pPr>
+      <w:r>
+        <w:t>Code station: predict and run the main duration script separately for -1,0,11,12,13. Record expected label, conditions actually tested, skipped conditions and actual output/error. Compare the two-independent-if version at -1, repair its second if to elif, then rerun earlier cases. Change &lt;=12 to &lt;12 in a separately labelled version and test the exact boundary. Keep the independent tile sorter for an uncoached attempt and label paper-only results as traces.</w:t>
+      </w:r>
+    </w:p>
+    <w:p>
+      <w:pPr>
+        <w:pStyle w:val="Heading2"/>
+      </w:pPr>
+      <w:r>
+        <w:t>Keep the evidence table</w:t>
       </w:r>
     </w:p>
     <w:tbl>
@@ -4689,14 +4365,189 @@
     </w:tbl>
     <w:p>
       <w:pPr>
+        <w:pStyle w:val="Heading2"/>
+      </w:pPr>
+      <w:r>
+        <w:t>Explain the most revealing test</w:t>
+      </w:r>
+    </w:p>
+    <w:p>
+      <w:pPr>
+        <w:pStyle w:val="ListBullet"/>
+      </w:pPr>
+      <w:r>
+        <w:t>What did the hardest test teach you that the normal test did not?</w:t>
+      </w:r>
+    </w:p>
+    <w:p>
+      <w:pPr>
+        <w:pStyle w:val="Heading3"/>
+      </w:pPr>
+      <w:r>
+        <w:t>Write or draw your reasoning and evidence.</w:t>
+      </w:r>
+    </w:p>
+    <w:p>
+      <w:r>
+        <w:t>________________________________________________________________</w:t>
+      </w:r>
+    </w:p>
+    <w:p>
+      <w:r>
+        <w:t>________________________________________________________________</w:t>
+      </w:r>
+    </w:p>
+    <w:p>
+      <w:r>
+        <w:t>________________________________________________________________</w:t>
+      </w:r>
+    </w:p>
+    <w:p>
+      <w:r>
+        <w:t>________________________________________________________________</w:t>
+      </w:r>
+    </w:p>
+    <w:p>
+      <w:r>
+        <w:t>________________________________________________________________</w:t>
+      </w:r>
+    </w:p>
+    <w:p>
+      <w:pPr>
+        <w:pStyle w:val="ListBullet"/>
+      </w:pPr>
+      <w:r>
+        <w:t>Before trying: what do I expect, and why? While trying: which step could first go wrong? Afterwards: what did I actually observe, and what should change? Keep “not run” if you only traced the procedure.</w:t>
+      </w:r>
+    </w:p>
+    <w:p>
+      <w:pPr>
+        <w:pStyle w:val="Heading2"/>
+      </w:pPr>
+      <w:r>
+        <w:t>Earlier wording, alternatives and picture transcripts · reference / check after trying</w:t>
+      </w:r>
+    </w:p>
+    <w:p>
+      <w:pPr>
         <w:spacing w:line="336" w:lineRule="auto" w:after="180"/>
-        <w:shd w:fill="F5F1FB"/>
-      </w:pPr>
+      </w:pPr>
+      <w:r>
+        <w:rPr>
+          <w:b/>
+        </w:rPr>
+        <w:t>EVIDENCE</w:t>
+      </w:r>
       <w:r>
         <w:rPr>
           <w:b w:val="0"/>
         </w:rPr>
-        <w:t>What did the hardest test teach you that the normal test did not?</w:t>
+        <w:t xml:space="preserve"> LAB</w:t>
+      </w:r>
+    </w:p>
+    <w:p>
+      <w:pPr>
+        <w:spacing w:line="336" w:lineRule="auto" w:after="180"/>
+      </w:pPr>
+      <w:r>
+        <w:rPr>
+          <w:b w:val="0"/>
+        </w:rPr>
+        <w:t>Predict → Test → Record → Explain</w:t>
+      </w:r>
+    </w:p>
+    <w:p>
+      <w:pPr>
+        <w:spacing w:line="336" w:lineRule="auto" w:after="180"/>
+      </w:pPr>
+      <w:r>
+        <w:rPr>
+          <w:b w:val="0"/>
+        </w:rPr>
+        <w:t>Keep expected and actual results separate. Surprises are useful data when recorded honestly.</w:t>
+      </w:r>
+    </w:p>
+    <w:p>
+      <w:r>
+        <w:drawing>
+          <wp:inline xmlns:a="http://schemas.openxmlformats.org/drawingml/2006/main" xmlns:pic="http://schemas.openxmlformats.org/drawingml/2006/picture">
+            <wp:extent cx="5486400" cy="1901952"/>
+            <wp:docPr id="21" name="Picture 21" descr="Evidence lab graphic for Branching Logic"/>
+            <wp:cNvGraphicFramePr>
+              <a:graphicFrameLocks noChangeAspect="1"/>
+            </wp:cNvGraphicFramePr>
+            <a:graphic>
+              <a:graphicData uri="http://schemas.openxmlformats.org/drawingml/2006/picture">
+                <pic:pic>
+                  <pic:nvPicPr>
+                    <pic:cNvPr id="0" name="9b205fabbfe0cae71b8b7bb00a4fc58a2e61c2a8dece50a6491ab335e5a64a5b.png"/>
+                    <pic:cNvPicPr/>
+                  </pic:nvPicPr>
+                  <pic:blipFill>
+                    <a:blip r:embed="rId24"/>
+                    <a:stretch>
+                      <a:fillRect/>
+                    </a:stretch>
+                  </pic:blipFill>
+                  <pic:spPr>
+                    <a:xfrm>
+                      <a:off x="0" y="0"/>
+                      <a:ext cx="5486400" cy="1901952"/>
+                    </a:xfrm>
+                    <a:prstGeom prst="rect"/>
+                  </pic:spPr>
+                </pic:pic>
+              </a:graphicData>
+            </a:graphic>
+          </wp:inline>
+        </w:drawing>
+      </w:r>
+    </w:p>
+    <w:p>
+      <w:pPr>
+        <w:spacing w:line="336" w:lineRule="auto" w:after="180"/>
+      </w:pPr>
+      <w:r>
+        <w:rPr>
+          <w:b w:val="0"/>
+        </w:rPr>
+        <w:t xml:space="preserve">Trace six pet cards through the same </w:t>
+      </w:r>
+      <w:r>
+        <w:rPr>
+          <w:b/>
+        </w:rPr>
+        <w:t>order</w:t>
+      </w:r>
+      <w:r>
+        <w:rPr>
+          <w:b w:val="0"/>
+        </w:rPr>
+        <w:t xml:space="preserve">ed rules. Change only the rule </w:t>
+      </w:r>
+      <w:r>
+        <w:rPr>
+          <w:b/>
+        </w:rPr>
+        <w:t>order</w:t>
+      </w:r>
+      <w:r>
+        <w:rPr>
+          <w:b w:val="0"/>
+        </w:rPr>
+        <w:t xml:space="preserve"> and compare </w:t>
+      </w:r>
+      <w:r>
+        <w:rPr>
+          <w:b/>
+        </w:rPr>
+        <w:t>output</w:t>
+      </w:r>
+      <w:r>
+        <w:rPr>
+          <w:b w:val="0"/>
+        </w:rPr>
+        <w:t>s.</w:t>
       </w:r>
     </w:p>
     <w:p>
@@ -4704,6 +4555,248 @@
         <w:pStyle w:val="Heading3"/>
       </w:pPr>
       <w:r>
+        <w:t>Plan → try → check</w:t>
+      </w:r>
+    </w:p>
+    <w:p>
+      <w:pPr>
+        <w:pStyle w:val="Heading1"/>
+      </w:pPr>
+      <w:r>
+        <w:t>14. Try alone: implement the different tile categories</w:t>
+      </w:r>
+    </w:p>
+    <w:p>
+      <w:r>
+        <w:t>Use its zero category and six-tile boundary before feedback.</w:t>
+      </w:r>
+    </w:p>
+    <w:p>
+      <w:pPr>
+        <w:pStyle w:val="Heading2"/>
+      </w:pPr>
+      <w:r>
+        <w:t>The independent category contract</w:t>
+      </w:r>
+    </w:p>
+    <w:p>
+      <w:pPr>
+        <w:spacing w:line="336" w:lineRule="auto" w:after="180"/>
+      </w:pPr>
+      <w:r>
+        <w:rPr>
+          <w:b w:val="0"/>
+        </w:rPr>
+        <w:t xml:space="preserve">Use an integer tiles count. Label a negative value Invalid, zero Empty, 1 through 6 Small and values above 6 Large. Write an </w:t>
+      </w:r>
+      <w:r>
+        <w:rPr>
+          <w:b/>
+        </w:rPr>
+        <w:t>order</w:t>
+      </w:r>
+      <w:r>
+        <w:rPr>
+          <w:b w:val="0"/>
+        </w:rPr>
+        <w:t>ed if elif else script and predict -1, 0, 1, 6 and 7. Include one print after the chain.</w:t>
+      </w:r>
+    </w:p>
+    <w:p>
+      <w:pPr>
+        <w:pStyle w:val="Heading2"/>
+      </w:pPr>
+      <w:r>
+        <w:t>Keep your first attempt</w:t>
+      </w:r>
+    </w:p>
+    <w:p>
+      <w:pPr>
+        <w:pStyle w:val="Heading3"/>
+      </w:pPr>
+      <w:r>
+        <w:t>My independent explanation, trace and limits</w:t>
+      </w:r>
+    </w:p>
+    <w:p>
+      <w:r>
+        <w:t>________________________________________________________________</w:t>
+      </w:r>
+    </w:p>
+    <w:p>
+      <w:r>
+        <w:t>________________________________________________________________</w:t>
+      </w:r>
+    </w:p>
+    <w:p>
+      <w:r>
+        <w:t>________________________________________________________________</w:t>
+      </w:r>
+    </w:p>
+    <w:p>
+      <w:r>
+        <w:t>________________________________________________________________</w:t>
+      </w:r>
+    </w:p>
+    <w:p>
+      <w:r>
+        <w:t>________________________________________________________________</w:t>
+      </w:r>
+    </w:p>
+    <w:p>
+      <w:r>
+        <w:t>________________________________________________________________</w:t>
+      </w:r>
+    </w:p>
+    <w:p>
+      <w:r>
+        <w:t>________________________________________________________________</w:t>
+      </w:r>
+    </w:p>
+    <w:p>
+      <w:pPr>
+        <w:spacing w:line="336" w:lineRule="auto" w:after="180"/>
+      </w:pPr>
+      <w:r>
+        <w:rPr>
+          <w:b w:val="0"/>
+        </w:rPr>
+        <w:t>Attempt this case before feedback. Record any help. Earlier examples below are further practice; a case already practised with feedback cannot establish fresh transfer.</w:t>
+      </w:r>
+    </w:p>
+    <w:p>
+      <w:pPr>
+        <w:spacing w:line="336" w:lineRule="auto" w:after="180"/>
+      </w:pPr>
+      <w:r>
+        <w:rPr>
+          <w:b w:val="0"/>
+        </w:rPr>
+        <w:t xml:space="preserve">Your teacher has the independent answer and scoring criteria. Complete the matching workbook week to keep your practice </w:t>
+      </w:r>
+      <w:r>
+        <w:rPr>
+          <w:b/>
+        </w:rPr>
+        <w:t>evidence</w:t>
+      </w:r>
+      <w:r>
+        <w:rPr>
+          <w:b w:val="0"/>
+        </w:rPr>
+        <w:t xml:space="preserve"> together.</w:t>
+      </w:r>
+    </w:p>
+    <w:p>
+      <w:pPr>
+        <w:pStyle w:val="Heading2"/>
+      </w:pPr>
+      <w:r>
+        <w:t>Use feedback afterwards</w:t>
+      </w:r>
+    </w:p>
+    <w:p>
+      <w:pPr>
+        <w:spacing w:line="336" w:lineRule="auto" w:after="180"/>
+      </w:pPr>
+      <w:r>
+        <w:rPr>
+          <w:b w:val="0"/>
+        </w:rPr>
+        <w:t>Attempt the independent case before hints. Record whether you worked alone, used a hint or followed a model. After feedback, fix the first unsupported step and explain why it changed.</w:t>
+      </w:r>
+    </w:p>
+    <w:p>
+      <w:pPr>
+        <w:spacing w:line="336" w:lineRule="auto" w:after="180"/>
+      </w:pPr>
+      <w:r>
+        <w:rPr>
+          <w:b w:val="0"/>
+        </w:rPr>
+        <w:t>A later check uses a changed case, not a copied answer.</w:t>
+      </w:r>
+    </w:p>
+    <w:p>
+      <w:pPr>
+        <w:pStyle w:val="Heading2"/>
+      </w:pPr>
+      <w:r>
+        <w:t>Earlier wording, alternatives and picture transcripts · reference / check after trying</w:t>
+      </w:r>
+    </w:p>
+    <w:p>
+      <w:pPr>
+        <w:pStyle w:val="Heading3"/>
+      </w:pPr>
+      <w:r>
+        <w:t>Independent case: Build a new sorter independently</w:t>
+      </w:r>
+    </w:p>
+    <w:p>
+      <w:pPr>
+        <w:pStyle w:val="Heading3"/>
+      </w:pPr>
+      <w:r>
+        <w:t>Week 3 Independent application</w:t>
+      </w:r>
+    </w:p>
+    <w:p>
+      <w:pPr>
+        <w:spacing w:line="336" w:lineRule="auto" w:after="180"/>
+      </w:pPr>
+      <w:r>
+        <w:rPr>
+          <w:b w:val="0"/>
+        </w:rPr>
+        <w:t>Close the worked explanation. Apply the idea to this different question without copying.</w:t>
+      </w:r>
+    </w:p>
+    <w:p>
+      <w:pPr>
+        <w:spacing w:line="336" w:lineRule="auto" w:after="180"/>
+      </w:pPr>
+      <w:r>
+        <w:rPr>
+          <w:b w:val="0"/>
+        </w:rPr>
+        <w:t xml:space="preserve">If pages are at most 80, choose short; otherwise choose long. Classify books with 79, 80 and 81 pages and explain the </w:t>
+      </w:r>
+      <w:r>
+        <w:rPr>
+          <w:b/>
+        </w:rPr>
+        <w:t>boundary</w:t>
+      </w:r>
+      <w:r>
+        <w:rPr>
+          <w:b w:val="0"/>
+        </w:rPr>
+        <w:t>.</w:t>
+      </w:r>
+    </w:p>
+    <w:p>
+      <w:pPr>
+        <w:spacing w:line="336" w:lineRule="auto" w:after="180"/>
+      </w:pPr>
+      <w:r>
+        <w:rPr>
+          <w:b w:val="0"/>
+        </w:rPr>
+        <w:t xml:space="preserve">My answer, with a trace, calculation or supporting </w:t>
+      </w:r>
+      <w:r>
+        <w:rPr>
+          <w:b/>
+        </w:rPr>
+        <w:t>evidence</w:t>
+      </w:r>
+    </w:p>
+    <w:p>
+      <w:pPr>
+        <w:pStyle w:val="Heading3"/>
+      </w:pPr>
+      <w:r>
         <w:t>Write or draw your reasoning and evidence.</w:t>
       </w:r>
     </w:p>
@@ -4737,7 +4830,7 @@
         <w:pStyle w:val="Heading3"/>
       </w:pPr>
       <w:r>
-        <w:t>Plan → try → check</w:t>
+        <w:t>Create and test</w:t>
       </w:r>
     </w:p>
     <w:p>
@@ -4748,7 +4841,238 @@
         <w:rPr>
           <w:b w:val="0"/>
         </w:rPr>
-        <w:t>Before trying: what do I expect, and why? While trying: which step could first go wrong? Afterwards: what did I actually observe, and what should change? Keep “not run” if you only traced the procedure.</w:t>
+        <w:t xml:space="preserve">Change one relevant detail. Predict the result before testing. Include a </w:t>
+      </w:r>
+      <w:r>
+        <w:rPr>
+          <w:b/>
+        </w:rPr>
+        <w:t>boundary</w:t>
+      </w:r>
+      <w:r>
+        <w:rPr>
+          <w:b w:val="0"/>
+        </w:rPr>
+        <w:t xml:space="preserve"> or missing-information case when it helps reveal a limit.</w:t>
+      </w:r>
+    </w:p>
+    <w:p>
+      <w:pPr>
+        <w:spacing w:line="336" w:lineRule="auto" w:after="180"/>
+      </w:pPr>
+      <w:r>
+        <w:rPr>
+          <w:b w:val="0"/>
+        </w:rPr>
+        <w:t xml:space="preserve">My changed </w:t>
+      </w:r>
+      <w:r>
+        <w:rPr>
+          <w:b/>
+        </w:rPr>
+        <w:t>input</w:t>
+      </w:r>
+      <w:r>
+        <w:rPr>
+          <w:b w:val="0"/>
+        </w:rPr>
+        <w:t xml:space="preserve"> and expected result</w:t>
+      </w:r>
+    </w:p>
+    <w:p>
+      <w:pPr>
+        <w:pStyle w:val="Heading3"/>
+      </w:pPr>
+      <w:r>
+        <w:t>Write or draw your reasoning and evidence.</w:t>
+      </w:r>
+    </w:p>
+    <w:p>
+      <w:r>
+        <w:t>________________________________________________________________</w:t>
+      </w:r>
+    </w:p>
+    <w:p>
+      <w:r>
+        <w:t>________________________________________________________________</w:t>
+      </w:r>
+    </w:p>
+    <w:p>
+      <w:r>
+        <w:t>________________________________________________________________</w:t>
+      </w:r>
+    </w:p>
+    <w:p>
+      <w:r>
+        <w:t>________________________________________________________________</w:t>
+      </w:r>
+    </w:p>
+    <w:p>
+      <w:r>
+        <w:t>________________________________________________________________</w:t>
+      </w:r>
+    </w:p>
+    <w:p>
+      <w:pPr>
+        <w:pStyle w:val="Heading3"/>
+      </w:pPr>
+      <w:r>
+        <w:t>Connect to your project</w:t>
+      </w:r>
+    </w:p>
+    <w:p>
+      <w:pPr>
+        <w:spacing w:line="336" w:lineRule="auto" w:after="180"/>
+      </w:pPr>
+      <w:r>
+        <w:rPr>
+          <w:b/>
+        </w:rPr>
+        <w:t>Branch</w:t>
+      </w:r>
+      <w:r>
+        <w:rPr>
+          <w:b w:val="0"/>
+        </w:rPr>
+        <w:t xml:space="preserve"> when a reader has a hard constraint such as language, format, or maximum length.</w:t>
+      </w:r>
+    </w:p>
+    <w:p>
+      <w:pPr>
+        <w:spacing w:line="336" w:lineRule="auto" w:after="180"/>
+      </w:pPr>
+      <w:r>
+        <w:rPr>
+          <w:b w:val="0"/>
+        </w:rPr>
+        <w:t xml:space="preserve">The </w:t>
+      </w:r>
+      <w:r>
+        <w:rPr>
+          <w:b/>
+        </w:rPr>
+        <w:t>evidence</w:t>
+      </w:r>
+      <w:r>
+        <w:rPr>
+          <w:b w:val="0"/>
+        </w:rPr>
+        <w:t xml:space="preserve"> I will keep</w:t>
+      </w:r>
+    </w:p>
+    <w:p>
+      <w:pPr>
+        <w:pStyle w:val="Heading3"/>
+      </w:pPr>
+      <w:r>
+        <w:t>Write or draw your reasoning and evidence.</w:t>
+      </w:r>
+    </w:p>
+    <w:p>
+      <w:r>
+        <w:t>________________________________________________________________</w:t>
+      </w:r>
+    </w:p>
+    <w:p>
+      <w:r>
+        <w:t>________________________________________________________________</w:t>
+      </w:r>
+    </w:p>
+    <w:p>
+      <w:r>
+        <w:t>________________________________________________________________</w:t>
+      </w:r>
+    </w:p>
+    <w:p>
+      <w:r>
+        <w:t>________________________________________________________________</w:t>
+      </w:r>
+    </w:p>
+    <w:p>
+      <w:r>
+        <w:t>________________________________________________________________</w:t>
+      </w:r>
+    </w:p>
+    <w:p>
+      <w:pPr>
+        <w:pStyle w:val="Heading3"/>
+      </w:pPr>
+      <w:r>
+        <w:t>Transfer practice from the original programme</w:t>
+      </w:r>
+    </w:p>
+    <w:p>
+      <w:pPr>
+        <w:spacing w:line="336" w:lineRule="auto" w:after="180"/>
+      </w:pPr>
+      <w:r>
+        <w:rPr>
+          <w:b w:val="0"/>
+        </w:rPr>
+        <w:t xml:space="preserve">Classify lengths with if pages&lt;80 then Short; else if pages&lt;=160 then Medium; else Long. Trace 79,80,160,161. What happens if the &lt;=160 </w:t>
+      </w:r>
+      <w:r>
+        <w:rPr>
+          <w:b/>
+        </w:rPr>
+        <w:t>branch</w:t>
+      </w:r>
+      <w:r>
+        <w:rPr>
+          <w:b w:val="0"/>
+        </w:rPr>
+        <w:t xml:space="preserve"> is placed first?</w:t>
+      </w:r>
+    </w:p>
+    <w:p>
+      <w:pPr>
+        <w:pStyle w:val="Heading3"/>
+      </w:pPr>
+      <w:r>
+        <w:t>Explain the mechanism, evidence and one limit.</w:t>
+      </w:r>
+    </w:p>
+    <w:p>
+      <w:r>
+        <w:t>________________________________________________________________</w:t>
+      </w:r>
+    </w:p>
+    <w:p>
+      <w:r>
+        <w:t>________________________________________________________________</w:t>
+      </w:r>
+    </w:p>
+    <w:p>
+      <w:r>
+        <w:t>________________________________________________________________</w:t>
+      </w:r>
+    </w:p>
+    <w:p>
+      <w:r>
+        <w:t>________________________________________________________________</w:t>
+      </w:r>
+    </w:p>
+    <w:p>
+      <w:r>
+        <w:t>________________________________________________________________</w:t>
+      </w:r>
+    </w:p>
+    <w:p>
+      <w:r>
+        <w:t>________________________________________________________________</w:t>
+      </w:r>
+    </w:p>
+    <w:p>
+      <w:r>
+        <w:t>________________________________________________________________</w:t>
+      </w:r>
+    </w:p>
+    <w:p>
+      <w:pPr>
+        <w:pStyle w:val="Heading3"/>
+      </w:pPr>
+      <w:r>
+        <w:t>Use feedback to improve</w:t>
       </w:r>
     </w:p>
     <w:p>
@@ -4756,12 +5080,20 @@
         <w:pStyle w:val="Heading1"/>
       </w:pPr>
       <w:r>
-        <w:t>10. Build your understanding</w:t>
-      </w:r>
-    </w:p>
-    <w:p>
-      <w:r>
-        <w:t>Move from recall to tracing, diagnosis and transfer in Branching Logic. Explain why each step is justified.</w:t>
+        <w:t>11. Add explicit eligibility and clarification branches</w:t>
+      </w:r>
+    </w:p>
+    <w:p>
+      <w:r>
+        <w:t>Keep hard constraints separate from later scoring and human choice.</w:t>
+      </w:r>
+    </w:p>
+    <w:p>
+      <w:pPr>
+        <w:pStyle w:val="Heading2"/>
+      </w:pPr>
+      <w:r>
+        <w:t>This week’s bounded contribution</w:t>
       </w:r>
     </w:p>
     <w:p>
@@ -4770,7 +5102,1020 @@
       </w:pPr>
       <w:r>
         <w:rPr>
+          <w:b w:val="0"/>
+        </w:rPr>
+        <w:t>For the Transparent Book Recommender, specify hard constraints and invalid or missing inputs before ranking. Use fictional records and the declared project rules. A preference score must not silently override an eligibility condition. This week contributes explicit branches and reasons; it does not establish reader satisfaction or a complete recommender.</w:t>
+      </w:r>
+    </w:p>
+    <w:p>
+      <w:pPr>
+        <w:pStyle w:val="Heading2"/>
+      </w:pPr>
+      <w:r>
+        <w:t>The checkpoint and system map</w:t>
+      </w:r>
+    </w:p>
+    <w:p>
+      <w:pPr>
+        <w:spacing w:line="336" w:lineRule="auto" w:after="180"/>
+      </w:pPr>
+      <w:r>
+        <w:rPr>
+          <w:b w:val="0"/>
+        </w:rPr>
+        <w:t xml:space="preserve">THIS WEEK’S CHECKPOINT  </w:t>
+      </w:r>
+      <w:r>
+        <w:rPr>
           <w:b/>
+        </w:rPr>
+        <w:t>Branch</w:t>
+      </w:r>
+      <w:r>
+        <w:rPr>
+          <w:b w:val="0"/>
+        </w:rPr>
+        <w:t xml:space="preserve"> when a reader has a hard constraint such as language, format, or maximum length.</w:t>
+      </w:r>
+    </w:p>
+    <w:p>
+      <w:pPr>
+        <w:spacing w:line="336" w:lineRule="auto" w:after="180"/>
+      </w:pPr>
+      <w:r>
+        <w:rPr>
+          <w:b w:val="0"/>
+        </w:rPr>
+        <w:t xml:space="preserve">SYSTEM MAP  Reader need → allowed </w:t>
+      </w:r>
+      <w:r>
+        <w:rPr>
+          <w:b/>
+        </w:rPr>
+        <w:t>input</w:t>
+      </w:r>
+      <w:r>
+        <w:rPr>
+          <w:b w:val="0"/>
+        </w:rPr>
+        <w:t xml:space="preserve">s → transparent rule or score → ranked candidates → explanation → test record → </w:t>
+      </w:r>
+      <w:r>
+        <w:rPr>
+          <w:b/>
+        </w:rPr>
+        <w:t>human decision</w:t>
+      </w:r>
+    </w:p>
+    <w:p>
+      <w:pPr>
+        <w:spacing w:line="336" w:lineRule="auto" w:after="180"/>
+      </w:pPr>
+      <w:r>
+        <w:rPr>
+          <w:b w:val="0"/>
+        </w:rPr>
+        <w:t>Validate recommender requests before ranking items, retaining explicit labels for missing or invalid cases.</w:t>
+      </w:r>
+    </w:p>
+    <w:p>
+      <w:pPr>
+        <w:pStyle w:val="Heading2"/>
+      </w:pPr>
+      <w:r>
+        <w:t>Record the branch and who may act</w:t>
+      </w:r>
+    </w:p>
+    <w:p>
+      <w:pPr>
+        <w:pStyle w:val="ListBullet"/>
+      </w:pPr>
+      <w:r>
+        <w:t>What will you add, change, or verify in the project this week?</w:t>
+      </w:r>
+    </w:p>
+    <w:p>
+      <w:pPr>
+        <w:pStyle w:val="Heading3"/>
+      </w:pPr>
+      <w:r>
+        <w:t>Write or draw your reasoning and evidence.</w:t>
+      </w:r>
+    </w:p>
+    <w:p>
+      <w:r>
+        <w:t>________________________________________________________________</w:t>
+      </w:r>
+    </w:p>
+    <w:p>
+      <w:r>
+        <w:t>________________________________________________________________</w:t>
+      </w:r>
+    </w:p>
+    <w:p>
+      <w:r>
+        <w:t>________________________________________________________________</w:t>
+      </w:r>
+    </w:p>
+    <w:p>
+      <w:r>
+        <w:t>________________________________________________________________</w:t>
+      </w:r>
+    </w:p>
+    <w:p>
+      <w:r>
+        <w:t>________________________________________________________________</w:t>
+      </w:r>
+    </w:p>
+    <w:p>
+      <w:pPr>
+        <w:pStyle w:val="ListBullet"/>
+      </w:pPr>
+      <w:r>
+        <w:t>What should remain under human control?</w:t>
+      </w:r>
+    </w:p>
+    <w:p>
+      <w:pPr>
+        <w:pStyle w:val="Heading3"/>
+      </w:pPr>
+      <w:r>
+        <w:t>Write or draw your reasoning and evidence.</w:t>
+      </w:r>
+    </w:p>
+    <w:p>
+      <w:r>
+        <w:t>________________________________________________________________</w:t>
+      </w:r>
+    </w:p>
+    <w:p>
+      <w:r>
+        <w:t>________________________________________________________________</w:t>
+      </w:r>
+    </w:p>
+    <w:p>
+      <w:r>
+        <w:t>________________________________________________________________</w:t>
+      </w:r>
+    </w:p>
+    <w:p>
+      <w:r>
+        <w:t>________________________________________________________________</w:t>
+      </w:r>
+    </w:p>
+    <w:p>
+      <w:r>
+        <w:t>________________________________________________________________</w:t>
+      </w:r>
+    </w:p>
+    <w:p>
+      <w:pPr>
+        <w:pStyle w:val="Heading2"/>
+      </w:pPr>
+      <w:r>
+        <w:t>Preserve privacy and uncertainty</w:t>
+      </w:r>
+    </w:p>
+    <w:p>
+      <w:pPr>
+        <w:spacing w:line="336" w:lineRule="auto" w:after="180"/>
+      </w:pPr>
+      <w:r>
+        <w:rPr>
+          <w:b w:val="0"/>
+        </w:rPr>
+        <w:t>RESPONSIBLE DESIGN  Collect only necessary information. Show uncertainty and limits. Never confuse a ranking with a fact about a person.</w:t>
+      </w:r>
+    </w:p>
+    <w:p>
+      <w:pPr>
+        <w:pStyle w:val="Heading2"/>
+      </w:pPr>
+      <w:r>
+        <w:t>Earlier wording, alternatives and picture transcripts · reference / check after trying</w:t>
+      </w:r>
+    </w:p>
+    <w:p>
+      <w:pPr>
+        <w:spacing w:line="336" w:lineRule="auto" w:after="180"/>
+      </w:pPr>
+      <w:r>
+        <w:rPr>
+          <w:b w:val="0"/>
+        </w:rPr>
+        <w:t>CUMULATIVE PROJECT</w:t>
+      </w:r>
+    </w:p>
+    <w:p>
+      <w:pPr>
+        <w:spacing w:line="336" w:lineRule="auto" w:after="180"/>
+      </w:pPr>
+      <w:r>
+        <w:rPr>
+          <w:b w:val="0"/>
+        </w:rPr>
+        <w:t>Transparent Book Recommender</w:t>
+      </w:r>
+    </w:p>
+    <w:p>
+      <w:pPr>
+        <w:spacing w:line="336" w:lineRule="auto" w:after="180"/>
+      </w:pPr>
+      <w:r>
+        <w:rPr>
+          <w:b w:val="0"/>
+        </w:rPr>
+        <w:t>Every week adds one inspectable piece. The system must show how it reached a result.</w:t>
+      </w:r>
+    </w:p>
+    <w:p>
+      <w:r>
+        <w:drawing>
+          <wp:inline xmlns:a="http://schemas.openxmlformats.org/drawingml/2006/main" xmlns:pic="http://schemas.openxmlformats.org/drawingml/2006/picture">
+            <wp:extent cx="5486400" cy="1901952"/>
+            <wp:docPr id="22" name="Picture 22" descr="Book recommender connection for Branching Logic"/>
+            <wp:cNvGraphicFramePr>
+              <a:graphicFrameLocks noChangeAspect="1"/>
+            </wp:cNvGraphicFramePr>
+            <a:graphic>
+              <a:graphicData uri="http://schemas.openxmlformats.org/drawingml/2006/picture">
+                <pic:pic>
+                  <pic:nvPicPr>
+                    <pic:cNvPr id="0" name="b8b0f60c9bad04065b3a45c445faadc298c75f347e132fb3235bba1a88e088a4.png"/>
+                    <pic:cNvPicPr/>
+                  </pic:nvPicPr>
+                  <pic:blipFill>
+                    <a:blip r:embed="rId25"/>
+                    <a:stretch>
+                      <a:fillRect/>
+                    </a:stretch>
+                  </pic:blipFill>
+                  <pic:spPr>
+                    <a:xfrm>
+                      <a:off x="0" y="0"/>
+                      <a:ext cx="5486400" cy="1901952"/>
+                    </a:xfrm>
+                    <a:prstGeom prst="rect"/>
+                  </pic:spPr>
+                </pic:pic>
+              </a:graphicData>
+            </a:graphic>
+          </wp:inline>
+        </w:drawing>
+      </w:r>
+    </w:p>
+    <w:p>
+      <w:pPr>
+        <w:pStyle w:val="Heading3"/>
+      </w:pPr>
+      <w:r>
+        <w:t>Evidence for your project</w:t>
+      </w:r>
+    </w:p>
+    <w:p>
+      <w:pPr>
+        <w:pStyle w:val="Heading1"/>
+      </w:pPr>
+      <w:r>
+        <w:t>16. Finish: explain the selected path and a boundary test</w:t>
+      </w:r>
+    </w:p>
+    <w:p>
+      <w:r>
+        <w:t>Close your notes and say why later conditions were skipped.</w:t>
+      </w:r>
+    </w:p>
+    <w:p>
+      <w:pPr>
+        <w:pStyle w:val="Heading2"/>
+      </w:pPr>
+      <w:r>
+        <w:t>Your exit explanation</w:t>
+      </w:r>
+    </w:p>
+    <w:p>
+      <w:pPr>
+        <w:pStyle w:val="ListBullet"/>
+      </w:pPr>
+      <w:r>
+        <w:t>Close your notes. Explain this goal in your own words: Trace the selected branch in an if elif else chain</w:t>
+      </w:r>
+    </w:p>
+    <w:p>
+      <w:pPr>
+        <w:pStyle w:val="Heading3"/>
+      </w:pPr>
+      <w:r>
+        <w:t>My deciding step, evidence and one remaining question</w:t>
+      </w:r>
+    </w:p>
+    <w:p>
+      <w:r>
+        <w:t>________________________________________________________________</w:t>
+      </w:r>
+    </w:p>
+    <w:p>
+      <w:r>
+        <w:t>________________________________________________________________</w:t>
+      </w:r>
+    </w:p>
+    <w:p>
+      <w:r>
+        <w:t>________________________________________________________________</w:t>
+      </w:r>
+    </w:p>
+    <w:p>
+      <w:r>
+        <w:t>________________________________________________________________</w:t>
+      </w:r>
+    </w:p>
+    <w:p>
+      <w:r>
+        <w:t>________________________________________________________________</w:t>
+      </w:r>
+    </w:p>
+    <w:p>
+      <w:pPr>
+        <w:pStyle w:val="Heading2"/>
+      </w:pPr>
+      <w:r>
+        <w:t>Choose the next revealing test</w:t>
+      </w:r>
+    </w:p>
+    <w:p>
+      <w:pPr>
+        <w:spacing w:line="336" w:lineRule="auto" w:after="180"/>
+      </w:pPr>
+      <w:r>
+        <w:rPr>
+          <w:b w:val="0"/>
+        </w:rPr>
+        <w:t xml:space="preserve">If you are unsure, return to the worked picture and explain one arrow. If you are ready, change an </w:t>
+      </w:r>
+      <w:r>
+        <w:rPr>
+          <w:b/>
+        </w:rPr>
+        <w:t>input</w:t>
+      </w:r>
+      <w:r>
+        <w:rPr>
+          <w:b w:val="0"/>
+        </w:rPr>
+        <w:t xml:space="preserve"> or assumption and justify your </w:t>
+      </w:r>
+      <w:r>
+        <w:rPr>
+          <w:b/>
+        </w:rPr>
+        <w:t>prediction</w:t>
+      </w:r>
+      <w:r>
+        <w:rPr>
+          <w:b w:val="0"/>
+        </w:rPr>
+        <w:t>.</w:t>
+      </w:r>
+    </w:p>
+    <w:p>
+      <w:pPr>
+        <w:spacing w:line="336" w:lineRule="auto" w:after="180"/>
+      </w:pPr>
+      <w:r>
+        <w:rPr>
+          <w:b w:val="0"/>
+        </w:rPr>
+        <w:t xml:space="preserve">Save your workbook </w:t>
+      </w:r>
+      <w:r>
+        <w:rPr>
+          <w:b/>
+        </w:rPr>
+        <w:t>evidence</w:t>
+      </w:r>
+      <w:r>
+        <w:rPr>
+          <w:b w:val="0"/>
+        </w:rPr>
+        <w:t>. At the next review, try a different case before opening your old answer.</w:t>
+      </w:r>
+    </w:p>
+    <w:p>
+      <w:pPr>
+        <w:pStyle w:val="Heading1"/>
+      </w:pPr>
+      <w:r>
+        <w:t>Reference bank and extra practice</w:t>
+      </w:r>
+    </w:p>
+    <w:p>
+      <w:pPr>
+        <w:pStyle w:val="Heading1"/>
+      </w:pPr>
+      <w:r>
+        <w:t>05. Your quick word guide</w:t>
+      </w:r>
+    </w:p>
+    <w:p>
+      <w:r>
+        <w:t>Use the words to explain a particular step, record or limit.</w:t>
+      </w:r>
+    </w:p>
+    <w:p>
+      <w:pPr>
+        <w:pStyle w:val="Heading2"/>
+      </w:pPr>
+      <w:r>
+        <w:t>Core vocabulary</w:t>
+      </w:r>
+    </w:p>
+    <w:tbl>
+      <w:tblPr>
+        <w:tblStyle w:val="LightShading-Accent1"/>
+        <w:tblW w:type="auto" w:w="0"/>
+        <w:tblLook w:firstColumn="1" w:firstRow="1" w:lastColumn="0" w:lastRow="0" w:noHBand="0" w:noVBand="1" w:val="04A0"/>
+      </w:tblPr>
+      <w:tblGrid>
+        <w:gridCol w:w="3408"/>
+        <w:gridCol w:w="3408"/>
+        <w:gridCol w:w="3408"/>
+      </w:tblGrid>
+      <w:tr>
+        <w:trPr>
+          <w:tblHeader/>
+        </w:trPr>
+        <w:tc>
+          <w:tcPr>
+            <w:tcW w:type="dxa" w:w="3408"/>
+          </w:tcPr>
+          <w:p>
+            <w:r>
+              <w:t>Word</w:t>
+            </w:r>
+          </w:p>
+        </w:tc>
+        <w:tc>
+          <w:tcPr>
+            <w:tcW w:type="dxa" w:w="3408"/>
+          </w:tcPr>
+          <w:p>
+            <w:r>
+              <w:t>My own example</w:t>
+            </w:r>
+          </w:p>
+        </w:tc>
+        <w:tc>
+          <w:tcPr>
+            <w:tcW w:type="dxa" w:w="3408"/>
+          </w:tcPr>
+          <w:p>
+            <w:r>
+              <w:t>Not this / boundary</w:t>
+            </w:r>
+          </w:p>
+        </w:tc>
+      </w:tr>
+      <w:tr>
+        <w:tc>
+          <w:tcPr>
+            <w:tcW w:type="dxa" w:w="3408"/>
+          </w:tcPr>
+          <w:p>
+            <w:r>
+              <w:t>condition</w:t>
+            </w:r>
+          </w:p>
+        </w:tc>
+        <w:tc>
+          <w:tcPr>
+            <w:tcW w:type="dxa" w:w="3408"/>
+          </w:tcPr>
+          <w:p>
+            <w:r>
+              <w:t>A statement evaluated as true or false to help select an action.</w:t>
+            </w:r>
+          </w:p>
+        </w:tc>
+        <w:tc>
+          <w:tcPr>
+            <w:tcW w:type="dxa" w:w="3408"/>
+          </w:tcPr>
+          <w:p>
+            <w:r/>
+          </w:p>
+        </w:tc>
+      </w:tr>
+      <w:tr>
+        <w:tc>
+          <w:tcPr>
+            <w:tcW w:type="dxa" w:w="3408"/>
+          </w:tcPr>
+          <w:p>
+            <w:r>
+              <w:t>branch</w:t>
+            </w:r>
+          </w:p>
+        </w:tc>
+        <w:tc>
+          <w:tcPr>
+            <w:tcW w:type="dxa" w:w="3408"/>
+          </w:tcPr>
+          <w:p>
+            <w:r>
+              <w:t>One path taken when a condition selects among alternatives.</w:t>
+            </w:r>
+          </w:p>
+        </w:tc>
+        <w:tc>
+          <w:tcPr>
+            <w:tcW w:type="dxa" w:w="3408"/>
+          </w:tcPr>
+          <w:p>
+            <w:r/>
+          </w:p>
+        </w:tc>
+      </w:tr>
+      <w:tr>
+        <w:tc>
+          <w:tcPr>
+            <w:tcW w:type="dxa" w:w="3408"/>
+          </w:tcPr>
+          <w:p>
+            <w:r>
+              <w:t>if/else</w:t>
+            </w:r>
+          </w:p>
+        </w:tc>
+        <w:tc>
+          <w:tcPr>
+            <w:tcW w:type="dxa" w:w="3408"/>
+          </w:tcPr>
+          <w:p>
+            <w:r>
+              <w:t>A programming structure that chooses a path according to whether a condition is true or false.</w:t>
+            </w:r>
+          </w:p>
+        </w:tc>
+        <w:tc>
+          <w:tcPr>
+            <w:tcW w:type="dxa" w:w="3408"/>
+          </w:tcPr>
+          <w:p>
+            <w:r/>
+          </w:p>
+        </w:tc>
+      </w:tr>
+      <w:tr>
+        <w:tc>
+          <w:tcPr>
+            <w:tcW w:type="dxa" w:w="3408"/>
+          </w:tcPr>
+          <w:p>
+            <w:r>
+              <w:t>order</w:t>
+            </w:r>
+          </w:p>
+        </w:tc>
+        <w:tc>
+          <w:tcPr>
+            <w:tcW w:type="dxa" w:w="3408"/>
+          </w:tcPr>
+          <w:p>
+            <w:r>
+              <w:t>The sequence in which steps are performed or items are read.</w:t>
+            </w:r>
+          </w:p>
+        </w:tc>
+        <w:tc>
+          <w:tcPr>
+            <w:tcW w:type="dxa" w:w="3408"/>
+          </w:tcPr>
+          <w:p>
+            <w:r/>
+          </w:p>
+        </w:tc>
+      </w:tr>
+    </w:tbl>
+    <w:p>
+      <w:pPr>
+        <w:pStyle w:val="Heading2"/>
+      </w:pPr>
+      <w:r>
+        <w:t>Terms for the connected explanation</w:t>
+      </w:r>
+    </w:p>
+    <w:tbl>
+      <w:tblPr>
+        <w:tblStyle w:val="LightShading-Accent1"/>
+        <w:tblW w:type="auto" w:w="0"/>
+        <w:tblLook w:firstColumn="1" w:firstRow="1" w:lastColumn="0" w:lastRow="0" w:noHBand="0" w:noVBand="1" w:val="04A0"/>
+      </w:tblPr>
+      <w:tblGrid>
+        <w:gridCol w:w="5112"/>
+        <w:gridCol w:w="5112"/>
+      </w:tblGrid>
+      <w:tr>
+        <w:trPr>
+          <w:tblHeader/>
+        </w:trPr>
+        <w:tc>
+          <w:tcPr>
+            <w:tcW w:type="dxa" w:w="5112"/>
+          </w:tcPr>
+          <w:p>
+            <w:r>
+              <w:t>Word</w:t>
+            </w:r>
+          </w:p>
+        </w:tc>
+        <w:tc>
+          <w:tcPr>
+            <w:tcW w:type="dxa" w:w="5112"/>
+          </w:tcPr>
+          <w:p>
+            <w:r>
+              <w:t>Meaning</w:t>
+            </w:r>
+          </w:p>
+        </w:tc>
+      </w:tr>
+      <w:tr>
+        <w:tc>
+          <w:tcPr>
+            <w:tcW w:type="dxa" w:w="5112"/>
+          </w:tcPr>
+          <w:p>
+            <w:r>
+              <w:t>Indentation</w:t>
+            </w:r>
+          </w:p>
+        </w:tc>
+        <w:tc>
+          <w:tcPr>
+            <w:tcW w:type="dxa" w:w="5112"/>
+          </w:tcPr>
+          <w:p>
+            <w:r>
+              <w:t>Leading spaces that identify a Python code block</w:t>
+            </w:r>
+          </w:p>
+        </w:tc>
+      </w:tr>
+      <w:tr>
+        <w:tc>
+          <w:tcPr>
+            <w:tcW w:type="dxa" w:w="5112"/>
+          </w:tcPr>
+          <w:p>
+            <w:r>
+              <w:t>Boundary</w:t>
+            </w:r>
+          </w:p>
+        </w:tc>
+        <w:tc>
+          <w:tcPr>
+            <w:tcW w:type="dxa" w:w="5112"/>
+          </w:tcPr>
+          <w:p>
+            <w:r>
+              <w:t>A value where a classification may change</w:t>
+            </w:r>
+          </w:p>
+        </w:tc>
+      </w:tr>
+      <w:tr>
+        <w:tc>
+          <w:tcPr>
+            <w:tcW w:type="dxa" w:w="5112"/>
+          </w:tcPr>
+          <w:p>
+            <w:r>
+              <w:t>Regression check</w:t>
+            </w:r>
+          </w:p>
+        </w:tc>
+        <w:tc>
+          <w:tcPr>
+            <w:tcW w:type="dxa" w:w="5112"/>
+          </w:tcPr>
+          <w:p>
+            <w:r>
+              <w:t>A previous test rerun after an edit to detect a new failure</w:t>
+            </w:r>
+          </w:p>
+        </w:tc>
+      </w:tr>
+    </w:tbl>
+    <w:p>
+      <w:pPr>
+        <w:pStyle w:val="Heading2"/>
+      </w:pPr>
+      <w:r>
+        <w:t>Earlier wording, alternatives and picture transcripts · reference / check after trying</w:t>
+      </w:r>
+    </w:p>
+    <w:p>
+      <w:pPr>
+        <w:spacing w:line="336" w:lineRule="auto" w:after="180"/>
+      </w:pPr>
+      <w:r>
+        <w:rPr>
+          <w:b w:val="0"/>
+        </w:rPr>
+        <w:t>VOCABULARY LAB</w:t>
+      </w:r>
+    </w:p>
+    <w:p>
+      <w:pPr>
+        <w:spacing w:line="336" w:lineRule="auto" w:after="180"/>
+      </w:pPr>
+      <w:r>
+        <w:rPr>
+          <w:b w:val="0"/>
+        </w:rPr>
+        <w:t>Words You Can Use to Reason</w:t>
+      </w:r>
+    </w:p>
+    <w:p>
+      <w:pPr>
+        <w:spacing w:line="336" w:lineRule="auto" w:after="180"/>
+      </w:pPr>
+      <w:r>
+        <w:rPr>
+          <w:b w:val="0"/>
+        </w:rPr>
+        <w:t>A definition matters when you can recognize the idea, use it, and contrast it with a near-miss.</w:t>
+      </w:r>
+    </w:p>
+    <w:p>
+      <w:r>
+        <w:drawing>
+          <wp:inline xmlns:a="http://schemas.openxmlformats.org/drawingml/2006/main" xmlns:pic="http://schemas.openxmlformats.org/drawingml/2006/picture">
+            <wp:extent cx="5486400" cy="3200400"/>
+            <wp:docPr id="23" name="Picture 23" descr="Vocabulary badge: condition"/>
+            <wp:cNvGraphicFramePr>
+              <a:graphicFrameLocks noChangeAspect="1"/>
+            </wp:cNvGraphicFramePr>
+            <a:graphic>
+              <a:graphicData uri="http://schemas.openxmlformats.org/drawingml/2006/picture">
+                <pic:pic>
+                  <pic:nvPicPr>
+                    <pic:cNvPr id="0" name="7255db8910663a97ac22566031c0f20d0fe31e1d43fd9b4b0bc8883a07ec4b47.png"/>
+                    <pic:cNvPicPr/>
+                  </pic:nvPicPr>
+                  <pic:blipFill>
+                    <a:blip r:embed="rId26"/>
+                    <a:stretch>
+                      <a:fillRect/>
+                    </a:stretch>
+                  </pic:blipFill>
+                  <pic:spPr>
+                    <a:xfrm>
+                      <a:off x="0" y="0"/>
+                      <a:ext cx="5486400" cy="3200400"/>
+                    </a:xfrm>
+                    <a:prstGeom prst="rect"/>
+                  </pic:spPr>
+                </pic:pic>
+              </a:graphicData>
+            </a:graphic>
+          </wp:inline>
+        </w:drawing>
+      </w:r>
+    </w:p>
+    <w:p>
+      <w:r>
+        <w:drawing>
+          <wp:inline xmlns:a="http://schemas.openxmlformats.org/drawingml/2006/main" xmlns:pic="http://schemas.openxmlformats.org/drawingml/2006/picture">
+            <wp:extent cx="5486400" cy="3200400"/>
+            <wp:docPr id="24" name="Picture 24" descr="Vocabulary badge: branch"/>
+            <wp:cNvGraphicFramePr>
+              <a:graphicFrameLocks noChangeAspect="1"/>
+            </wp:cNvGraphicFramePr>
+            <a:graphic>
+              <a:graphicData uri="http://schemas.openxmlformats.org/drawingml/2006/picture">
+                <pic:pic>
+                  <pic:nvPicPr>
+                    <pic:cNvPr id="0" name="0e2a88760dc9a1f09fd49dd08502ea1dda1c7af454cd4acd8db69c89ad57f2b1.png"/>
+                    <pic:cNvPicPr/>
+                  </pic:nvPicPr>
+                  <pic:blipFill>
+                    <a:blip r:embed="rId27"/>
+                    <a:stretch>
+                      <a:fillRect/>
+                    </a:stretch>
+                  </pic:blipFill>
+                  <pic:spPr>
+                    <a:xfrm>
+                      <a:off x="0" y="0"/>
+                      <a:ext cx="5486400" cy="3200400"/>
+                    </a:xfrm>
+                    <a:prstGeom prst="rect"/>
+                  </pic:spPr>
+                </pic:pic>
+              </a:graphicData>
+            </a:graphic>
+          </wp:inline>
+        </w:drawing>
+      </w:r>
+    </w:p>
+    <w:p>
+      <w:r>
+        <w:drawing>
+          <wp:inline xmlns:a="http://schemas.openxmlformats.org/drawingml/2006/main" xmlns:pic="http://schemas.openxmlformats.org/drawingml/2006/picture">
+            <wp:extent cx="5486400" cy="3200400"/>
+            <wp:docPr id="25" name="Picture 25" descr="Vocabulary badge: if/else"/>
+            <wp:cNvGraphicFramePr>
+              <a:graphicFrameLocks noChangeAspect="1"/>
+            </wp:cNvGraphicFramePr>
+            <a:graphic>
+              <a:graphicData uri="http://schemas.openxmlformats.org/drawingml/2006/picture">
+                <pic:pic>
+                  <pic:nvPicPr>
+                    <pic:cNvPr id="0" name="e54a09c869df056b7367540f6871d45faf0922cddb3a98f1b2a5151b84948369.png"/>
+                    <pic:cNvPicPr/>
+                  </pic:nvPicPr>
+                  <pic:blipFill>
+                    <a:blip r:embed="rId28"/>
+                    <a:stretch>
+                      <a:fillRect/>
+                    </a:stretch>
+                  </pic:blipFill>
+                  <pic:spPr>
+                    <a:xfrm>
+                      <a:off x="0" y="0"/>
+                      <a:ext cx="5486400" cy="3200400"/>
+                    </a:xfrm>
+                    <a:prstGeom prst="rect"/>
+                  </pic:spPr>
+                </pic:pic>
+              </a:graphicData>
+            </a:graphic>
+          </wp:inline>
+        </w:drawing>
+      </w:r>
+    </w:p>
+    <w:p>
+      <w:r>
+        <w:drawing>
+          <wp:inline xmlns:a="http://schemas.openxmlformats.org/drawingml/2006/main" xmlns:pic="http://schemas.openxmlformats.org/drawingml/2006/picture">
+            <wp:extent cx="5486400" cy="3200400"/>
+            <wp:docPr id="26" name="Picture 26" descr="Vocabulary badge: order"/>
+            <wp:cNvGraphicFramePr>
+              <a:graphicFrameLocks noChangeAspect="1"/>
+            </wp:cNvGraphicFramePr>
+            <a:graphic>
+              <a:graphicData uri="http://schemas.openxmlformats.org/drawingml/2006/picture">
+                <pic:pic>
+                  <pic:nvPicPr>
+                    <pic:cNvPr id="0" name="2f418a2c33d2377de1f3a8e5957515f3564590483710fe3624f22d5d6e8a4966.png"/>
+                    <pic:cNvPicPr/>
+                  </pic:nvPicPr>
+                  <pic:blipFill>
+                    <a:blip r:embed="rId29"/>
+                    <a:stretch>
+                      <a:fillRect/>
+                    </a:stretch>
+                  </pic:blipFill>
+                  <pic:spPr>
+                    <a:xfrm>
+                      <a:off x="0" y="0"/>
+                      <a:ext cx="5486400" cy="3200400"/>
+                    </a:xfrm>
+                    <a:prstGeom prst="rect"/>
+                  </pic:spPr>
+                </pic:pic>
+              </a:graphicData>
+            </a:graphic>
+          </wp:inline>
+        </w:drawing>
+      </w:r>
+    </w:p>
+    <w:p>
+      <w:pPr>
+        <w:pStyle w:val="Heading3"/>
+      </w:pPr>
+      <w:r>
+        <w:t>Words used in the closer explanation</w:t>
+      </w:r>
+    </w:p>
+    <w:p>
+      <w:pPr>
+        <w:pStyle w:val="Heading1"/>
+      </w:pPr>
+      <w:r>
+        <w:t>10. Choose a stronger thinking challenge</w:t>
+      </w:r>
+    </w:p>
+    <w:p>
+      <w:r>
+        <w:t>Choose the next useful challenge rather than treating the whole ladder as compulsory.</w:t>
+      </w:r>
+    </w:p>
+    <w:p>
+      <w:pPr>
+        <w:pStyle w:val="Heading2"/>
+      </w:pPr>
+      <w:r>
+        <w:t>Pick your next step</w:t>
+      </w:r>
+    </w:p>
+    <w:p>
+      <w:pPr>
+        <w:pStyle w:val="ListBullet"/>
+      </w:pPr>
+      <w:r>
+        <w:t>1 • NAME: Define the concept without repeating the textbook.</w:t>
+      </w:r>
+    </w:p>
+    <w:p>
+      <w:pPr>
+        <w:pStyle w:val="ListBullet"/>
+      </w:pPr>
+      <w:r>
+        <w:t>2 • TRACE: Show the information, state, branch, calculation, or evidence path.</w:t>
+      </w:r>
+    </w:p>
+    <w:p>
+      <w:pPr>
+        <w:pStyle w:val="ListBullet"/>
+      </w:pPr>
+      <w:r>
+        <w:t>3 • APPLY: Solve a different example independently.</w:t>
+      </w:r>
+    </w:p>
+    <w:p>
+      <w:pPr>
+        <w:pStyle w:val="ListBullet"/>
+      </w:pPr>
+      <w:r>
+        <w:t>4 • CHALLENGE: Find a boundary case, counterexample, or unfair outcome.</w:t>
+      </w:r>
+    </w:p>
+    <w:p>
+      <w:pPr>
+        <w:pStyle w:val="ListBullet"/>
+      </w:pPr>
+      <w:r>
+        <w:t>5 • EXPLAIN LIMITS: Say when the result should not be trusted or used alone.</w:t>
+      </w:r>
+    </w:p>
+    <w:p>
+      <w:pPr>
+        <w:pStyle w:val="ListBullet"/>
+      </w:pPr>
+      <w:r>
+        <w:t>My strongest evidence of independent understanding:</w:t>
+      </w:r>
+    </w:p>
+    <w:p>
+      <w:pPr>
+        <w:pStyle w:val="Heading3"/>
+      </w:pPr>
+      <w:r>
+        <w:t>Write or draw your reasoning and evidence.</w:t>
+      </w:r>
+    </w:p>
+    <w:p>
+      <w:r>
+        <w:t>________________________________________________________________</w:t>
+      </w:r>
+    </w:p>
+    <w:p>
+      <w:r>
+        <w:t>________________________________________________________________</w:t>
+      </w:r>
+    </w:p>
+    <w:p>
+      <w:r>
+        <w:t>________________________________________________________________</w:t>
+      </w:r>
+    </w:p>
+    <w:p>
+      <w:r>
+        <w:t>________________________________________________________________</w:t>
+      </w:r>
+    </w:p>
+    <w:p>
+      <w:r>
+        <w:t>________________________________________________________________</w:t>
+      </w:r>
+    </w:p>
+    <w:p>
+      <w:pPr>
+        <w:pStyle w:val="Heading2"/>
+      </w:pPr>
+      <w:r>
+        <w:t>Earlier wording, alternatives and picture transcripts · reference / check after trying</w:t>
+      </w:r>
+    </w:p>
+    <w:p>
+      <w:pPr>
+        <w:spacing w:line="336" w:lineRule="auto" w:after="180"/>
+      </w:pPr>
+      <w:r>
+        <w:rPr>
+          <w:b w:val="0"/>
         </w:rPr>
         <w:t>MASTERY</w:t>
       </w:r>
@@ -4814,7 +6159,7 @@
         <w:drawing>
           <wp:inline xmlns:a="http://schemas.openxmlformats.org/drawingml/2006/main" xmlns:pic="http://schemas.openxmlformats.org/drawingml/2006/picture">
             <wp:extent cx="5486400" cy="1719072"/>
-            <wp:docPr id="19" name="Picture 19" descr="Mastery ladder for Branching Logic"/>
+            <wp:docPr id="27" name="Picture 27" descr="Mastery ladder for Branching Logic"/>
             <wp:cNvGraphicFramePr>
               <a:graphicFrameLocks noChangeAspect="1"/>
             </wp:cNvGraphicFramePr>
@@ -4826,7 +6171,7 @@
                     <pic:cNvPicPr/>
                   </pic:nvPicPr>
                   <pic:blipFill>
-                    <a:blip r:embed="rId26"/>
+                    <a:blip r:embed="rId30"/>
                     <a:stretch>
                       <a:fillRect/>
                     </a:stretch>
@@ -4847,13 +6192,164 @@
     </w:p>
     <w:p>
       <w:pPr>
+        <w:pStyle w:val="Heading1"/>
+      </w:pPr>
+      <w:r>
+        <w:t>12. Reference: check your explanation</w:t>
+      </w:r>
+    </w:p>
+    <w:p>
+      <w:r>
+        <w:t>Use after practice. Build a new sorter independently is the selected independent case.</w:t>
+      </w:r>
+    </w:p>
+    <w:p>
+      <w:pPr>
+        <w:pStyle w:val="Heading2"/>
+      </w:pPr>
+      <w:r>
+        <w:t>Check the evidence and its limit</w:t>
+      </w:r>
+    </w:p>
+    <w:p>
+      <w:pPr>
+        <w:pStyle w:val="ListBullet"/>
+      </w:pPr>
+      <w:r>
+        <w:t>1. My fresh example, trace, calculation, or design:</w:t>
+      </w:r>
+    </w:p>
+    <w:p>
+      <w:pPr>
+        <w:pStyle w:val="Heading3"/>
+      </w:pPr>
+      <w:r>
+        <w:t>Write or draw your reasoning and evidence.</w:t>
+      </w:r>
+    </w:p>
+    <w:p>
+      <w:r>
+        <w:t>________________________________________________________________</w:t>
+      </w:r>
+    </w:p>
+    <w:p>
+      <w:r>
+        <w:t>________________________________________________________________</w:t>
+      </w:r>
+    </w:p>
+    <w:p>
+      <w:r>
+        <w:t>________________________________________________________________</w:t>
+      </w:r>
+    </w:p>
+    <w:p>
+      <w:r>
+        <w:t>________________________________________________________________</w:t>
+      </w:r>
+    </w:p>
+    <w:p>
+      <w:r>
+        <w:t>________________________________________________________________</w:t>
+      </w:r>
+    </w:p>
+    <w:p>
+      <w:pPr>
+        <w:pStyle w:val="ListBullet"/>
+      </w:pPr>
+      <w:r>
+        <w:t>2. My evidence that it works (include a boundary or missing-data case):</w:t>
+      </w:r>
+    </w:p>
+    <w:p>
+      <w:pPr>
+        <w:pStyle w:val="Heading3"/>
+      </w:pPr>
+      <w:r>
+        <w:t>Write or draw your reasoning and evidence.</w:t>
+      </w:r>
+    </w:p>
+    <w:p>
+      <w:r>
+        <w:t>________________________________________________________________</w:t>
+      </w:r>
+    </w:p>
+    <w:p>
+      <w:r>
+        <w:t>________________________________________________________________</w:t>
+      </w:r>
+    </w:p>
+    <w:p>
+      <w:r>
+        <w:t>________________________________________________________________</w:t>
+      </w:r>
+    </w:p>
+    <w:p>
+      <w:r>
+        <w:t>________________________________________________________________</w:t>
+      </w:r>
+    </w:p>
+    <w:p>
+      <w:r>
+        <w:t>________________________________________________________________</w:t>
+      </w:r>
+    </w:p>
+    <w:p>
+      <w:pPr>
+        <w:pStyle w:val="ListBullet"/>
+      </w:pPr>
+      <w:r>
+        <w:t>3. One limitation, fairness concern, or situation needing human review:</w:t>
+      </w:r>
+    </w:p>
+    <w:p>
+      <w:pPr>
+        <w:pStyle w:val="Heading2"/>
+      </w:pPr>
+      <w:r>
+        <w:t>Self-check and record</w:t>
+      </w:r>
+    </w:p>
+    <w:p>
+      <w:pPr>
         <w:spacing w:line="336" w:lineRule="auto" w:after="180"/>
       </w:pPr>
       <w:r>
         <w:rPr>
           <w:b w:val="0"/>
         </w:rPr>
-        <w:t>1 • NAME: Define the concept without repeating the textbook.</w:t>
+        <w:t xml:space="preserve">SELF-CHECK  □ I explained the </w:t>
+      </w:r>
+      <w:r>
+        <w:rPr>
+          <w:b/>
+        </w:rPr>
+        <w:t>mechanism</w:t>
+      </w:r>
+      <w:r>
+        <w:rPr>
+          <w:b w:val="0"/>
+        </w:rPr>
+        <w:t xml:space="preserve">  □ I used </w:t>
+      </w:r>
+      <w:r>
+        <w:rPr>
+          <w:b/>
+        </w:rPr>
+        <w:t>evidence</w:t>
+      </w:r>
+      <w:r>
+        <w:rPr>
+          <w:b w:val="0"/>
+        </w:rPr>
+        <w:t xml:space="preserve">  □ I tested a fresh case  □ I named a limitation  □ I can answer ‘why?’</w:t>
+      </w:r>
+    </w:p>
+    <w:p>
+      <w:pPr>
+        <w:pStyle w:val="Heading2"/>
+      </w:pPr>
+      <w:r>
+        <w:t>Earlier wording, alternatives and picture transcripts · reference / check after trying</w:t>
       </w:r>
     </w:p>
     <w:p>
@@ -4864,178 +6360,29 @@
         <w:rPr>
           <w:b w:val="0"/>
         </w:rPr>
-        <w:t xml:space="preserve">2 • TRACE: Show the information, state, </w:t>
-      </w:r>
-      <w:r>
-        <w:rPr>
-          <w:b/>
-        </w:rPr>
-        <w:t>branch</w:t>
-      </w:r>
+        <w:t>INDEPENDENT MASTERY PROOF</w:t>
+      </w:r>
+    </w:p>
+    <w:p>
+      <w:pPr>
+        <w:spacing w:line="336" w:lineRule="auto" w:after="180"/>
+      </w:pPr>
       <w:r>
         <w:rPr>
           <w:b w:val="0"/>
         </w:rPr>
-        <w:t xml:space="preserve">, calculation, or </w:t>
-      </w:r>
-      <w:r>
-        <w:rPr>
-          <w:b/>
-        </w:rPr>
-        <w:t>evidence</w:t>
-      </w:r>
+        <w:t>Checklist for explaining this week’s idea</w:t>
+      </w:r>
+    </w:p>
+    <w:p>
+      <w:pPr>
+        <w:spacing w:line="336" w:lineRule="auto" w:after="180"/>
+      </w:pPr>
       <w:r>
         <w:rPr>
           <w:b w:val="0"/>
         </w:rPr>
-        <w:t xml:space="preserve"> path.</w:t>
-      </w:r>
-    </w:p>
-    <w:p>
-      <w:pPr>
-        <w:spacing w:line="336" w:lineRule="auto" w:after="180"/>
-      </w:pPr>
-      <w:r>
-        <w:rPr>
-          <w:b w:val="0"/>
-        </w:rPr>
-        <w:t>3 • APPLY: Solve a different example independently.</w:t>
-      </w:r>
-    </w:p>
-    <w:p>
-      <w:pPr>
-        <w:spacing w:line="336" w:lineRule="auto" w:after="180"/>
-      </w:pPr>
-      <w:r>
-        <w:rPr>
-          <w:b w:val="0"/>
-        </w:rPr>
-        <w:t xml:space="preserve">4 • CHALLENGE: Find a </w:t>
-      </w:r>
-      <w:r>
-        <w:rPr>
-          <w:b/>
-        </w:rPr>
-        <w:t>boundary</w:t>
-      </w:r>
-      <w:r>
-        <w:rPr>
-          <w:b w:val="0"/>
-        </w:rPr>
-        <w:t xml:space="preserve"> case, counterexample, or unfair outcome.</w:t>
-      </w:r>
-    </w:p>
-    <w:p>
-      <w:pPr>
-        <w:spacing w:line="336" w:lineRule="auto" w:after="180"/>
-      </w:pPr>
-      <w:r>
-        <w:rPr>
-          <w:b w:val="0"/>
-        </w:rPr>
-        <w:t>5 • EXPLAIN LIMITS: Say when the result should not be trusted or used alone.</w:t>
-      </w:r>
-    </w:p>
-    <w:p>
-      <w:pPr>
-        <w:spacing w:line="336" w:lineRule="auto" w:after="180"/>
-      </w:pPr>
-      <w:r>
-        <w:rPr>
-          <w:b w:val="0"/>
-        </w:rPr>
-        <w:t xml:space="preserve">My strongest </w:t>
-      </w:r>
-      <w:r>
-        <w:rPr>
-          <w:b/>
-        </w:rPr>
-        <w:t>evidence</w:t>
-      </w:r>
-      <w:r>
-        <w:rPr>
-          <w:b w:val="0"/>
-        </w:rPr>
-        <w:t xml:space="preserve"> of independent understanding:</w:t>
-      </w:r>
-    </w:p>
-    <w:p>
-      <w:pPr>
-        <w:pStyle w:val="Heading3"/>
-      </w:pPr>
-      <w:r>
-        <w:t>Write or draw your reasoning and evidence.</w:t>
-      </w:r>
-    </w:p>
-    <w:p>
-      <w:r>
-        <w:t>________________________________________________________________</w:t>
-      </w:r>
-    </w:p>
-    <w:p>
-      <w:r>
-        <w:t>________________________________________________________________</w:t>
-      </w:r>
-    </w:p>
-    <w:p>
-      <w:r>
-        <w:t>________________________________________________________________</w:t>
-      </w:r>
-    </w:p>
-    <w:p>
-      <w:r>
-        <w:t>________________________________________________________________</w:t>
-      </w:r>
-    </w:p>
-    <w:p>
-      <w:r>
-        <w:t>________________________________________________________________</w:t>
-      </w:r>
-    </w:p>
-    <w:p>
-      <w:pPr>
-        <w:pStyle w:val="Heading1"/>
-      </w:pPr>
-      <w:r>
-        <w:t>11. Connect your project</w:t>
-      </w:r>
-    </w:p>
-    <w:p>
-      <w:r>
-        <w:t>Apply this week’s idea to Transparent Book Recommender. Keep an annotated decision and the evidence supporting it.</w:t>
-      </w:r>
-    </w:p>
-    <w:p>
-      <w:pPr>
-        <w:spacing w:line="336" w:lineRule="auto" w:after="180"/>
-      </w:pPr>
-      <w:r>
-        <w:rPr>
-          <w:b/>
-        </w:rPr>
-        <w:t>CUMULATIVE PROJECT</w:t>
-      </w:r>
-    </w:p>
-    <w:p>
-      <w:pPr>
-        <w:spacing w:line="336" w:lineRule="auto" w:after="180"/>
-      </w:pPr>
-      <w:r>
-        <w:rPr>
-          <w:b w:val="0"/>
-        </w:rPr>
-        <w:t>Transparent Book Recommender</w:t>
-      </w:r>
-    </w:p>
-    <w:p>
-      <w:pPr>
-        <w:spacing w:line="336" w:lineRule="auto" w:after="180"/>
-      </w:pPr>
-      <w:r>
-        <w:rPr>
-          <w:b w:val="0"/>
-        </w:rPr>
-        <w:t>Every week adds one inspectable piece. The system must show how it reached a result.</w:t>
+        <w:t>Use after practice. Build a new sorter independently is the selected independent case.</w:t>
       </w:r>
     </w:p>
     <w:p>
@@ -5043,7 +6390,7 @@
         <w:drawing>
           <wp:inline xmlns:a="http://schemas.openxmlformats.org/drawingml/2006/main" xmlns:pic="http://schemas.openxmlformats.org/drawingml/2006/picture">
             <wp:extent cx="5486400" cy="1901952"/>
-            <wp:docPr id="20" name="Picture 20" descr="Book recommender connection for Branching Logic"/>
+            <wp:docPr id="28" name="Picture 28" descr="Independent proof graphic for Branching Logic"/>
             <wp:cNvGraphicFramePr>
               <a:graphicFrameLocks noChangeAspect="1"/>
             </wp:cNvGraphicFramePr>
@@ -5051,11 +6398,11 @@
               <a:graphicData uri="http://schemas.openxmlformats.org/drawingml/2006/picture">
                 <pic:pic>
                   <pic:nvPicPr>
-                    <pic:cNvPr id="0" name="b8b0f60c9bad04065b3a45c445faadc298c75f347e132fb3235bba1a88e088a4.png"/>
+                    <pic:cNvPr id="0" name="4c687ddb6ae8a4951b3ecb95a777087047e2a85297dc6575a4ce35e0297b1f91.png"/>
                     <pic:cNvPicPr/>
                   </pic:nvPicPr>
                   <pic:blipFill>
-                    <a:blip r:embed="rId27"/>
+                    <a:blip r:embed="rId31"/>
                     <a:stretch>
                       <a:fillRect/>
                     </a:stretch>
@@ -5082,19 +6429,19 @@
         <w:rPr>
           <w:b w:val="0"/>
         </w:rPr>
-        <w:t xml:space="preserve">THIS WEEK’S CHECKPOINT  </w:t>
+        <w:t xml:space="preserve">EXPLANATION CHECK  Trace only the conditions reached, preserve ordered </w:t>
       </w:r>
       <w:r>
         <w:rPr>
           <w:b/>
         </w:rPr>
-        <w:t>Branch</w:t>
+        <w:t>branch</w:t>
       </w:r>
       <w:r>
         <w:rPr>
           <w:b w:val="0"/>
         </w:rPr>
-        <w:t xml:space="preserve"> when a reader has a hard constraint such as language, format, or maximum length.</w:t>
+        <w:t>es and test equality against the written category rule.</w:t>
       </w:r>
     </w:p>
     <w:p>
@@ -5102,686 +6449,167 @@
         <w:pStyle w:val="Heading3"/>
       </w:pPr>
       <w:r>
-        <w:t>Trace the system</w:t>
+        <w:t>Write or draw your reasoning and evidence.</w:t>
+      </w:r>
+    </w:p>
+    <w:p>
+      <w:r>
+        <w:t>________________________________________________________________</w:t>
+      </w:r>
+    </w:p>
+    <w:p>
+      <w:r>
+        <w:t>________________________________________________________________</w:t>
+      </w:r>
+    </w:p>
+    <w:p>
+      <w:r>
+        <w:t>________________________________________________________________</w:t>
+      </w:r>
+    </w:p>
+    <w:p>
+      <w:r>
+        <w:t>________________________________________________________________</w:t>
+      </w:r>
+    </w:p>
+    <w:p>
+      <w:r>
+        <w:t>________________________________________________________________</w:t>
+      </w:r>
+    </w:p>
+    <w:p>
+      <w:pPr>
+        <w:pStyle w:val="Heading1"/>
+      </w:pPr>
+      <w:r>
+        <w:t>13. Extra practice: Test strict and inclusive page boundaries</w:t>
+      </w:r>
+    </w:p>
+    <w:p>
+      <w:r>
+        <w:t>Try the question before opening its worked explanation.</w:t>
+      </w:r>
+    </w:p>
+    <w:p>
+      <w:pPr>
+        <w:pStyle w:val="Heading2"/>
+      </w:pPr>
+      <w:r>
+        <w:t>Read the supplied case and question</w:t>
       </w:r>
     </w:p>
     <w:p>
       <w:pPr>
         <w:spacing w:line="336" w:lineRule="auto" w:after="180"/>
-        <w:shd w:fill="EDF7F3"/>
       </w:pPr>
       <w:r>
         <w:rPr>
           <w:b w:val="0"/>
         </w:rPr>
-        <w:t xml:space="preserve">SYSTEM MAP  Reader need → allowed </w:t>
+        <w:t>If pages&lt;100 choose Short; otherwise if pages&lt;=200 choose Medium; otherwise Long.</w:t>
+      </w:r>
+    </w:p>
+    <w:p>
+      <w:pPr>
+        <w:spacing w:line="336" w:lineRule="auto" w:after="180"/>
+      </w:pPr>
+      <w:r>
+        <w:rPr>
+          <w:b w:val="0"/>
+        </w:rPr>
+        <w:t>Classify 99,100,200,201 pages.</w:t>
+      </w:r>
+    </w:p>
+    <w:p>
+      <w:pPr>
+        <w:pStyle w:val="Heading2"/>
+      </w:pPr>
+      <w:r>
+        <w:t>Your explanation</w:t>
+      </w:r>
+    </w:p>
+    <w:p>
+      <w:pPr>
+        <w:pStyle w:val="ListBullet"/>
+      </w:pPr>
+      <w:r>
+        <w:t>Which detail supports the answer, and why does it matter?</w:t>
+      </w:r>
+    </w:p>
+    <w:p>
+      <w:pPr>
+        <w:pStyle w:val="Heading3"/>
+      </w:pPr>
+      <w:r>
+        <w:t>Write or draw your reasoning and evidence.</w:t>
+      </w:r>
+    </w:p>
+    <w:p>
+      <w:r>
+        <w:t>________________________________________________________________</w:t>
+      </w:r>
+    </w:p>
+    <w:p>
+      <w:r>
+        <w:t>________________________________________________________________</w:t>
+      </w:r>
+    </w:p>
+    <w:p>
+      <w:r>
+        <w:t>________________________________________________________________</w:t>
+      </w:r>
+    </w:p>
+    <w:p>
+      <w:r>
+        <w:t>________________________________________________________________</w:t>
+      </w:r>
+    </w:p>
+    <w:p>
+      <w:r>
+        <w:t>________________________________________________________________</w:t>
+      </w:r>
+    </w:p>
+    <w:p>
+      <w:pPr>
+        <w:pStyle w:val="Heading2"/>
+      </w:pPr>
+      <w:r>
+        <w:t>Check after trying · reference / check after trying</w:t>
+      </w:r>
+    </w:p>
+    <w:p>
+      <w:pPr>
+        <w:spacing w:line="336" w:lineRule="auto" w:after="180"/>
+      </w:pPr>
+      <w:r>
+        <w:rPr>
+          <w:b w:val="0"/>
+        </w:rPr>
+        <w:t xml:space="preserve">Short, Medium, Medium, Long. Strict and inclusive boundaries and </w:t>
       </w:r>
       <w:r>
         <w:rPr>
           <w:b/>
         </w:rPr>
-        <w:t>input</w:t>
+        <w:t>branch</w:t>
       </w:r>
       <w:r>
         <w:rPr>
           <w:b w:val="0"/>
         </w:rPr>
-        <w:t xml:space="preserve">s → transparent rule or score → ranked candidates → explanation → test record → </w:t>
+        <w:t xml:space="preserve"> </w:t>
       </w:r>
       <w:r>
         <w:rPr>
           <w:b/>
         </w:rPr>
-        <w:t>human decision</w:t>
-      </w:r>
-    </w:p>
-    <w:p>
-      <w:pPr>
-        <w:spacing w:line="336" w:lineRule="auto" w:after="180"/>
-        <w:shd w:fill="F5F1FB"/>
-      </w:pPr>
+        <w:t>order</w:t>
+      </w:r>
       <w:r>
         <w:rPr>
           <w:b w:val="0"/>
         </w:rPr>
-        <w:t>What will you add, change, or verify in the project this week?</w:t>
-      </w:r>
-    </w:p>
-    <w:p>
-      <w:pPr>
-        <w:pStyle w:val="Heading3"/>
-      </w:pPr>
-      <w:r>
-        <w:t>Write or draw your reasoning and evidence.</w:t>
-      </w:r>
-    </w:p>
-    <w:p>
-      <w:r>
-        <w:t>________________________________________________________________</w:t>
-      </w:r>
-    </w:p>
-    <w:p>
-      <w:r>
-        <w:t>________________________________________________________________</w:t>
-      </w:r>
-    </w:p>
-    <w:p>
-      <w:r>
-        <w:t>________________________________________________________________</w:t>
-      </w:r>
-    </w:p>
-    <w:p>
-      <w:r>
-        <w:t>________________________________________________________________</w:t>
-      </w:r>
-    </w:p>
-    <w:p>
-      <w:r>
-        <w:t>________________________________________________________________</w:t>
-      </w:r>
-    </w:p>
-    <w:p>
-      <w:pPr>
-        <w:spacing w:line="336" w:lineRule="auto" w:after="180"/>
-        <w:shd w:fill="F5F1FB"/>
-      </w:pPr>
-      <w:r>
-        <w:rPr>
-          <w:b w:val="0"/>
-        </w:rPr>
-        <w:t xml:space="preserve">What should remain under </w:t>
-      </w:r>
-      <w:r>
-        <w:rPr>
-          <w:b/>
-        </w:rPr>
-        <w:t>human control</w:t>
-      </w:r>
-      <w:r>
-        <w:rPr>
-          <w:b w:val="0"/>
-        </w:rPr>
-        <w:t>?</w:t>
-      </w:r>
-    </w:p>
-    <w:p>
-      <w:pPr>
-        <w:pStyle w:val="Heading3"/>
-      </w:pPr>
-      <w:r>
-        <w:t>Write or draw your reasoning and evidence.</w:t>
-      </w:r>
-    </w:p>
-    <w:p>
-      <w:r>
-        <w:t>________________________________________________________________</w:t>
-      </w:r>
-    </w:p>
-    <w:p>
-      <w:r>
-        <w:t>________________________________________________________________</w:t>
-      </w:r>
-    </w:p>
-    <w:p>
-      <w:r>
-        <w:t>________________________________________________________________</w:t>
-      </w:r>
-    </w:p>
-    <w:p>
-      <w:r>
-        <w:t>________________________________________________________________</w:t>
-      </w:r>
-    </w:p>
-    <w:p>
-      <w:r>
-        <w:t>________________________________________________________________</w:t>
-      </w:r>
-    </w:p>
-    <w:p>
-      <w:pPr>
-        <w:pStyle w:val="Heading3"/>
-      </w:pPr>
-      <w:r>
-        <w:t>Responsible design</w:t>
-      </w:r>
-    </w:p>
-    <w:p>
-      <w:pPr>
-        <w:spacing w:line="336" w:lineRule="auto" w:after="180"/>
-        <w:shd w:fill="FFF5E6"/>
-      </w:pPr>
-      <w:r>
-        <w:rPr>
-          <w:b w:val="0"/>
-        </w:rPr>
-        <w:t>RESPONSIBLE DESIGN  Collect only necessary information. Show uncertainty and limits. Never confuse a ranking with a fact about a person.</w:t>
-      </w:r>
-    </w:p>
-    <w:p>
-      <w:pPr>
-        <w:pStyle w:val="Heading3"/>
-      </w:pPr>
-      <w:r>
-        <w:t>Evidence for your project</w:t>
-      </w:r>
-    </w:p>
-    <w:p>
-      <w:pPr>
-        <w:spacing w:line="336" w:lineRule="auto" w:after="180"/>
-      </w:pPr>
-      <w:r>
-        <w:rPr>
-          <w:b w:val="0"/>
-        </w:rPr>
-        <w:t>Validate recommender requests before ranking items, retaining explicit labels for missing or invalid cases.</w:t>
-      </w:r>
-    </w:p>
-    <w:p>
-      <w:pPr>
-        <w:pStyle w:val="Heading1"/>
-      </w:pPr>
-      <w:r>
-        <w:t>12. Show what you know</w:t>
-      </w:r>
-    </w:p>
-    <w:p>
-      <w:r>
-        <w:t>Use a genuinely new case for independent evidence. Previously discussed examples remain practice; use the separately named independent case before feedback.</w:t>
-      </w:r>
-    </w:p>
-    <w:p>
-      <w:pPr>
-        <w:pStyle w:val="Heading3"/>
-      </w:pPr>
-      <w:r>
-        <w:t>Independent evidence</w:t>
-      </w:r>
-    </w:p>
-    <w:p>
-      <w:pPr>
-        <w:spacing w:line="336" w:lineRule="auto" w:after="180"/>
-        <w:shd w:fill="FFF5E6"/>
-      </w:pPr>
-      <w:r>
-        <w:rPr>
-          <w:b w:val="0"/>
-        </w:rPr>
-        <w:t>INDEPENDENT MASTERY PROOF</w:t>
-      </w:r>
-    </w:p>
-    <w:p>
-      <w:pPr>
-        <w:spacing w:line="336" w:lineRule="auto" w:after="180"/>
-      </w:pPr>
-      <w:r>
-        <w:rPr>
-          <w:b w:val="0"/>
-        </w:rPr>
-        <w:t>Explain • Transfer • Test • Defend</w:t>
-      </w:r>
-    </w:p>
-    <w:p>
-      <w:pPr>
-        <w:spacing w:line="336" w:lineRule="auto" w:after="180"/>
-      </w:pPr>
-      <w:r>
-        <w:rPr>
-          <w:b w:val="0"/>
-        </w:rPr>
-        <w:t>Complete this page without copying the worked example. Your reasoning matters more than decoration.</w:t>
-      </w:r>
-    </w:p>
-    <w:p>
-      <w:r>
-        <w:drawing>
-          <wp:inline xmlns:a="http://schemas.openxmlformats.org/drawingml/2006/main" xmlns:pic="http://schemas.openxmlformats.org/drawingml/2006/picture">
-            <wp:extent cx="5486400" cy="1901952"/>
-            <wp:docPr id="21" name="Picture 21" descr="Independent proof graphic for Branching Logic"/>
-            <wp:cNvGraphicFramePr>
-              <a:graphicFrameLocks noChangeAspect="1"/>
-            </wp:cNvGraphicFramePr>
-            <a:graphic>
-              <a:graphicData uri="http://schemas.openxmlformats.org/drawingml/2006/picture">
-                <pic:pic>
-                  <pic:nvPicPr>
-                    <pic:cNvPr id="0" name="4c687ddb6ae8a4951b3ecb95a777087047e2a85297dc6575a4ce35e0297b1f91.png"/>
-                    <pic:cNvPicPr/>
-                  </pic:nvPicPr>
-                  <pic:blipFill>
-                    <a:blip r:embed="rId28"/>
-                    <a:stretch>
-                      <a:fillRect/>
-                    </a:stretch>
-                  </pic:blipFill>
-                  <pic:spPr>
-                    <a:xfrm>
-                      <a:off x="0" y="0"/>
-                      <a:ext cx="5486400" cy="1901952"/>
-                    </a:xfrm>
-                    <a:prstGeom prst="rect"/>
-                  </pic:spPr>
-                </pic:pic>
-              </a:graphicData>
-            </a:graphic>
-          </wp:inline>
-        </w:drawing>
-      </w:r>
-    </w:p>
-    <w:p>
-      <w:pPr>
-        <w:pStyle w:val="Heading3"/>
-      </w:pPr>
-      <w:r>
-        <w:t>Try a more demanding case</w:t>
-      </w:r>
-    </w:p>
-    <w:p>
-      <w:pPr>
-        <w:spacing w:line="336" w:lineRule="auto" w:after="180"/>
-        <w:shd w:fill="F5F1FB"/>
-      </w:pPr>
-      <w:r>
-        <w:rPr>
-          <w:b w:val="0"/>
-        </w:rPr>
-        <w:t>CHALLENGE  Build and trace a three-</w:t>
-      </w:r>
-      <w:r>
-        <w:rPr>
-          <w:b/>
-        </w:rPr>
-        <w:t>branch</w:t>
-      </w:r>
-      <w:r>
-        <w:rPr>
-          <w:b w:val="0"/>
-        </w:rPr>
-        <w:t xml:space="preserve"> pet-care algorithm.</w:t>
-      </w:r>
-    </w:p>
-    <w:p>
-      <w:pPr>
-        <w:spacing w:line="336" w:lineRule="auto" w:after="180"/>
-        <w:shd w:fill="F4F9FC"/>
-      </w:pPr>
-      <w:r>
-        <w:rPr>
-          <w:b w:val="0"/>
-        </w:rPr>
-        <w:t>1. My fresh example, trace, calculation, or design:</w:t>
-      </w:r>
-    </w:p>
-    <w:p>
-      <w:pPr>
-        <w:pStyle w:val="Heading3"/>
-      </w:pPr>
-      <w:r>
-        <w:t>Write or draw your reasoning and evidence.</w:t>
-      </w:r>
-    </w:p>
-    <w:p>
-      <w:r>
-        <w:t>________________________________________________________________</w:t>
-      </w:r>
-    </w:p>
-    <w:p>
-      <w:r>
-        <w:t>________________________________________________________________</w:t>
-      </w:r>
-    </w:p>
-    <w:p>
-      <w:r>
-        <w:t>________________________________________________________________</w:t>
-      </w:r>
-    </w:p>
-    <w:p>
-      <w:r>
-        <w:t>________________________________________________________________</w:t>
-      </w:r>
-    </w:p>
-    <w:p>
-      <w:r>
-        <w:t>________________________________________________________________</w:t>
-      </w:r>
-    </w:p>
-    <w:p>
-      <w:pPr>
-        <w:spacing w:line="336" w:lineRule="auto" w:after="180"/>
-        <w:shd w:fill="F4F9FC"/>
-      </w:pPr>
-      <w:r>
-        <w:rPr>
-          <w:b w:val="0"/>
-        </w:rPr>
-        <w:t xml:space="preserve">2. My </w:t>
-      </w:r>
-      <w:r>
-        <w:rPr>
-          <w:b/>
-        </w:rPr>
-        <w:t>evidence</w:t>
-      </w:r>
-      <w:r>
-        <w:rPr>
-          <w:b w:val="0"/>
-        </w:rPr>
-        <w:t xml:space="preserve"> that it works (include a </w:t>
-      </w:r>
-      <w:r>
-        <w:rPr>
-          <w:b/>
-        </w:rPr>
-        <w:t>boundary</w:t>
-      </w:r>
-      <w:r>
-        <w:rPr>
-          <w:b w:val="0"/>
-        </w:rPr>
-        <w:t xml:space="preserve"> or missing-data case):</w:t>
-      </w:r>
-    </w:p>
-    <w:p>
-      <w:pPr>
-        <w:pStyle w:val="Heading3"/>
-      </w:pPr>
-      <w:r>
-        <w:t>Write or draw your reasoning and evidence.</w:t>
-      </w:r>
-    </w:p>
-    <w:p>
-      <w:r>
-        <w:t>________________________________________________________________</w:t>
-      </w:r>
-    </w:p>
-    <w:p>
-      <w:r>
-        <w:t>________________________________________________________________</w:t>
-      </w:r>
-    </w:p>
-    <w:p>
-      <w:r>
-        <w:t>________________________________________________________________</w:t>
-      </w:r>
-    </w:p>
-    <w:p>
-      <w:r>
-        <w:t>________________________________________________________________</w:t>
-      </w:r>
-    </w:p>
-    <w:p>
-      <w:r>
-        <w:t>________________________________________________________________</w:t>
-      </w:r>
-    </w:p>
-    <w:p>
-      <w:pPr>
-        <w:spacing w:line="336" w:lineRule="auto" w:after="180"/>
-        <w:shd w:fill="F4F9FC"/>
-      </w:pPr>
-      <w:r>
-        <w:rPr>
-          <w:b w:val="0"/>
-        </w:rPr>
-        <w:t>3. One limitation, fairness concern, or situation needing human review:</w:t>
-      </w:r>
-    </w:p>
-    <w:p>
-      <w:pPr>
-        <w:pStyle w:val="Heading3"/>
-      </w:pPr>
-      <w:r>
-        <w:t>Write or draw your reasoning and evidence.</w:t>
-      </w:r>
-    </w:p>
-    <w:p>
-      <w:r>
-        <w:t>________________________________________________________________</w:t>
-      </w:r>
-    </w:p>
-    <w:p>
-      <w:r>
-        <w:t>________________________________________________________________</w:t>
-      </w:r>
-    </w:p>
-    <w:p>
-      <w:r>
-        <w:t>________________________________________________________________</w:t>
-      </w:r>
-    </w:p>
-    <w:p>
-      <w:r>
-        <w:t>________________________________________________________________</w:t>
-      </w:r>
-    </w:p>
-    <w:p>
-      <w:r>
-        <w:t>________________________________________________________________</w:t>
-      </w:r>
-    </w:p>
-    <w:p>
-      <w:pPr>
-        <w:pStyle w:val="Heading3"/>
-      </w:pPr>
-      <w:r>
-        <w:t>Check your explanation</w:t>
-      </w:r>
-    </w:p>
-    <w:p>
-      <w:pPr>
-        <w:spacing w:line="336" w:lineRule="auto" w:after="180"/>
-        <w:shd w:fill="F5F1FB"/>
-      </w:pPr>
-      <w:r>
-        <w:rPr>
-          <w:b w:val="0"/>
-        </w:rPr>
-        <w:t xml:space="preserve">SELF-CHECK  □ I explained the </w:t>
-      </w:r>
-      <w:r>
-        <w:rPr>
-          <w:b/>
-        </w:rPr>
-        <w:t>mechanism</w:t>
-      </w:r>
-      <w:r>
-        <w:rPr>
-          <w:b w:val="0"/>
-        </w:rPr>
-        <w:t xml:space="preserve">  □ I used </w:t>
-      </w:r>
-      <w:r>
-        <w:rPr>
-          <w:b/>
-        </w:rPr>
-        <w:t>evidence</w:t>
-      </w:r>
-      <w:r>
-        <w:rPr>
-          <w:b w:val="0"/>
-        </w:rPr>
-        <w:t xml:space="preserve">  □ I tested a fresh case  □ I named a limitation  □ I can answer ‘why?’</w:t>
-      </w:r>
-    </w:p>
-    <w:p>
-      <w:pPr>
-        <w:pStyle w:val="Heading1"/>
-      </w:pPr>
-      <w:r>
-        <w:t>13. Study a complete case</w:t>
-      </w:r>
-    </w:p>
-    <w:p>
-      <w:r>
-        <w:t>Revisit the complete Branching Logic case for supported practice. Repeated examples do not become fresh assessments.</w:t>
-      </w:r>
-    </w:p>
-    <w:p>
-      <w:pPr>
-        <w:pStyle w:val="Heading3"/>
-      </w:pPr>
-      <w:r>
-        <w:t>Week 3 Worked case</w:t>
-      </w:r>
-    </w:p>
-    <w:p>
-      <w:pPr>
-        <w:spacing w:line="336" w:lineRule="auto" w:after="180"/>
-      </w:pPr>
-      <w:r>
-        <w:rPr>
-          <w:b w:val="0"/>
-        </w:rPr>
-        <w:t>Use the supplied details to practise the weekly concept before attempting the independent question. This case extends the illustrated lesson.</w:t>
-      </w:r>
-    </w:p>
-    <w:p>
-      <w:pPr>
-        <w:pStyle w:val="Heading3"/>
-      </w:pPr>
-      <w:r>
-        <w:t>The situation</w:t>
-      </w:r>
-    </w:p>
-    <w:p>
-      <w:pPr>
-        <w:spacing w:line="336" w:lineRule="auto" w:after="180"/>
-      </w:pPr>
-      <w:r>
-        <w:rPr>
-          <w:b w:val="0"/>
-        </w:rPr>
-        <w:t>If pages&lt;100 choose Short; otherwise if pages&lt;=200 choose Medium; otherwise Long.</w:t>
-      </w:r>
-    </w:p>
-    <w:p>
-      <w:pPr>
-        <w:pStyle w:val="Heading3"/>
-      </w:pPr>
-      <w:r>
-        <w:t>The question</w:t>
-      </w:r>
-    </w:p>
-    <w:p>
-      <w:pPr>
-        <w:spacing w:line="336" w:lineRule="auto" w:after="180"/>
-      </w:pPr>
-      <w:r>
-        <w:rPr>
-          <w:b w:val="0"/>
-        </w:rPr>
-        <w:t>Classify 99,100,200,201 pages.</w:t>
-      </w:r>
-    </w:p>
-    <w:p>
-      <w:pPr>
-        <w:pStyle w:val="Heading3"/>
-      </w:pPr>
-      <w:r>
-        <w:t>Worked explanation</w:t>
-      </w:r>
-    </w:p>
-    <w:p>
-      <w:pPr>
-        <w:spacing w:line="336" w:lineRule="auto" w:after="180"/>
-      </w:pPr>
-      <w:r>
-        <w:rPr>
-          <w:b w:val="0"/>
-        </w:rPr>
-        <w:t xml:space="preserve">Short, Medium, Medium, Long. Strict and inclusive boundaries and </w:t>
-      </w:r>
-      <w:r>
-        <w:rPr>
-          <w:b/>
-        </w:rPr>
-        <w:t>branch</w:t>
-      </w:r>
-      <w:r>
-        <w:rPr>
-          <w:b w:val="0"/>
-        </w:rPr>
-        <w:t xml:space="preserve"> </w:t>
-      </w:r>
-      <w:r>
-        <w:rPr>
-          <w:b/>
-        </w:rPr>
-        <w:t>order</w:t>
-      </w:r>
-      <w:r>
-        <w:rPr>
-          <w:b w:val="0"/>
-        </w:rPr>
         <w:t xml:space="preserve"> matter.</w:t>
-      </w:r>
-    </w:p>
-    <w:p>
-      <w:pPr>
-        <w:pStyle w:val="Heading3"/>
-      </w:pPr>
-      <w:r>
-        <w:t>Explain it in your own words</w:t>
-      </w:r>
-    </w:p>
-    <w:p>
-      <w:pPr>
-        <w:spacing w:line="336" w:lineRule="auto" w:after="180"/>
-        <w:shd w:fill="F5F1FB"/>
-      </w:pPr>
-      <w:r>
-        <w:rPr>
-          <w:b w:val="0"/>
-        </w:rPr>
-        <w:t>Which detail supports the answer, and why does it matter?</w:t>
-      </w:r>
-    </w:p>
-    <w:p>
-      <w:pPr>
-        <w:pStyle w:val="Heading3"/>
-      </w:pPr>
-      <w:r>
-        <w:t>Write or draw your reasoning and evidence.</w:t>
-      </w:r>
-    </w:p>
-    <w:p>
-      <w:r>
-        <w:t>________________________________________________________________</w:t>
-      </w:r>
-    </w:p>
-    <w:p>
-      <w:r>
-        <w:t>________________________________________________________________</w:t>
-      </w:r>
-    </w:p>
-    <w:p>
-      <w:r>
-        <w:t>________________________________________________________________</w:t>
-      </w:r>
-    </w:p>
-    <w:p>
-      <w:r>
-        <w:t>________________________________________________________________</w:t>
-      </w:r>
-    </w:p>
-    <w:p>
-      <w:r>
-        <w:t>________________________________________________________________</w:t>
-      </w:r>
-    </w:p>
-    <w:p>
-      <w:pPr>
-        <w:pStyle w:val="Heading3"/>
-      </w:pPr>
-      <w:r>
-        <w:t>Trace the supplied case visually</w:t>
-      </w:r>
-    </w:p>
-    <w:p>
-      <w:pPr>
-        <w:pStyle w:val="Heading3"/>
-      </w:pPr>
-      <w:r>
-        <w:t>Test strict and inclusive page boundaries</w:t>
       </w:r>
     </w:p>
     <w:tbl>
@@ -5910,12 +6738,87 @@
     </w:tbl>
     <w:p>
       <w:pPr>
+        <w:pStyle w:val="Heading2"/>
+      </w:pPr>
+      <w:r>
+        <w:t>Earlier wording, alternatives and picture transcripts · reference / check after trying</w:t>
+      </w:r>
+    </w:p>
+    <w:p>
+      <w:pPr>
+        <w:pStyle w:val="Heading3"/>
+      </w:pPr>
+      <w:r>
+        <w:t>Week 3 Worked case</w:t>
+      </w:r>
+    </w:p>
+    <w:p>
+      <w:pPr>
         <w:spacing w:line="336" w:lineRule="auto" w:after="180"/>
       </w:pPr>
       <w:r>
         <w:rPr>
           <w:b w:val="0"/>
         </w:rPr>
+        <w:t>Use the supplied details to practise the weekly concept before attempting the independent question. This case extends the illustrated lesson.</w:t>
+      </w:r>
+    </w:p>
+    <w:p>
+      <w:pPr>
+        <w:pStyle w:val="Heading3"/>
+      </w:pPr>
+      <w:r>
+        <w:t>The situation</w:t>
+      </w:r>
+    </w:p>
+    <w:p>
+      <w:pPr>
+        <w:pStyle w:val="Heading3"/>
+      </w:pPr>
+      <w:r>
+        <w:t>The question</w:t>
+      </w:r>
+    </w:p>
+    <w:p>
+      <w:pPr>
+        <w:pStyle w:val="Heading3"/>
+      </w:pPr>
+      <w:r>
+        <w:t>Worked explanation</w:t>
+      </w:r>
+    </w:p>
+    <w:p>
+      <w:pPr>
+        <w:pStyle w:val="Heading3"/>
+      </w:pPr>
+      <w:r>
+        <w:t>Explain it in your own words</w:t>
+      </w:r>
+    </w:p>
+    <w:p>
+      <w:pPr>
+        <w:pStyle w:val="Heading3"/>
+      </w:pPr>
+      <w:r>
+        <w:t>Trace the supplied case visually</w:t>
+      </w:r>
+    </w:p>
+    <w:p>
+      <w:pPr>
+        <w:pStyle w:val="Heading3"/>
+      </w:pPr>
+      <w:r>
+        <w:t>Test strict and inclusive page boundaries</w:t>
+      </w:r>
+    </w:p>
+    <w:p>
+      <w:pPr>
+        <w:spacing w:line="336" w:lineRule="auto" w:after="180"/>
+      </w:pPr>
+      <w:r>
+        <w:rPr>
+          <w:b w:val="0"/>
+        </w:rPr>
         <w:t>If pages&lt;100 choose Short; otherwise if pages&lt;=200 choose Medium; otherwise Long.</w:t>
       </w:r>
     </w:p>
@@ -5970,521 +6873,20 @@
         <w:pStyle w:val="Heading1"/>
       </w:pPr>
       <w:r>
-        <w:t>14. Try a new case independently</w:t>
-      </w:r>
-    </w:p>
-    <w:p>
-      <w:r>
-        <w:t>Attempt the reserved new case before feedback. Record support; the earlier examples below remain additional practice.</w:t>
-      </w:r>
-    </w:p>
-    <w:p>
-      <w:pPr>
-        <w:pStyle w:val="Heading3"/>
-      </w:pPr>
-      <w:r>
-        <w:t>Independent case: Build a new sorter independently</w:t>
-      </w:r>
-    </w:p>
-    <w:p>
-      <w:pPr>
-        <w:spacing w:line="336" w:lineRule="auto" w:after="180"/>
-      </w:pPr>
-      <w:r>
-        <w:rPr>
-          <w:b w:val="0"/>
-        </w:rPr>
-        <w:t xml:space="preserve">Use an integer tiles count. Label a negative value Invalid, zero Empty, 1 through 6 Small and values above 6 Large. Write an </w:t>
-      </w:r>
-      <w:r>
-        <w:rPr>
-          <w:b/>
-        </w:rPr>
-        <w:t>order</w:t>
-      </w:r>
-      <w:r>
-        <w:rPr>
-          <w:b w:val="0"/>
-        </w:rPr>
-        <w:t>ed if elif else script and predict -1, 0, 1, 6 and 7. Include one print after the chain.</w:t>
-      </w:r>
-    </w:p>
-    <w:p>
-      <w:pPr>
-        <w:pStyle w:val="Heading3"/>
-      </w:pPr>
-      <w:r>
-        <w:t>My independent explanation, trace and limits</w:t>
-      </w:r>
-    </w:p>
-    <w:p>
-      <w:r>
-        <w:t>________________________________________________________________</w:t>
-      </w:r>
-    </w:p>
-    <w:p>
-      <w:r>
-        <w:t>________________________________________________________________</w:t>
-      </w:r>
-    </w:p>
-    <w:p>
-      <w:r>
-        <w:t>________________________________________________________________</w:t>
-      </w:r>
-    </w:p>
-    <w:p>
-      <w:r>
-        <w:t>________________________________________________________________</w:t>
-      </w:r>
-    </w:p>
-    <w:p>
-      <w:r>
-        <w:t>________________________________________________________________</w:t>
-      </w:r>
-    </w:p>
-    <w:p>
-      <w:r>
-        <w:t>________________________________________________________________</w:t>
-      </w:r>
-    </w:p>
-    <w:p>
-      <w:r>
-        <w:t>________________________________________________________________</w:t>
-      </w:r>
-    </w:p>
-    <w:p>
-      <w:pPr>
-        <w:spacing w:line="336" w:lineRule="auto" w:after="180"/>
-      </w:pPr>
-      <w:r>
-        <w:rPr>
-          <w:b w:val="0"/>
-        </w:rPr>
-        <w:t>Attempt this case before feedback. Record any help. Earlier examples below are further practice; a case already practised with feedback cannot establish fresh transfer.</w:t>
-      </w:r>
-    </w:p>
-    <w:p>
-      <w:pPr>
-        <w:pStyle w:val="Heading3"/>
-      </w:pPr>
-      <w:r>
-        <w:t>Week 3 Independent application</w:t>
-      </w:r>
-    </w:p>
-    <w:p>
-      <w:pPr>
-        <w:spacing w:line="336" w:lineRule="auto" w:after="180"/>
-      </w:pPr>
-      <w:r>
-        <w:rPr>
-          <w:b w:val="0"/>
-        </w:rPr>
-        <w:t>Close the worked explanation. Apply the idea to this different question without copying.</w:t>
-      </w:r>
-    </w:p>
-    <w:p>
-      <w:pPr>
-        <w:spacing w:line="336" w:lineRule="auto" w:after="180"/>
-      </w:pPr>
-      <w:r>
-        <w:rPr>
-          <w:b w:val="0"/>
-        </w:rPr>
-        <w:t xml:space="preserve">If pages are at most 80, choose short; otherwise choose long. Classify books with 79, 80 and 81 pages and explain the </w:t>
-      </w:r>
-      <w:r>
-        <w:rPr>
-          <w:b/>
-        </w:rPr>
-        <w:t>boundary</w:t>
-      </w:r>
-      <w:r>
-        <w:rPr>
-          <w:b w:val="0"/>
-        </w:rPr>
-        <w:t>.</w:t>
-      </w:r>
-    </w:p>
-    <w:p>
-      <w:pPr>
-        <w:spacing w:line="336" w:lineRule="auto" w:after="180"/>
-      </w:pPr>
-      <w:r>
-        <w:rPr>
-          <w:b w:val="0"/>
-        </w:rPr>
-        <w:t xml:space="preserve">My answer, with a trace, calculation or supporting </w:t>
-      </w:r>
-      <w:r>
-        <w:rPr>
-          <w:b/>
-        </w:rPr>
-        <w:t>evidence</w:t>
-      </w:r>
-    </w:p>
-    <w:p>
-      <w:pPr>
-        <w:pStyle w:val="Heading3"/>
-      </w:pPr>
-      <w:r>
-        <w:t>Write or draw your reasoning and evidence.</w:t>
-      </w:r>
-    </w:p>
-    <w:p>
-      <w:r>
-        <w:t>________________________________________________________________</w:t>
-      </w:r>
-    </w:p>
-    <w:p>
-      <w:r>
-        <w:t>________________________________________________________________</w:t>
-      </w:r>
-    </w:p>
-    <w:p>
-      <w:r>
-        <w:t>________________________________________________________________</w:t>
-      </w:r>
-    </w:p>
-    <w:p>
-      <w:r>
-        <w:t>________________________________________________________________</w:t>
-      </w:r>
-    </w:p>
-    <w:p>
-      <w:r>
-        <w:t>________________________________________________________________</w:t>
-      </w:r>
-    </w:p>
-    <w:p>
-      <w:pPr>
-        <w:pStyle w:val="Heading3"/>
-      </w:pPr>
-      <w:r>
-        <w:t>Create and test</w:t>
-      </w:r>
-    </w:p>
-    <w:p>
-      <w:pPr>
-        <w:spacing w:line="336" w:lineRule="auto" w:after="180"/>
-      </w:pPr>
-      <w:r>
-        <w:rPr>
-          <w:b w:val="0"/>
-        </w:rPr>
-        <w:t xml:space="preserve">Change one relevant detail. Predict the result before testing. Include a </w:t>
-      </w:r>
-      <w:r>
-        <w:rPr>
-          <w:b/>
-        </w:rPr>
-        <w:t>boundary</w:t>
-      </w:r>
-      <w:r>
-        <w:rPr>
-          <w:b w:val="0"/>
-        </w:rPr>
-        <w:t xml:space="preserve"> or missing-information case when it helps reveal a limit.</w:t>
-      </w:r>
-    </w:p>
-    <w:p>
-      <w:pPr>
-        <w:spacing w:line="336" w:lineRule="auto" w:after="180"/>
-      </w:pPr>
-      <w:r>
-        <w:rPr>
-          <w:b w:val="0"/>
-        </w:rPr>
-        <w:t xml:space="preserve">My changed </w:t>
-      </w:r>
-      <w:r>
-        <w:rPr>
-          <w:b/>
-        </w:rPr>
-        <w:t>input</w:t>
-      </w:r>
-      <w:r>
-        <w:rPr>
-          <w:b w:val="0"/>
-        </w:rPr>
-        <w:t xml:space="preserve"> and expected result</w:t>
-      </w:r>
-    </w:p>
-    <w:p>
-      <w:pPr>
-        <w:pStyle w:val="Heading3"/>
-      </w:pPr>
-      <w:r>
-        <w:t>Write or draw your reasoning and evidence.</w:t>
-      </w:r>
-    </w:p>
-    <w:p>
-      <w:r>
-        <w:t>________________________________________________________________</w:t>
-      </w:r>
-    </w:p>
-    <w:p>
-      <w:r>
-        <w:t>________________________________________________________________</w:t>
-      </w:r>
-    </w:p>
-    <w:p>
-      <w:r>
-        <w:t>________________________________________________________________</w:t>
-      </w:r>
-    </w:p>
-    <w:p>
-      <w:r>
-        <w:t>________________________________________________________________</w:t>
-      </w:r>
-    </w:p>
-    <w:p>
-      <w:r>
-        <w:t>________________________________________________________________</w:t>
-      </w:r>
-    </w:p>
-    <w:p>
-      <w:pPr>
-        <w:pStyle w:val="Heading3"/>
-      </w:pPr>
-      <w:r>
-        <w:t>Connect to your project</w:t>
-      </w:r>
-    </w:p>
-    <w:p>
-      <w:pPr>
-        <w:spacing w:line="336" w:lineRule="auto" w:after="180"/>
-      </w:pPr>
-      <w:r>
-        <w:rPr>
-          <w:b/>
-        </w:rPr>
-        <w:t>Branch</w:t>
-      </w:r>
-      <w:r>
-        <w:rPr>
-          <w:b w:val="0"/>
-        </w:rPr>
-        <w:t xml:space="preserve"> when a reader has a hard constraint such as language, format, or maximum length.</w:t>
-      </w:r>
-    </w:p>
-    <w:p>
-      <w:pPr>
-        <w:spacing w:line="336" w:lineRule="auto" w:after="180"/>
-      </w:pPr>
-      <w:r>
-        <w:rPr>
-          <w:b w:val="0"/>
-        </w:rPr>
-        <w:t xml:space="preserve">The </w:t>
-      </w:r>
-      <w:r>
-        <w:rPr>
-          <w:b/>
-        </w:rPr>
-        <w:t>evidence</w:t>
-      </w:r>
-      <w:r>
-        <w:rPr>
-          <w:b w:val="0"/>
-        </w:rPr>
-        <w:t xml:space="preserve"> I will keep</w:t>
-      </w:r>
-    </w:p>
-    <w:p>
-      <w:pPr>
-        <w:pStyle w:val="Heading3"/>
-      </w:pPr>
-      <w:r>
-        <w:t>Write or draw your reasoning and evidence.</w:t>
-      </w:r>
-    </w:p>
-    <w:p>
-      <w:r>
-        <w:t>________________________________________________________________</w:t>
-      </w:r>
-    </w:p>
-    <w:p>
-      <w:r>
-        <w:t>________________________________________________________________</w:t>
-      </w:r>
-    </w:p>
-    <w:p>
-      <w:r>
-        <w:t>________________________________________________________________</w:t>
-      </w:r>
-    </w:p>
-    <w:p>
-      <w:r>
-        <w:t>________________________________________________________________</w:t>
-      </w:r>
-    </w:p>
-    <w:p>
-      <w:r>
-        <w:t>________________________________________________________________</w:t>
-      </w:r>
-    </w:p>
-    <w:p>
-      <w:pPr>
-        <w:spacing w:line="336" w:lineRule="auto" w:after="180"/>
-      </w:pPr>
-      <w:r>
-        <w:rPr>
-          <w:b w:val="0"/>
-        </w:rPr>
-        <w:t xml:space="preserve">Your teacher has the independent answer and scoring criteria. Complete the matching workbook week to keep your practice </w:t>
-      </w:r>
-      <w:r>
-        <w:rPr>
-          <w:b/>
-        </w:rPr>
-        <w:t>evidence</w:t>
-      </w:r>
-      <w:r>
-        <w:rPr>
-          <w:b w:val="0"/>
-        </w:rPr>
-        <w:t xml:space="preserve"> together.</w:t>
-      </w:r>
-    </w:p>
-    <w:p>
-      <w:pPr>
-        <w:pStyle w:val="Heading3"/>
-      </w:pPr>
-      <w:r>
-        <w:t>Transfer practice from the original programme</w:t>
-      </w:r>
-    </w:p>
-    <w:p>
-      <w:pPr>
-        <w:spacing w:line="336" w:lineRule="auto" w:after="180"/>
-        <w:shd w:fill="F5F1FB"/>
-      </w:pPr>
-      <w:r>
-        <w:rPr>
-          <w:b w:val="0"/>
-        </w:rPr>
-        <w:t xml:space="preserve">Classify lengths with if pages&lt;80 then Short; else if pages&lt;=160 then Medium; else Long. Trace 79,80,160,161. What happens if the &lt;=160 </w:t>
-      </w:r>
-      <w:r>
-        <w:rPr>
-          <w:b/>
-        </w:rPr>
-        <w:t>branch</w:t>
-      </w:r>
-      <w:r>
-        <w:rPr>
-          <w:b w:val="0"/>
-        </w:rPr>
-        <w:t xml:space="preserve"> is placed first?</w:t>
-      </w:r>
-    </w:p>
-    <w:p>
-      <w:pPr>
-        <w:pStyle w:val="Heading3"/>
-      </w:pPr>
-      <w:r>
-        <w:t>Explain the mechanism, evidence and one limit.</w:t>
-      </w:r>
-    </w:p>
-    <w:p>
-      <w:r>
-        <w:t>________________________________________________________________</w:t>
-      </w:r>
-    </w:p>
-    <w:p>
-      <w:r>
-        <w:t>________________________________________________________________</w:t>
-      </w:r>
-    </w:p>
-    <w:p>
-      <w:r>
-        <w:t>________________________________________________________________</w:t>
-      </w:r>
-    </w:p>
-    <w:p>
-      <w:r>
-        <w:t>________________________________________________________________</w:t>
-      </w:r>
-    </w:p>
-    <w:p>
-      <w:r>
-        <w:t>________________________________________________________________</w:t>
-      </w:r>
-    </w:p>
-    <w:p>
-      <w:r>
-        <w:t>________________________________________________________________</w:t>
-      </w:r>
-    </w:p>
-    <w:p>
-      <w:r>
-        <w:t>________________________________________________________________</w:t>
-      </w:r>
-    </w:p>
-    <w:p>
-      <w:pPr>
-        <w:pStyle w:val="Heading3"/>
-      </w:pPr>
-      <w:r>
-        <w:t>Use feedback to improve</w:t>
-      </w:r>
-    </w:p>
-    <w:p>
-      <w:pPr>
-        <w:spacing w:line="336" w:lineRule="auto" w:after="180"/>
-      </w:pPr>
-      <w:r>
-        <w:rPr>
-          <w:b w:val="0"/>
-        </w:rPr>
-        <w:t>Attempt the independent case before hints. Record whether you worked alone, used a hint or followed a model. After feedback, fix the first unsupported step and explain why it changed.</w:t>
-      </w:r>
-    </w:p>
-    <w:p>
-      <w:pPr>
-        <w:spacing w:line="336" w:lineRule="auto" w:after="180"/>
-      </w:pPr>
-      <w:r>
-        <w:rPr>
-          <w:b w:val="0"/>
-        </w:rPr>
-        <w:t>A later check uses a changed case, not a copied answer.</w:t>
-      </w:r>
-    </w:p>
-    <w:p>
-      <w:pPr>
-        <w:pStyle w:val="Heading1"/>
-      </w:pPr>
-      <w:r>
-        <w:t>15. Your lesson route</w:t>
-      </w:r>
-    </w:p>
-    <w:p>
-      <w:r>
-        <w:t>Use this map to navigate Branching Logic, connect the goals to tasks and keep one evidence record for each attempt.</w:t>
-      </w:r>
-    </w:p>
-    <w:p>
-      <w:pPr>
-        <w:spacing w:line="336" w:lineRule="auto" w:after="180"/>
-      </w:pPr>
-      <w:r>
-        <w:rPr>
-          <w:b w:val="0"/>
-        </w:rPr>
-        <w:t>Start with this question: A fictional reading-time labeler uses one Python if/el</w:t>
-      </w:r>
-      <w:r>
-        <w:rPr>
-          <w:b/>
-        </w:rPr>
-        <w:t>if/else</w:t>
-      </w:r>
-      <w:r>
-        <w:rPr>
-          <w:b w:val="0"/>
-        </w:rPr>
-        <w:t xml:space="preserve"> chain.</w:t>
+        <w:t>15. Reference: original lesson checklist</w:t>
+      </w:r>
+    </w:p>
+    <w:p>
+      <w:r>
+        <w:t>Use an additional checklist when it helps inspect your explanation.</w:t>
+      </w:r>
+    </w:p>
+    <w:p>
+      <w:pPr>
+        <w:pStyle w:val="Heading2"/>
+      </w:pPr>
+      <w:r>
+        <w:t>Targets and evidence</w:t>
       </w:r>
     </w:p>
     <w:tbl>
@@ -6591,6 +6993,14 @@
     </w:tbl>
     <w:p>
       <w:pPr>
+        <w:pStyle w:val="Heading2"/>
+      </w:pPr>
+      <w:r>
+        <w:t>Keep your route and first prediction</w:t>
+      </w:r>
+    </w:p>
+    <w:p>
+      <w:pPr>
         <w:spacing w:line="336" w:lineRule="auto" w:after="180"/>
       </w:pPr>
       <w:r>
@@ -6649,15 +7059,159 @@
     </w:p>
     <w:p>
       <w:pPr>
+        <w:pStyle w:val="Heading2"/>
+      </w:pPr>
+      <w:r>
+        <w:t>Earlier wording, alternatives and picture transcripts · reference / check after trying</w:t>
+      </w:r>
+    </w:p>
+    <w:p>
+      <w:pPr>
+        <w:spacing w:line="336" w:lineRule="auto" w:after="180"/>
+      </w:pPr>
+      <w:r>
+        <w:rPr>
+          <w:b w:val="0"/>
+        </w:rPr>
+        <w:t>Start with this question: A fictional reading-time labeler uses one Python if/el</w:t>
+      </w:r>
+      <w:r>
+        <w:rPr>
+          <w:b/>
+        </w:rPr>
+        <w:t>if/else</w:t>
+      </w:r>
+      <w:r>
+        <w:rPr>
+          <w:b w:val="0"/>
+        </w:rPr>
+        <w:t xml:space="preserve"> chain.</w:t>
+      </w:r>
+    </w:p>
+    <w:p>
+      <w:pPr>
         <w:pStyle w:val="Heading1"/>
       </w:pPr>
       <w:r>
-        <w:t>16. Finish and return</w:t>
-      </w:r>
-    </w:p>
-    <w:p>
-      <w:r>
-        <w:t>Explain Branching Logic without notes, identify a remaining question and plan a later check with a changed case.</w:t>
+        <w:t>17. Extra practice: pictures, repair and feedback</w:t>
+      </w:r>
+    </w:p>
+    <w:p>
+      <w:r>
+        <w:t>Attempt each question before opening its explanation. Use one browser or paper copy.</w:t>
+      </w:r>
+    </w:p>
+    <w:p>
+      <w:pPr>
+        <w:pStyle w:val="Heading2"/>
+      </w:pPr>
+      <w:r>
+        <w:t>First supported question</w:t>
+      </w:r>
+    </w:p>
+    <w:p>
+      <w:pPr>
+        <w:pStyle w:val="ListBullet"/>
+      </w:pPr>
+      <w:r>
+        <w:t>A fictional reading-time labeler uses one Python if/elif/else chain.</w:t>
+      </w:r>
+    </w:p>
+    <w:p>
+      <w:pPr>
+        <w:pStyle w:val="Heading3"/>
+      </w:pPr>
+      <w:r>
+        <w:t>Practice 1: explain the deciding evidence</w:t>
+      </w:r>
+    </w:p>
+    <w:p>
+      <w:pPr>
+        <w:pStyle w:val="ListBullet"/>
+      </w:pPr>
+      <w:r>
+        <w:t>Which labelled step matches this detail? 11 takes Long; only the selected branch assigns the label.</w:t>
+      </w:r>
+    </w:p>
+    <w:p>
+      <w:pPr>
+        <w:pStyle w:val="ListBullet"/>
+      </w:pPr>
+      <w:r>
+        <w:t>1. Negative check</w:t>
+      </w:r>
+    </w:p>
+    <w:p>
+      <w:pPr>
+        <w:pStyle w:val="ListBullet"/>
+      </w:pPr>
+      <w:r>
+        <w:t>2. Zero check</w:t>
+      </w:r>
+    </w:p>
+    <w:p>
+      <w:pPr>
+        <w:pStyle w:val="ListBullet"/>
+      </w:pPr>
+      <w:r>
+        <w:t>3. Inclusive short range</w:t>
+      </w:r>
+    </w:p>
+    <w:p>
+      <w:pPr>
+        <w:pStyle w:val="ListBullet"/>
+      </w:pPr>
+      <w:r>
+        <w:t>4. Remaining inputs</w:t>
+      </w:r>
+    </w:p>
+    <w:p>
+      <w:pPr>
+        <w:pStyle w:val="Heading3"/>
+      </w:pPr>
+      <w:r>
+        <w:t>My selected conclusion, deciding fact and explanation</w:t>
+      </w:r>
+    </w:p>
+    <w:p>
+      <w:r>
+        <w:t>________________________________________________________________</w:t>
+      </w:r>
+    </w:p>
+    <w:p>
+      <w:r>
+        <w:t>________________________________________________________________</w:t>
+      </w:r>
+    </w:p>
+    <w:p>
+      <w:r>
+        <w:t>________________________________________________________________</w:t>
+      </w:r>
+    </w:p>
+    <w:p>
+      <w:r>
+        <w:t>________________________________________________________________</w:t>
+      </w:r>
+    </w:p>
+    <w:p>
+      <w:r>
+        <w:t>________________________________________________________________</w:t>
+      </w:r>
+    </w:p>
+    <w:p>
+      <w:pPr>
+        <w:pStyle w:val="ListBullet"/>
+      </w:pPr>
+      <w:r>
+        <w:t>Hint if needed: Read the steps in the pictorial case. Match the supplied detail to the stage that performs or records it.</w:t>
+      </w:r>
+    </w:p>
+    <w:p>
+      <w:pPr>
+        <w:pStyle w:val="Heading2"/>
+      </w:pPr>
+      <w:r>
+        <w:t>Check the first explanation · reference / check after trying</w:t>
       </w:r>
     </w:p>
     <w:p>
@@ -6668,19 +7222,109 @@
         <w:rPr>
           <w:b w:val="0"/>
         </w:rPr>
-        <w:t xml:space="preserve">Close your notes. Explain this goal in your own words: Trace the selected </w:t>
+        <w:t xml:space="preserve">After your attempt, compare with the supported explanation: Remaining </w:t>
       </w:r>
       <w:r>
         <w:rPr>
           <w:b/>
         </w:rPr>
+        <w:t>input</w:t>
+      </w:r>
+      <w:r>
+        <w:rPr>
+          <w:b w:val="0"/>
+        </w:rPr>
+        <w:t xml:space="preserve">s 11 takes Long; only the selected </w:t>
+      </w:r>
+      <w:r>
+        <w:rPr>
+          <w:b/>
+        </w:rPr>
         <w:t>branch</w:t>
       </w:r>
       <w:r>
         <w:rPr>
           <w:b w:val="0"/>
         </w:rPr>
-        <w:t xml:space="preserve"> in an if elif else chain</w:t>
+        <w:t xml:space="preserve"> assigns the label.</w:t>
+      </w:r>
+    </w:p>
+    <w:p>
+      <w:pPr>
+        <w:spacing w:line="336" w:lineRule="auto" w:after="180"/>
+      </w:pPr>
+      <w:r>
+        <w:rPr>
+          <w:b w:val="0"/>
+        </w:rPr>
+        <w:t xml:space="preserve">The third comparison alone would include negative values and zero, but earlier </w:t>
+      </w:r>
+      <w:r>
+        <w:rPr>
+          <w:b/>
+        </w:rPr>
+        <w:t>branch</w:t>
+      </w:r>
+      <w:r>
+        <w:rPr>
+          <w:b w:val="0"/>
+        </w:rPr>
+        <w:t xml:space="preserve">es already handle them. An elif chain selects its first true </w:t>
+      </w:r>
+      <w:r>
+        <w:rPr>
+          <w:b/>
+        </w:rPr>
+        <w:t>branch</w:t>
+      </w:r>
+      <w:r>
+        <w:rPr>
+          <w:b w:val="0"/>
+        </w:rPr>
+        <w:t>.</w:t>
+      </w:r>
+    </w:p>
+    <w:p>
+      <w:pPr>
+        <w:spacing w:line="336" w:lineRule="auto" w:after="180"/>
+      </w:pPr>
+      <w:r>
+        <w:rPr>
+          <w:b w:val="0"/>
+        </w:rPr>
+        <w:t xml:space="preserve">Multiple independent if statements would have different behavior and could overwrite an earlier label. </w:t>
+      </w:r>
+      <w:r>
+        <w:rPr>
+          <w:b/>
+        </w:rPr>
+        <w:t>Boundary</w:t>
+      </w:r>
+      <w:r>
+        <w:rPr>
+          <w:b w:val="0"/>
+        </w:rPr>
+        <w:t xml:space="preserve"> traces show why </w:t>
+      </w:r>
+      <w:r>
+        <w:rPr>
+          <w:b/>
+        </w:rPr>
+        <w:t>order</w:t>
+      </w:r>
+      <w:r>
+        <w:rPr>
+          <w:b w:val="0"/>
+        </w:rPr>
+        <w:t xml:space="preserve"> belongs to the specification.</w:t>
+      </w:r>
+    </w:p>
+    <w:p>
+      <w:pPr>
+        <w:pStyle w:val="Heading2"/>
+      </w:pPr>
+      <w:r>
+        <w:t>Changed-case question</w:t>
       </w:r>
     </w:p>
     <w:p>
@@ -6688,7 +7332,47 @@
         <w:pStyle w:val="Heading3"/>
       </w:pPr>
       <w:r>
-        <w:t>My deciding step, evidence and one remaining question</w:t>
+        <w:t>Practice 2: explain the deciding evidence</w:t>
+      </w:r>
+    </w:p>
+    <w:p>
+      <w:pPr>
+        <w:pStyle w:val="ListBullet"/>
+      </w:pPr>
+      <w:r>
+        <w:t>Changed-case practice: Move minutes&lt;=10 to the first branch. Which conclusion is supported by the supplied facts?</w:t>
+      </w:r>
+    </w:p>
+    <w:p>
+      <w:pPr>
+        <w:pStyle w:val="ListBullet"/>
+      </w:pPr>
+      <w:r>
+        <w:t>1. We can decide the result without examining the changed input or the procedure.</w:t>
+      </w:r>
+    </w:p>
+    <w:p>
+      <w:pPr>
+        <w:pStyle w:val="ListBullet"/>
+      </w:pPr>
+      <w:r>
+        <w:t>2. −1 and 0 wrongly receive Short.</w:t>
+      </w:r>
+    </w:p>
+    <w:p>
+      <w:pPr>
+        <w:pStyle w:val="ListBullet"/>
+      </w:pPr>
+      <w:r>
+        <w:t>3. This one example guarantees correct results for every future input.</w:t>
+      </w:r>
+    </w:p>
+    <w:p>
+      <w:pPr>
+        <w:pStyle w:val="Heading3"/>
+      </w:pPr>
+      <w:r>
+        <w:t>My selected conclusion, deciding fact and explanation</w:t>
       </w:r>
     </w:p>
     <w:p>
@@ -6718,25 +7402,105 @@
     </w:p>
     <w:p>
       <w:pPr>
+        <w:pStyle w:val="ListBullet"/>
+      </w:pPr>
+      <w:r>
+        <w:t>Hint if needed: Use the changed condition and the deciding step in the pictorial trace. The answer must say what follows from those facts.</w:t>
+      </w:r>
+    </w:p>
+    <w:p>
+      <w:pPr>
+        <w:pStyle w:val="Heading2"/>
+      </w:pPr>
+      <w:r>
+        <w:t>Check the changed case · reference / check after trying</w:t>
+      </w:r>
+    </w:p>
+    <w:p>
+      <w:pPr>
         <w:spacing w:line="336" w:lineRule="auto" w:after="180"/>
       </w:pPr>
       <w:r>
         <w:rPr>
           <w:b w:val="0"/>
         </w:rPr>
-        <w:t xml:space="preserve">If you are unsure, return to the worked picture and explain one arrow. If you are ready, change an </w:t>
+        <w:t>After your attempt, compare with the supported explanation: −1 and 0 wrongly receive Short. Both satisfy the earlier comparison before their intended checks are reached.</w:t>
+      </w:r>
+    </w:p>
+    <w:p>
+      <w:pPr>
+        <w:pStyle w:val="Heading2"/>
+      </w:pPr>
+      <w:r>
+        <w:t>Repair and save your work</w:t>
+      </w:r>
+    </w:p>
+    <w:p>
+      <w:pPr>
+        <w:spacing w:line="336" w:lineRule="auto" w:after="180"/>
+      </w:pPr>
+      <w:r>
+        <w:rPr>
+          <w:b w:val="0"/>
+        </w:rPr>
+        <w:t>Review Decompose a Goal (ai-2/2). Goal: Distinguish a function definition from a function call. Short practice: What happens visibly if the caller stores needed but omits print(needed)?.</w:t>
+      </w:r>
+    </w:p>
+    <w:p>
+      <w:pPr>
+        <w:spacing w:line="336" w:lineRule="auto" w:after="180"/>
+      </w:pPr>
+      <w:r>
+        <w:rPr>
+          <w:b w:val="0"/>
+        </w:rPr>
+        <w:t>Return to this week and explain what you changed.</w:t>
+      </w:r>
+    </w:p>
+    <w:p>
+      <w:pPr>
+        <w:spacing w:line="336" w:lineRule="auto" w:after="180"/>
+      </w:pPr>
+      <w:r>
+        <w:rPr>
+          <w:b w:val="0"/>
+        </w:rPr>
+        <w:t xml:space="preserve">The browser lab lets you edit the supported Python examples already included in this lesson. Predict first, run, inspect the actual </w:t>
       </w:r>
       <w:r>
         <w:rPr>
           <w:b/>
         </w:rPr>
+        <w:t>output</w:t>
+      </w:r>
+      <w:r>
+        <w:rPr>
+          <w:b w:val="0"/>
+        </w:rPr>
+        <w:t xml:space="preserve"> or error, change one </w:t>
+      </w:r>
+      <w:r>
+        <w:rPr>
+          <w:b/>
+        </w:rPr>
         <w:t>input</w:t>
       </w:r>
       <w:r>
         <w:rPr>
           <w:b w:val="0"/>
         </w:rPr>
-        <w:t xml:space="preserve"> or assumption and justify your </w:t>
+        <w:t>, then run again.</w:t>
+      </w:r>
+    </w:p>
+    <w:p>
+      <w:pPr>
+        <w:spacing w:line="336" w:lineRule="auto" w:after="180"/>
+      </w:pPr>
+      <w:r>
+        <w:rPr>
+          <w:b w:val="0"/>
+        </w:rPr>
+        <w:t xml:space="preserve">Keep code, </w:t>
       </w:r>
       <w:r>
         <w:rPr>
@@ -6748,7 +7512,7 @@
         <w:rPr>
           <w:b w:val="0"/>
         </w:rPr>
-        <w:t>.</w:t>
+        <w:t>s, actual results and a reasoned revision together. On paper, label your result as a trace rather than an execution.</w:t>
       </w:r>
     </w:p>
     <w:p>
@@ -6759,7 +7523,7 @@
         <w:rPr>
           <w:b w:val="0"/>
         </w:rPr>
-        <w:t xml:space="preserve">Save your workbook </w:t>
+        <w:t xml:space="preserve">Use Download completed work in the hosted lesson to export your answers, reflections, practice feedback and code-run </w:t>
       </w:r>
       <w:r>
         <w:rPr>
@@ -6771,7 +7535,61 @@
         <w:rPr>
           <w:b w:val="0"/>
         </w:rPr>
-        <w:t>. At the next review, try a different case before opening your old answer.</w:t>
+        <w:t>. Open the HTML copy to read or print it.</w:t>
+      </w:r>
+    </w:p>
+    <w:p>
+      <w:pPr>
+        <w:spacing w:line="336" w:lineRule="auto" w:after="180"/>
+      </w:pPr>
+      <w:r>
+        <w:rPr>
+          <w:b w:val="0"/>
+        </w:rPr>
+        <w:t>Drafts stay in this browser when storage is available; clear drafts on a shared device.</w:t>
+      </w:r>
+    </w:p>
+    <w:p>
+      <w:pPr>
+        <w:pStyle w:val="Heading2"/>
+      </w:pPr>
+      <w:r>
+        <w:t>Earlier wording, alternatives and picture transcripts · reference / check after trying</w:t>
+      </w:r>
+    </w:p>
+    <w:p>
+      <w:pPr>
+        <w:spacing w:line="336" w:lineRule="auto" w:after="180"/>
+      </w:pPr>
+      <w:r>
+        <w:rPr>
+          <w:b w:val="0"/>
+        </w:rPr>
+        <w:t>Use this supported practice once, in the browser or on paper. Keep the reserved independent assessment for a separate first attempt before teacher feedback.</w:t>
+      </w:r>
+    </w:p>
+    <w:p>
+      <w:pPr>
+        <w:pStyle w:val="Heading3"/>
+      </w:pPr>
+      <w:r>
+        <w:t>Repair a missing building block</w:t>
+      </w:r>
+    </w:p>
+    <w:p>
+      <w:pPr>
+        <w:pStyle w:val="Heading3"/>
+      </w:pPr>
+      <w:r>
+        <w:t>Predict, run and debug</w:t>
+      </w:r>
+    </w:p>
+    <w:p>
+      <w:pPr>
+        <w:pStyle w:val="Heading3"/>
+      </w:pPr>
+      <w:r>
+        <w:t>Keep your completed work</w:t>
       </w:r>
     </w:p>
     <w:p>
@@ -6779,647 +7597,17 @@
         <w:pStyle w:val="Heading1"/>
       </w:pPr>
       <w:r>
-        <w:t>17. Supported practice, repair and portfolio</w:t>
-      </w:r>
-    </w:p>
-    <w:p>
-      <w:r>
-        <w:t>Attempt supported questions before using hints or feedback. Review a missing building block, then keep the completed work.</w:t>
-      </w:r>
-    </w:p>
-    <w:p>
-      <w:pPr>
-        <w:spacing w:line="336" w:lineRule="auto" w:after="180"/>
-      </w:pPr>
-      <w:r>
-        <w:rPr>
-          <w:b w:val="0"/>
-        </w:rPr>
-        <w:t>Use this supported practice once, in the browser or on paper. Keep the reserved independent assessment for a separate first attempt before teacher feedback.</w:t>
-      </w:r>
-    </w:p>
-    <w:p>
-      <w:pPr>
-        <w:spacing w:line="336" w:lineRule="auto" w:after="180"/>
-      </w:pPr>
-      <w:r>
-        <w:rPr>
-          <w:b w:val="0"/>
-        </w:rPr>
-        <w:t>A fictional reading-time labeler uses one Python if/el</w:t>
-      </w:r>
-      <w:r>
-        <w:rPr>
-          <w:b/>
-        </w:rPr>
-        <w:t>if/else</w:t>
-      </w:r>
-      <w:r>
-        <w:rPr>
-          <w:b w:val="0"/>
-        </w:rPr>
-        <w:t xml:space="preserve"> chain.</w:t>
-      </w:r>
-    </w:p>
-    <w:p>
-      <w:pPr>
-        <w:pStyle w:val="Heading3"/>
-      </w:pPr>
-      <w:r>
-        <w:t>Practice 1: explain the deciding evidence</w:t>
-      </w:r>
-    </w:p>
-    <w:p>
-      <w:pPr>
-        <w:spacing w:line="336" w:lineRule="auto" w:after="180"/>
-      </w:pPr>
-      <w:r>
-        <w:rPr>
-          <w:b w:val="0"/>
-        </w:rPr>
-        <w:t xml:space="preserve">Which labelled step matches this detail? 11 takes Long; only the selected </w:t>
-      </w:r>
-      <w:r>
-        <w:rPr>
-          <w:b/>
-        </w:rPr>
-        <w:t>branch</w:t>
-      </w:r>
-      <w:r>
-        <w:rPr>
-          <w:b w:val="0"/>
-        </w:rPr>
-        <w:t xml:space="preserve"> assigns the label.</w:t>
-      </w:r>
-    </w:p>
-    <w:p>
-      <w:pPr>
-        <w:spacing w:line="336" w:lineRule="auto" w:after="180"/>
-        <w:shd w:fill="F4F9FC"/>
-      </w:pPr>
-      <w:r>
-        <w:rPr>
-          <w:b w:val="0"/>
-        </w:rPr>
-        <w:t>1. Negative check</w:t>
-      </w:r>
-    </w:p>
-    <w:p>
-      <w:pPr>
-        <w:spacing w:line="336" w:lineRule="auto" w:after="180"/>
-        <w:shd w:fill="F4F9FC"/>
-      </w:pPr>
-      <w:r>
-        <w:rPr>
-          <w:b w:val="0"/>
-        </w:rPr>
-        <w:t>2. Zero check</w:t>
-      </w:r>
-    </w:p>
-    <w:p>
-      <w:pPr>
-        <w:spacing w:line="336" w:lineRule="auto" w:after="180"/>
-        <w:shd w:fill="F4F9FC"/>
-      </w:pPr>
-      <w:r>
-        <w:rPr>
-          <w:b w:val="0"/>
-        </w:rPr>
-        <w:t>3. Inclusive short range</w:t>
-      </w:r>
-    </w:p>
-    <w:p>
-      <w:pPr>
-        <w:spacing w:line="336" w:lineRule="auto" w:after="180"/>
-        <w:shd w:fill="F4F9FC"/>
-      </w:pPr>
-      <w:r>
-        <w:rPr>
-          <w:b w:val="0"/>
-        </w:rPr>
-        <w:t xml:space="preserve">4. Remaining </w:t>
-      </w:r>
-      <w:r>
-        <w:rPr>
-          <w:b/>
-        </w:rPr>
-        <w:t>input</w:t>
-      </w:r>
-      <w:r>
-        <w:rPr>
-          <w:b w:val="0"/>
-        </w:rPr>
-        <w:t>s</w:t>
-      </w:r>
-    </w:p>
-    <w:p>
-      <w:pPr>
-        <w:pStyle w:val="Heading3"/>
-      </w:pPr>
-      <w:r>
-        <w:t>My selected conclusion, deciding fact and explanation</w:t>
-      </w:r>
-    </w:p>
-    <w:p>
-      <w:r>
-        <w:t>________________________________________________________________</w:t>
-      </w:r>
-    </w:p>
-    <w:p>
-      <w:r>
-        <w:t>________________________________________________________________</w:t>
-      </w:r>
-    </w:p>
-    <w:p>
-      <w:r>
-        <w:t>________________________________________________________________</w:t>
-      </w:r>
-    </w:p>
-    <w:p>
-      <w:r>
-        <w:t>________________________________________________________________</w:t>
-      </w:r>
-    </w:p>
-    <w:p>
-      <w:r>
-        <w:t>________________________________________________________________</w:t>
-      </w:r>
-    </w:p>
-    <w:p>
-      <w:pPr>
-        <w:pStyle w:val="Heading3"/>
-      </w:pPr>
-      <w:r>
-        <w:t>Hint · try first</w:t>
-      </w:r>
-    </w:p>
-    <w:p>
-      <w:pPr>
-        <w:spacing w:line="336" w:lineRule="auto" w:after="180"/>
-        <w:shd w:fill="F1F6F8"/>
-      </w:pPr>
-      <w:r>
-        <w:rPr>
-          <w:b w:val="0"/>
-        </w:rPr>
-        <w:t>Hint if needed: Read the steps in the pictorial case. Match the supplied detail to the stage that performs or records it.</w:t>
-      </w:r>
-    </w:p>
-    <w:p>
-      <w:pPr>
-        <w:pStyle w:val="Heading3"/>
-      </w:pPr>
-      <w:r>
-        <w:t>Feedback · compare after trying</w:t>
-      </w:r>
-    </w:p>
-    <w:p>
-      <w:pPr>
-        <w:spacing w:line="336" w:lineRule="auto" w:after="180"/>
-        <w:shd w:fill="F1F6FC"/>
-      </w:pPr>
-      <w:r>
-        <w:rPr>
-          <w:b w:val="0"/>
-        </w:rPr>
-        <w:t xml:space="preserve">After your attempt, compare with the supported explanation: Remaining </w:t>
-      </w:r>
-      <w:r>
-        <w:rPr>
-          <w:b/>
-        </w:rPr>
-        <w:t>input</w:t>
-      </w:r>
-      <w:r>
-        <w:rPr>
-          <w:b w:val="0"/>
-        </w:rPr>
-        <w:t xml:space="preserve">s 11 takes Long; only the selected </w:t>
-      </w:r>
-      <w:r>
-        <w:rPr>
-          <w:b/>
-        </w:rPr>
-        <w:t>branch</w:t>
-      </w:r>
-      <w:r>
-        <w:rPr>
-          <w:b w:val="0"/>
-        </w:rPr>
-        <w:t xml:space="preserve"> assigns the label.</w:t>
-      </w:r>
-    </w:p>
-    <w:p>
-      <w:pPr>
-        <w:spacing w:line="336" w:lineRule="auto" w:after="180"/>
-        <w:shd w:fill="F1F6FC"/>
-      </w:pPr>
-      <w:r>
-        <w:rPr>
-          <w:b w:val="0"/>
-        </w:rPr>
-        <w:t xml:space="preserve">The third comparison alone would include negative values and zero, but earlier </w:t>
-      </w:r>
-      <w:r>
-        <w:rPr>
-          <w:b/>
-        </w:rPr>
-        <w:t>branch</w:t>
-      </w:r>
-      <w:r>
-        <w:rPr>
-          <w:b w:val="0"/>
-        </w:rPr>
-        <w:t xml:space="preserve">es already handle them. An elif chain selects its first true </w:t>
-      </w:r>
-      <w:r>
-        <w:rPr>
-          <w:b/>
-        </w:rPr>
-        <w:t>branch</w:t>
-      </w:r>
-      <w:r>
-        <w:rPr>
-          <w:b w:val="0"/>
-        </w:rPr>
-        <w:t>.</w:t>
-      </w:r>
-    </w:p>
-    <w:p>
-      <w:pPr>
-        <w:spacing w:line="336" w:lineRule="auto" w:after="180"/>
-        <w:shd w:fill="F1F6FC"/>
-      </w:pPr>
-      <w:r>
-        <w:rPr>
-          <w:b w:val="0"/>
-        </w:rPr>
-        <w:t xml:space="preserve">Multiple independent if statements would have different behavior and could overwrite an earlier label. </w:t>
-      </w:r>
-      <w:r>
-        <w:rPr>
-          <w:b/>
-        </w:rPr>
-        <w:t>Boundary</w:t>
-      </w:r>
-      <w:r>
-        <w:rPr>
-          <w:b w:val="0"/>
-        </w:rPr>
-        <w:t xml:space="preserve"> traces show why </w:t>
-      </w:r>
-      <w:r>
-        <w:rPr>
-          <w:b/>
-        </w:rPr>
-        <w:t>order</w:t>
-      </w:r>
-      <w:r>
-        <w:rPr>
-          <w:b w:val="0"/>
-        </w:rPr>
-        <w:t xml:space="preserve"> belongs to the specification.</w:t>
-      </w:r>
-    </w:p>
-    <w:p>
-      <w:pPr>
-        <w:pStyle w:val="Heading3"/>
-      </w:pPr>
-      <w:r>
-        <w:t>Practice 2: explain the deciding evidence</w:t>
-      </w:r>
-    </w:p>
-    <w:p>
-      <w:pPr>
-        <w:pStyle w:val="Heading3"/>
-      </w:pPr>
-      <w:r>
-        <w:t>Changed case · predict first</w:t>
-      </w:r>
-    </w:p>
-    <w:p>
-      <w:pPr>
-        <w:spacing w:line="336" w:lineRule="auto" w:after="180"/>
-        <w:shd w:fill="F5F1FB"/>
-      </w:pPr>
-      <w:r>
-        <w:rPr>
-          <w:b w:val="0"/>
-        </w:rPr>
-        <w:t xml:space="preserve">Changed-case practice: Move minutes&lt;=10 to the first </w:t>
-      </w:r>
-      <w:r>
-        <w:rPr>
-          <w:b/>
-        </w:rPr>
-        <w:t>branch</w:t>
-      </w:r>
-      <w:r>
-        <w:rPr>
-          <w:b w:val="0"/>
-        </w:rPr>
-        <w:t>. Which conclusion is supported by the supplied facts?</w:t>
-      </w:r>
-    </w:p>
-    <w:p>
-      <w:pPr>
-        <w:spacing w:line="336" w:lineRule="auto" w:after="180"/>
-        <w:shd w:fill="F4F9FC"/>
-      </w:pPr>
-      <w:r>
-        <w:rPr>
-          <w:b w:val="0"/>
-        </w:rPr>
-        <w:t xml:space="preserve">1. We can decide the result without examining the changed </w:t>
-      </w:r>
-      <w:r>
-        <w:rPr>
-          <w:b/>
-        </w:rPr>
-        <w:t>input</w:t>
-      </w:r>
-      <w:r>
-        <w:rPr>
-          <w:b w:val="0"/>
-        </w:rPr>
-        <w:t xml:space="preserve"> or the procedure.</w:t>
-      </w:r>
-    </w:p>
-    <w:p>
-      <w:pPr>
-        <w:spacing w:line="336" w:lineRule="auto" w:after="180"/>
-        <w:shd w:fill="F4F9FC"/>
-      </w:pPr>
-      <w:r>
-        <w:rPr>
-          <w:b w:val="0"/>
-        </w:rPr>
-        <w:t>2. −1 and 0 wrongly receive Short.</w:t>
-      </w:r>
-    </w:p>
-    <w:p>
-      <w:pPr>
-        <w:spacing w:line="336" w:lineRule="auto" w:after="180"/>
-        <w:shd w:fill="F4F9FC"/>
-      </w:pPr>
-      <w:r>
-        <w:rPr>
-          <w:b w:val="0"/>
-        </w:rPr>
-        <w:t xml:space="preserve">3. This one example guarantees correct results for every future </w:t>
-      </w:r>
-      <w:r>
-        <w:rPr>
-          <w:b/>
-        </w:rPr>
-        <w:t>input</w:t>
-      </w:r>
-      <w:r>
-        <w:rPr>
-          <w:b w:val="0"/>
-        </w:rPr>
-        <w:t>.</w:t>
-      </w:r>
-    </w:p>
-    <w:p>
-      <w:pPr>
-        <w:pStyle w:val="Heading3"/>
-      </w:pPr>
-      <w:r>
-        <w:t>My selected conclusion, deciding fact and explanation</w:t>
-      </w:r>
-    </w:p>
-    <w:p>
-      <w:r>
-        <w:t>________________________________________________________________</w:t>
-      </w:r>
-    </w:p>
-    <w:p>
-      <w:r>
-        <w:t>________________________________________________________________</w:t>
-      </w:r>
-    </w:p>
-    <w:p>
-      <w:r>
-        <w:t>________________________________________________________________</w:t>
-      </w:r>
-    </w:p>
-    <w:p>
-      <w:r>
-        <w:t>________________________________________________________________</w:t>
-      </w:r>
-    </w:p>
-    <w:p>
-      <w:r>
-        <w:t>________________________________________________________________</w:t>
-      </w:r>
-    </w:p>
-    <w:p>
-      <w:pPr>
-        <w:pStyle w:val="Heading3"/>
-      </w:pPr>
-      <w:r>
-        <w:t>Hint · try first</w:t>
-      </w:r>
-    </w:p>
-    <w:p>
-      <w:pPr>
-        <w:spacing w:line="336" w:lineRule="auto" w:after="180"/>
-        <w:shd w:fill="F1F6F8"/>
-      </w:pPr>
-      <w:r>
-        <w:rPr>
-          <w:b w:val="0"/>
-        </w:rPr>
-        <w:t xml:space="preserve">Hint if needed: Use the changed </w:t>
-      </w:r>
-      <w:r>
-        <w:rPr>
-          <w:b/>
-        </w:rPr>
-        <w:t>condition</w:t>
-      </w:r>
-      <w:r>
-        <w:rPr>
-          <w:b w:val="0"/>
-        </w:rPr>
-        <w:t xml:space="preserve"> and the deciding step in the pictorial trace. The answer must say what follows from those facts.</w:t>
-      </w:r>
-    </w:p>
-    <w:p>
-      <w:pPr>
-        <w:pStyle w:val="Heading3"/>
-      </w:pPr>
-      <w:r>
-        <w:t>Feedback · compare after trying</w:t>
-      </w:r>
-    </w:p>
-    <w:p>
-      <w:pPr>
-        <w:spacing w:line="336" w:lineRule="auto" w:after="180"/>
-        <w:shd w:fill="F1F6FC"/>
-      </w:pPr>
-      <w:r>
-        <w:rPr>
-          <w:b w:val="0"/>
-        </w:rPr>
-        <w:t>After your attempt, compare with the supported explanation: −1 and 0 wrongly receive Short. Both satisfy the earlier comparison before their intended checks are reached.</w:t>
-      </w:r>
-    </w:p>
-    <w:p>
-      <w:pPr>
-        <w:pStyle w:val="Heading3"/>
-      </w:pPr>
-      <w:r>
-        <w:t>Repair a missing building block</w:t>
-      </w:r>
-    </w:p>
-    <w:p>
-      <w:pPr>
-        <w:spacing w:line="336" w:lineRule="auto" w:after="180"/>
-      </w:pPr>
-      <w:r>
-        <w:rPr>
-          <w:b w:val="0"/>
-        </w:rPr>
-        <w:t>Review Decompose a Goal (ai-2/2). Goal: Distinguish a function definition from a function call. Short practice: What happens visibly if the caller stores needed but omits print(needed)?.</w:t>
-      </w:r>
-    </w:p>
-    <w:p>
-      <w:pPr>
-        <w:spacing w:line="336" w:lineRule="auto" w:after="180"/>
-      </w:pPr>
-      <w:r>
-        <w:rPr>
-          <w:b w:val="0"/>
-        </w:rPr>
-        <w:t>Return to this week and explain what you changed.</w:t>
-      </w:r>
-    </w:p>
-    <w:p>
-      <w:pPr>
-        <w:pStyle w:val="Heading3"/>
-      </w:pPr>
-      <w:r>
-        <w:t>Predict, run and debug</w:t>
-      </w:r>
-    </w:p>
-    <w:p>
-      <w:pPr>
-        <w:spacing w:line="336" w:lineRule="auto" w:after="180"/>
-      </w:pPr>
-      <w:r>
-        <w:rPr>
-          <w:b w:val="0"/>
-        </w:rPr>
-        <w:t xml:space="preserve">The browser lab lets you edit the supported Python examples already included in this lesson. Predict first, run, inspect the actual </w:t>
-      </w:r>
-      <w:r>
-        <w:rPr>
-          <w:b/>
-        </w:rPr>
-        <w:t>output</w:t>
-      </w:r>
-      <w:r>
-        <w:rPr>
-          <w:b w:val="0"/>
-        </w:rPr>
-        <w:t xml:space="preserve"> or error, change one </w:t>
-      </w:r>
-      <w:r>
-        <w:rPr>
-          <w:b/>
-        </w:rPr>
-        <w:t>input</w:t>
-      </w:r>
-      <w:r>
-        <w:rPr>
-          <w:b w:val="0"/>
-        </w:rPr>
-        <w:t>, then run again.</w:t>
-      </w:r>
-    </w:p>
-    <w:p>
-      <w:pPr>
-        <w:spacing w:line="336" w:lineRule="auto" w:after="180"/>
-      </w:pPr>
-      <w:r>
-        <w:rPr>
-          <w:b w:val="0"/>
-        </w:rPr>
-        <w:t xml:space="preserve">Keep code, </w:t>
-      </w:r>
-      <w:r>
-        <w:rPr>
-          <w:b/>
-        </w:rPr>
-        <w:t>prediction</w:t>
-      </w:r>
-      <w:r>
-        <w:rPr>
-          <w:b w:val="0"/>
-        </w:rPr>
-        <w:t>s, actual results and a reasoned revision together. On paper, label your result as a trace rather than an execution.</w:t>
-      </w:r>
-    </w:p>
-    <w:p>
-      <w:pPr>
-        <w:pStyle w:val="Heading3"/>
-      </w:pPr>
-      <w:r>
-        <w:t>Keep your completed work</w:t>
-      </w:r>
-    </w:p>
-    <w:p>
-      <w:pPr>
-        <w:spacing w:line="336" w:lineRule="auto" w:after="180"/>
-      </w:pPr>
-      <w:r>
-        <w:rPr>
-          <w:b w:val="0"/>
-        </w:rPr>
-        <w:t xml:space="preserve">Use Download completed work in the hosted lesson to export your answers, reflections, practice feedback and code-run </w:t>
-      </w:r>
-      <w:r>
-        <w:rPr>
-          <w:b/>
-        </w:rPr>
-        <w:t>evidence</w:t>
-      </w:r>
-      <w:r>
-        <w:rPr>
-          <w:b w:val="0"/>
-        </w:rPr>
-        <w:t>. Open the HTML copy to read or print it.</w:t>
-      </w:r>
-    </w:p>
-    <w:p>
-      <w:pPr>
-        <w:spacing w:line="336" w:lineRule="auto" w:after="180"/>
-      </w:pPr>
-      <w:r>
-        <w:rPr>
-          <w:b w:val="0"/>
-        </w:rPr>
-        <w:t>Drafts stay in this browser when storage is available; clear drafts on a shared device.</w:t>
-      </w:r>
-    </w:p>
-    <w:p>
-      <w:pPr>
-        <w:pStyle w:val="Heading1"/>
-      </w:pPr>
-      <w:r>
-        <w:t>18. Visual concept journey</w:t>
-      </w:r>
-    </w:p>
-    <w:p>
-      <w:r>
-        <w:t>Explain each Branching Logic graphic using its labels, deciding evidence and relevant limitation.</w:t>
-      </w:r>
-    </w:p>
-    <w:p>
-      <w:pPr>
-        <w:pStyle w:val="Heading3"/>
+        <w:t>18. Reference: the six-picture journey</w:t>
+      </w:r>
+    </w:p>
+    <w:p>
+      <w:r>
+        <w:t>Revisit the picture that serves the current question; key diagrams already sit beside the main explanation.</w:t>
+      </w:r>
+    </w:p>
+    <w:p>
+      <w:pPr>
+        <w:pStyle w:val="Heading2"/>
       </w:pPr>
       <w:r>
         <w:t>01. Branching Logic: the case</w:t>
@@ -7430,7 +7618,7 @@
         <w:drawing>
           <wp:inline xmlns:a="http://schemas.openxmlformats.org/drawingml/2006/main" xmlns:pic="http://schemas.openxmlformats.org/drawingml/2006/picture">
             <wp:extent cx="5486400" cy="2840736"/>
-            <wp:docPr id="22" name="Picture 22" descr="A fictional reading-time labeler uses one Python if/elif/else chain. Supplied facts: Whole minutes below 0: Invalid; 0: Empty; 1–10: Short; above 10: Long. Order checks as minutes&lt;0, minutes==0, minutes&lt;=10, otherwise. Print the assigned label once."/>
+            <wp:docPr id="29" name="Picture 29" descr="A fictional reading-time labeler uses one Python if/elif/else chain. Supplied facts: Whole minutes below 0: Invalid; 0: Empty; 1–10: Short; above 10: Long. Order checks as minutes&lt;0, minutes==0, minutes&lt;=10, otherwise. Print the assigned label once."/>
             <wp:cNvGraphicFramePr>
               <a:graphicFrameLocks noChangeAspect="1"/>
             </wp:cNvGraphicFramePr>
@@ -7442,7 +7630,7 @@
                     <pic:cNvPicPr/>
                   </pic:nvPicPr>
                   <pic:blipFill>
-                    <a:blip r:embed="rId29"/>
+                    <a:blip r:embed="rId32"/>
                     <a:stretch>
                       <a:fillRect/>
                     </a:stretch>
@@ -7510,7 +7698,6 @@
     <w:p>
       <w:pPr>
         <w:spacing w:line="336" w:lineRule="auto" w:after="180"/>
-        <w:shd w:fill="F5F1FB"/>
       </w:pPr>
       <w:r>
         <w:rPr>
@@ -7521,7 +7708,7 @@
     </w:p>
     <w:p>
       <w:pPr>
-        <w:pStyle w:val="Heading3"/>
+        <w:pStyle w:val="Heading2"/>
       </w:pPr>
       <w:r>
         <w:t>02. Follow the deciding steps</w:t>
@@ -7532,7 +7719,7 @@
         <w:drawing>
           <wp:inline xmlns:a="http://schemas.openxmlformats.org/drawingml/2006/main" xmlns:pic="http://schemas.openxmlformats.org/drawingml/2006/picture">
             <wp:extent cx="5486400" cy="4005072"/>
-            <wp:docPr id="23" name="Picture 23" descr="Negative check: −1 takes Invalid and skips later branches. → Zero check: 0 takes Empty, not Short. → Inclusive short range: 1 and 10 take Short. → Remaining inputs: 11 takes Long; only the selected branch assigns the label."/>
+            <wp:docPr id="30" name="Picture 30" descr="Negative check: −1 takes Invalid and skips later branches. → Zero check: 0 takes Empty, not Short. → Inclusive short range: 1 and 10 take Short. → Remaining inputs: 11 takes Long; only the selected branch assigns the label."/>
             <wp:cNvGraphicFramePr>
               <a:graphicFrameLocks noChangeAspect="1"/>
             </wp:cNvGraphicFramePr>
@@ -7544,7 +7731,7 @@
                     <pic:cNvPicPr/>
                   </pic:nvPicPr>
                   <pic:blipFill>
-                    <a:blip r:embed="rId30"/>
+                    <a:blip r:embed="rId18"/>
                     <a:stretch>
                       <a:fillRect/>
                     </a:stretch>
@@ -7613,7 +7800,6 @@
     <w:p>
       <w:pPr>
         <w:spacing w:line="336" w:lineRule="auto" w:after="180"/>
-        <w:shd w:fill="F5F1FB"/>
       </w:pPr>
       <w:r>
         <w:rPr>
@@ -7636,7 +7822,7 @@
     </w:p>
     <w:p>
       <w:pPr>
-        <w:pStyle w:val="Heading3"/>
+        <w:pStyle w:val="Heading2"/>
       </w:pPr>
       <w:r>
         <w:t>03. One chain chooses one label</w:t>
@@ -7647,7 +7833,7 @@
         <w:drawing>
           <wp:inline xmlns:a="http://schemas.openxmlformats.org/drawingml/2006/main" xmlns:pic="http://schemas.openxmlformats.org/drawingml/2006/picture">
             <wp:extent cx="5486400" cy="2834640"/>
-            <wp:docPr id="24" name="Picture 24" descr="One chain chooses one label. -1 | Below zero is True | Invalid. 12 | Below zero False; &lt;= 12 True | Short. 13 | Both checks False | Long"/>
+            <wp:docPr id="31" name="Picture 31" descr="One chain chooses one label. -1 | Below zero is True | Invalid. 12 | Below zero False; &lt;= 12 True | Short. 13 | Both checks False | Long"/>
             <wp:cNvGraphicFramePr>
               <a:graphicFrameLocks noChangeAspect="1"/>
             </wp:cNvGraphicFramePr>
@@ -7659,7 +7845,7 @@
                     <pic:cNvPicPr/>
                   </pic:nvPicPr>
                   <pic:blipFill>
-                    <a:blip r:embed="rId31"/>
+                    <a:blip r:embed="rId17"/>
                     <a:stretch>
                       <a:fillRect/>
                     </a:stretch>
@@ -7692,7 +7878,6 @@
     <w:p>
       <w:pPr>
         <w:spacing w:line="336" w:lineRule="auto" w:after="180"/>
-        <w:shd w:fill="F5F1FB"/>
       </w:pPr>
       <w:r>
         <w:rPr>
@@ -7703,7 +7888,7 @@
     </w:p>
     <w:p>
       <w:pPr>
-        <w:pStyle w:val="Heading3"/>
+        <w:pStyle w:val="Heading2"/>
       </w:pPr>
       <w:r>
         <w:t>04. Change one thing. Trace what follows.</w:t>
@@ -7714,7 +7899,7 @@
         <w:drawing>
           <wp:inline xmlns:a="http://schemas.openxmlformats.org/drawingml/2006/main" xmlns:pic="http://schemas.openxmlformats.org/drawingml/2006/picture">
             <wp:extent cx="5486400" cy="3026664"/>
-            <wp:docPr id="25" name="Picture 25" descr="Original case: 11 takes Long; only the selected branch assigns the label. Changed condition: Move minutes&lt;=10 to the first branch. Expected result: −1 and 0 wrongly receive Short. Reason: Both satisfy the earlier comparison before their intended checks are reached."/>
+            <wp:docPr id="32" name="Picture 32" descr="Original case: 11 takes Long; only the selected branch assigns the label. Changed condition: Move minutes&lt;=10 to the first branch. Expected result: −1 and 0 wrongly receive Short. Reason: Both satisfy the earlier comparison before their intended checks are reached."/>
             <wp:cNvGraphicFramePr>
               <a:graphicFrameLocks noChangeAspect="1"/>
             </wp:cNvGraphicFramePr>
@@ -7726,7 +7911,7 @@
                     <pic:cNvPicPr/>
                   </pic:nvPicPr>
                   <pic:blipFill>
-                    <a:blip r:embed="rId32"/>
+                    <a:blip r:embed="rId19"/>
                     <a:stretch>
                       <a:fillRect/>
                     </a:stretch>
@@ -7806,7 +7991,6 @@
     <w:p>
       <w:pPr>
         <w:spacing w:line="336" w:lineRule="auto" w:after="180"/>
-        <w:shd w:fill="F5F1FB"/>
       </w:pPr>
       <w:r>
         <w:rPr>
@@ -7817,7 +8001,7 @@
     </w:p>
     <w:p>
       <w:pPr>
-        <w:pStyle w:val="Heading3"/>
+        <w:pStyle w:val="Heading2"/>
       </w:pPr>
       <w:r>
         <w:t>05. Connect the explanation to its limit</w:t>
@@ -7828,7 +8012,7 @@
         <w:drawing>
           <wp:inline xmlns:a="http://schemas.openxmlformats.org/drawingml/2006/main" xmlns:pic="http://schemas.openxmlformats.org/drawingml/2006/picture">
             <wp:extent cx="5486400" cy="2834640"/>
-            <wp:docPr id="26" name="Picture 26" descr="The third comparison alone would include negative values and zero, but earlier branches already handle them. An elif chain selects its first true branch. Multiple independent if statements would have different behavior and could overwrite an earlier label. Boundary traces show why order belongs to the specification. Limit: The example assumes whole numeric minutes; strings, missing values and fractional values need a separate declared input contract."/>
+            <wp:docPr id="33" name="Picture 33" descr="The third comparison alone would include negative values and zero, but earlier branches already handle them. An elif chain selects its first true branch. Multiple independent if statements would have different behavior and could overwrite an earlier label. Boundary traces show why order belongs to the specification. Limit: The example assumes whole numeric minutes; strings, missing values and fractional values need a separate declared input contract."/>
             <wp:cNvGraphicFramePr>
               <a:graphicFrameLocks noChangeAspect="1"/>
             </wp:cNvGraphicFramePr>
@@ -7955,7 +8139,6 @@
     <w:p>
       <w:pPr>
         <w:spacing w:line="336" w:lineRule="auto" w:after="180"/>
-        <w:shd w:fill="F5F1FB"/>
       </w:pPr>
       <w:r>
         <w:rPr>
@@ -7966,7 +8149,7 @@
     </w:p>
     <w:p>
       <w:pPr>
-        <w:pStyle w:val="Heading3"/>
+        <w:pStyle w:val="Heading2"/>
       </w:pPr>
       <w:r>
         <w:t>06. Make the idea visible in your project</w:t>
@@ -7977,7 +8160,7 @@
         <w:drawing>
           <wp:inline xmlns:a="http://schemas.openxmlformats.org/drawingml/2006/main" xmlns:pic="http://schemas.openxmlformats.org/drawingml/2006/picture">
             <wp:extent cx="5486400" cy="3380232"/>
-            <wp:docPr id="27" name="Picture 27" descr="Validate recommender requests before ranking items, retaining explicit labels for missing or invalid cases. Draw your input, deciding step, result and limit. Supported question: Give expected labels for −1,0,10,11 and identify the equality boundary for Short."/>
+            <wp:docPr id="34" name="Picture 34" descr="Validate recommender requests before ranking items, retaining explicit labels for missing or invalid cases. Draw your input, deciding step, result and limit. Supported question: Give expected labels for −1,0,10,11 and identify the equality boundary for Short."/>
             <wp:cNvGraphicFramePr>
               <a:graphicFrameLocks noChangeAspect="1"/>
             </wp:cNvGraphicFramePr>
@@ -8057,7 +8240,6 @@
     <w:p>
       <w:pPr>
         <w:spacing w:line="336" w:lineRule="auto" w:after="180"/>
-        <w:shd w:fill="F5F1FB"/>
       </w:pPr>
       <w:r>
         <w:rPr>
@@ -8076,6 +8258,62 @@
           <w:b w:val="0"/>
         </w:rPr>
         <w:t>.</w:t>
+      </w:r>
+    </w:p>
+    <w:p>
+      <w:pPr>
+        <w:pStyle w:val="Heading2"/>
+      </w:pPr>
+      <w:r>
+        <w:t>Earlier wording, alternatives and picture transcripts · reference / check after trying</w:t>
+      </w:r>
+    </w:p>
+    <w:p>
+      <w:pPr>
+        <w:pStyle w:val="Heading3"/>
+      </w:pPr>
+      <w:r>
+        <w:t>01. Branching Logic: the case</w:t>
+      </w:r>
+    </w:p>
+    <w:p>
+      <w:pPr>
+        <w:pStyle w:val="Heading3"/>
+      </w:pPr>
+      <w:r>
+        <w:t>02. Follow the deciding steps</w:t>
+      </w:r>
+    </w:p>
+    <w:p>
+      <w:pPr>
+        <w:pStyle w:val="Heading3"/>
+      </w:pPr>
+      <w:r>
+        <w:t>03. One chain chooses one label</w:t>
+      </w:r>
+    </w:p>
+    <w:p>
+      <w:pPr>
+        <w:pStyle w:val="Heading3"/>
+      </w:pPr>
+      <w:r>
+        <w:t>04. Change one thing. Trace what follows.</w:t>
+      </w:r>
+    </w:p>
+    <w:p>
+      <w:pPr>
+        <w:pStyle w:val="Heading3"/>
+      </w:pPr>
+      <w:r>
+        <w:t>05. Connect the explanation to its limit</w:t>
+      </w:r>
+    </w:p>
+    <w:p>
+      <w:pPr>
+        <w:pStyle w:val="Heading3"/>
+      </w:pPr>
+      <w:r>
+        <w:t>06. Make the idea visible in your project</w:t>
       </w:r>
     </w:p>
     <w:sectPr>
